--- a/src/Layers/W1/BaseApp/Foundation/Reporting/ReportParts/HeaderFooterDesign/ExternalMinimalisticDetailed.docx
+++ b/src/Layers/W1/BaseApp/Foundation/Reporting/ReportParts/HeaderFooterDesign/ExternalMinimalisticDetailed.docx
@@ -389,6 +389,19 @@
     </w:p>
     <w:p>
       <w:pPr>
+        <w:tabs>
+          <w:tab w:val="left" w:pos="4376"/>
+        </w:tabs>
+        <w:rPr>
+          <w:lang w:val="da-DK"/>
+        </w:rPr>
+      </w:pPr>
+    </w:p>
+    <w:p>
+      <w:pPr>
+        <w:tabs>
+          <w:tab w:val="left" w:pos="2745"/>
+        </w:tabs>
         <w:rPr>
           <w:lang w:val="da-DK"/>
         </w:rPr>
@@ -415,40 +428,11 @@
         </w:rPr>
       </w:pPr>
     </w:p>
-    <w:p>
-      <w:pPr>
-        <w:rPr>
-          <w:lang w:val="da-DK"/>
-        </w:rPr>
-      </w:pPr>
-    </w:p>
-    <w:p>
-      <w:pPr>
-        <w:tabs>
-          <w:tab w:val="left" w:pos="4376"/>
-        </w:tabs>
-        <w:rPr>
-          <w:lang w:val="da-DK"/>
-        </w:rPr>
-      </w:pPr>
-    </w:p>
-    <w:p>
-      <w:pPr>
-        <w:tabs>
-          <w:tab w:val="left" w:pos="2745"/>
-        </w:tabs>
-        <w:rPr>
-          <w:lang w:val="da-DK"/>
-        </w:rPr>
-      </w:pPr>
-    </w:p>
     <w:sectPr>
-      <w:headerReference w:type="even" r:id="rId13"/>
-      <w:headerReference w:type="default" r:id="rId14"/>
-      <w:footerReference w:type="even" r:id="rId15"/>
-      <w:footerReference w:type="default" r:id="rId16"/>
-      <w:headerReference w:type="first" r:id="rId17"/>
-      <w:footerReference w:type="first" r:id="rId18"/>
+      <w:headerReference w:type="default" r:id="rId13"/>
+      <w:footerReference w:type="default" r:id="rId14"/>
+      <w:headerReference w:type="first" r:id="rId15"/>
+      <w:footerReference w:type="first" r:id="rId16"/>
       <w:pgSz w:w="11907" w:h="16839" w:code="9"/>
       <w:pgMar w:top="576" w:right="706" w:bottom="576" w:left="706" w:header="576" w:footer="366" w:gutter="0"/>
       <w:cols w:space="708"/>
@@ -486,16 +470,6 @@
 
 <file path=word/footer1.xml><?xml version="1.0" encoding="utf-8"?>
 <w:ftr xmlns:wpc="http://schemas.microsoft.com/office/word/2010/wordprocessingCanvas" xmlns:cx="http://schemas.microsoft.com/office/drawing/2014/chartex" xmlns:cx1="http://schemas.microsoft.com/office/drawing/2015/9/8/chartex" xmlns:cx2="http://schemas.microsoft.com/office/drawing/2015/10/21/chartex" xmlns:cx3="http://schemas.microsoft.com/office/drawing/2016/5/9/chartex" xmlns:cx4="http://schemas.microsoft.com/office/drawing/2016/5/10/chartex" xmlns:cx5="http://schemas.microsoft.com/office/drawing/2016/5/11/chartex" xmlns:cx6="http://schemas.microsoft.com/office/drawing/2016/5/12/chartex" xmlns:cx7="http://schemas.microsoft.com/office/drawing/2016/5/13/chartex" xmlns:cx8="http://schemas.microsoft.com/office/drawing/2016/5/14/chartex" xmlns:mc="http://schemas.openxmlformats.org/markup-compatibility/2006" xmlns:aink="http://schemas.microsoft.com/office/drawing/2016/ink" xmlns:am3d="http://schemas.microsoft.com/office/drawing/2017/model3d" xmlns:o="urn:schemas-microsoft-com:office:office" xmlns:oel="http://schemas.microsoft.com/office/2019/extlst" xmlns:r="http://schemas.openxmlformats.org/officeDocument/2006/relationships" xmlns:m="http://schemas.openxmlformats.org/officeDocument/2006/math" xmlns:v="urn:schemas-microsoft-com:vml" xmlns:wp14="http://schemas.microsoft.com/office/word/2010/wordprocessingDrawing" xmlns:wp="http://schemas.openxmlformats.org/drawingml/2006/wordprocessingDrawing" xmlns:w10="urn:schemas-microsoft-com:office:word" xmlns:w="http://schemas.openxmlformats.org/wordprocessingml/2006/main" xmlns:w14="http://schemas.microsoft.com/office/word/2010/wordml" xmlns:w15="http://schemas.microsoft.com/office/word/2012/wordml" xmlns:w16cex="http://schemas.microsoft.com/office/word/2018/wordml/cex" xmlns:w16cid="http://schemas.microsoft.com/office/word/2016/wordml/cid" xmlns:w16="http://schemas.microsoft.com/office/word/2018/wordml" xmlns:w16du="http://schemas.microsoft.com/office/word/2023/wordml/word16du" xmlns:w16sdtdh="http://schemas.microsoft.com/office/word/2020/wordml/sdtdatahash" xmlns:w16sdtfl="http://schemas.microsoft.com/office/word/2024/wordml/sdtformatlock" xmlns:w16se="http://schemas.microsoft.com/office/word/2015/wordml/symex" xmlns:wpg="http://schemas.microsoft.com/office/word/2010/wordprocessingGroup" xmlns:wpi="http://schemas.microsoft.com/office/word/2010/wordprocessingInk" xmlns:wne="http://schemas.microsoft.com/office/word/2006/wordml" xmlns:wps="http://schemas.microsoft.com/office/word/2010/wordprocessingShape" mc:Ignorable="w14 w15 w16se w16cid w16 w16cex w16sdtdh w16sdtfl w16du wp14">
-  <w:p>
-    <w:pPr>
-      <w:pStyle w:val="Footer"/>
-    </w:pPr>
-  </w:p>
-</w:ftr>
-</file>
-
-<file path=word/footer2.xml><?xml version="1.0" encoding="utf-8"?>
-<w:ftr xmlns:wpc="http://schemas.microsoft.com/office/word/2010/wordprocessingCanvas" xmlns:cx="http://schemas.microsoft.com/office/drawing/2014/chartex" xmlns:cx1="http://schemas.microsoft.com/office/drawing/2015/9/8/chartex" xmlns:cx2="http://schemas.microsoft.com/office/drawing/2015/10/21/chartex" xmlns:cx3="http://schemas.microsoft.com/office/drawing/2016/5/9/chartex" xmlns:cx4="http://schemas.microsoft.com/office/drawing/2016/5/10/chartex" xmlns:cx5="http://schemas.microsoft.com/office/drawing/2016/5/11/chartex" xmlns:cx6="http://schemas.microsoft.com/office/drawing/2016/5/12/chartex" xmlns:cx7="http://schemas.microsoft.com/office/drawing/2016/5/13/chartex" xmlns:cx8="http://schemas.microsoft.com/office/drawing/2016/5/14/chartex" xmlns:mc="http://schemas.openxmlformats.org/markup-compatibility/2006" xmlns:aink="http://schemas.microsoft.com/office/drawing/2016/ink" xmlns:am3d="http://schemas.microsoft.com/office/drawing/2017/model3d" xmlns:o="urn:schemas-microsoft-com:office:office" xmlns:oel="http://schemas.microsoft.com/office/2019/extlst" xmlns:r="http://schemas.openxmlformats.org/officeDocument/2006/relationships" xmlns:m="http://schemas.openxmlformats.org/officeDocument/2006/math" xmlns:v="urn:schemas-microsoft-com:vml" xmlns:wp14="http://schemas.microsoft.com/office/word/2010/wordprocessingDrawing" xmlns:wp="http://schemas.openxmlformats.org/drawingml/2006/wordprocessingDrawing" xmlns:w10="urn:schemas-microsoft-com:office:word" xmlns:w="http://schemas.openxmlformats.org/wordprocessingml/2006/main" xmlns:w14="http://schemas.microsoft.com/office/word/2010/wordml" xmlns:w15="http://schemas.microsoft.com/office/word/2012/wordml" xmlns:w16cex="http://schemas.microsoft.com/office/word/2018/wordml/cex" xmlns:w16cid="http://schemas.microsoft.com/office/word/2016/wordml/cid" xmlns:w16="http://schemas.microsoft.com/office/word/2018/wordml" xmlns:w16du="http://schemas.microsoft.com/office/word/2023/wordml/word16du" xmlns:w16sdtdh="http://schemas.microsoft.com/office/word/2020/wordml/sdtdatahash" xmlns:w16sdtfl="http://schemas.microsoft.com/office/word/2024/wordml/sdtformatlock" xmlns:w16se="http://schemas.microsoft.com/office/word/2015/wordml/symex" xmlns:wpg="http://schemas.microsoft.com/office/word/2010/wordprocessingGroup" xmlns:wpi="http://schemas.microsoft.com/office/word/2010/wordprocessingInk" xmlns:wne="http://schemas.microsoft.com/office/word/2006/wordml" xmlns:wps="http://schemas.microsoft.com/office/word/2010/wordprocessingShape" mc:Ignorable="w14 w15 w16se w16cid w16 w16cex w16sdtdh w16sdtfl w16du wp14">
   <w:tbl>
     <w:tblPr>
       <w:tblStyle w:val="BCBlockTable"/>
@@ -503,8 +477,8 @@
       <w:tblLook w:val="0600" w:firstRow="0" w:lastRow="0" w:firstColumn="0" w:lastColumn="0" w:noHBand="1" w:noVBand="1"/>
     </w:tblPr>
     <w:tblGrid>
-      <w:gridCol w:w="5490"/>
-      <w:gridCol w:w="5005"/>
+      <w:gridCol w:w="5220"/>
+      <w:gridCol w:w="5275"/>
     </w:tblGrid>
     <w:tr>
       <w:trPr>
@@ -512,7 +486,7 @@
       </w:trPr>
       <w:tc>
         <w:tcPr>
-          <w:tcW w:w="5490" w:type="dxa"/>
+          <w:tcW w:w="5220" w:type="dxa"/>
           <w:vAlign w:val="bottom"/>
         </w:tcPr>
         <w:p>
@@ -557,33 +531,36 @@
       </w:tc>
       <w:tc>
         <w:tcPr>
-          <w:tcW w:w="5005" w:type="dxa"/>
+          <w:tcW w:w="5275" w:type="dxa"/>
         </w:tcPr>
-        <w:sdt>
-          <w:sdtPr>
+        <w:p>
+          <w:pPr>
+            <w:pStyle w:val="NoSpacing"/>
+            <w:tabs>
+              <w:tab w:val="left" w:pos="1467"/>
+            </w:tabs>
+            <w:spacing w:before="120"/>
             <w:rPr>
               <w:b/>
               <w:bCs/>
             </w:rPr>
-            <w:alias w:val="CompanyName"/>
-            <w:tag w:val="#BC:InsertDataItem,BCReportInformation/ReportRequest/CompanyName"/>
-            <w:id w:val="242156711"/>
-            <w:placeholder>
-              <w:docPart w:val="F2BB6162DDD2416C933DF1063306ACE4"/>
-            </w:placeholder>
-            <w15:color w:val="808080"/>
-            <w:text/>
-          </w:sdtPr>
-          <w:sdtContent>
-            <w:p>
-              <w:pPr>
-                <w:pStyle w:val="NoSpacing"/>
-                <w:spacing w:before="120"/>
-                <w:rPr>
-                  <w:b/>
-                  <w:bCs/>
-                </w:rPr>
-              </w:pPr>
+          </w:pPr>
+          <w:sdt>
+            <w:sdtPr>
+              <w:rPr>
+                <w:b/>
+                <w:bCs/>
+              </w:rPr>
+              <w:alias w:val="CompanyName"/>
+              <w:tag w:val="#BC:InsertDataItem,BCReportInformation/ReportRequest/CompanyName"/>
+              <w:id w:val="242156711"/>
+              <w:placeholder>
+                <w:docPart w:val="F2BB6162DDD2416C933DF1063306ACE4"/>
+              </w:placeholder>
+              <w15:color w:val="808080"/>
+              <w:text/>
+            </w:sdtPr>
+            <w:sdtContent>
               <w:r>
                 <w:rPr>
                   <w:b/>
@@ -591,9 +568,16 @@
                 </w:rPr>
                 <w:t>Cronus</w:t>
               </w:r>
-            </w:p>
-          </w:sdtContent>
-        </w:sdt>
+            </w:sdtContent>
+          </w:sdt>
+          <w:r>
+            <w:rPr>
+              <w:b/>
+              <w:bCs/>
+            </w:rPr>
+            <w:tab/>
+          </w:r>
+        </w:p>
       </w:tc>
     </w:tr>
   </w:tbl>
@@ -605,7 +589,7 @@
 </w:ftr>
 </file>
 
-<file path=word/footer3.xml><?xml version="1.0" encoding="utf-8"?>
+<file path=word/footer2.xml><?xml version="1.0" encoding="utf-8"?>
 <w:ftr xmlns:wpc="http://schemas.microsoft.com/office/word/2010/wordprocessingCanvas" xmlns:cx="http://schemas.microsoft.com/office/drawing/2014/chartex" xmlns:cx1="http://schemas.microsoft.com/office/drawing/2015/9/8/chartex" xmlns:cx2="http://schemas.microsoft.com/office/drawing/2015/10/21/chartex" xmlns:cx3="http://schemas.microsoft.com/office/drawing/2016/5/9/chartex" xmlns:cx4="http://schemas.microsoft.com/office/drawing/2016/5/10/chartex" xmlns:cx5="http://schemas.microsoft.com/office/drawing/2016/5/11/chartex" xmlns:cx6="http://schemas.microsoft.com/office/drawing/2016/5/12/chartex" xmlns:cx7="http://schemas.microsoft.com/office/drawing/2016/5/13/chartex" xmlns:cx8="http://schemas.microsoft.com/office/drawing/2016/5/14/chartex" xmlns:mc="http://schemas.openxmlformats.org/markup-compatibility/2006" xmlns:aink="http://schemas.microsoft.com/office/drawing/2016/ink" xmlns:am3d="http://schemas.microsoft.com/office/drawing/2017/model3d" xmlns:o="urn:schemas-microsoft-com:office:office" xmlns:oel="http://schemas.microsoft.com/office/2019/extlst" xmlns:r="http://schemas.openxmlformats.org/officeDocument/2006/relationships" xmlns:m="http://schemas.openxmlformats.org/officeDocument/2006/math" xmlns:v="urn:schemas-microsoft-com:vml" xmlns:wp14="http://schemas.microsoft.com/office/word/2010/wordprocessingDrawing" xmlns:wp="http://schemas.openxmlformats.org/drawingml/2006/wordprocessingDrawing" xmlns:w10="urn:schemas-microsoft-com:office:word" xmlns:w="http://schemas.openxmlformats.org/wordprocessingml/2006/main" xmlns:w14="http://schemas.microsoft.com/office/word/2010/wordml" xmlns:w15="http://schemas.microsoft.com/office/word/2012/wordml" xmlns:w16cex="http://schemas.microsoft.com/office/word/2018/wordml/cex" xmlns:w16cid="http://schemas.microsoft.com/office/word/2016/wordml/cid" xmlns:w16="http://schemas.microsoft.com/office/word/2018/wordml" xmlns:w16du="http://schemas.microsoft.com/office/word/2023/wordml/word16du" xmlns:w16sdtdh="http://schemas.microsoft.com/office/word/2020/wordml/sdtdatahash" xmlns:w16sdtfl="http://schemas.microsoft.com/office/word/2024/wordml/sdtformatlock" xmlns:w16se="http://schemas.microsoft.com/office/word/2015/wordml/symex" xmlns:wpg="http://schemas.microsoft.com/office/word/2010/wordprocessingGroup" xmlns:wpi="http://schemas.microsoft.com/office/word/2010/wordprocessingInk" xmlns:wne="http://schemas.microsoft.com/office/word/2006/wordml" xmlns:wps="http://schemas.microsoft.com/office/word/2010/wordprocessingShape" mc:Ignorable="w14 w15 w16se w16cid w16 w16cex w16sdtdh w16sdtfl w16du wp14">
   <w:tbl>
     <w:tblPr>
@@ -614,8 +598,8 @@
       <w:tblLook w:val="0620" w:firstRow="1" w:lastRow="0" w:firstColumn="0" w:lastColumn="0" w:noHBand="1" w:noVBand="1"/>
     </w:tblPr>
     <w:tblGrid>
-      <w:gridCol w:w="5490"/>
-      <w:gridCol w:w="5005"/>
+      <w:gridCol w:w="5220"/>
+      <w:gridCol w:w="5275"/>
     </w:tblGrid>
     <w:tr>
       <w:trPr>
@@ -624,7 +608,7 @@
       </w:trPr>
       <w:tc>
         <w:tcPr>
-          <w:tcW w:w="5490" w:type="dxa"/>
+          <w:tcW w:w="5220" w:type="dxa"/>
           <w:vMerge w:val="restart"/>
           <w:vAlign w:val="bottom"/>
         </w:tcPr>
@@ -633,55 +617,84 @@
             <w:pStyle w:val="BCNumber"/>
             <w:spacing w:before="120"/>
             <w:rPr>
-              <w:rFonts w:cs="Segoe UI Semibold"/>
+              <w:rFonts w:asciiTheme="minorHAnsi" w:hAnsiTheme="minorHAnsi" w:cstheme="minorHAnsi"/>
               <w:sz w:val="22"/>
               <w:szCs w:val="22"/>
             </w:rPr>
           </w:pPr>
           <w:r>
+            <w:rPr>
+              <w:rFonts w:cstheme="minorHAnsi"/>
+            </w:rPr>
             <w:fldChar w:fldCharType="begin"/>
           </w:r>
           <w:r>
+            <w:rPr>
+              <w:rFonts w:asciiTheme="minorHAnsi" w:hAnsiTheme="minorHAnsi" w:cstheme="minorHAnsi"/>
+            </w:rPr>
             <w:instrText xml:space="preserve"> Page</w:instrText>
           </w:r>
           <w:r>
+            <w:rPr>
+              <w:rFonts w:cstheme="minorHAnsi"/>
+            </w:rPr>
             <w:fldChar w:fldCharType="separate"/>
           </w:r>
           <w:r>
             <w:rPr>
+              <w:rFonts w:asciiTheme="minorHAnsi" w:hAnsiTheme="minorHAnsi" w:cstheme="minorHAnsi"/>
               <w:noProof/>
             </w:rPr>
             <w:t>1</w:t>
           </w:r>
           <w:r>
+            <w:rPr>
+              <w:rFonts w:cstheme="minorHAnsi"/>
+            </w:rPr>
             <w:fldChar w:fldCharType="end"/>
           </w:r>
           <w:r>
+            <w:rPr>
+              <w:rFonts w:asciiTheme="minorHAnsi" w:hAnsiTheme="minorHAnsi" w:cstheme="minorHAnsi"/>
+            </w:rPr>
             <w:t xml:space="preserve"> / </w:t>
           </w:r>
           <w:r>
+            <w:rPr>
+              <w:rFonts w:cstheme="minorHAnsi"/>
+            </w:rPr>
             <w:fldChar w:fldCharType="begin"/>
           </w:r>
           <w:r>
+            <w:rPr>
+              <w:rFonts w:asciiTheme="minorHAnsi" w:hAnsiTheme="minorHAnsi" w:cstheme="minorHAnsi"/>
+            </w:rPr>
             <w:instrText>NUMPAGES</w:instrText>
           </w:r>
           <w:r>
+            <w:rPr>
+              <w:rFonts w:cstheme="minorHAnsi"/>
+            </w:rPr>
             <w:fldChar w:fldCharType="separate"/>
           </w:r>
           <w:r>
             <w:rPr>
+              <w:rFonts w:asciiTheme="minorHAnsi" w:hAnsiTheme="minorHAnsi" w:cstheme="minorHAnsi"/>
               <w:noProof/>
             </w:rPr>
             <w:t>3</w:t>
           </w:r>
           <w:r>
+            <w:rPr>
+              <w:rFonts w:cstheme="minorHAnsi"/>
+            </w:rPr>
             <w:fldChar w:fldCharType="end"/>
           </w:r>
         </w:p>
       </w:tc>
       <w:tc>
         <w:tcPr>
-          <w:tcW w:w="5005" w:type="dxa"/>
+          <w:tcW w:w="5275" w:type="dxa"/>
         </w:tcPr>
         <w:sdt>
           <w:sdtPr>
@@ -730,7 +743,7 @@
       </w:trPr>
       <w:tc>
         <w:tcPr>
-          <w:tcW w:w="5490" w:type="dxa"/>
+          <w:tcW w:w="5220" w:type="dxa"/>
           <w:vMerge/>
         </w:tcPr>
         <w:p>
@@ -746,7 +759,7 @@
       </w:tc>
       <w:tc>
         <w:tcPr>
-          <w:tcW w:w="5005" w:type="dxa"/>
+          <w:tcW w:w="5275" w:type="dxa"/>
           <w:vAlign w:val="bottom"/>
         </w:tcPr>
         <w:p>
@@ -847,7 +860,7 @@
       </w:trPr>
       <w:tc>
         <w:tcPr>
-          <w:tcW w:w="5490" w:type="dxa"/>
+          <w:tcW w:w="5220" w:type="dxa"/>
           <w:vMerge/>
         </w:tcPr>
         <w:p>
@@ -863,7 +876,7 @@
       </w:tc>
       <w:tc>
         <w:tcPr>
-          <w:tcW w:w="5005" w:type="dxa"/>
+          <w:tcW w:w="5275" w:type="dxa"/>
           <w:vAlign w:val="bottom"/>
         </w:tcPr>
         <w:p>
@@ -947,7 +960,7 @@
       </w:trPr>
       <w:tc>
         <w:tcPr>
-          <w:tcW w:w="5490" w:type="dxa"/>
+          <w:tcW w:w="5220" w:type="dxa"/>
           <w:vMerge/>
         </w:tcPr>
         <w:p>
@@ -963,7 +976,7 @@
       </w:tc>
       <w:tc>
         <w:tcPr>
-          <w:tcW w:w="5005" w:type="dxa"/>
+          <w:tcW w:w="5275" w:type="dxa"/>
           <w:vAlign w:val="bottom"/>
         </w:tcPr>
         <w:p>
@@ -1119,7 +1132,7 @@
       </w:trPr>
       <w:tc>
         <w:tcPr>
-          <w:tcW w:w="5490" w:type="dxa"/>
+          <w:tcW w:w="5220" w:type="dxa"/>
           <w:vMerge/>
         </w:tcPr>
         <w:p>
@@ -1135,7 +1148,7 @@
       </w:tc>
       <w:tc>
         <w:tcPr>
-          <w:tcW w:w="5005" w:type="dxa"/>
+          <w:tcW w:w="5275" w:type="dxa"/>
           <w:vAlign w:val="bottom"/>
         </w:tcPr>
         <w:p>
@@ -1320,16 +1333,6 @@
 
 <file path=word/header1.xml><?xml version="1.0" encoding="utf-8"?>
 <w:hdr xmlns:wpc="http://schemas.microsoft.com/office/word/2010/wordprocessingCanvas" xmlns:cx="http://schemas.microsoft.com/office/drawing/2014/chartex" xmlns:cx1="http://schemas.microsoft.com/office/drawing/2015/9/8/chartex" xmlns:cx2="http://schemas.microsoft.com/office/drawing/2015/10/21/chartex" xmlns:cx3="http://schemas.microsoft.com/office/drawing/2016/5/9/chartex" xmlns:cx4="http://schemas.microsoft.com/office/drawing/2016/5/10/chartex" xmlns:cx5="http://schemas.microsoft.com/office/drawing/2016/5/11/chartex" xmlns:cx6="http://schemas.microsoft.com/office/drawing/2016/5/12/chartex" xmlns:cx7="http://schemas.microsoft.com/office/drawing/2016/5/13/chartex" xmlns:cx8="http://schemas.microsoft.com/office/drawing/2016/5/14/chartex" xmlns:mc="http://schemas.openxmlformats.org/markup-compatibility/2006" xmlns:aink="http://schemas.microsoft.com/office/drawing/2016/ink" xmlns:am3d="http://schemas.microsoft.com/office/drawing/2017/model3d" xmlns:o="urn:schemas-microsoft-com:office:office" xmlns:oel="http://schemas.microsoft.com/office/2019/extlst" xmlns:r="http://schemas.openxmlformats.org/officeDocument/2006/relationships" xmlns:m="http://schemas.openxmlformats.org/officeDocument/2006/math" xmlns:v="urn:schemas-microsoft-com:vml" xmlns:wp14="http://schemas.microsoft.com/office/word/2010/wordprocessingDrawing" xmlns:wp="http://schemas.openxmlformats.org/drawingml/2006/wordprocessingDrawing" xmlns:w10="urn:schemas-microsoft-com:office:word" xmlns:w="http://schemas.openxmlformats.org/wordprocessingml/2006/main" xmlns:w14="http://schemas.microsoft.com/office/word/2010/wordml" xmlns:w15="http://schemas.microsoft.com/office/word/2012/wordml" xmlns:w16cex="http://schemas.microsoft.com/office/word/2018/wordml/cex" xmlns:w16cid="http://schemas.microsoft.com/office/word/2016/wordml/cid" xmlns:w16="http://schemas.microsoft.com/office/word/2018/wordml" xmlns:w16du="http://schemas.microsoft.com/office/word/2023/wordml/word16du" xmlns:w16sdtdh="http://schemas.microsoft.com/office/word/2020/wordml/sdtdatahash" xmlns:w16sdtfl="http://schemas.microsoft.com/office/word/2024/wordml/sdtformatlock" xmlns:w16se="http://schemas.microsoft.com/office/word/2015/wordml/symex" xmlns:wpg="http://schemas.microsoft.com/office/word/2010/wordprocessingGroup" xmlns:wpi="http://schemas.microsoft.com/office/word/2010/wordprocessingInk" xmlns:wne="http://schemas.microsoft.com/office/word/2006/wordml" xmlns:wps="http://schemas.microsoft.com/office/word/2010/wordprocessingShape" mc:Ignorable="w14 w15 w16se w16cid w16 w16cex w16sdtdh w16sdtfl w16du wp14">
-  <w:p>
-    <w:pPr>
-      <w:pStyle w:val="Header"/>
-    </w:pPr>
-  </w:p>
-</w:hdr>
-</file>
-
-<file path=word/header2.xml><?xml version="1.0" encoding="utf-8"?>
-<w:hdr xmlns:wpc="http://schemas.microsoft.com/office/word/2010/wordprocessingCanvas" xmlns:cx="http://schemas.microsoft.com/office/drawing/2014/chartex" xmlns:cx1="http://schemas.microsoft.com/office/drawing/2015/9/8/chartex" xmlns:cx2="http://schemas.microsoft.com/office/drawing/2015/10/21/chartex" xmlns:cx3="http://schemas.microsoft.com/office/drawing/2016/5/9/chartex" xmlns:cx4="http://schemas.microsoft.com/office/drawing/2016/5/10/chartex" xmlns:cx5="http://schemas.microsoft.com/office/drawing/2016/5/11/chartex" xmlns:cx6="http://schemas.microsoft.com/office/drawing/2016/5/12/chartex" xmlns:cx7="http://schemas.microsoft.com/office/drawing/2016/5/13/chartex" xmlns:cx8="http://schemas.microsoft.com/office/drawing/2016/5/14/chartex" xmlns:mc="http://schemas.openxmlformats.org/markup-compatibility/2006" xmlns:aink="http://schemas.microsoft.com/office/drawing/2016/ink" xmlns:am3d="http://schemas.microsoft.com/office/drawing/2017/model3d" xmlns:o="urn:schemas-microsoft-com:office:office" xmlns:oel="http://schemas.microsoft.com/office/2019/extlst" xmlns:r="http://schemas.openxmlformats.org/officeDocument/2006/relationships" xmlns:m="http://schemas.openxmlformats.org/officeDocument/2006/math" xmlns:v="urn:schemas-microsoft-com:vml" xmlns:wp14="http://schemas.microsoft.com/office/word/2010/wordprocessingDrawing" xmlns:wp="http://schemas.openxmlformats.org/drawingml/2006/wordprocessingDrawing" xmlns:w10="urn:schemas-microsoft-com:office:word" xmlns:w="http://schemas.openxmlformats.org/wordprocessingml/2006/main" xmlns:w14="http://schemas.microsoft.com/office/word/2010/wordml" xmlns:w15="http://schemas.microsoft.com/office/word/2012/wordml" xmlns:w16cex="http://schemas.microsoft.com/office/word/2018/wordml/cex" xmlns:w16cid="http://schemas.microsoft.com/office/word/2016/wordml/cid" xmlns:w16="http://schemas.microsoft.com/office/word/2018/wordml" xmlns:w16du="http://schemas.microsoft.com/office/word/2023/wordml/word16du" xmlns:w16sdtdh="http://schemas.microsoft.com/office/word/2020/wordml/sdtdatahash" xmlns:w16sdtfl="http://schemas.microsoft.com/office/word/2024/wordml/sdtformatlock" xmlns:w16se="http://schemas.microsoft.com/office/word/2015/wordml/symex" xmlns:wpg="http://schemas.microsoft.com/office/word/2010/wordprocessingGroup" xmlns:wpi="http://schemas.microsoft.com/office/word/2010/wordprocessingInk" xmlns:wne="http://schemas.microsoft.com/office/word/2006/wordml" xmlns:wps="http://schemas.microsoft.com/office/word/2010/wordprocessingShape" mc:Ignorable="w14 w15 w16se w16cid w16 w16cex w16sdtdh w16sdtfl w16du wp14">
   <w:tbl>
     <w:tblPr>
       <w:tblStyle w:val="BCBlockTable"/>
@@ -1338,8 +1341,8 @@
       <w:tblLook w:val="0600" w:firstRow="0" w:lastRow="0" w:firstColumn="0" w:lastColumn="0" w:noHBand="1" w:noVBand="1"/>
     </w:tblPr>
     <w:tblGrid>
-      <w:gridCol w:w="5491"/>
-      <w:gridCol w:w="5004"/>
+      <w:gridCol w:w="5220"/>
+      <w:gridCol w:w="5275"/>
     </w:tblGrid>
     <w:tr>
       <w:trPr>
@@ -1348,7 +1351,7 @@
       </w:trPr>
       <w:tc>
         <w:tcPr>
-          <w:tcW w:w="2616" w:type="pct"/>
+          <w:tcW w:w="2487" w:type="pct"/>
         </w:tcPr>
         <w:p>
           <w:pPr>
@@ -1387,7 +1390,7 @@
       </w:tc>
       <w:tc>
         <w:tcPr>
-          <w:tcW w:w="2384" w:type="pct"/>
+          <w:tcW w:w="2513" w:type="pct"/>
         </w:tcPr>
         <w:p>
           <w:pPr>
@@ -1436,7 +1439,7 @@
 </w:hdr>
 </file>
 
-<file path=word/header3.xml><?xml version="1.0" encoding="utf-8"?>
+<file path=word/header2.xml><?xml version="1.0" encoding="utf-8"?>
 <w:hdr xmlns:wpc="http://schemas.microsoft.com/office/word/2010/wordprocessingCanvas" xmlns:cx="http://schemas.microsoft.com/office/drawing/2014/chartex" xmlns:cx1="http://schemas.microsoft.com/office/drawing/2015/9/8/chartex" xmlns:cx2="http://schemas.microsoft.com/office/drawing/2015/10/21/chartex" xmlns:cx3="http://schemas.microsoft.com/office/drawing/2016/5/9/chartex" xmlns:cx4="http://schemas.microsoft.com/office/drawing/2016/5/10/chartex" xmlns:cx5="http://schemas.microsoft.com/office/drawing/2016/5/11/chartex" xmlns:cx6="http://schemas.microsoft.com/office/drawing/2016/5/12/chartex" xmlns:cx7="http://schemas.microsoft.com/office/drawing/2016/5/13/chartex" xmlns:cx8="http://schemas.microsoft.com/office/drawing/2016/5/14/chartex" xmlns:mc="http://schemas.openxmlformats.org/markup-compatibility/2006" xmlns:aink="http://schemas.microsoft.com/office/drawing/2016/ink" xmlns:am3d="http://schemas.microsoft.com/office/drawing/2017/model3d" xmlns:o="urn:schemas-microsoft-com:office:office" xmlns:oel="http://schemas.microsoft.com/office/2019/extlst" xmlns:r="http://schemas.openxmlformats.org/officeDocument/2006/relationships" xmlns:m="http://schemas.openxmlformats.org/officeDocument/2006/math" xmlns:v="urn:schemas-microsoft-com:vml" xmlns:wp14="http://schemas.microsoft.com/office/word/2010/wordprocessingDrawing" xmlns:wp="http://schemas.openxmlformats.org/drawingml/2006/wordprocessingDrawing" xmlns:w10="urn:schemas-microsoft-com:office:word" xmlns:w="http://schemas.openxmlformats.org/wordprocessingml/2006/main" xmlns:w14="http://schemas.microsoft.com/office/word/2010/wordml" xmlns:w15="http://schemas.microsoft.com/office/word/2012/wordml" xmlns:w16cex="http://schemas.microsoft.com/office/word/2018/wordml/cex" xmlns:w16cid="http://schemas.microsoft.com/office/word/2016/wordml/cid" xmlns:w16="http://schemas.microsoft.com/office/word/2018/wordml" xmlns:w16du="http://schemas.microsoft.com/office/word/2023/wordml/word16du" xmlns:w16sdtdh="http://schemas.microsoft.com/office/word/2020/wordml/sdtdatahash" xmlns:w16sdtfl="http://schemas.microsoft.com/office/word/2024/wordml/sdtformatlock" xmlns:w16se="http://schemas.microsoft.com/office/word/2015/wordml/symex" xmlns:wpg="http://schemas.microsoft.com/office/word/2010/wordprocessingGroup" xmlns:wpi="http://schemas.microsoft.com/office/word/2010/wordprocessingInk" xmlns:wne="http://schemas.microsoft.com/office/word/2006/wordml" xmlns:wps="http://schemas.microsoft.com/office/word/2010/wordprocessingShape" mc:Ignorable="w14 w15 w16se w16cid w16 w16cex w16sdtdh w16sdtfl w16du wp14">
   <w:tbl>
     <w:tblPr>
@@ -1446,8 +1449,8 @@
       <w:tblLook w:val="0600" w:firstRow="0" w:lastRow="0" w:firstColumn="0" w:lastColumn="0" w:noHBand="1" w:noVBand="1"/>
     </w:tblPr>
     <w:tblGrid>
-      <w:gridCol w:w="5490"/>
-      <w:gridCol w:w="5005"/>
+      <w:gridCol w:w="5203"/>
+      <w:gridCol w:w="5292"/>
     </w:tblGrid>
     <w:tr>
       <w:trPr>
@@ -1464,7 +1467,7 @@
         <w:sdtContent>
           <w:tc>
             <w:tcPr>
-              <w:tcW w:w="5490" w:type="dxa"/>
+              <w:tcW w:w="5220" w:type="dxa"/>
             </w:tcPr>
             <w:p>
               <w:pPr>
@@ -1474,6 +1477,7 @@
                   <w:tab w:val="center" w:pos="5310"/>
                   <w:tab w:val="right" w:pos="10440"/>
                 </w:tabs>
+                <w:spacing w:after="120"/>
               </w:pPr>
               <w:r>
                 <w:rPr>
@@ -1534,11 +1538,13 @@
       </w:sdt>
       <w:tc>
         <w:tcPr>
-          <w:tcW w:w="5005" w:type="dxa"/>
+          <w:tcW w:w="5310" w:type="dxa"/>
         </w:tcPr>
         <w:p>
           <w:pPr>
             <w:pStyle w:val="Title"/>
+            <w:spacing w:after="0"/>
+            <w:ind w:left="1"/>
           </w:pPr>
           <w:sdt>
             <w:sdtPr>
@@ -2805,7 +2811,6 @@
     <w:uiPriority w:val="1"/>
     <w:semiHidden/>
     <w:unhideWhenUsed/>
-    <w:rsid w:val="00931468"/>
   </w:style>
   <w:style w:type="table" w:default="1" w:styleId="TableNormal">
     <w:name w:val="Normal Table"/>
@@ -2827,7 +2832,6 @@
     <w:uiPriority w:val="99"/>
     <w:semiHidden/>
     <w:unhideWhenUsed/>
-    <w:rsid w:val="00931468"/>
   </w:style>
   <w:style w:type="table" w:styleId="TableGrid">
     <w:name w:val="Table Grid"/>
@@ -30480,7 +30484,7 @@
     <w:charset w:val="00"/>
     <w:family w:val="swiss"/>
     <w:pitch w:val="variable"/>
-    <w:sig w:usb0="E4002EFF" w:usb1="C200ACFF" w:usb2="00000009" w:usb3="00000000" w:csb0="000001FF" w:csb1="00000000"/>
+    <w:sig w:usb0="E4002EFF" w:usb1="C200247B" w:usb2="00000009" w:usb3="00000000" w:csb0="000001FF" w:csb1="00000000"/>
   </w:font>
   <w:font w:name="Consolas">
     <w:panose1 w:val="020B0609020204030204"/>
@@ -30504,12 +30508,14 @@
     <w:sig w:usb0="00000003" w:usb1="10000000" w:usb2="00000000" w:usb3="00000000" w:csb0="80000001" w:csb1="00000000"/>
   </w:font>
   <w:font w:name="Aptos Narrow">
+    <w:panose1 w:val="020B0004020202020204"/>
     <w:charset w:val="00"/>
     <w:family w:val="swiss"/>
     <w:pitch w:val="variable"/>
     <w:sig w:usb0="20000287" w:usb1="00000003" w:usb2="00000000" w:usb3="00000000" w:csb0="0000019F" w:csb1="00000000"/>
   </w:font>
   <w:font w:name="Aptos">
+    <w:panose1 w:val="020B0004020202020204"/>
     <w:charset w:val="00"/>
     <w:family w:val="swiss"/>
     <w:pitch w:val="variable"/>
@@ -30529,6 +30535,7 @@
     <w:sig w:usb0="E0002EFF" w:usb1="C000785B" w:usb2="00000009" w:usb3="00000000" w:csb0="000001FF" w:csb1="00000000"/>
   </w:font>
   <w:font w:name="Yu Gothic Light">
+    <w:altName w:val="游ゴシック Light"/>
     <w:panose1 w:val="020B0300000000000000"/>
     <w:charset w:val="80"/>
     <w:family w:val="swiss"/>
@@ -30536,6 +30543,7 @@
     <w:sig w:usb0="E00002FF" w:usb1="2AC7FDFF" w:usb2="00000016" w:usb3="00000000" w:csb0="0002009F" w:csb1="00000000"/>
   </w:font>
   <w:font w:name="Aptos Display">
+    <w:panose1 w:val="020B0004020202020204"/>
     <w:charset w:val="00"/>
     <w:family w:val="swiss"/>
     <w:pitch w:val="variable"/>
@@ -30565,9 +30573,11 @@
     <w:rsid w:val="0009355D"/>
     <w:rsid w:val="000A563B"/>
     <w:rsid w:val="000E377B"/>
+    <w:rsid w:val="000E67AF"/>
     <w:rsid w:val="001024F7"/>
     <w:rsid w:val="00133336"/>
     <w:rsid w:val="00133EFD"/>
+    <w:rsid w:val="00184B02"/>
     <w:rsid w:val="001D6FE3"/>
     <w:rsid w:val="001F1E5B"/>
     <w:rsid w:val="001F6C15"/>
@@ -30617,6 +30627,7 @@
     <w:rsid w:val="0081718A"/>
     <w:rsid w:val="00822ACB"/>
     <w:rsid w:val="00825186"/>
+    <w:rsid w:val="0087642A"/>
     <w:rsid w:val="0089757A"/>
     <w:rsid w:val="008A720C"/>
     <w:rsid w:val="008C225B"/>
@@ -30645,6 +30656,7 @@
     <w:rsid w:val="00B4682F"/>
     <w:rsid w:val="00B95809"/>
     <w:rsid w:val="00BD662E"/>
+    <w:rsid w:val="00BF23B7"/>
     <w:rsid w:val="00BF27CE"/>
     <w:rsid w:val="00C03606"/>
     <w:rsid w:val="00C244B7"/>
@@ -31575,17 +31587,8 @@
 </file>
 
 <file path=customXml/item1.xml><?xml version="1.0" encoding="utf-8"?>
-<?mso-contentType ?>
-<FormTemplates xmlns="http://schemas.microsoft.com/sharepoint/v3/contenttype/forms">
-  <Display>DocumentLibraryForm</Display>
-  <Edit>DocumentLibraryForm</Edit>
-  <New>DocumentLibraryForm</New>
-</FormTemplates>
-</file>
-
-<file path=customXml/item2.xml><?xml version="1.0" encoding="utf-8"?>
-<ct:contentTypeSchema xmlns:ct="http://schemas.microsoft.com/office/2006/metadata/contentType" xmlns:ma="http://schemas.microsoft.com/office/2006/metadata/properties/metaAttributes" ct:_="" ma:_="" ma:contentTypeName="Dokument" ma:contentTypeID="0x0101001DCAE6B6EBFA5442B0B9E84E60AFF245" ma:contentTypeVersion="18" ma:contentTypeDescription="Opret et nyt dokument." ma:contentTypeScope="" ma:versionID="78fe36588fe0d1eb7f61eac1a8bc003f">
-  <xsd:schema xmlns:xsd="http://www.w3.org/2001/XMLSchema" xmlns:xs="http://www.w3.org/2001/XMLSchema" xmlns:p="http://schemas.microsoft.com/office/2006/metadata/properties" xmlns:ns1="http://schemas.microsoft.com/sharepoint/v3" xmlns:ns2="178f68d8-b893-4efd-8406-fab0f21873e4" xmlns:ns3="b83e059f-de16-406c-a902-3d56d4e79ec8" targetNamespace="http://schemas.microsoft.com/office/2006/metadata/properties" ma:root="true" ma:fieldsID="b38e6195e60fc69a9494a405ef2cfb8c" ns1:_="" ns2:_="" ns3:_="">
+<ct:contentTypeSchema xmlns:ct="http://schemas.microsoft.com/office/2006/metadata/contentType" xmlns:ma="http://schemas.microsoft.com/office/2006/metadata/properties/metaAttributes" ct:_="" ma:_="" ma:contentTypeName="Document" ma:contentTypeID="0x0101001DCAE6B6EBFA5442B0B9E84E60AFF245" ma:contentTypeVersion="18" ma:contentTypeDescription="Create a new document." ma:contentTypeScope="" ma:versionID="69eec3b24558e1297a79cd42e69b0397">
+  <xsd:schema xmlns:xsd="http://www.w3.org/2001/XMLSchema" xmlns:xs="http://www.w3.org/2001/XMLSchema" xmlns:p="http://schemas.microsoft.com/office/2006/metadata/properties" xmlns:ns1="http://schemas.microsoft.com/sharepoint/v3" xmlns:ns2="178f68d8-b893-4efd-8406-fab0f21873e4" xmlns:ns3="b83e059f-de16-406c-a902-3d56d4e79ec8" targetNamespace="http://schemas.microsoft.com/office/2006/metadata/properties" ma:root="true" ma:fieldsID="0f52a3acd42ec0bd0d267ba89c916a39" ns1:_="" ns2:_="" ns3:_="">
     <xsd:import namespace="http://schemas.microsoft.com/sharepoint/v3"/>
     <xsd:import namespace="178f68d8-b893-4efd-8406-fab0f21873e4"/>
     <xsd:import namespace="b83e059f-de16-406c-a902-3d56d4e79ec8"/>
@@ -31621,12 +31624,12 @@
   <xsd:schema xmlns:xsd="http://www.w3.org/2001/XMLSchema" xmlns:xs="http://www.w3.org/2001/XMLSchema" xmlns:dms="http://schemas.microsoft.com/office/2006/documentManagement/types" xmlns:pc="http://schemas.microsoft.com/office/infopath/2007/PartnerControls" targetNamespace="http://schemas.microsoft.com/sharepoint/v3" elementFormDefault="qualified">
     <xsd:import namespace="http://schemas.microsoft.com/office/2006/documentManagement/types"/>
     <xsd:import namespace="http://schemas.microsoft.com/office/infopath/2007/PartnerControls"/>
-    <xsd:element name="_ip_UnifiedCompliancePolicyProperties" ma:index="12" nillable="true" ma:displayName="Egenskaber for Unified Compliance Policy" ma:hidden="true" ma:internalName="_ip_UnifiedCompliancePolicyProperties">
+    <xsd:element name="_ip_UnifiedCompliancePolicyProperties" ma:index="12" nillable="true" ma:displayName="Unified Compliance Policy Properties" ma:hidden="true" ma:internalName="_ip_UnifiedCompliancePolicyProperties">
       <xsd:simpleType>
         <xsd:restriction base="dms:Note"/>
       </xsd:simpleType>
     </xsd:element>
-    <xsd:element name="_ip_UnifiedCompliancePolicyUIAction" ma:index="13" nillable="true" ma:displayName="Handling for Unified Compliance Policy-grænseflade" ma:hidden="true" ma:internalName="_ip_UnifiedCompliancePolicyUIAction">
+    <xsd:element name="_ip_UnifiedCompliancePolicyUIAction" ma:index="13" nillable="true" ma:displayName="Unified Compliance Policy UI Action" ma:hidden="true" ma:internalName="_ip_UnifiedCompliancePolicyUIAction">
       <xsd:simpleType>
         <xsd:restriction base="dms:Text"/>
       </xsd:simpleType>
@@ -31720,7 +31723,7 @@
         </xsd:restriction>
       </xsd:simpleType>
     </xsd:element>
-    <xsd:element name="lcf76f155ced4ddcb4097134ff3c332f" ma:index="22" nillable="true" ma:taxonomy="true" ma:internalName="lcf76f155ced4ddcb4097134ff3c332f" ma:taxonomyFieldName="MediaServiceImageTags" ma:displayName="Billedmærker" ma:readOnly="false" ma:fieldId="{5cf76f15-5ced-4ddc-b409-7134ff3c332f}" ma:taxonomyMulti="true" ma:sspId="e385fb40-52d4-4fae-9c5b-3e8ff8a5878e" ma:termSetId="09814cd3-568e-fe90-9814-8d621ff8fb84" ma:anchorId="fba54fb3-c3e1-fe81-a776-ca4b69148c4d" ma:open="true" ma:isKeyword="false">
+    <xsd:element name="lcf76f155ced4ddcb4097134ff3c332f" ma:index="22" nillable="true" ma:taxonomy="true" ma:internalName="lcf76f155ced4ddcb4097134ff3c332f" ma:taxonomyFieldName="MediaServiceImageTags" ma:displayName="Image Tags" ma:readOnly="false" ma:fieldId="{5cf76f15-5ced-4ddc-b409-7134ff3c332f}" ma:taxonomyMulti="true" ma:sspId="e385fb40-52d4-4fae-9c5b-3e8ff8a5878e" ma:termSetId="09814cd3-568e-fe90-9814-8d621ff8fb84" ma:anchorId="fba54fb3-c3e1-fe81-a776-ca4b69148c4d" ma:open="true" ma:isKeyword="false">
       <xsd:complexType>
         <xsd:sequence>
           <xsd:element ref="pc:Terms" minOccurs="0" maxOccurs="1"/>
@@ -31759,8 +31762,8 @@
         <xsd:element ref="dc:creator" minOccurs="0" maxOccurs="1"/>
         <xsd:element ref="dcterms:created" minOccurs="0" maxOccurs="1"/>
         <xsd:element ref="dc:identifier" minOccurs="0" maxOccurs="1"/>
-        <xsd:element name="contentType" minOccurs="0" maxOccurs="1" type="xsd:string" ma:index="0" ma:displayName="Indholdstype"/>
-        <xsd:element ref="dc:title" minOccurs="0" maxOccurs="1" ma:index="4" ma:displayName="Titel"/>
+        <xsd:element name="contentType" minOccurs="0" maxOccurs="1" type="xsd:string" ma:index="0" ma:displayName="Content Type"/>
+        <xsd:element ref="dc:title" minOccurs="0" maxOccurs="1" ma:index="4" ma:displayName="Title"/>
         <xsd:element ref="dc:subject" minOccurs="0" maxOccurs="1"/>
         <xsd:element ref="dc:description" minOccurs="0" maxOccurs="1"/>
         <xsd:element name="keywords" minOccurs="0" maxOccurs="1" type="xsd:string"/>
@@ -31849,7 +31852,7 @@
 </ct:contentTypeSchema>
 </file>
 
-<file path=customXml/item3.xml>��< ? x m l   v e r s i o n = " 1 . 0 "   e n c o d i n g = " u t f - 1 6 " ? > < N a v W o r d R e p o r t X m l P a r t   x m l n s = " u r n : m i c r o s o f t - d y n a m i c s - b u s i n e s s c e n t r a l / i n t e r n a l / e x t e n d e d / r e p o r t s / T e n a n t _ R e p o r t _ D e f a u l t s / 2 0 0 0 0 0 0 0 0 1 / " > +<file path=customXml/item2.xml>��< ? x m l   v e r s i o n = " 1 . 0 "   e n c o d i n g = " u t f - 1 6 " ? > < N a v W o r d R e p o r t X m l P a r t   x m l n s = " u r n : m i c r o s o f t - d y n a m i c s - b u s i n e s s c e n t r a l / i n t e r n a l / e x t e n d e d / r e p o r t s / T e n a n t _ R e p o r t _ D e f a u l t s / 2 0 0 0 0 0 0 0 0 1 / " >   
      < B C R e p o r t I n f o r m a t i o n >   
@@ -32000,7 +32003,7 @@
  < / N a v W o r d R e p o r t X m l P a r t > 
 </file>
 
-<file path=customXml/item4.xml><?xml version="1.0" encoding="utf-8"?>
+<file path=customXml/item3.xml><?xml version="1.0" encoding="utf-8"?>
 <p:properties xmlns:p="http://schemas.microsoft.com/office/2006/metadata/properties" xmlns:xsi="http://www.w3.org/2001/XMLSchema-instance" xmlns:pc="http://schemas.microsoft.com/office/infopath/2007/PartnerControls">
   <documentManagement>
     <Package xmlns="178f68d8-b893-4efd-8406-fab0f21873e4" xsi:nil="true"/>
@@ -32016,7 +32019,7 @@
 </p:properties>
 </file>
 
-<file path=customXml/item5.xml>��< ? x m l   v e r s i o n = " 1 . 0 "   e n c o d i n g = " u t f - 1 6 " ? > < N a v W o r d R e p o r t X m l P a r t   x m l n s = " u r n : m i c r o s o f t - d y n a m i c s - n a v / r e p o r t s / T e n a n t _ R e p o r t _ D e f a u l t s / 2 0 0 0 0 0 0 0 0 1 / " > +<file path=customXml/item4.xml>��< ? x m l   v e r s i o n = " 1 . 0 "   e n c o d i n g = " u t f - 1 6 " ? > < N a v W o r d R e p o r t X m l P a r t   x m l n s = " u r n : m i c r o s o f t - d y n a m i c s - n a v / r e p o r t s / T e n a n t _ R e p o r t _ D e f a u l t s / 2 0 0 0 0 0 0 0 0 1 / " >   
      < B C R e p o r t I n f o r m a t i o n >   
@@ -32165,20 +32168,21 @@
  < / N a v W o r d R e p o r t X m l P a r t > 
 </file>
 
-<file path=customXml/item6.xml><?xml version="1.0" encoding="utf-8"?>
+<file path=customXml/item5.xml><?xml version="1.0" encoding="utf-8"?>
 <b:Sources xmlns:b="http://schemas.openxmlformats.org/officeDocument/2006/bibliography" xmlns="http://schemas.openxmlformats.org/officeDocument/2006/bibliography" SelectedStyle="\APASixthEditionOfficeOnline.xsl" StyleName="APA" Version="6"/>
 </file>
 
-<file path=customXml/itemProps1.xml><?xml version="1.0" encoding="utf-8"?>
-<ds:datastoreItem xmlns:ds="http://schemas.openxmlformats.org/officeDocument/2006/customXml" ds:itemID="{90D051D0-A09C-4803-9951-7AF38C9A2CC3}">
-  <ds:schemaRefs>
-    <ds:schemaRef ds:uri="http://schemas.microsoft.com/sharepoint/v3/contenttype/forms"/>
-  </ds:schemaRefs>
-</ds:datastoreItem>
+<file path=customXml/item6.xml><?xml version="1.0" encoding="utf-8"?>
+<?mso-contentType ?>
+<FormTemplates xmlns="http://schemas.microsoft.com/sharepoint/v3/contenttype/forms">
+  <Display>DocumentLibraryForm</Display>
+  <Edit>DocumentLibraryForm</Edit>
+  <New>DocumentLibraryForm</New>
+</FormTemplates>
 </file>
 
-<file path=customXml/itemProps2.xml><?xml version="1.0" encoding="utf-8"?>
-<ds:datastoreItem xmlns:ds="http://schemas.openxmlformats.org/officeDocument/2006/customXml" ds:itemID="{7BCC41D3-4CC3-44BA-8D11-B28B384BD9AD}">
+<file path=customXml/itemProps1.xml><?xml version="1.0" encoding="utf-8"?>
+<ds:datastoreItem xmlns:ds="http://schemas.openxmlformats.org/officeDocument/2006/customXml" ds:itemID="{D7509789-1BCF-4EC9-9C16-A8F708E3EEEA}">
   <ds:schemaRefs>
     <ds:schemaRef ds:uri="http://schemas.microsoft.com/office/2006/metadata/contentType"/>
     <ds:schemaRef ds:uri="http://schemas.microsoft.com/office/2006/metadata/properties/metaAttributes"/>
@@ -32197,7 +32201,7 @@
 </ds:datastoreItem>
 </file>
 
-<file path=customXml/itemProps3.xml><?xml version="1.0" encoding="utf-8"?>
+<file path=customXml/itemProps2.xml><?xml version="1.0" encoding="utf-8"?>
 <ds:datastoreItem xmlns:ds="http://schemas.openxmlformats.org/officeDocument/2006/customXml" ds:itemID="{A385FADD-F304-4929-B4C4-E752F070760A}">
   <ds:schemaRefs>
     <ds:schemaRef ds:uri="urn:microsoft-dynamics-businesscentral/internal/extended/reports/Tenant_Report_Defaults/2000000001/"/>
@@ -32205,7 +32209,7 @@
 </ds:datastoreItem>
 </file>
 
-<file path=customXml/itemProps4.xml><?xml version="1.0" encoding="utf-8"?>
+<file path=customXml/itemProps3.xml><?xml version="1.0" encoding="utf-8"?>
 <ds:datastoreItem xmlns:ds="http://schemas.openxmlformats.org/officeDocument/2006/customXml" ds:itemID="{44439C40-F432-4CC9-A3DD-34A6EF67EA3B}">
   <ds:schemaRefs>
     <ds:schemaRef ds:uri="http://schemas.microsoft.com/office/2006/metadata/properties"/>
@@ -32217,7 +32221,7 @@
 </ds:datastoreItem>
 </file>
 
-<file path=customXml/itemProps5.xml><?xml version="1.0" encoding="utf-8"?>
+<file path=customXml/itemProps4.xml><?xml version="1.0" encoding="utf-8"?>
 <ds:datastoreItem xmlns:ds="http://schemas.openxmlformats.org/officeDocument/2006/customXml" ds:itemID="{D423453B-89DF-4117-8636-90D3A7FC2FDF}">
   <ds:schemaRefs>
     <ds:schemaRef ds:uri="urn:microsoft-dynamics-nav/reports/Tenant_Report_Defaults/2000000001/"/>
@@ -32225,10 +32229,18 @@
 </ds:datastoreItem>
 </file>
 
-<file path=customXml/itemProps6.xml><?xml version="1.0" encoding="utf-8"?>
+<file path=customXml/itemProps5.xml><?xml version="1.0" encoding="utf-8"?>
 <ds:datastoreItem xmlns:ds="http://schemas.openxmlformats.org/officeDocument/2006/customXml" ds:itemID="{89DB96BF-8133-438A-AAD3-A3C21079AEB1}">
   <ds:schemaRefs>
     <ds:schemaRef ds:uri="http://schemas.openxmlformats.org/officeDocument/2006/bibliography"/>
+  </ds:schemaRefs>
+</ds:datastoreItem>
+</file>
+
+<file path=customXml/itemProps6.xml><?xml version="1.0" encoding="utf-8"?>
+<ds:datastoreItem xmlns:ds="http://schemas.openxmlformats.org/officeDocument/2006/customXml" ds:itemID="{90D051D0-A09C-4803-9951-7AF38C9A2CC3}">
+  <ds:schemaRefs>
+    <ds:schemaRef ds:uri="http://schemas.microsoft.com/sharepoint/v3/contenttype/forms"/>
   </ds:schemaRefs>
 </ds:datastoreItem>
 </file>

--- a/src/Layers/W1/BaseApp/Foundation/Reporting/ReportParts/HeaderFooterDesign/ExternalMinimalisticDetailed.docx
+++ b/src/Layers/W1/BaseApp/Foundation/Reporting/ReportParts/HeaderFooterDesign/ExternalMinimalisticDetailed.docx
@@ -559,6 +559,7 @@
               </w:placeholder>
               <w15:color w:val="808080"/>
               <w:text/>
+              <w:dataBinding w:prefixMappings="xmlns:ns0='urn:microsoft-dynamics-nav/reports/Tenant_Report_Defaults/2000000001/' " w:xpath="/ns0:NavWordReportXmlPart[1]/ns0:BCReportInformation[1]/ns0:ReportRequest[1]/ns0:CompanyName[1]"/>
             </w:sdtPr>
             <w:sdtContent>
               <w:r>
@@ -712,6 +713,7 @@
             </w:placeholder>
             <w15:color w:val="808080"/>
             <w:text/>
+            <w:dataBinding w:prefixMappings="xmlns:ns0='urn:microsoft-dynamics-nav/reports/Tenant_Report_Defaults/2000000001/' " w:xpath="/ns0:NavWordReportXmlPart[1]/ns0:BCReportInformation[1]/ns0:ReportRequest[1]/ns0:CompanyName[1]"/>
           </w:sdtPr>
           <w:sdtContent>
             <w:p>
@@ -784,6 +786,7 @@
               </w:placeholder>
               <w15:color w:val="808080"/>
               <w:text/>
+              <w:dataBinding w:prefixMappings="xmlns:ns0='urn:microsoft-dynamics-nav/reports/Tenant_Report_Defaults/2000000001/' " w:xpath="/ns0:NavWordReportXmlPart[1]/ns0:BCReportInformation[1]/ns0:CompanyMetadata[1]/ns0:CompanyHomePage[1]"/>
             </w:sdtPr>
             <w:sdtContent>
               <w:r>
@@ -812,6 +815,7 @@
               </w:placeholder>
               <w15:color w:val="808080"/>
               <w:text/>
+              <w:dataBinding w:prefixMappings="xmlns:ns0='urn:microsoft-dynamics-nav/reports/Tenant_Report_Defaults/2000000001/' " w:xpath="/ns0:NavWordReportXmlPart[1]/ns0:BCReportInformation[1]/ns0:CompanyMetadata[1]/ns0:CompanyPhone[1]"/>
             </w:sdtPr>
             <w:sdtContent>
               <w:r>
@@ -840,6 +844,7 @@
               </w:placeholder>
               <w15:color w:val="808080"/>
               <w:text/>
+              <w:dataBinding w:prefixMappings="xmlns:ns0='urn:microsoft-dynamics-nav/reports/Tenant_Report_Defaults/2000000001/' " w:xpath="/ns0:NavWordReportXmlPart[1]/ns0:BCReportInformation[1]/ns0:CompanyMetadata[1]/ns0:CompanyPhone[1]"/>
             </w:sdtPr>
             <w:sdtContent>
               <w:r>
@@ -901,6 +906,7 @@
               </w:placeholder>
               <w15:color w:val="808080"/>
               <w:text/>
+              <w:dataBinding w:prefixMappings="xmlns:ns0='urn:microsoft-dynamics-nav/reports/Tenant_Report_Defaults/2000000001/' " w:xpath="/ns0:NavWordReportXmlPart[1]/ns0:BCReportInformation[1]/ns0:CompanyMetadata[1]/ns0:CompanyEmail[1]"/>
             </w:sdtPr>
             <w:sdtContent>
               <w:r>
@@ -940,6 +946,7 @@
               </w:placeholder>
               <w15:color w:val="808080"/>
               <w:text/>
+              <w:dataBinding w:prefixMappings="xmlns:ns0='urn:microsoft-dynamics-nav/reports/Tenant_Report_Defaults/2000000001/' " w:xpath="/ns0:NavWordReportXmlPart[1]/ns0:BCReportInformation[1]/ns0:CompanyMetadata[1]/ns0:CompanyFaxNo[1]"/>
             </w:sdtPr>
             <w:sdtContent>
               <w:r>
@@ -1002,6 +1009,7 @@
               </w:placeholder>
               <w15:color w:val="808080"/>
               <w:text/>
+              <w:dataBinding w:prefixMappings="xmlns:ns0='urn:microsoft-dynamics-nav/reports/Tenant_Report_Defaults/2000000001/' " w:xpath="/ns0:NavWordReportXmlPart[1]/ns0:BCReportInformation[1]/ns0:CompanyMetadata[1]/ns0:CompanyBankName[1]"/>
             </w:sdtPr>
             <w:sdtContent>
               <w:r>
@@ -1037,6 +1045,7 @@
               </w:placeholder>
               <w15:color w:val="808080"/>
               <w:text/>
+              <w:dataBinding w:prefixMappings="xmlns:ns0='urn:microsoft-dynamics-nav/reports/Tenant_Report_Defaults/2000000001/' " w:xpath="/ns0:NavWordReportXmlPart[1]/ns0:BCReportInformation[1]/ns0:CompanyMetadata[1]/ns0:CompanyBankBranchNo[1]"/>
             </w:sdtPr>
             <w:sdtContent>
               <w:r>
@@ -1072,6 +1081,7 @@
               </w:placeholder>
               <w15:color w:val="808080"/>
               <w:text/>
+              <w:dataBinding w:prefixMappings="xmlns:ns0='urn:microsoft-dynamics-nav/reports/Tenant_Report_Defaults/2000000001/' " w:xpath="/ns0:NavWordReportXmlPart[1]/ns0:BCReportInformation[1]/ns0:CompanyMetadata[1]/ns0:CompanyBankAccountNo[1]"/>
             </w:sdtPr>
             <w:sdtContent>
               <w:r>
@@ -1112,6 +1122,7 @@
               </w:placeholder>
               <w15:color w:val="808080"/>
               <w:text/>
+              <w:dataBinding w:prefixMappings="xmlns:ns0='urn:microsoft-dynamics-nav/reports/Tenant_Report_Defaults/2000000001/' " w:xpath="/ns0:NavWordReportXmlPart[1]/ns0:BCReportInformation[1]/ns0:CompanyMetadata[1]/ns0:CompanyRegistrationNoCaption[1]"/>
             </w:sdtPr>
             <w:sdtContent>
               <w:r>
@@ -1174,6 +1185,7 @@
               </w:placeholder>
               <w15:color w:val="808080"/>
               <w:text/>
+              <w:dataBinding w:prefixMappings="xmlns:ns0='urn:microsoft-dynamics-nav/reports/Tenant_Report_Defaults/2000000001/' " w:xpath="/ns0:NavWordReportXmlPart[1]/ns0:BCReportInformation[1]/ns0:CompanyMetadata[1]/ns0:CompanyGiroNoCaption[1]"/>
             </w:sdtPr>
             <w:sdtContent>
               <w:r>
@@ -1209,6 +1221,7 @@
               </w:placeholder>
               <w15:color w:val="808080"/>
               <w:text/>
+              <w:dataBinding w:prefixMappings="xmlns:ns0='urn:microsoft-dynamics-nav/reports/Tenant_Report_Defaults/2000000001/' " w:xpath="/ns0:NavWordReportXmlPart[1]/ns0:BCReportInformation[1]/ns0:CompanyMetadata[1]/ns0:CompanyGiroNo[1]"/>
             </w:sdtPr>
             <w:sdtContent>
               <w:r>
@@ -1244,6 +1257,7 @@
               </w:placeholder>
               <w15:color w:val="808080"/>
               <w:text/>
+              <w:dataBinding w:prefixMappings="xmlns:ns0='urn:microsoft-dynamics-nav/reports/Tenant_Report_Defaults/2000000001/' " w:xpath="/ns0:NavWordReportXmlPart[1]/ns0:BCReportInformation[1]/ns0:CompanyMetadata[1]/ns0:CompanyIBANCaption[1]"/>
             </w:sdtPr>
             <w:sdtContent>
               <w:r>
@@ -1279,6 +1293,7 @@
               </w:placeholder>
               <w15:color w:val="808080"/>
               <w:text/>
+              <w:dataBinding w:prefixMappings="xmlns:ns0='urn:microsoft-dynamics-nav/reports/Tenant_Report_Defaults/2000000001/' " w:xpath="/ns0:NavWordReportXmlPart[1]/ns0:BCReportInformation[1]/ns0:CompanyMetadata[1]/ns0:CompanyIBAN[1]"/>
             </w:sdtPr>
             <w:sdtContent>
               <w:r>
@@ -1363,7 +1378,7 @@
             </w:tabs>
             <w:ind w:right="26"/>
             <w:rPr>
-              <w:rFonts w:ascii="Aptos Narrow" w:eastAsiaTheme="majorEastAsia" w:hAnsi="Aptos Narrow"/>
+              <w:rFonts w:ascii="Aptos Narrow" w:hAnsi="Aptos Narrow" w:eastAsiaTheme="majorEastAsia"/>
               <w:color w:val="242424"/>
               <w:sz w:val="36"/>
               <w:szCs w:val="36"/>
@@ -1380,7 +1395,7 @@
             </w:tabs>
             <w:ind w:right="26"/>
             <w:rPr>
-              <w:rFonts w:ascii="Aptos Narrow" w:eastAsiaTheme="majorEastAsia" w:hAnsi="Aptos Narrow"/>
+              <w:rFonts w:ascii="Aptos Narrow" w:hAnsi="Aptos Narrow" w:eastAsiaTheme="majorEastAsia"/>
               <w:color w:val="242424"/>
               <w:sz w:val="36"/>
               <w:szCs w:val="36"/>
@@ -1410,6 +1425,7 @@
               </w:placeholder>
               <w15:color w:val="808080"/>
               <w:text/>
+              <w:dataBinding w:prefixMappings="xmlns:ns0='urn:microsoft-dynamics-nav/reports/Tenant_Report_Defaults/2000000001/' " w:xpath="/ns0:NavWordReportXmlPart[1]/ns0:BCReportInformation[1]/ns0:ReportMetadata[1]/ns0:ReportCaption[1]"/>
             </w:sdtPr>
             <w:sdtContent>
               <w:r>
@@ -1440,7 +1456,7 @@
 </file>
 
 <file path=word/header2.xml><?xml version="1.0" encoding="utf-8"?>
-<w:hdr xmlns:wpc="http://schemas.microsoft.com/office/word/2010/wordprocessingCanvas" xmlns:cx="http://schemas.microsoft.com/office/drawing/2014/chartex" xmlns:cx1="http://schemas.microsoft.com/office/drawing/2015/9/8/chartex" xmlns:cx2="http://schemas.microsoft.com/office/drawing/2015/10/21/chartex" xmlns:cx3="http://schemas.microsoft.com/office/drawing/2016/5/9/chartex" xmlns:cx4="http://schemas.microsoft.com/office/drawing/2016/5/10/chartex" xmlns:cx5="http://schemas.microsoft.com/office/drawing/2016/5/11/chartex" xmlns:cx6="http://schemas.microsoft.com/office/drawing/2016/5/12/chartex" xmlns:cx7="http://schemas.microsoft.com/office/drawing/2016/5/13/chartex" xmlns:cx8="http://schemas.microsoft.com/office/drawing/2016/5/14/chartex" xmlns:mc="http://schemas.openxmlformats.org/markup-compatibility/2006" xmlns:aink="http://schemas.microsoft.com/office/drawing/2016/ink" xmlns:am3d="http://schemas.microsoft.com/office/drawing/2017/model3d" xmlns:o="urn:schemas-microsoft-com:office:office" xmlns:oel="http://schemas.microsoft.com/office/2019/extlst" xmlns:r="http://schemas.openxmlformats.org/officeDocument/2006/relationships" xmlns:m="http://schemas.openxmlformats.org/officeDocument/2006/math" xmlns:v="urn:schemas-microsoft-com:vml" xmlns:wp14="http://schemas.microsoft.com/office/word/2010/wordprocessingDrawing" xmlns:wp="http://schemas.openxmlformats.org/drawingml/2006/wordprocessingDrawing" xmlns:w10="urn:schemas-microsoft-com:office:word" xmlns:w="http://schemas.openxmlformats.org/wordprocessingml/2006/main" xmlns:w14="http://schemas.microsoft.com/office/word/2010/wordml" xmlns:w15="http://schemas.microsoft.com/office/word/2012/wordml" xmlns:w16cex="http://schemas.microsoft.com/office/word/2018/wordml/cex" xmlns:w16cid="http://schemas.microsoft.com/office/word/2016/wordml/cid" xmlns:w16="http://schemas.microsoft.com/office/word/2018/wordml" xmlns:w16du="http://schemas.microsoft.com/office/word/2023/wordml/word16du" xmlns:w16sdtdh="http://schemas.microsoft.com/office/word/2020/wordml/sdtdatahash" xmlns:w16sdtfl="http://schemas.microsoft.com/office/word/2024/wordml/sdtformatlock" xmlns:w16se="http://schemas.microsoft.com/office/word/2015/wordml/symex" xmlns:wpg="http://schemas.microsoft.com/office/word/2010/wordprocessingGroup" xmlns:wpi="http://schemas.microsoft.com/office/word/2010/wordprocessingInk" xmlns:wne="http://schemas.microsoft.com/office/word/2006/wordml" xmlns:wps="http://schemas.microsoft.com/office/word/2010/wordprocessingShape" mc:Ignorable="w14 w15 w16se w16cid w16 w16cex w16sdtdh w16sdtfl w16du wp14">
+<w:hdr xmlns:a="http://schemas.openxmlformats.org/drawingml/2006/main" xmlns:pic="http://schemas.openxmlformats.org/drawingml/2006/picture" xmlns:a14="http://schemas.microsoft.com/office/drawing/2010/main" xmlns:wpc="http://schemas.microsoft.com/office/word/2010/wordprocessingCanvas" xmlns:cx="http://schemas.microsoft.com/office/drawing/2014/chartex" xmlns:cx1="http://schemas.microsoft.com/office/drawing/2015/9/8/chartex" xmlns:cx2="http://schemas.microsoft.com/office/drawing/2015/10/21/chartex" xmlns:cx3="http://schemas.microsoft.com/office/drawing/2016/5/9/chartex" xmlns:cx4="http://schemas.microsoft.com/office/drawing/2016/5/10/chartex" xmlns:cx5="http://schemas.microsoft.com/office/drawing/2016/5/11/chartex" xmlns:cx6="http://schemas.microsoft.com/office/drawing/2016/5/12/chartex" xmlns:cx7="http://schemas.microsoft.com/office/drawing/2016/5/13/chartex" xmlns:cx8="http://schemas.microsoft.com/office/drawing/2016/5/14/chartex" xmlns:mc="http://schemas.openxmlformats.org/markup-compatibility/2006" xmlns:aink="http://schemas.microsoft.com/office/drawing/2016/ink" xmlns:am3d="http://schemas.microsoft.com/office/drawing/2017/model3d" xmlns:o="urn:schemas-microsoft-com:office:office" xmlns:oel="http://schemas.microsoft.com/office/2019/extlst" xmlns:r="http://schemas.openxmlformats.org/officeDocument/2006/relationships" xmlns:m="http://schemas.openxmlformats.org/officeDocument/2006/math" xmlns:v="urn:schemas-microsoft-com:vml" xmlns:wp14="http://schemas.microsoft.com/office/word/2010/wordprocessingDrawing" xmlns:wp="http://schemas.openxmlformats.org/drawingml/2006/wordprocessingDrawing" xmlns:w10="urn:schemas-microsoft-com:office:word" xmlns:w="http://schemas.openxmlformats.org/wordprocessingml/2006/main" xmlns:w14="http://schemas.microsoft.com/office/word/2010/wordml" xmlns:w15="http://schemas.microsoft.com/office/word/2012/wordml" xmlns:w16cex="http://schemas.microsoft.com/office/word/2018/wordml/cex" xmlns:w16cid="http://schemas.microsoft.com/office/word/2016/wordml/cid" xmlns:w16="http://schemas.microsoft.com/office/word/2018/wordml" xmlns:w16du="http://schemas.microsoft.com/office/word/2023/wordml/word16du" xmlns:w16sdtdh="http://schemas.microsoft.com/office/word/2020/wordml/sdtdatahash" xmlns:w16sdtfl="http://schemas.microsoft.com/office/word/2024/wordml/sdtformatlock" xmlns:w16se="http://schemas.microsoft.com/office/word/2015/wordml/symex" xmlns:wpg="http://schemas.microsoft.com/office/word/2010/wordprocessingGroup" xmlns:wpi="http://schemas.microsoft.com/office/word/2010/wordprocessingInk" xmlns:wne="http://schemas.microsoft.com/office/word/2006/wordml" xmlns:wps="http://schemas.microsoft.com/office/word/2010/wordprocessingShape" mc:Ignorable="w14 w15 w16se w16cid w16 w16cex w16sdtdh w16sdtfl w16du wp14">
   <w:tbl>
     <w:tblPr>
       <w:tblStyle w:val="BCBlockTable"/>
@@ -1463,6 +1479,7 @@
           <w:id w:val="-1878226836"/>
           <w:showingPlcHdr/>
           <w:picture/>
+          <w:dataBinding w:prefixMappings="xmlns:ns0='urn:microsoft-dynamics-nav/reports/Tenant_Report_Defaults/2000000001/' " w:xpath="/ns0:NavWordReportXmlPart[1]/ns0:BCReportInformation[1]/ns0:CompanyMetadata[1]/ns0:CompanyLogo[1]"/>
         </w:sdtPr>
         <w:sdtContent>
           <w:tc>
@@ -1560,6 +1577,7 @@
               </w:placeholder>
               <w15:color w:val="808080"/>
               <w:text/>
+              <w:dataBinding w:prefixMappings="xmlns:ns0='urn:microsoft-dynamics-nav/reports/Tenant_Report_Defaults/2000000001/' " w:xpath="/ns0:NavWordReportXmlPart[1]/ns0:BCReportInformation[1]/ns0:ReportMetadata[1]/ns0:ReportCaption[1]"/>
             </w:sdtPr>
             <w:sdtContent>
               <w:r>

--- a/src/Layers/W1/BaseApp/Foundation/Reporting/ReportParts/HeaderFooterDesign/ExternalMinimalisticDetailed.docx
+++ b/src/Layers/W1/BaseApp/Foundation/Reporting/ReportParts/HeaderFooterDesign/ExternalMinimalisticDetailed.docx
@@ -547,18 +547,7 @@
           </w:pPr>
           <w:sdt>
             <w:sdtPr>
-              <w:rPr>
-                <w:b/>
-                <w:bCs/>
-              </w:rPr>
-              <w:alias w:val="CompanyName"/>
-              <w:tag w:val="#BC:InsertDataItem,BCReportInformation/ReportRequest/CompanyName"/>
-              <w:id w:val="242156711"/>
-              <w:placeholder>
-                <w:docPart w:val="F2BB6162DDD2416C933DF1063306ACE4"/>
-              </w:placeholder>
-              <w15:color w:val="808080"/>
-              <w:text/>
+              <w:dataBinding w:prefixMappings="xmlns:ns0='urn:microsoft-dynamics-nav/reports/Tenant_Report_Defaults/2000000001/'" w:xpath="/ns0:NavWordReportXmlPart[1]/ns0:BCReportInformation[1]/ns0:ReportRequest[1]/ns0:CompanyName[1]" w:storeItemID="{D423453B-89DF-4117-8636-90D3A7FC2FDF}"/>
             </w:sdtPr>
             <w:sdtContent>
               <w:r>
@@ -698,20 +687,7 @@
         </w:tcPr>
         <w:sdt>
           <w:sdtPr>
-            <w:rPr>
-              <w:b/>
-              <w:bCs/>
-              <w:sz w:val="18"/>
-              <w:szCs w:val="18"/>
-            </w:rPr>
-            <w:alias w:val="CompanyName"/>
-            <w:tag w:val="#BC:InsertDataItem,BCReportInformation/ReportRequest/CompanyName"/>
-            <w:id w:val="-617988377"/>
-            <w:placeholder>
-              <w:docPart w:val="617FC10A81AD4DA7AD869A179C9DF16A"/>
-            </w:placeholder>
-            <w15:color w:val="808080"/>
-            <w:text/>
+            <w:dataBinding w:prefixMappings="xmlns:ns0='urn:microsoft-dynamics-nav/reports/Tenant_Report_Defaults/2000000001/'" w:xpath="/ns0:NavWordReportXmlPart[1]/ns0:BCReportInformation[1]/ns0:ReportRequest[1]/ns0:CompanyName[1]" w:storeItemID="{D423453B-89DF-4117-8636-90D3A7FC2FDF}"/>
           </w:sdtPr>
           <w:sdtContent>
             <w:p>
@@ -772,18 +748,7 @@
           </w:pPr>
           <w:sdt>
             <w:sdtPr>
-              <w:rPr>
-                <w:sz w:val="18"/>
-                <w:szCs w:val="18"/>
-              </w:rPr>
-              <w:alias w:val="CompanyHomePage"/>
-              <w:tag w:val="#BC:InsertDataItem,BCReportInformation/CompanyMetadata/CompanyHomePage"/>
-              <w:id w:val="-1794982623"/>
-              <w:placeholder>
-                <w:docPart w:val="6CC07BD8ED1642808A57C9A5F0BAEE55"/>
-              </w:placeholder>
-              <w15:color w:val="808080"/>
-              <w:text/>
+              <w:dataBinding w:prefixMappings="xmlns:ns0='urn:microsoft-dynamics-nav/reports/Tenant_Report_Defaults/2000000001/'" w:xpath="/ns0:NavWordReportXmlPart[1]/ns0:BCReportInformation[1]/ns0:CompanyMetadata[1]/ns0:CompanyHomePage[1]" w:storeItemID="{D423453B-89DF-4117-8636-90D3A7FC2FDF}"/>
             </w:sdtPr>
             <w:sdtContent>
               <w:r>
@@ -804,14 +769,7 @@
           </w:r>
           <w:sdt>
             <w:sdtPr>
-              <w:alias w:val="CompanyPhone"/>
-              <w:tag w:val="#BC:InsertDataItem,BCReportInformation/CompanyMetadata/CompanyPhone"/>
-              <w:id w:val="771981396"/>
-              <w:placeholder>
-                <w:docPart w:val="9C58644347944634A2DB046D26ACF502"/>
-              </w:placeholder>
-              <w15:color w:val="808080"/>
-              <w:text/>
+              <w:dataBinding w:prefixMappings="xmlns:ns0='urn:microsoft-dynamics-nav/reports/Tenant_Report_Defaults/2000000001/'" w:xpath="/ns0:NavWordReportXmlPart[1]/ns0:BCReportInformation[1]/ns0:CompanyMetadata[1]/ns0:CompanyPhone[1]" w:storeItemID="{D423453B-89DF-4117-8636-90D3A7FC2FDF}"/>
             </w:sdtPr>
             <w:sdtContent>
               <w:r>
@@ -828,18 +786,7 @@
           </w:r>
           <w:sdt>
             <w:sdtPr>
-              <w:rPr>
-                <w:sz w:val="18"/>
-                <w:szCs w:val="18"/>
-              </w:rPr>
-              <w:alias w:val="CompanyPhone"/>
-              <w:tag w:val="#BC:InsertDataItem,BCReportInformation/CompanyMetadata/CompanyPhone"/>
-              <w:id w:val="-1473826419"/>
-              <w:placeholder>
-                <w:docPart w:val="D38DF4960D844FD899CF9CC15D033D65"/>
-              </w:placeholder>
-              <w15:color w:val="808080"/>
-              <w:text/>
+              <w:dataBinding w:prefixMappings="xmlns:ns0='urn:microsoft-dynamics-nav/reports/Tenant_Report_Defaults/2000000001/'" w:xpath="/ns0:NavWordReportXmlPart[1]/ns0:BCReportInformation[1]/ns0:CompanyMetadata[1]/ns0:CompanyPhone[1]" w:storeItemID="{D423453B-89DF-4117-8636-90D3A7FC2FDF}"/>
             </w:sdtPr>
             <w:sdtContent>
               <w:r>
@@ -889,18 +836,7 @@
           </w:pPr>
           <w:sdt>
             <w:sdtPr>
-              <w:rPr>
-                <w:sz w:val="18"/>
-                <w:szCs w:val="18"/>
-              </w:rPr>
-              <w:alias w:val="CompanyEmail"/>
-              <w:tag w:val="#BC:InsertDataItem,BCReportInformation/CompanyMetadata/CompanyEmail"/>
-              <w:id w:val="-666556186"/>
-              <w:placeholder>
-                <w:docPart w:val="CCE19FD35FAC4436ABF466BA85DBAB91"/>
-              </w:placeholder>
-              <w15:color w:val="808080"/>
-              <w:text/>
+              <w:dataBinding w:prefixMappings="xmlns:ns0='urn:microsoft-dynamics-nav/reports/Tenant_Report_Defaults/2000000001/'" w:xpath="/ns0:NavWordReportXmlPart[1]/ns0:BCReportInformation[1]/ns0:CompanyMetadata[1]/ns0:CompanyEmail[1]" w:storeItemID="{D423453B-89DF-4117-8636-90D3A7FC2FDF}"/>
             </w:sdtPr>
             <w:sdtContent>
               <w:r>
@@ -928,18 +864,7 @@
           </w:r>
           <w:sdt>
             <w:sdtPr>
-              <w:rPr>
-                <w:sz w:val="18"/>
-                <w:szCs w:val="18"/>
-              </w:rPr>
-              <w:alias w:val="CompanyFaxNo"/>
-              <w:tag w:val="#BC:InsertDataItem,BCReportInformation/CompanyMetadata/CompanyFaxNo"/>
-              <w:id w:val="-1082524452"/>
-              <w:placeholder>
-                <w:docPart w:val="3CD15F93AA584FEFA9941237121606EA"/>
-              </w:placeholder>
-              <w15:color w:val="808080"/>
-              <w:text/>
+              <w:dataBinding w:prefixMappings="xmlns:ns0='urn:microsoft-dynamics-nav/reports/Tenant_Report_Defaults/2000000001/'" w:xpath="/ns0:NavWordReportXmlPart[1]/ns0:BCReportInformation[1]/ns0:CompanyMetadata[1]/ns0:CompanyFaxNo[1]" w:storeItemID="{D423453B-89DF-4117-8636-90D3A7FC2FDF}"/>
             </w:sdtPr>
             <w:sdtContent>
               <w:r>
@@ -989,19 +914,7 @@
           </w:pPr>
           <w:sdt>
             <w:sdtPr>
-              <w:rPr>
-                <w:rFonts w:cstheme="minorHAnsi"/>
-                <w:sz w:val="18"/>
-                <w:szCs w:val="18"/>
-              </w:rPr>
-              <w:alias w:val="CompanyBankName"/>
-              <w:tag w:val="#BC:InsertDataItem,BCReportInformation/CompanyMetadata/CompanyBankName"/>
-              <w:id w:val="934403844"/>
-              <w:placeholder>
-                <w:docPart w:val="16C52A95514746DA931A8E7C01FED147"/>
-              </w:placeholder>
-              <w15:color w:val="808080"/>
-              <w:text/>
+              <w:dataBinding w:prefixMappings="xmlns:ns0='urn:microsoft-dynamics-nav/reports/Tenant_Report_Defaults/2000000001/'" w:xpath="/ns0:NavWordReportXmlPart[1]/ns0:BCReportInformation[1]/ns0:CompanyMetadata[1]/ns0:CompanyBankName[1]" w:storeItemID="{D423453B-89DF-4117-8636-90D3A7FC2FDF}"/>
             </w:sdtPr>
             <w:sdtContent>
               <w:r>
@@ -1024,19 +937,7 @@
           </w:r>
           <w:sdt>
             <w:sdtPr>
-              <w:rPr>
-                <w:rFonts w:cstheme="minorHAnsi"/>
-                <w:sz w:val="18"/>
-                <w:szCs w:val="18"/>
-              </w:rPr>
-              <w:alias w:val="CompanyBankBranchNo"/>
-              <w:tag w:val="#BC:InsertDataItem,BCReportInformation/CompanyMetadata/CompanyBankBranchNo"/>
-              <w:id w:val="1653403798"/>
-              <w:placeholder>
-                <w:docPart w:val="DFF5BA23918D4F9394AA4A6527C1A22D"/>
-              </w:placeholder>
-              <w15:color w:val="808080"/>
-              <w:text/>
+              <w:dataBinding w:prefixMappings="xmlns:ns0='urn:microsoft-dynamics-nav/reports/Tenant_Report_Defaults/2000000001/'" w:xpath="/ns0:NavWordReportXmlPart[1]/ns0:BCReportInformation[1]/ns0:CompanyMetadata[1]/ns0:CompanyBankBranchNo[1]" w:storeItemID="{D423453B-89DF-4117-8636-90D3A7FC2FDF}"/>
             </w:sdtPr>
             <w:sdtContent>
               <w:r>
@@ -1059,19 +960,7 @@
           </w:r>
           <w:sdt>
             <w:sdtPr>
-              <w:rPr>
-                <w:rFonts w:cstheme="minorHAnsi"/>
-                <w:sz w:val="18"/>
-                <w:szCs w:val="18"/>
-              </w:rPr>
-              <w:alias w:val="CompanyBankAccountNo"/>
-              <w:tag w:val="#BC:InsertDataItem,BCReportInformation/CompanyMetadata/CompanyBankAccountNo"/>
-              <w:id w:val="-83993218"/>
-              <w:placeholder>
-                <w:docPart w:val="45897F1A38C9449F94D5539D672569FE"/>
-              </w:placeholder>
-              <w15:color w:val="808080"/>
-              <w:text/>
+              <w:dataBinding w:prefixMappings="xmlns:ns0='urn:microsoft-dynamics-nav/reports/Tenant_Report_Defaults/2000000001/'" w:xpath="/ns0:NavWordReportXmlPart[1]/ns0:BCReportInformation[1]/ns0:CompanyMetadata[1]/ns0:CompanyBankAccountNo[1]" w:storeItemID="{D423453B-89DF-4117-8636-90D3A7FC2FDF}"/>
             </w:sdtPr>
             <w:sdtContent>
               <w:r>
@@ -1100,18 +989,7 @@
           </w:r>
           <w:sdt>
             <w:sdtPr>
-              <w:rPr>
-                <w:sz w:val="18"/>
-                <w:szCs w:val="18"/>
-              </w:rPr>
-              <w:alias w:val="CompanyRegistrationNoCaption"/>
-              <w:tag w:val="#BC:InsertDataItem,BCReportInformation/CompanyMetadata/CompanyRegistrationNoCaption"/>
-              <w:id w:val="-807630847"/>
-              <w:placeholder>
-                <w:docPart w:val="10B01E87EC534B2D86581C9F31CFDE14"/>
-              </w:placeholder>
-              <w15:color w:val="808080"/>
-              <w:text/>
+              <w:dataBinding w:prefixMappings="xmlns:ns0='urn:microsoft-dynamics-nav/reports/Tenant_Report_Defaults/2000000001/'" w:xpath="/ns0:NavWordReportXmlPart[1]/ns0:BCReportInformation[1]/ns0:CompanyMetadata[1]/ns0:CompanyRegistrationNoCaption[1]" w:storeItemID="{D423453B-89DF-4117-8636-90D3A7FC2FDF}"/>
             </w:sdtPr>
             <w:sdtContent>
               <w:r>
@@ -1161,19 +1039,7 @@
           </w:pPr>
           <w:sdt>
             <w:sdtPr>
-              <w:rPr>
-                <w:rFonts w:cstheme="minorHAnsi"/>
-                <w:sz w:val="18"/>
-                <w:szCs w:val="18"/>
-              </w:rPr>
-              <w:alias w:val="CompanyGiroNoCaption"/>
-              <w:tag w:val="#BC:InsertDataItem,BCReportInformation/CompanyMetadata/CompanyGiroNoCaption"/>
-              <w:id w:val="-759286182"/>
-              <w:placeholder>
-                <w:docPart w:val="E7D03672F5874C4C9E447D1488BB3A96"/>
-              </w:placeholder>
-              <w15:color w:val="808080"/>
-              <w:text/>
+              <w:dataBinding w:prefixMappings="xmlns:ns0='urn:microsoft-dynamics-nav/reports/Tenant_Report_Defaults/2000000001/'" w:xpath="/ns0:NavWordReportXmlPart[1]/ns0:BCReportInformation[1]/ns0:CompanyMetadata[1]/ns0:CompanyGiroNoCaption[1]" w:storeItemID="{D423453B-89DF-4117-8636-90D3A7FC2FDF}"/>
             </w:sdtPr>
             <w:sdtContent>
               <w:r>
@@ -1196,19 +1062,7 @@
           </w:r>
           <w:sdt>
             <w:sdtPr>
-              <w:rPr>
-                <w:rFonts w:cstheme="minorHAnsi"/>
-                <w:sz w:val="18"/>
-                <w:szCs w:val="18"/>
-              </w:rPr>
-              <w:alias w:val="CompanyGiroNo"/>
-              <w:tag w:val="#BC:InsertDataItem,BCReportInformation/CompanyMetadata/CompanyGiroNo"/>
-              <w:id w:val="-2111342694"/>
-              <w:placeholder>
-                <w:docPart w:val="7EA15F1DCC1147F9A944D1D342DCD2E5"/>
-              </w:placeholder>
-              <w15:color w:val="808080"/>
-              <w:text/>
+              <w:dataBinding w:prefixMappings="xmlns:ns0='urn:microsoft-dynamics-nav/reports/Tenant_Report_Defaults/2000000001/'" w:xpath="/ns0:NavWordReportXmlPart[1]/ns0:BCReportInformation[1]/ns0:CompanyMetadata[1]/ns0:CompanyGiroNo[1]" w:storeItemID="{D423453B-89DF-4117-8636-90D3A7FC2FDF}"/>
             </w:sdtPr>
             <w:sdtContent>
               <w:r>
@@ -1231,19 +1085,7 @@
           </w:r>
           <w:sdt>
             <w:sdtPr>
-              <w:rPr>
-                <w:rFonts w:cstheme="minorHAnsi"/>
-                <w:sz w:val="18"/>
-                <w:szCs w:val="18"/>
-              </w:rPr>
-              <w:alias w:val="CompanyIBANCaption"/>
-              <w:tag w:val="#BC:InsertDataItem,BCReportInformation/CompanyMetadata/CompanyIBANCaption"/>
-              <w:id w:val="-1816098089"/>
-              <w:placeholder>
-                <w:docPart w:val="DF3D395AA4684FC79643FEF9F375E87E"/>
-              </w:placeholder>
-              <w15:color w:val="808080"/>
-              <w:text/>
+              <w:dataBinding w:prefixMappings="xmlns:ns0='urn:microsoft-dynamics-nav/reports/Tenant_Report_Defaults/2000000001/'" w:xpath="/ns0:NavWordReportXmlPart[1]/ns0:BCReportInformation[1]/ns0:CompanyMetadata[1]/ns0:CompanyIBANCaption[1]" w:storeItemID="{D423453B-89DF-4117-8636-90D3A7FC2FDF}"/>
             </w:sdtPr>
             <w:sdtContent>
               <w:r>
@@ -1266,19 +1108,7 @@
           </w:r>
           <w:sdt>
             <w:sdtPr>
-              <w:rPr>
-                <w:rFonts w:cstheme="minorHAnsi"/>
-                <w:sz w:val="18"/>
-                <w:szCs w:val="18"/>
-              </w:rPr>
-              <w:alias w:val="CompanyIBAN"/>
-              <w:tag w:val="#BC:InsertDataItem,BCReportInformation/CompanyMetadata/CompanyIBAN"/>
-              <w:id w:val="1557041442"/>
-              <w:placeholder>
-                <w:docPart w:val="94586B08E65248C08555EB0AA9AC2600"/>
-              </w:placeholder>
-              <w15:color w:val="808080"/>
-              <w:text/>
+              <w:dataBinding w:prefixMappings="xmlns:ns0='urn:microsoft-dynamics-nav/reports/Tenant_Report_Defaults/2000000001/'" w:xpath="/ns0:NavWordReportXmlPart[1]/ns0:BCReportInformation[1]/ns0:CompanyMetadata[1]/ns0:CompanyIBAN[1]" w:storeItemID="{D423453B-89DF-4117-8636-90D3A7FC2FDF}"/>
             </w:sdtPr>
             <w:sdtContent>
               <w:r>
@@ -1363,7 +1193,7 @@
             </w:tabs>
             <w:ind w:right="26"/>
             <w:rPr>
-              <w:rFonts w:ascii="Aptos Narrow" w:eastAsiaTheme="majorEastAsia" w:hAnsi="Aptos Narrow"/>
+              <w:rFonts w:ascii="Aptos Narrow" w:hAnsi="Aptos Narrow" w:eastAsiaTheme="majorEastAsia"/>
               <w:color w:val="242424"/>
               <w:sz w:val="36"/>
               <w:szCs w:val="36"/>
@@ -1380,7 +1210,7 @@
             </w:tabs>
             <w:ind w:right="26"/>
             <w:rPr>
-              <w:rFonts w:ascii="Aptos Narrow" w:eastAsiaTheme="majorEastAsia" w:hAnsi="Aptos Narrow"/>
+              <w:rFonts w:ascii="Aptos Narrow" w:hAnsi="Aptos Narrow" w:eastAsiaTheme="majorEastAsia"/>
               <w:color w:val="242424"/>
               <w:sz w:val="36"/>
               <w:szCs w:val="36"/>
@@ -1398,18 +1228,7 @@
           </w:pPr>
           <w:sdt>
             <w:sdtPr>
-              <w:rPr>
-                <w:sz w:val="36"/>
-                <w:szCs w:val="36"/>
-              </w:rPr>
-              <w:alias w:val="ReportCaption"/>
-              <w:tag w:val="#BC:InsertDataItem,BCReportInformation/ReportMetadata/ReportCaption"/>
-              <w:id w:val="1251386124"/>
-              <w:placeholder>
-                <w:docPart w:val="DefaultPlaceholder_-1854013440"/>
-              </w:placeholder>
-              <w15:color w:val="808080"/>
-              <w:text/>
+              <w:dataBinding w:prefixMappings="xmlns:ns0='urn:microsoft-dynamics-nav/reports/Tenant_Report_Defaults/2000000001/'" w:xpath="/ns0:NavWordReportXmlPart[1]/ns0:BCReportInformation[1]/ns0:ReportMetadata[1]/ns0:ReportCaption[1]" w:storeItemID="{D423453B-89DF-4117-8636-90D3A7FC2FDF}"/>
             </w:sdtPr>
             <w:sdtContent>
               <w:r>
@@ -1440,7 +1259,7 @@
 </file>
 
 <file path=word/header2.xml><?xml version="1.0" encoding="utf-8"?>
-<w:hdr xmlns:wpc="http://schemas.microsoft.com/office/word/2010/wordprocessingCanvas" xmlns:cx="http://schemas.microsoft.com/office/drawing/2014/chartex" xmlns:cx1="http://schemas.microsoft.com/office/drawing/2015/9/8/chartex" xmlns:cx2="http://schemas.microsoft.com/office/drawing/2015/10/21/chartex" xmlns:cx3="http://schemas.microsoft.com/office/drawing/2016/5/9/chartex" xmlns:cx4="http://schemas.microsoft.com/office/drawing/2016/5/10/chartex" xmlns:cx5="http://schemas.microsoft.com/office/drawing/2016/5/11/chartex" xmlns:cx6="http://schemas.microsoft.com/office/drawing/2016/5/12/chartex" xmlns:cx7="http://schemas.microsoft.com/office/drawing/2016/5/13/chartex" xmlns:cx8="http://schemas.microsoft.com/office/drawing/2016/5/14/chartex" xmlns:mc="http://schemas.openxmlformats.org/markup-compatibility/2006" xmlns:aink="http://schemas.microsoft.com/office/drawing/2016/ink" xmlns:am3d="http://schemas.microsoft.com/office/drawing/2017/model3d" xmlns:o="urn:schemas-microsoft-com:office:office" xmlns:oel="http://schemas.microsoft.com/office/2019/extlst" xmlns:r="http://schemas.openxmlformats.org/officeDocument/2006/relationships" xmlns:m="http://schemas.openxmlformats.org/officeDocument/2006/math" xmlns:v="urn:schemas-microsoft-com:vml" xmlns:wp14="http://schemas.microsoft.com/office/word/2010/wordprocessingDrawing" xmlns:wp="http://schemas.openxmlformats.org/drawingml/2006/wordprocessingDrawing" xmlns:w10="urn:schemas-microsoft-com:office:word" xmlns:w="http://schemas.openxmlformats.org/wordprocessingml/2006/main" xmlns:w14="http://schemas.microsoft.com/office/word/2010/wordml" xmlns:w15="http://schemas.microsoft.com/office/word/2012/wordml" xmlns:w16cex="http://schemas.microsoft.com/office/word/2018/wordml/cex" xmlns:w16cid="http://schemas.microsoft.com/office/word/2016/wordml/cid" xmlns:w16="http://schemas.microsoft.com/office/word/2018/wordml" xmlns:w16du="http://schemas.microsoft.com/office/word/2023/wordml/word16du" xmlns:w16sdtdh="http://schemas.microsoft.com/office/word/2020/wordml/sdtdatahash" xmlns:w16sdtfl="http://schemas.microsoft.com/office/word/2024/wordml/sdtformatlock" xmlns:w16se="http://schemas.microsoft.com/office/word/2015/wordml/symex" xmlns:wpg="http://schemas.microsoft.com/office/word/2010/wordprocessingGroup" xmlns:wpi="http://schemas.microsoft.com/office/word/2010/wordprocessingInk" xmlns:wne="http://schemas.microsoft.com/office/word/2006/wordml" xmlns:wps="http://schemas.microsoft.com/office/word/2010/wordprocessingShape" mc:Ignorable="w14 w15 w16se w16cid w16 w16cex w16sdtdh w16sdtfl w16du wp14">
+<w:hdr xmlns:a="http://schemas.openxmlformats.org/drawingml/2006/main" xmlns:pic="http://schemas.openxmlformats.org/drawingml/2006/picture" xmlns:a14="http://schemas.microsoft.com/office/drawing/2010/main" xmlns:wpc="http://schemas.microsoft.com/office/word/2010/wordprocessingCanvas" xmlns:cx="http://schemas.microsoft.com/office/drawing/2014/chartex" xmlns:cx1="http://schemas.microsoft.com/office/drawing/2015/9/8/chartex" xmlns:cx2="http://schemas.microsoft.com/office/drawing/2015/10/21/chartex" xmlns:cx3="http://schemas.microsoft.com/office/drawing/2016/5/9/chartex" xmlns:cx4="http://schemas.microsoft.com/office/drawing/2016/5/10/chartex" xmlns:cx5="http://schemas.microsoft.com/office/drawing/2016/5/11/chartex" xmlns:cx6="http://schemas.microsoft.com/office/drawing/2016/5/12/chartex" xmlns:cx7="http://schemas.microsoft.com/office/drawing/2016/5/13/chartex" xmlns:cx8="http://schemas.microsoft.com/office/drawing/2016/5/14/chartex" xmlns:mc="http://schemas.openxmlformats.org/markup-compatibility/2006" xmlns:aink="http://schemas.microsoft.com/office/drawing/2016/ink" xmlns:am3d="http://schemas.microsoft.com/office/drawing/2017/model3d" xmlns:o="urn:schemas-microsoft-com:office:office" xmlns:oel="http://schemas.microsoft.com/office/2019/extlst" xmlns:r="http://schemas.openxmlformats.org/officeDocument/2006/relationships" xmlns:m="http://schemas.openxmlformats.org/officeDocument/2006/math" xmlns:v="urn:schemas-microsoft-com:vml" xmlns:wp14="http://schemas.microsoft.com/office/word/2010/wordprocessingDrawing" xmlns:wp="http://schemas.openxmlformats.org/drawingml/2006/wordprocessingDrawing" xmlns:w10="urn:schemas-microsoft-com:office:word" xmlns:w="http://schemas.openxmlformats.org/wordprocessingml/2006/main" xmlns:w14="http://schemas.microsoft.com/office/word/2010/wordml" xmlns:w15="http://schemas.microsoft.com/office/word/2012/wordml" xmlns:w16cex="http://schemas.microsoft.com/office/word/2018/wordml/cex" xmlns:w16cid="http://schemas.microsoft.com/office/word/2016/wordml/cid" xmlns:w16="http://schemas.microsoft.com/office/word/2018/wordml" xmlns:w16du="http://schemas.microsoft.com/office/word/2023/wordml/word16du" xmlns:w16sdtdh="http://schemas.microsoft.com/office/word/2020/wordml/sdtdatahash" xmlns:w16sdtfl="http://schemas.microsoft.com/office/word/2024/wordml/sdtformatlock" xmlns:w16se="http://schemas.microsoft.com/office/word/2015/wordml/symex" xmlns:wpg="http://schemas.microsoft.com/office/word/2010/wordprocessingGroup" xmlns:wpi="http://schemas.microsoft.com/office/word/2010/wordprocessingInk" xmlns:wne="http://schemas.microsoft.com/office/word/2006/wordml" xmlns:wps="http://schemas.microsoft.com/office/word/2010/wordprocessingShape" mc:Ignorable="w14 w15 w16se w16cid w16 w16cex w16sdtdh w16sdtfl w16du wp14">
   <w:tbl>
     <w:tblPr>
       <w:tblStyle w:val="BCBlockTable"/>
@@ -1458,11 +1277,7 @@
       </w:trPr>
       <w:sdt>
         <w:sdtPr>
-          <w:alias w:val="CompanyLogo"/>
-          <w:tag w:val="#BC:InsertDataItem,BCReportInformation/CompanyMetadata/CompanyLogo"/>
-          <w:id w:val="-1878226836"/>
-          <w:showingPlcHdr/>
-          <w:picture/>
+          <w:dataBinding w:prefixMappings="xmlns:ns0='urn:microsoft-dynamics-nav/reports/Tenant_Report_Defaults/2000000001/'" w:xpath="/ns0:NavWordReportXmlPart[1]/ns0:BCReportInformation[1]/ns0:CompanyMetadata[1]/ns0:CompanyLogo[1]" w:storeItemID="{D423453B-89DF-4117-8636-90D3A7FC2FDF}"/>
         </w:sdtPr>
         <w:sdtContent>
           <w:tc>
@@ -1548,18 +1363,7 @@
           </w:pPr>
           <w:sdt>
             <w:sdtPr>
-              <w:rPr>
-                <w:sz w:val="36"/>
-                <w:szCs w:val="36"/>
-              </w:rPr>
-              <w:alias w:val="ReportCaption"/>
-              <w:tag w:val="#BC:InsertDataItem,BCReportInformation/ReportMetadata/ReportCaption"/>
-              <w:id w:val="-1424488023"/>
-              <w:placeholder>
-                <w:docPart w:val="DefaultPlaceholder_-1854013440"/>
-              </w:placeholder>
-              <w15:color w:val="808080"/>
-              <w:text/>
+              <w:dataBinding w:prefixMappings="xmlns:ns0='urn:microsoft-dynamics-nav/reports/Tenant_Report_Defaults/2000000001/'" w:xpath="/ns0:NavWordReportXmlPart[1]/ns0:BCReportInformation[1]/ns0:ReportMetadata[1]/ns0:ReportCaption[1]" w:storeItemID="{D423453B-89DF-4117-8636-90D3A7FC2FDF}"/>
             </w:sdtPr>
             <w:sdtContent>
               <w:r>

--- a/src/Layers/W1/BaseApp/Foundation/Reporting/ReportParts/HeaderFooterDesign/ExternalMinimalisticDetailed.docx
+++ b/src/Layers/W1/BaseApp/Foundation/Reporting/ReportParts/HeaderFooterDesign/ExternalMinimalisticDetailed.docx
@@ -4,435 +4,20 @@
   <w:body>
     <w:p>
       <w:pPr>
-        <w:spacing w:line="259" w:lineRule="auto"/>
-        <w:rPr>
-          <w:lang w:val="da-DK"/>
-        </w:rPr>
-      </w:pPr>
-    </w:p>
-    <w:p>
-      <w:pPr>
-        <w:rPr>
-          <w:lang w:val="da-DK"/>
-        </w:rPr>
+        <w:pStyle w:val="BCLabel"/>
       </w:pPr>
       <w:r>
-        <w:rPr>
-          <w:lang w:val="da-DK"/>
-        </w:rPr>
-        <w:br/>
+        <w:br w:type="page"/>
       </w:r>
     </w:p>
-    <w:p>
-      <w:pPr>
-        <w:rPr>
-          <w:lang w:val="da-DK"/>
-        </w:rPr>
-      </w:pPr>
-    </w:p>
-    <w:p>
-      <w:pPr>
-        <w:rPr>
-          <w:lang w:val="da-DK"/>
-        </w:rPr>
-      </w:pPr>
-    </w:p>
-    <w:p>
-      <w:pPr>
-        <w:rPr>
-          <w:lang w:val="da-DK"/>
-        </w:rPr>
-      </w:pPr>
-    </w:p>
-    <w:p>
-      <w:pPr>
-        <w:rPr>
-          <w:lang w:val="da-DK"/>
-        </w:rPr>
-      </w:pPr>
-    </w:p>
-    <w:p>
-      <w:pPr>
-        <w:rPr>
-          <w:lang w:val="da-DK"/>
-        </w:rPr>
-      </w:pPr>
-    </w:p>
-    <w:p>
-      <w:pPr>
-        <w:rPr>
-          <w:lang w:val="da-DK"/>
-        </w:rPr>
-      </w:pPr>
-    </w:p>
-    <w:p>
-      <w:pPr>
-        <w:rPr>
-          <w:lang w:val="da-DK"/>
-        </w:rPr>
-      </w:pPr>
-    </w:p>
-    <w:p>
-      <w:pPr>
-        <w:rPr>
-          <w:lang w:val="da-DK"/>
-        </w:rPr>
-      </w:pPr>
-    </w:p>
-    <w:p>
-      <w:pPr>
-        <w:rPr>
-          <w:lang w:val="da-DK"/>
-        </w:rPr>
-      </w:pPr>
-    </w:p>
-    <w:p>
-      <w:pPr>
-        <w:rPr>
-          <w:lang w:val="da-DK"/>
-        </w:rPr>
-      </w:pPr>
-    </w:p>
-    <w:p>
-      <w:pPr>
-        <w:rPr>
-          <w:lang w:val="da-DK"/>
-        </w:rPr>
-      </w:pPr>
-    </w:p>
-    <w:p>
-      <w:pPr>
-        <w:rPr>
-          <w:lang w:val="da-DK"/>
-        </w:rPr>
-      </w:pPr>
-    </w:p>
-    <w:p>
-      <w:pPr>
-        <w:rPr>
-          <w:lang w:val="da-DK"/>
-        </w:rPr>
-      </w:pPr>
-    </w:p>
-    <w:p>
-      <w:pPr>
-        <w:rPr>
-          <w:lang w:val="da-DK"/>
-        </w:rPr>
-      </w:pPr>
-    </w:p>
-    <w:p>
-      <w:pPr>
-        <w:rPr>
-          <w:lang w:val="da-DK"/>
-        </w:rPr>
-      </w:pPr>
-    </w:p>
-    <w:p>
-      <w:pPr>
-        <w:rPr>
-          <w:lang w:val="da-DK"/>
-        </w:rPr>
-      </w:pPr>
-    </w:p>
-    <w:p>
-      <w:pPr>
-        <w:rPr>
-          <w:lang w:val="da-DK"/>
-        </w:rPr>
-      </w:pPr>
-    </w:p>
-    <w:p>
-      <w:pPr>
-        <w:rPr>
-          <w:lang w:val="da-DK"/>
-        </w:rPr>
-      </w:pPr>
-    </w:p>
-    <w:p>
-      <w:pPr>
-        <w:rPr>
-          <w:lang w:val="da-DK"/>
-        </w:rPr>
-      </w:pPr>
-    </w:p>
-    <w:p>
-      <w:pPr>
-        <w:rPr>
-          <w:lang w:val="da-DK"/>
-        </w:rPr>
-      </w:pPr>
-    </w:p>
-    <w:p>
-      <w:pPr>
-        <w:rPr>
-          <w:lang w:val="da-DK"/>
-        </w:rPr>
-      </w:pPr>
-    </w:p>
-    <w:p>
-      <w:pPr>
-        <w:rPr>
-          <w:lang w:val="da-DK"/>
-        </w:rPr>
-      </w:pPr>
-    </w:p>
-    <w:p>
-      <w:pPr>
-        <w:rPr>
-          <w:lang w:val="da-DK"/>
-        </w:rPr>
-      </w:pPr>
-    </w:p>
-    <w:p>
-      <w:pPr>
-        <w:rPr>
-          <w:lang w:val="da-DK"/>
-        </w:rPr>
-      </w:pPr>
-    </w:p>
-    <w:p>
-      <w:pPr>
-        <w:rPr>
-          <w:lang w:val="da-DK"/>
-        </w:rPr>
-      </w:pPr>
-    </w:p>
-    <w:p>
-      <w:pPr>
-        <w:rPr>
-          <w:lang w:val="da-DK"/>
-        </w:rPr>
-      </w:pPr>
-    </w:p>
-    <w:p>
-      <w:pPr>
-        <w:rPr>
-          <w:lang w:val="da-DK"/>
-        </w:rPr>
-      </w:pPr>
-    </w:p>
-    <w:p>
-      <w:pPr>
-        <w:rPr>
-          <w:lang w:val="da-DK"/>
-        </w:rPr>
-      </w:pPr>
-    </w:p>
-    <w:p>
-      <w:pPr>
-        <w:rPr>
-          <w:lang w:val="da-DK"/>
-        </w:rPr>
-      </w:pPr>
-    </w:p>
-    <w:p>
-      <w:pPr>
-        <w:rPr>
-          <w:lang w:val="da-DK"/>
-        </w:rPr>
-      </w:pPr>
-    </w:p>
-    <w:p>
-      <w:pPr>
-        <w:rPr>
-          <w:lang w:val="da-DK"/>
-        </w:rPr>
-      </w:pPr>
-    </w:p>
-    <w:p>
-      <w:pPr>
-        <w:rPr>
-          <w:lang w:val="da-DK"/>
-        </w:rPr>
-      </w:pPr>
-    </w:p>
-    <w:p>
-      <w:pPr>
-        <w:rPr>
-          <w:lang w:val="da-DK"/>
-        </w:rPr>
-      </w:pPr>
-    </w:p>
-    <w:p>
-      <w:pPr>
-        <w:rPr>
-          <w:lang w:val="da-DK"/>
-        </w:rPr>
-      </w:pPr>
-    </w:p>
-    <w:p>
-      <w:pPr>
-        <w:rPr>
-          <w:lang w:val="da-DK"/>
-        </w:rPr>
-      </w:pPr>
-    </w:p>
-    <w:p>
-      <w:pPr>
-        <w:rPr>
-          <w:lang w:val="da-DK"/>
-        </w:rPr>
-      </w:pPr>
-    </w:p>
-    <w:p>
-      <w:pPr>
-        <w:rPr>
-          <w:lang w:val="da-DK"/>
-        </w:rPr>
-      </w:pPr>
-    </w:p>
-    <w:p>
-      <w:pPr>
-        <w:rPr>
-          <w:lang w:val="da-DK"/>
-        </w:rPr>
-      </w:pPr>
-    </w:p>
-    <w:p>
-      <w:pPr>
-        <w:rPr>
-          <w:lang w:val="da-DK"/>
-        </w:rPr>
-      </w:pPr>
-    </w:p>
-    <w:p>
-      <w:pPr>
-        <w:rPr>
-          <w:lang w:val="da-DK"/>
-        </w:rPr>
-      </w:pPr>
-    </w:p>
-    <w:p>
-      <w:pPr>
-        <w:rPr>
-          <w:lang w:val="da-DK"/>
-        </w:rPr>
-      </w:pPr>
-    </w:p>
-    <w:p>
-      <w:pPr>
-        <w:rPr>
-          <w:lang w:val="da-DK"/>
-        </w:rPr>
-      </w:pPr>
-    </w:p>
-    <w:p>
-      <w:pPr>
-        <w:rPr>
-          <w:lang w:val="da-DK"/>
-        </w:rPr>
-      </w:pPr>
-    </w:p>
-    <w:p>
-      <w:pPr>
-        <w:rPr>
-          <w:lang w:val="da-DK"/>
-        </w:rPr>
-      </w:pPr>
-    </w:p>
-    <w:p>
-      <w:pPr>
-        <w:rPr>
-          <w:lang w:val="da-DK"/>
-        </w:rPr>
-      </w:pPr>
-    </w:p>
-    <w:p>
-      <w:pPr>
-        <w:rPr>
-          <w:lang w:val="da-DK"/>
-        </w:rPr>
-      </w:pPr>
-    </w:p>
-    <w:p>
-      <w:pPr>
-        <w:rPr>
-          <w:lang w:val="da-DK"/>
-        </w:rPr>
-      </w:pPr>
-    </w:p>
-    <w:p>
-      <w:pPr>
-        <w:rPr>
-          <w:lang w:val="da-DK"/>
-        </w:rPr>
-      </w:pPr>
-    </w:p>
-    <w:p>
-      <w:pPr>
-        <w:rPr>
-          <w:lang w:val="da-DK"/>
-        </w:rPr>
-      </w:pPr>
-    </w:p>
-    <w:p>
-      <w:pPr>
-        <w:rPr>
-          <w:lang w:val="da-DK"/>
-        </w:rPr>
-      </w:pPr>
-    </w:p>
-    <w:p>
-      <w:pPr>
-        <w:rPr>
-          <w:lang w:val="da-DK"/>
-        </w:rPr>
-      </w:pPr>
-    </w:p>
-    <w:p>
-      <w:pPr>
-        <w:rPr>
-          <w:lang w:val="da-DK"/>
-        </w:rPr>
-      </w:pPr>
-    </w:p>
-    <w:p>
-      <w:pPr>
-        <w:tabs>
-          <w:tab w:val="left" w:pos="4376"/>
-        </w:tabs>
-        <w:rPr>
-          <w:lang w:val="da-DK"/>
-        </w:rPr>
-      </w:pPr>
-    </w:p>
-    <w:p>
-      <w:pPr>
-        <w:tabs>
-          <w:tab w:val="left" w:pos="2745"/>
-        </w:tabs>
-        <w:rPr>
-          <w:lang w:val="da-DK"/>
-        </w:rPr>
-      </w:pPr>
-    </w:p>
-    <w:p>
-      <w:pPr>
-        <w:rPr>
-          <w:lang w:val="da-DK"/>
-        </w:rPr>
-      </w:pPr>
-    </w:p>
-    <w:p>
-      <w:pPr>
-        <w:rPr>
-          <w:lang w:val="da-DK"/>
-        </w:rPr>
-      </w:pPr>
-    </w:p>
-    <w:p>
-      <w:pPr>
-        <w:rPr>
-          <w:lang w:val="da-DK"/>
-        </w:rPr>
-      </w:pPr>
-    </w:p>
+    <w:p/>
     <w:sectPr>
-      <w:headerReference w:type="default" r:id="rId13"/>
-      <w:footerReference w:type="default" r:id="rId14"/>
-      <w:headerReference w:type="first" r:id="rId15"/>
-      <w:footerReference w:type="first" r:id="rId16"/>
+      <w:headerReference w:type="even" r:id="rId13"/>
+      <w:headerReference w:type="default" r:id="rId14"/>
+      <w:footerReference w:type="even" r:id="rId15"/>
+      <w:footerReference w:type="default" r:id="rId16"/>
+      <w:headerReference w:type="first" r:id="rId17"/>
+      <w:footerReference w:type="first" r:id="rId18"/>
       <w:pgSz w:w="11907" w:h="16839" w:code="9"/>
       <w:pgMar w:top="576" w:right="706" w:bottom="576" w:left="706" w:header="576" w:footer="366" w:gutter="0"/>
       <w:cols w:space="708"/>
@@ -470,6 +55,16 @@
 
 <file path=word/footer1.xml><?xml version="1.0" encoding="utf-8"?>
 <w:ftr xmlns:wpc="http://schemas.microsoft.com/office/word/2010/wordprocessingCanvas" xmlns:cx="http://schemas.microsoft.com/office/drawing/2014/chartex" xmlns:cx1="http://schemas.microsoft.com/office/drawing/2015/9/8/chartex" xmlns:cx2="http://schemas.microsoft.com/office/drawing/2015/10/21/chartex" xmlns:cx3="http://schemas.microsoft.com/office/drawing/2016/5/9/chartex" xmlns:cx4="http://schemas.microsoft.com/office/drawing/2016/5/10/chartex" xmlns:cx5="http://schemas.microsoft.com/office/drawing/2016/5/11/chartex" xmlns:cx6="http://schemas.microsoft.com/office/drawing/2016/5/12/chartex" xmlns:cx7="http://schemas.microsoft.com/office/drawing/2016/5/13/chartex" xmlns:cx8="http://schemas.microsoft.com/office/drawing/2016/5/14/chartex" xmlns:mc="http://schemas.openxmlformats.org/markup-compatibility/2006" xmlns:aink="http://schemas.microsoft.com/office/drawing/2016/ink" xmlns:am3d="http://schemas.microsoft.com/office/drawing/2017/model3d" xmlns:o="urn:schemas-microsoft-com:office:office" xmlns:oel="http://schemas.microsoft.com/office/2019/extlst" xmlns:r="http://schemas.openxmlformats.org/officeDocument/2006/relationships" xmlns:m="http://schemas.openxmlformats.org/officeDocument/2006/math" xmlns:v="urn:schemas-microsoft-com:vml" xmlns:wp14="http://schemas.microsoft.com/office/word/2010/wordprocessingDrawing" xmlns:wp="http://schemas.openxmlformats.org/drawingml/2006/wordprocessingDrawing" xmlns:w10="urn:schemas-microsoft-com:office:word" xmlns:w="http://schemas.openxmlformats.org/wordprocessingml/2006/main" xmlns:w14="http://schemas.microsoft.com/office/word/2010/wordml" xmlns:w15="http://schemas.microsoft.com/office/word/2012/wordml" xmlns:w16cex="http://schemas.microsoft.com/office/word/2018/wordml/cex" xmlns:w16cid="http://schemas.microsoft.com/office/word/2016/wordml/cid" xmlns:w16="http://schemas.microsoft.com/office/word/2018/wordml" xmlns:w16du="http://schemas.microsoft.com/office/word/2023/wordml/word16du" xmlns:w16sdtdh="http://schemas.microsoft.com/office/word/2020/wordml/sdtdatahash" xmlns:w16sdtfl="http://schemas.microsoft.com/office/word/2024/wordml/sdtformatlock" xmlns:w16se="http://schemas.microsoft.com/office/word/2015/wordml/symex" xmlns:wpg="http://schemas.microsoft.com/office/word/2010/wordprocessingGroup" xmlns:wpi="http://schemas.microsoft.com/office/word/2010/wordprocessingInk" xmlns:wne="http://schemas.microsoft.com/office/word/2006/wordml" xmlns:wps="http://schemas.microsoft.com/office/word/2010/wordprocessingShape" mc:Ignorable="w14 w15 w16se w16cid w16 w16cex w16sdtdh w16sdtfl w16du wp14">
+  <w:p>
+    <w:pPr>
+      <w:pStyle w:val="Footer"/>
+    </w:pPr>
+  </w:p>
+</w:ftr>
+</file>
+
+<file path=word/footer2.xml><?xml version="1.0" encoding="utf-8"?>
+<w:ftr xmlns:wpc="http://schemas.microsoft.com/office/word/2010/wordprocessingCanvas" xmlns:cx="http://schemas.microsoft.com/office/drawing/2014/chartex" xmlns:cx1="http://schemas.microsoft.com/office/drawing/2015/9/8/chartex" xmlns:cx2="http://schemas.microsoft.com/office/drawing/2015/10/21/chartex" xmlns:cx3="http://schemas.microsoft.com/office/drawing/2016/5/9/chartex" xmlns:cx4="http://schemas.microsoft.com/office/drawing/2016/5/10/chartex" xmlns:cx5="http://schemas.microsoft.com/office/drawing/2016/5/11/chartex" xmlns:cx6="http://schemas.microsoft.com/office/drawing/2016/5/12/chartex" xmlns:cx7="http://schemas.microsoft.com/office/drawing/2016/5/13/chartex" xmlns:cx8="http://schemas.microsoft.com/office/drawing/2016/5/14/chartex" xmlns:mc="http://schemas.openxmlformats.org/markup-compatibility/2006" xmlns:aink="http://schemas.microsoft.com/office/drawing/2016/ink" xmlns:am3d="http://schemas.microsoft.com/office/drawing/2017/model3d" xmlns:o="urn:schemas-microsoft-com:office:office" xmlns:oel="http://schemas.microsoft.com/office/2019/extlst" xmlns:r="http://schemas.openxmlformats.org/officeDocument/2006/relationships" xmlns:m="http://schemas.openxmlformats.org/officeDocument/2006/math" xmlns:v="urn:schemas-microsoft-com:vml" xmlns:wp14="http://schemas.microsoft.com/office/word/2010/wordprocessingDrawing" xmlns:wp="http://schemas.openxmlformats.org/drawingml/2006/wordprocessingDrawing" xmlns:w10="urn:schemas-microsoft-com:office:word" xmlns:w="http://schemas.openxmlformats.org/wordprocessingml/2006/main" xmlns:w14="http://schemas.microsoft.com/office/word/2010/wordml" xmlns:w15="http://schemas.microsoft.com/office/word/2012/wordml" xmlns:w16cex="http://schemas.microsoft.com/office/word/2018/wordml/cex" xmlns:w16cid="http://schemas.microsoft.com/office/word/2016/wordml/cid" xmlns:w16="http://schemas.microsoft.com/office/word/2018/wordml" xmlns:w16du="http://schemas.microsoft.com/office/word/2023/wordml/word16du" xmlns:w16sdtdh="http://schemas.microsoft.com/office/word/2020/wordml/sdtdatahash" xmlns:w16sdtfl="http://schemas.microsoft.com/office/word/2024/wordml/sdtformatlock" xmlns:w16se="http://schemas.microsoft.com/office/word/2015/wordml/symex" xmlns:wpg="http://schemas.microsoft.com/office/word/2010/wordprocessingGroup" xmlns:wpi="http://schemas.microsoft.com/office/word/2010/wordprocessingInk" xmlns:wne="http://schemas.microsoft.com/office/word/2006/wordml" xmlns:wps="http://schemas.microsoft.com/office/word/2010/wordprocessingShape" mc:Ignorable="w14 w15 w16se w16cid w16 w16cex w16sdtdh w16sdtfl w16du wp14">
   <w:tbl>
     <w:tblPr>
       <w:tblStyle w:val="BCBlockTable"/>
@@ -491,8 +86,7 @@
         </w:tcPr>
         <w:p>
           <w:pPr>
-            <w:pStyle w:val="BCNumber"/>
-            <w:spacing w:before="120"/>
+            <w:pStyle w:val="NoSpacing"/>
           </w:pPr>
           <w:r>
             <w:fldChar w:fldCharType="begin"/>
@@ -548,8 +142,7 @@
           <w:sdt>
             <w:sdtPr>
               <w:rPr>
-                <w:b/>
-                <w:bCs/>
+                <w:rFonts w:asciiTheme="majorHAnsi" w:hAnsiTheme="majorHAnsi" w:cstheme="majorHAnsi"/>
               </w:rPr>
               <w:alias w:val="CompanyName"/>
               <w:tag w:val="#BC:InsertDataItem,BCReportInformation/ReportRequest/CompanyName"/>
@@ -563,20 +156,12 @@
             <w:sdtContent>
               <w:r>
                 <w:rPr>
-                  <w:b/>
-                  <w:bCs/>
+                  <w:rFonts w:asciiTheme="majorHAnsi" w:hAnsiTheme="majorHAnsi" w:cstheme="majorHAnsi"/>
                 </w:rPr>
                 <w:t>Cronus</w:t>
               </w:r>
             </w:sdtContent>
           </w:sdt>
-          <w:r>
-            <w:rPr>
-              <w:b/>
-              <w:bCs/>
-            </w:rPr>
-            <w:tab/>
-          </w:r>
         </w:p>
       </w:tc>
     </w:tr>
@@ -589,7 +174,7 @@
 </w:ftr>
 </file>
 
-<file path=word/footer2.xml><?xml version="1.0" encoding="utf-8"?>
+<file path=word/footer3.xml><?xml version="1.0" encoding="utf-8"?>
 <w:ftr xmlns:wpc="http://schemas.microsoft.com/office/word/2010/wordprocessingCanvas" xmlns:cx="http://schemas.microsoft.com/office/drawing/2014/chartex" xmlns:cx1="http://schemas.microsoft.com/office/drawing/2015/9/8/chartex" xmlns:cx2="http://schemas.microsoft.com/office/drawing/2015/10/21/chartex" xmlns:cx3="http://schemas.microsoft.com/office/drawing/2016/5/9/chartex" xmlns:cx4="http://schemas.microsoft.com/office/drawing/2016/5/10/chartex" xmlns:cx5="http://schemas.microsoft.com/office/drawing/2016/5/11/chartex" xmlns:cx6="http://schemas.microsoft.com/office/drawing/2016/5/12/chartex" xmlns:cx7="http://schemas.microsoft.com/office/drawing/2016/5/13/chartex" xmlns:cx8="http://schemas.microsoft.com/office/drawing/2016/5/14/chartex" xmlns:mc="http://schemas.openxmlformats.org/markup-compatibility/2006" xmlns:aink="http://schemas.microsoft.com/office/drawing/2016/ink" xmlns:am3d="http://schemas.microsoft.com/office/drawing/2017/model3d" xmlns:o="urn:schemas-microsoft-com:office:office" xmlns:oel="http://schemas.microsoft.com/office/2019/extlst" xmlns:r="http://schemas.openxmlformats.org/officeDocument/2006/relationships" xmlns:m="http://schemas.openxmlformats.org/officeDocument/2006/math" xmlns:v="urn:schemas-microsoft-com:vml" xmlns:wp14="http://schemas.microsoft.com/office/word/2010/wordprocessingDrawing" xmlns:wp="http://schemas.openxmlformats.org/drawingml/2006/wordprocessingDrawing" xmlns:w10="urn:schemas-microsoft-com:office:word" xmlns:w="http://schemas.openxmlformats.org/wordprocessingml/2006/main" xmlns:w14="http://schemas.microsoft.com/office/word/2010/wordml" xmlns:w15="http://schemas.microsoft.com/office/word/2012/wordml" xmlns:w16cex="http://schemas.microsoft.com/office/word/2018/wordml/cex" xmlns:w16cid="http://schemas.microsoft.com/office/word/2016/wordml/cid" xmlns:w16="http://schemas.microsoft.com/office/word/2018/wordml" xmlns:w16du="http://schemas.microsoft.com/office/word/2023/wordml/word16du" xmlns:w16sdtdh="http://schemas.microsoft.com/office/word/2020/wordml/sdtdatahash" xmlns:w16sdtfl="http://schemas.microsoft.com/office/word/2024/wordml/sdtformatlock" xmlns:w16se="http://schemas.microsoft.com/office/word/2015/wordml/symex" xmlns:wpg="http://schemas.microsoft.com/office/word/2010/wordprocessingGroup" xmlns:wpi="http://schemas.microsoft.com/office/word/2010/wordprocessingInk" xmlns:wne="http://schemas.microsoft.com/office/word/2006/wordml" xmlns:wps="http://schemas.microsoft.com/office/word/2010/wordprocessingShape" mc:Ignorable="w14 w15 w16se w16cid w16 w16cex w16sdtdh w16sdtfl w16du wp14">
   <w:tbl>
     <w:tblPr>
@@ -614,80 +199,49 @@
         </w:tcPr>
         <w:p>
           <w:pPr>
-            <w:pStyle w:val="BCNumber"/>
-            <w:spacing w:before="120"/>
+            <w:pStyle w:val="NoSpacing"/>
             <w:rPr>
-              <w:rFonts w:asciiTheme="minorHAnsi" w:hAnsiTheme="minorHAnsi" w:cstheme="minorHAnsi"/>
               <w:sz w:val="22"/>
               <w:szCs w:val="22"/>
             </w:rPr>
           </w:pPr>
           <w:r>
-            <w:rPr>
-              <w:rFonts w:cstheme="minorHAnsi"/>
-            </w:rPr>
             <w:fldChar w:fldCharType="begin"/>
           </w:r>
           <w:r>
-            <w:rPr>
-              <w:rFonts w:asciiTheme="minorHAnsi" w:hAnsiTheme="minorHAnsi" w:cstheme="minorHAnsi"/>
-            </w:rPr>
             <w:instrText xml:space="preserve"> Page</w:instrText>
           </w:r>
           <w:r>
-            <w:rPr>
-              <w:rFonts w:cstheme="minorHAnsi"/>
-            </w:rPr>
             <w:fldChar w:fldCharType="separate"/>
           </w:r>
           <w:r>
             <w:rPr>
-              <w:rFonts w:asciiTheme="minorHAnsi" w:hAnsiTheme="minorHAnsi" w:cstheme="minorHAnsi"/>
               <w:noProof/>
             </w:rPr>
             <w:t>1</w:t>
           </w:r>
           <w:r>
-            <w:rPr>
-              <w:rFonts w:cstheme="minorHAnsi"/>
-            </w:rPr>
             <w:fldChar w:fldCharType="end"/>
           </w:r>
           <w:r>
-            <w:rPr>
-              <w:rFonts w:asciiTheme="minorHAnsi" w:hAnsiTheme="minorHAnsi" w:cstheme="minorHAnsi"/>
-            </w:rPr>
             <w:t xml:space="preserve"> / </w:t>
           </w:r>
           <w:r>
-            <w:rPr>
-              <w:rFonts w:cstheme="minorHAnsi"/>
-            </w:rPr>
             <w:fldChar w:fldCharType="begin"/>
           </w:r>
           <w:r>
-            <w:rPr>
-              <w:rFonts w:asciiTheme="minorHAnsi" w:hAnsiTheme="minorHAnsi" w:cstheme="minorHAnsi"/>
-            </w:rPr>
             <w:instrText>NUMPAGES</w:instrText>
           </w:r>
           <w:r>
-            <w:rPr>
-              <w:rFonts w:cstheme="minorHAnsi"/>
-            </w:rPr>
             <w:fldChar w:fldCharType="separate"/>
           </w:r>
           <w:r>
             <w:rPr>
-              <w:rFonts w:asciiTheme="minorHAnsi" w:hAnsiTheme="minorHAnsi" w:cstheme="minorHAnsi"/>
               <w:noProof/>
             </w:rPr>
             <w:t>3</w:t>
           </w:r>
           <w:r>
-            <w:rPr>
-              <w:rFonts w:cstheme="minorHAnsi"/>
-            </w:rPr>
             <w:fldChar w:fldCharType="end"/>
           </w:r>
         </w:p>
@@ -698,12 +252,6 @@
         </w:tcPr>
         <w:sdt>
           <w:sdtPr>
-            <w:rPr>
-              <w:b/>
-              <w:bCs/>
-              <w:sz w:val="18"/>
-              <w:szCs w:val="18"/>
-            </w:rPr>
             <w:alias w:val="CompanyName"/>
             <w:tag w:val="#BC:InsertDataItem,BCReportInformation/ReportRequest/CompanyName"/>
             <w:id w:val="-617988377"/>
@@ -724,12 +272,6 @@
                 </w:rPr>
               </w:pPr>
               <w:r>
-                <w:rPr>
-                  <w:b/>
-                  <w:bCs/>
-                  <w:sz w:val="18"/>
-                  <w:szCs w:val="18"/>
-                </w:rPr>
                 <w:t>Cronus</w:t>
               </w:r>
             </w:p>
@@ -750,7 +292,6 @@
           <w:pPr>
             <w:pStyle w:val="BCNumber"/>
             <w:rPr>
-              <w:color w:val="242424"/>
               <w:sz w:val="17"/>
               <w:szCs w:val="17"/>
             </w:rPr>
@@ -760,7 +301,6 @@
       <w:tc>
         <w:tcPr>
           <w:tcW w:w="5275" w:type="dxa"/>
-          <w:vAlign w:val="bottom"/>
         </w:tcPr>
         <w:p>
           <w:pPr>
@@ -867,7 +407,6 @@
           <w:pPr>
             <w:pStyle w:val="BCNumber"/>
             <w:rPr>
-              <w:color w:val="242424"/>
               <w:sz w:val="17"/>
               <w:szCs w:val="17"/>
             </w:rPr>
@@ -877,7 +416,6 @@
       <w:tc>
         <w:tcPr>
           <w:tcW w:w="5275" w:type="dxa"/>
-          <w:vAlign w:val="bottom"/>
         </w:tcPr>
         <w:p>
           <w:pPr>
@@ -967,7 +505,6 @@
           <w:pPr>
             <w:pStyle w:val="BCNumber"/>
             <w:rPr>
-              <w:color w:val="242424"/>
               <w:sz w:val="17"/>
               <w:szCs w:val="17"/>
             </w:rPr>
@@ -977,7 +514,6 @@
       <w:tc>
         <w:tcPr>
           <w:tcW w:w="5275" w:type="dxa"/>
-          <w:vAlign w:val="bottom"/>
         </w:tcPr>
         <w:p>
           <w:pPr>
@@ -1139,7 +675,6 @@
           <w:pPr>
             <w:pStyle w:val="BCNumber"/>
             <w:rPr>
-              <w:color w:val="242424"/>
               <w:sz w:val="17"/>
               <w:szCs w:val="17"/>
             </w:rPr>
@@ -1149,7 +684,6 @@
       <w:tc>
         <w:tcPr>
           <w:tcW w:w="5275" w:type="dxa"/>
-          <w:vAlign w:val="bottom"/>
         </w:tcPr>
         <w:p>
           <w:pPr>
@@ -1333,6 +867,16 @@
 
 <file path=word/header1.xml><?xml version="1.0" encoding="utf-8"?>
 <w:hdr xmlns:wpc="http://schemas.microsoft.com/office/word/2010/wordprocessingCanvas" xmlns:cx="http://schemas.microsoft.com/office/drawing/2014/chartex" xmlns:cx1="http://schemas.microsoft.com/office/drawing/2015/9/8/chartex" xmlns:cx2="http://schemas.microsoft.com/office/drawing/2015/10/21/chartex" xmlns:cx3="http://schemas.microsoft.com/office/drawing/2016/5/9/chartex" xmlns:cx4="http://schemas.microsoft.com/office/drawing/2016/5/10/chartex" xmlns:cx5="http://schemas.microsoft.com/office/drawing/2016/5/11/chartex" xmlns:cx6="http://schemas.microsoft.com/office/drawing/2016/5/12/chartex" xmlns:cx7="http://schemas.microsoft.com/office/drawing/2016/5/13/chartex" xmlns:cx8="http://schemas.microsoft.com/office/drawing/2016/5/14/chartex" xmlns:mc="http://schemas.openxmlformats.org/markup-compatibility/2006" xmlns:aink="http://schemas.microsoft.com/office/drawing/2016/ink" xmlns:am3d="http://schemas.microsoft.com/office/drawing/2017/model3d" xmlns:o="urn:schemas-microsoft-com:office:office" xmlns:oel="http://schemas.microsoft.com/office/2019/extlst" xmlns:r="http://schemas.openxmlformats.org/officeDocument/2006/relationships" xmlns:m="http://schemas.openxmlformats.org/officeDocument/2006/math" xmlns:v="urn:schemas-microsoft-com:vml" xmlns:wp14="http://schemas.microsoft.com/office/word/2010/wordprocessingDrawing" xmlns:wp="http://schemas.openxmlformats.org/drawingml/2006/wordprocessingDrawing" xmlns:w10="urn:schemas-microsoft-com:office:word" xmlns:w="http://schemas.openxmlformats.org/wordprocessingml/2006/main" xmlns:w14="http://schemas.microsoft.com/office/word/2010/wordml" xmlns:w15="http://schemas.microsoft.com/office/word/2012/wordml" xmlns:w16cex="http://schemas.microsoft.com/office/word/2018/wordml/cex" xmlns:w16cid="http://schemas.microsoft.com/office/word/2016/wordml/cid" xmlns:w16="http://schemas.microsoft.com/office/word/2018/wordml" xmlns:w16du="http://schemas.microsoft.com/office/word/2023/wordml/word16du" xmlns:w16sdtdh="http://schemas.microsoft.com/office/word/2020/wordml/sdtdatahash" xmlns:w16sdtfl="http://schemas.microsoft.com/office/word/2024/wordml/sdtformatlock" xmlns:w16se="http://schemas.microsoft.com/office/word/2015/wordml/symex" xmlns:wpg="http://schemas.microsoft.com/office/word/2010/wordprocessingGroup" xmlns:wpi="http://schemas.microsoft.com/office/word/2010/wordprocessingInk" xmlns:wne="http://schemas.microsoft.com/office/word/2006/wordml" xmlns:wps="http://schemas.microsoft.com/office/word/2010/wordprocessingShape" mc:Ignorable="w14 w15 w16se w16cid w16 w16cex w16sdtdh w16sdtfl w16du wp14">
+  <w:p>
+    <w:pPr>
+      <w:pStyle w:val="Header"/>
+    </w:pPr>
+  </w:p>
+</w:hdr>
+</file>
+
+<file path=word/header2.xml><?xml version="1.0" encoding="utf-8"?>
+<w:hdr xmlns:wpc="http://schemas.microsoft.com/office/word/2010/wordprocessingCanvas" xmlns:cx="http://schemas.microsoft.com/office/drawing/2014/chartex" xmlns:cx1="http://schemas.microsoft.com/office/drawing/2015/9/8/chartex" xmlns:cx2="http://schemas.microsoft.com/office/drawing/2015/10/21/chartex" xmlns:cx3="http://schemas.microsoft.com/office/drawing/2016/5/9/chartex" xmlns:cx4="http://schemas.microsoft.com/office/drawing/2016/5/10/chartex" xmlns:cx5="http://schemas.microsoft.com/office/drawing/2016/5/11/chartex" xmlns:cx6="http://schemas.microsoft.com/office/drawing/2016/5/12/chartex" xmlns:cx7="http://schemas.microsoft.com/office/drawing/2016/5/13/chartex" xmlns:cx8="http://schemas.microsoft.com/office/drawing/2016/5/14/chartex" xmlns:mc="http://schemas.openxmlformats.org/markup-compatibility/2006" xmlns:aink="http://schemas.microsoft.com/office/drawing/2016/ink" xmlns:am3d="http://schemas.microsoft.com/office/drawing/2017/model3d" xmlns:o="urn:schemas-microsoft-com:office:office" xmlns:oel="http://schemas.microsoft.com/office/2019/extlst" xmlns:r="http://schemas.openxmlformats.org/officeDocument/2006/relationships" xmlns:m="http://schemas.openxmlformats.org/officeDocument/2006/math" xmlns:v="urn:schemas-microsoft-com:vml" xmlns:wp14="http://schemas.microsoft.com/office/word/2010/wordprocessingDrawing" xmlns:wp="http://schemas.openxmlformats.org/drawingml/2006/wordprocessingDrawing" xmlns:w10="urn:schemas-microsoft-com:office:word" xmlns:w="http://schemas.openxmlformats.org/wordprocessingml/2006/main" xmlns:w14="http://schemas.microsoft.com/office/word/2010/wordml" xmlns:w15="http://schemas.microsoft.com/office/word/2012/wordml" xmlns:w16cex="http://schemas.microsoft.com/office/word/2018/wordml/cex" xmlns:w16cid="http://schemas.microsoft.com/office/word/2016/wordml/cid" xmlns:w16="http://schemas.microsoft.com/office/word/2018/wordml" xmlns:w16du="http://schemas.microsoft.com/office/word/2023/wordml/word16du" xmlns:w16sdtdh="http://schemas.microsoft.com/office/word/2020/wordml/sdtdatahash" xmlns:w16sdtfl="http://schemas.microsoft.com/office/word/2024/wordml/sdtformatlock" xmlns:w16se="http://schemas.microsoft.com/office/word/2015/wordml/symex" xmlns:wpg="http://schemas.microsoft.com/office/word/2010/wordprocessingGroup" xmlns:wpi="http://schemas.microsoft.com/office/word/2010/wordprocessingInk" xmlns:wne="http://schemas.microsoft.com/office/word/2006/wordml" xmlns:wps="http://schemas.microsoft.com/office/word/2010/wordprocessingShape" mc:Ignorable="w14 w15 w16se w16cid w16 w16cex w16sdtdh w16sdtfl w16du wp14">
   <w:tbl>
     <w:tblPr>
       <w:tblStyle w:val="BCBlockTable"/>
@@ -1363,25 +907,7 @@
             </w:tabs>
             <w:ind w:right="26"/>
             <w:rPr>
-              <w:rFonts w:ascii="Aptos Narrow" w:eastAsiaTheme="majorEastAsia" w:hAnsi="Aptos Narrow"/>
-              <w:color w:val="242424"/>
-              <w:sz w:val="36"/>
-              <w:szCs w:val="36"/>
-            </w:rPr>
-          </w:pPr>
-        </w:p>
-        <w:p>
-          <w:pPr>
-            <w:pStyle w:val="NoSpacing"/>
-            <w:tabs>
-              <w:tab w:val="left" w:pos="0"/>
-              <w:tab w:val="center" w:pos="5310"/>
-              <w:tab w:val="right" w:pos="10440"/>
-            </w:tabs>
-            <w:ind w:right="26"/>
-            <w:rPr>
-              <w:rFonts w:ascii="Aptos Narrow" w:eastAsiaTheme="majorEastAsia" w:hAnsi="Aptos Narrow"/>
-              <w:color w:val="242424"/>
+              <w:rFonts w:eastAsiaTheme="majorEastAsia"/>
               <w:sz w:val="36"/>
               <w:szCs w:val="36"/>
             </w:rPr>
@@ -1394,14 +920,10 @@
         </w:tcPr>
         <w:p>
           <w:pPr>
-            <w:pStyle w:val="BCLabel"/>
+            <w:pStyle w:val="Title"/>
           </w:pPr>
           <w:sdt>
             <w:sdtPr>
-              <w:rPr>
-                <w:sz w:val="36"/>
-                <w:szCs w:val="36"/>
-              </w:rPr>
               <w:alias w:val="ReportCaption"/>
               <w:tag w:val="#BC:InsertDataItem,BCReportInformation/ReportMetadata/ReportCaption"/>
               <w:id w:val="1251386124"/>
@@ -1413,10 +935,6 @@
             </w:sdtPr>
             <w:sdtContent>
               <w:r>
-                <w:rPr>
-                  <w:sz w:val="36"/>
-                  <w:szCs w:val="36"/>
-                </w:rPr>
                 <w:t>Report Caption</w:t>
               </w:r>
             </w:sdtContent>
@@ -1439,7 +957,7 @@
 </w:hdr>
 </file>
 
-<file path=word/header2.xml><?xml version="1.0" encoding="utf-8"?>
+<file path=word/header3.xml><?xml version="1.0" encoding="utf-8"?>
 <w:hdr xmlns:wpc="http://schemas.microsoft.com/office/word/2010/wordprocessingCanvas" xmlns:cx="http://schemas.microsoft.com/office/drawing/2014/chartex" xmlns:cx1="http://schemas.microsoft.com/office/drawing/2015/9/8/chartex" xmlns:cx2="http://schemas.microsoft.com/office/drawing/2015/10/21/chartex" xmlns:cx3="http://schemas.microsoft.com/office/drawing/2016/5/9/chartex" xmlns:cx4="http://schemas.microsoft.com/office/drawing/2016/5/10/chartex" xmlns:cx5="http://schemas.microsoft.com/office/drawing/2016/5/11/chartex" xmlns:cx6="http://schemas.microsoft.com/office/drawing/2016/5/12/chartex" xmlns:cx7="http://schemas.microsoft.com/office/drawing/2016/5/13/chartex" xmlns:cx8="http://schemas.microsoft.com/office/drawing/2016/5/14/chartex" xmlns:mc="http://schemas.openxmlformats.org/markup-compatibility/2006" xmlns:aink="http://schemas.microsoft.com/office/drawing/2016/ink" xmlns:am3d="http://schemas.microsoft.com/office/drawing/2017/model3d" xmlns:o="urn:schemas-microsoft-com:office:office" xmlns:oel="http://schemas.microsoft.com/office/2019/extlst" xmlns:r="http://schemas.openxmlformats.org/officeDocument/2006/relationships" xmlns:m="http://schemas.openxmlformats.org/officeDocument/2006/math" xmlns:v="urn:schemas-microsoft-com:vml" xmlns:wp14="http://schemas.microsoft.com/office/word/2010/wordprocessingDrawing" xmlns:wp="http://schemas.openxmlformats.org/drawingml/2006/wordprocessingDrawing" xmlns:w10="urn:schemas-microsoft-com:office:word" xmlns:w="http://schemas.openxmlformats.org/wordprocessingml/2006/main" xmlns:w14="http://schemas.microsoft.com/office/word/2010/wordml" xmlns:w15="http://schemas.microsoft.com/office/word/2012/wordml" xmlns:w16cex="http://schemas.microsoft.com/office/word/2018/wordml/cex" xmlns:w16cid="http://schemas.microsoft.com/office/word/2016/wordml/cid" xmlns:w16="http://schemas.microsoft.com/office/word/2018/wordml" xmlns:w16du="http://schemas.microsoft.com/office/word/2023/wordml/word16du" xmlns:w16sdtdh="http://schemas.microsoft.com/office/word/2020/wordml/sdtdatahash" xmlns:w16sdtfl="http://schemas.microsoft.com/office/word/2024/wordml/sdtformatlock" xmlns:w16se="http://schemas.microsoft.com/office/word/2015/wordml/symex" xmlns:wpg="http://schemas.microsoft.com/office/word/2010/wordprocessingGroup" xmlns:wpi="http://schemas.microsoft.com/office/word/2010/wordprocessingInk" xmlns:wne="http://schemas.microsoft.com/office/word/2006/wordml" xmlns:wps="http://schemas.microsoft.com/office/word/2010/wordprocessingShape" mc:Ignorable="w14 w15 w16se w16cid w16 w16cex w16sdtdh w16sdtfl w16du wp14">
   <w:tbl>
     <w:tblPr>
@@ -1458,10 +976,13 @@
       </w:trPr>
       <w:sdt>
         <w:sdtPr>
+          <w:rPr>
+            <w:noProof/>
+            <w:color w:val="242424" w:themeColor="text2"/>
+          </w:rPr>
           <w:alias w:val="CompanyLogo"/>
           <w:tag w:val="#BC:InsertDataItem,BCReportInformation/CompanyMetadata/CompanyLogo"/>
           <w:id w:val="-1878226836"/>
-          <w:showingPlcHdr/>
           <w:picture/>
         </w:sdtPr>
         <w:sdtContent>
@@ -1482,12 +1003,13 @@
               <w:r>
                 <w:rPr>
                   <w:noProof/>
+                  <w:color w:val="242424" w:themeColor="text2"/>
                 </w:rPr>
                 <w:drawing>
-                  <wp:inline distT="0" distB="0" distL="0" distR="0" wp14:anchorId="0A073B73" wp14:editId="6D06D759">
-                    <wp:extent cx="2037600" cy="1137600"/>
-                    <wp:effectExtent l="0" t="0" r="1270" b="5715"/>
-                    <wp:docPr id="1" name="Billede 1"/>
+                  <wp:inline distT="0" distB="0" distL="0" distR="0" wp14:anchorId="51BEFBFB" wp14:editId="26D5AC05">
+                    <wp:extent cx="2185416" cy="530352"/>
+                    <wp:effectExtent l="0" t="0" r="5715" b="3175"/>
+                    <wp:docPr id="2" name="Billede 1" descr="The image is a plain white background with no additional elements or details.&#10;&#10;AI-generated content may be incorrect."/>
                     <wp:cNvGraphicFramePr>
                       <a:graphicFrameLocks xmlns:a="http://schemas.openxmlformats.org/drawingml/2006/main"/>
                     </wp:cNvGraphicFramePr>
@@ -1495,7 +1017,7 @@
                       <a:graphicData uri="http://schemas.openxmlformats.org/drawingml/2006/picture">
                         <pic:pic xmlns:pic="http://schemas.openxmlformats.org/drawingml/2006/picture">
                           <pic:nvPicPr>
-                            <pic:cNvPr id="0" name="Picture 1"/>
+                            <pic:cNvPr id="2" name="Billede 1" descr="The image is a plain white background with no additional elements or details.&#10;&#10;AI-generated content may be incorrect."/>
                             <pic:cNvPicPr>
                               <a:picLocks noChangeAspect="1" noChangeArrowheads="1"/>
                             </pic:cNvPicPr>
@@ -1516,7 +1038,7 @@
                           <pic:spPr bwMode="auto">
                             <a:xfrm>
                               <a:off x="0" y="0"/>
-                              <a:ext cx="2037600" cy="1137600"/>
+                              <a:ext cx="2185416" cy="530352"/>
                             </a:xfrm>
                             <a:prstGeom prst="rect">
                               <a:avLst/>
@@ -1543,15 +1065,9 @@
         <w:p>
           <w:pPr>
             <w:pStyle w:val="Title"/>
-            <w:spacing w:after="0"/>
-            <w:ind w:left="1"/>
           </w:pPr>
           <w:sdt>
             <w:sdtPr>
-              <w:rPr>
-                <w:sz w:val="36"/>
-                <w:szCs w:val="36"/>
-              </w:rPr>
               <w:alias w:val="ReportCaption"/>
               <w:tag w:val="#BC:InsertDataItem,BCReportInformation/ReportMetadata/ReportCaption"/>
               <w:id w:val="-1424488023"/>
@@ -1563,10 +1079,6 @@
             </w:sdtPr>
             <w:sdtContent>
               <w:r>
-                <w:rPr>
-                  <w:sz w:val="36"/>
-                  <w:szCs w:val="36"/>
-                </w:rPr>
                 <w:t>Report Caption</w:t>
               </w:r>
             </w:sdtContent>
@@ -2596,16 +2108,15 @@
   <w:style w:type="paragraph" w:default="1" w:styleId="Normal">
     <w:name w:val="Normal"/>
     <w:qFormat/>
-    <w:rsid w:val="00931468"/>
+    <w:rsid w:val="008B3FA5"/>
     <w:pPr>
       <w:spacing w:after="160" w:line="278" w:lineRule="auto"/>
     </w:pPr>
     <w:rPr>
       <w:rFonts w:eastAsiaTheme="minorHAnsi"/>
-      <w:color w:val="242424" w:themeColor="text1"/>
       <w:kern w:val="2"/>
-      <w:sz w:val="16"/>
-      <w:szCs w:val="16"/>
+      <w:sz w:val="24"/>
+      <w:szCs w:val="24"/>
       <w14:ligatures w14:val="standardContextual"/>
     </w:rPr>
   </w:style>
@@ -2670,8 +2181,6 @@
     <w:rPr>
       <w:rFonts w:asciiTheme="majorHAnsi" w:eastAsiaTheme="majorEastAsia" w:hAnsiTheme="majorHAnsi" w:cstheme="majorBidi"/>
       <w:color w:val="242424" w:themeColor="text2"/>
-      <w:sz w:val="24"/>
-      <w:szCs w:val="24"/>
     </w:rPr>
   </w:style>
   <w:style w:type="paragraph" w:styleId="Heading4">
@@ -2811,6 +2320,7 @@
     <w:uiPriority w:val="1"/>
     <w:semiHidden/>
     <w:unhideWhenUsed/>
+    <w:rsid w:val="008B3FA5"/>
   </w:style>
   <w:style w:type="table" w:default="1" w:styleId="TableNormal">
     <w:name w:val="Normal Table"/>
@@ -2832,6 +2342,7 @@
     <w:uiPriority w:val="99"/>
     <w:semiHidden/>
     <w:unhideWhenUsed/>
+    <w:rsid w:val="008B3FA5"/>
   </w:style>
   <w:style w:type="table" w:styleId="TableGrid">
     <w:name w:val="Table Grid"/>
@@ -3161,7 +2672,6 @@
     <w:rPr>
       <w:rFonts w:ascii="Segoe UI" w:hAnsi="Segoe UI"/>
       <w:sz w:val="18"/>
-      <w:szCs w:val="24"/>
     </w:rPr>
   </w:style>
   <w:style w:type="character" w:customStyle="1" w:styleId="PaginaChar">
@@ -3524,7 +3034,6 @@
     <w:basedOn w:val="NoSpacing"/>
     <w:next w:val="Normal"/>
     <w:uiPriority w:val="2"/>
-    <w:qFormat/>
     <w:rsid w:val="00931468"/>
     <w:pPr>
       <w:keepNext/>
@@ -3538,7 +3047,6 @@
     <w:basedOn w:val="BCLabel"/>
     <w:next w:val="Normal"/>
     <w:uiPriority w:val="2"/>
-    <w:qFormat/>
     <w:rsid w:val="00931468"/>
     <w:rPr>
       <w14:numSpacing w14:val="tabular"/>
@@ -3549,7 +3057,6 @@
     <w:basedOn w:val="NoSpacing"/>
     <w:next w:val="Normal"/>
     <w:uiPriority w:val="2"/>
-    <w:qFormat/>
     <w:rsid w:val="00931468"/>
     <w:rPr>
       <w14:numSpacing w14:val="tabular"/>
@@ -29710,7 +29217,6 @@
     <w:basedOn w:val="Quote"/>
     <w:next w:val="Normal"/>
     <w:uiPriority w:val="2"/>
-    <w:qFormat/>
     <w:rsid w:val="00931468"/>
     <w:pPr>
       <w:tabs>
@@ -30501,21 +30007,13 @@
     <w:sig w:usb0="00000001" w:usb1="10000040" w:usb2="00000000" w:usb3="00000000" w:csb0="80000001" w:csb1="00000000"/>
   </w:font>
   <w:font w:name="IDAutomation2D">
-    <w:altName w:val="Times New Roman"/>
+    <w:altName w:val="Cambria"/>
     <w:charset w:val="00"/>
     <w:family w:val="auto"/>
     <w:pitch w:val="variable"/>
     <w:sig w:usb0="00000003" w:usb1="10000000" w:usb2="00000000" w:usb3="00000000" w:csb0="80000001" w:csb1="00000000"/>
   </w:font>
-  <w:font w:name="Aptos Narrow">
-    <w:panose1 w:val="020B0004020202020204"/>
-    <w:charset w:val="00"/>
-    <w:family w:val="swiss"/>
-    <w:pitch w:val="variable"/>
-    <w:sig w:usb0="20000287" w:usb1="00000003" w:usb2="00000000" w:usb3="00000000" w:csb0="0000019F" w:csb1="00000000"/>
-  </w:font>
   <w:font w:name="Aptos">
-    <w:panose1 w:val="020B0004020202020204"/>
     <w:charset w:val="00"/>
     <w:family w:val="swiss"/>
     <w:pitch w:val="variable"/>
@@ -30535,7 +30033,6 @@
     <w:sig w:usb0="E0002EFF" w:usb1="C000785B" w:usb2="00000009" w:usb3="00000000" w:csb0="000001FF" w:csb1="00000000"/>
   </w:font>
   <w:font w:name="Yu Gothic Light">
-    <w:altName w:val="游ゴシック Light"/>
     <w:panose1 w:val="020B0300000000000000"/>
     <w:charset w:val="80"/>
     <w:family w:val="swiss"/>
@@ -30543,7 +30040,6 @@
     <w:sig w:usb0="E00002FF" w:usb1="2AC7FDFF" w:usb2="00000016" w:usb3="00000000" w:csb0="0002009F" w:csb1="00000000"/>
   </w:font>
   <w:font w:name="Aptos Display">
-    <w:panose1 w:val="020B0004020202020204"/>
     <w:charset w:val="00"/>
     <w:family w:val="swiss"/>
     <w:pitch w:val="variable"/>
@@ -30591,11 +30087,13 @@
     <w:rsid w:val="002B6532"/>
     <w:rsid w:val="002F6AA1"/>
     <w:rsid w:val="00313CC3"/>
+    <w:rsid w:val="00320D75"/>
     <w:rsid w:val="00322784"/>
     <w:rsid w:val="003373A0"/>
     <w:rsid w:val="003514EE"/>
     <w:rsid w:val="00357346"/>
     <w:rsid w:val="00377866"/>
+    <w:rsid w:val="00393797"/>
     <w:rsid w:val="00393905"/>
     <w:rsid w:val="003C12CB"/>
     <w:rsid w:val="003D1B0C"/>
@@ -30627,6 +30125,7 @@
     <w:rsid w:val="0081718A"/>
     <w:rsid w:val="00822ACB"/>
     <w:rsid w:val="00825186"/>
+    <w:rsid w:val="00827C01"/>
     <w:rsid w:val="0087642A"/>
     <w:rsid w:val="0089757A"/>
     <w:rsid w:val="008A720C"/>
@@ -30647,6 +30146,7 @@
     <w:rsid w:val="00A10449"/>
     <w:rsid w:val="00A46F73"/>
     <w:rsid w:val="00A650E0"/>
+    <w:rsid w:val="00A70D70"/>
     <w:rsid w:val="00A91309"/>
     <w:rsid w:val="00AB61BC"/>
     <w:rsid w:val="00AC48B9"/>
@@ -31587,6 +31087,335 @@
 </file>
 
 <file path=customXml/item1.xml><?xml version="1.0" encoding="utf-8"?>
+<?mso-contentType ?>
+<FormTemplates xmlns="http://schemas.microsoft.com/sharepoint/v3/contenttype/forms">
+  <Display>DocumentLibraryForm</Display>
+  <Edit>DocumentLibraryForm</Edit>
+  <New>DocumentLibraryForm</New>
+</FormTemplates>
+</file>
+
+<file path=customXml/item2.xml><?xml version="1.0" encoding="utf-8"?>
+<b:Sources xmlns:b="http://schemas.openxmlformats.org/officeDocument/2006/bibliography" xmlns="http://schemas.openxmlformats.org/officeDocument/2006/bibliography" SelectedStyle="\APASixthEditionOfficeOnline.xsl" StyleName="APA" Version="6"/>
+</file>
+
+<file path=customXml/item3.xml>��< ? x m l   v e r s i o n = " 1 . 0 "   e n c o d i n g = " u t f - 1 6 " ? > < N a v W o r d R e p o r t X m l P a r t   x m l n s = " u r n : m i c r o s o f t - d y n a m i c s - n a v / r e p o r t s / T e n a n t _ R e p o r t _ D e f a u l t s / 2 0 0 0 0 0 0 0 0 1 / " > + 
+     < B C R e p o r t I n f o r m a t i o n > + 
+         < R e p o r t M e t a d a t a > + 
+             < E x t e n s i o n I d > E x t e n s i o n   I D < / E x t e n s i o n I d > + 
+             < E x t e n s i o n N a m e > E x t e n s i o n   N a m e < / E x t e n s i o n N a m e > + 
+             < E x t e n s i o n P u b l i s h e r > E x t e n s i o n   P u b l i s h e r < / E x t e n s i o n P u b l i s h e r > + 
+             < E x t e n s i o n V e r s i o n > E x t e n s i o n   V e r s i o n < / E x t e n s i o n V e r s i o n > + 
+             < R e p o r t I d > R e p o r t   I D < / R e p o r t I d > + 
+             < R e p o r t N a m e > R e p o r t   N a m e < / R e p o r t N a m e > + 
+             < R e p o r t C a p t i o n > R e p o r t   C a p t i o n < / R e p o r t C a p t i o n > + 
+             < A b o u t T h i s R e p o r t T i t l e > A b o u t   T h i s   R e p o r t   T i t l e < / A b o u t T h i s R e p o r t T i t l e > + 
+             < A b o u t T h i s R e p o r t T e x t > A b o u t   T h i s   R e p o r t   T e x t < / A b o u t T h i s R e p o r t T e x t > + 
+             < R e p o r t H e l p L i n k > R e p o r t   H e l p   L i n k < / R e p o r t H e l p L i n k > + 
+         < / R e p o r t M e t a d a t a > + 
+         < R e p o r t R e q u e s t > + 
+             < T e n a n t E n t r a I d > T e n a n t   E n t r a   I d < / T e n a n t E n t r a I d > + 
+             < E n v i r o n m e n t N a m e > E n v i r o n m e n t   N a m e < / E n v i r o n m e n t N a m e > + 
+             < E n v i r o n m e n t T y p e > E n v i r o n m e n t   T y p e < / E n v i r o n m e n t T y p e > + 
+             < C o m p a n y N a m e > C o m p a n y   N a m e < / C o m p a n y N a m e > + 
+             < C o m p a n y D i s p l a y N a m e > C o m p a n y   D i s p l a y   N a m e < / C o m p a n y D i s p l a y N a m e > + 
+             < C o m p a n y I d > C o m p a n y   I D < / C o m p a n y I d > + 
+             < U s e r N a m e > U s e r   N a m e < / U s e r N a m e > + 
+             < D a t e A n d T i m e > D a t e   a n d   T i m e < / D a t e A n d T i m e > + 
+             < L a n g u a g e > L a n g u a g e < / L a n g u a g e > + 
+             < F o r m a t R e g i o n > F o r m a t   R e g i o n < / F o r m a t R e g i o n > + 
+             < D a t e T i m e V a l u e s > + 
+                 < Y e a r > Y e a r < / Y e a r > + 
+                 < M o n t h N u m b e r > M o n t h   N u m b e r < / M o n t h N u m b e r > + 
+                 < D a y N u m b e r > D a y   N u m b e r < / D a y N u m b e r > + 
+                 < H o u r > H o u r < / H o u r > + 
+                 < M i n u t e > M i n u t e < / M i n u t e > + 
+             < / D a t e T i m e V a l u e s > + 
+         < / R e p o r t R e q u e s t > + 
+         < C o m p a n y M e t a d a t a > + 
+             < C o m p a n y N a m e > C o m p a n y   N a m e < / C o m p a n y N a m e > + 
+             < C o m p a n y D i s p l a y N a m e > C o m p a n y   D i s p l a y   N a m e < / C o m p a n y D i s p l a y N a m e > + 
+             < C o m p a n y A d d r e s s L i n e s > + 
+                 < C o m p a n y A d d r e s s L i n e 1 > C o m p a n y   A d d r e s s   L i n e   1 < / C o m p a n y A d d r e s s L i n e 1 > + 
+                 < C o m p a n y A d d r e s s L i n e 2 > C o m p a n y   A d d r e s s   L i n e   2 < / C o m p a n y A d d r e s s L i n e 2 > + 
+                 < C o m p a n y A d d r e s s L i n e 3 > C o m p a n y   A d d r e s s   L i n e   3 < / C o m p a n y A d d r e s s L i n e 3 > + 
+                 < C o m p a n y A d d r e s s L i n e 4 > C o m p a n y   A d d r e s s   L i n e   4 < / C o m p a n y A d d r e s s L i n e 4 > + 
+                 < C o m p a n y A d d r e s s L i n e 5 > C o m p a n y   A d d r e s s   L i n e   5 < / C o m p a n y A d d r e s s L i n e 5 > + 
+                 < C o m p a n y A d d r e s s L i n e 6 > C o m p a n y   A d d r e s s   L i n e   6 < / C o m p a n y A d d r e s s L i n e 6 > + 
+                 < C o m p a n y A d d r e s s L i n e 7 > C o m p a n y   A d d r e s s   L i n e   7 < / C o m p a n y A d d r e s s L i n e 7 > + 
+                 < C o m p a n y A d d r e s s L i n e 8 > C o m p a n y   A d d r e s s   L i n e   8 < / C o m p a n y A d d r e s s L i n e 8 > + 
+             < / C o m p a n y A d d r e s s L i n e s > + 
+             < C o m p a n y P h o n e > C o m p a n y   P h o n e < / C o m p a n y P h o n e > + 
+             < C o m p a n y P h o n e C a p t i o n > C o m p a n y   P h o n e   C a p t i o n < / C o m p a n y P h o n e C a p t i o n > + 
+             < C o m p a n y F a x N o > C o m p a n y   F a x   N o . < / C o m p a n y F a x N o > + 
+             < C o m p a n y F a x N o C a p t i o n > C o m p a n y   F a x   N o .   C a p t i o n < / C o m p a n y F a x N o C a p t i o n > + 
+             < C o m p a n y E m a i l > C o m p a n y   E m a i l < / C o m p a n y E m a i l > + 
+             < C o m p a n y E m a i l C a p t i o n > C o m p a n y   E m a i l   C a p t i o n < / C o m p a n y E m a i l C a p t i o n > + 
+             < C o m p a n y H o m e P a g e > C o m p a n y   H o m e   P a g e < / C o m p a n y H o m e P a g e > + 
+             < C o m p a n y H o m e P a g e C a p t i o n > C o m p a n y   H o m e   P a g e   C a p t i o n < / C o m p a n y H o m e P a g e C a p t i o n > + 
+             < C o m p a n y L o g o > C o m p a n y   L o g o < / C o m p a n y L o g o > + 
+             < C o m p a n y V A T R e g i s t r a t i o n N o > C o m p a n y   V A T   R e g i s t r a t i o n   N o . < / C o m p a n y V A T R e g i s t r a t i o n N o > + 
+             < C o m p a n y V A T R e g i s t r a t i o n N o C a p t i o n > C o m p a n y   V A T   R e g i s t r a t i o n   N o .   C a p t i o n < / C o m p a n y V A T R e g i s t r a t i o n N o C a p t i o n > + 
+             < C o m p a n y R e g i s t r a t i o n N o > C o m p a n y   R e g i s t r a t i o n   N o . < / C o m p a n y R e g i s t r a t i o n N o > + 
+             < C o m p a n y R e g i s t r a t i o n N o C a p t i o n > C o m p a n y   R e g i s t r a t i o n   N o .   C a p t i o n < / C o m p a n y R e g i s t r a t i o n N o C a p t i o n > + 
+             < C o m p a n y B a n k N a m e > C o m p a n y   B a n k   N a m e < / C o m p a n y B a n k N a m e > + 
+             < C o m p a n y B a n k N a m e C a p t i o n > C o m p a n y   B a n k   N a m e   C a p t i o n < / C o m p a n y B a n k N a m e C a p t i o n > + 
+             < C o m p a n y B a n k A c c o u n t N o > C o m p a n y   B a n k   A c c o u n t   N o . < / C o m p a n y B a n k A c c o u n t N o > + 
+             < C o m p a n y B a n k A c c o u n t N o C a p t i o n > C o m p a n y   B a n k   A c c o u n t   N o .   C a p t i o n < / C o m p a n y B a n k A c c o u n t N o C a p t i o n > + 
+             < C o m p a n y B a n k B r a n c h N o > C o m p a n y   B a n k   B r a n c h   N o . < / C o m p a n y B a n k B r a n c h N o > + 
+             < C o m p a n y B a n k B r a n c h N o C a p t i o n > C o m p a n y   B a n k   B r a n c h   N o .   C a p t i o n < / C o m p a n y B a n k B r a n c h N o C a p t i o n > + 
+             < C o m p a n y I B A N > C o m p a n y   I B A N < / C o m p a n y I B A N > + 
+             < C o m p a n y I B A N C a p t i o n > C o m p a n y   I B A N   C a p t i o n < / C o m p a n y I B A N C a p t i o n > + 
+             < C o m p a n y B a n k S W I F T > C o m p a n y   B a n k   S W I F T < / C o m p a n y B a n k S W I F T > + 
+             < C o m p a n y B a n k S W I F T C a p t i o n > C o m p a n y   B a n k   S W I F T   C a p t i o n < / C o m p a n y B a n k S W I F T C a p t i o n > + 
+             < C o m p a n y G i r o N o > C o m p a n y   G i r o   N o . < / C o m p a n y G i r o N o > + 
+             < C o m p a n y G i r o N o C a p t i o n > C o m p a n y   G i r o   N o .   C a p t i o n < / C o m p a n y G i r o N o C a p t i o n > + 
+         < / C o m p a n y M e t a d a t a > + 
+     < / B C R e p o r t I n f o r m a t i o n > + 
+ < / N a v W o r d R e p o r t X m l P a r t > 
+</file>
+
+<file path=customXml/item4.xml><?xml version="1.0" encoding="utf-8"?>
+<p:properties xmlns:p="http://schemas.microsoft.com/office/2006/metadata/properties" xmlns:xsi="http://www.w3.org/2001/XMLSchema-instance" xmlns:pc="http://schemas.microsoft.com/office/infopath/2007/PartnerControls">
+  <documentManagement>
+    <Package xmlns="178f68d8-b893-4efd-8406-fab0f21873e4" xsi:nil="true"/>
+    <lcf76f155ced4ddcb4097134ff3c332f xmlns="178f68d8-b893-4efd-8406-fab0f21873e4">
+      <Terms xmlns="http://schemas.microsoft.com/office/infopath/2007/PartnerControls"/>
+    </lcf76f155ced4ddcb4097134ff3c332f>
+    <_ip_UnifiedCompliancePolicyUIAction xmlns="http://schemas.microsoft.com/sharepoint/v3" xsi:nil="true"/>
+    <TaxCatchAll xmlns="b83e059f-de16-406c-a902-3d56d4e79ec8" xsi:nil="true"/>
+    <Audience xmlns="178f68d8-b893-4efd-8406-fab0f21873e4" xsi:nil="true"/>
+    <_ip_UnifiedCompliancePolicyProperties xmlns="http://schemas.microsoft.com/sharepoint/v3" xsi:nil="true"/>
+    <DocumentType xmlns="178f68d8-b893-4efd-8406-fab0f21873e4" xsi:nil="true"/>
+  </documentManagement>
+</p:properties>
+</file>
+
+<file path=customXml/item5.xml>��< ? x m l   v e r s i o n = " 1 . 0 "   e n c o d i n g = " u t f - 1 6 " ? > < N a v W o r d R e p o r t X m l P a r t   x m l n s = " u r n : m i c r o s o f t - d y n a m i c s - b u s i n e s s c e n t r a l / i n t e r n a l / e x t e n d e d / r e p o r t s / T e n a n t _ R e p o r t _ D e f a u l t s / 2 0 0 0 0 0 0 0 0 1 / " > + 
+     < B C R e p o r t I n f o r m a t i o n > + 
+         < R e p o r t M e t a d a t a > + 
+             < E x t e n s i o n I d > E x t e n s i o n   I D < / E x t e n s i o n I d > + 
+             < E x t e n s i o n N a m e > E x t e n s i o n   N a m e < / E x t e n s i o n N a m e > + 
+             < E x t e n s i o n P u b l i s h e r > E x t e n s i o n   P u b l i s h e r < / E x t e n s i o n P u b l i s h e r > + 
+             < E x t e n s i o n V e r s i o n > E x t e n s i o n   V e r s i o n < / E x t e n s i o n V e r s i o n > + 
+             < R e p o r t I d > R e p o r t   I D < / R e p o r t I d > + 
+             < R e p o r t N a m e > R e p o r t   N a m e < / R e p o r t N a m e > + 
+             < R e p o r t C a p t i o n > R e p o r t   C a p t i o n < / R e p o r t C a p t i o n > + 
+             < A b o u t T h i s R e p o r t T i t l e > A b o u t   T h i s   R e p o r t   T i t l e < / A b o u t T h i s R e p o r t T i t l e > + 
+             < A b o u t T h i s R e p o r t T e x t > A b o u t   T h i s   R e p o r t   T e x t < / A b o u t T h i s R e p o r t T e x t > + 
+             < R e p o r t H e l p L i n k > R e p o r t   H e l p   L i n k < / R e p o r t H e l p L i n k > + 
+         < / R e p o r t M e t a d a t a > + 
+         < R e p o r t R e q u e s t > + 
+             < T e n a n t E n t r a I d > T e n a n t   E n t r a   I d < / T e n a n t E n t r a I d > + 
+             < E n v i r o n m e n t N a m e > E n v i r o n m e n t   N a m e < / E n v i r o n m e n t N a m e > + 
+             < E n v i r o n m e n t T y p e > E n v i r o n m e n t   T y p e < / E n v i r o n m e n t T y p e > + 
+             < C o m p a n y N a m e > C o m p a n y   N a m e < / C o m p a n y N a m e > + 
+             < C o m p a n y D i s p l a y N a m e > C o m p a n y   D i s p l a y   N a m e < / C o m p a n y D i s p l a y N a m e > + 
+             < C o m p a n y I d > C o m p a n y   I D < / C o m p a n y I d > + 
+             < U s e r N a m e > U s e r   N a m e < / U s e r N a m e > + 
+             < D a t e A n d T i m e > D a t e   a n d   T i m e < / D a t e A n d T i m e > + 
+             < L a n g u a g e > L a n g u a g e < / L a n g u a g e > + 
+             < F o r m a t R e g i o n > F o r m a t   R e g i o n < / F o r m a t R e g i o n > + 
+             < D a t e T i m e V a l u e s > + 
+                 < Y e a r > Y e a r < / Y e a r > + 
+                 < M o n t h N u m b e r > M o n t h   N u m b e r < / M o n t h N u m b e r > + 
+                 < D a y N u m b e r > D a y   N u m b e r < / D a y N u m b e r > + 
+                 < H o u r > H o u r < / H o u r > + 
+                 < M i n u t e > M i n u t e < / M i n u t e > + 
+             < / D a t e T i m e V a l u e s > + 
+         < / R e p o r t R e q u e s t > + 
+         < C o m p a n y M e t a d a t a > + 
+             < C o m p a n y N a m e > C o m p a n y   N a m e < / C o m p a n y N a m e > + 
+             < C o m p a n y D i s p l a y N a m e > C o m p a n y   D i s p l a y   N a m e < / C o m p a n y D i s p l a y N a m e > + 
+             < C o m p a n y A d d r e s s L i n e s > + 
+                 < C o m p a n y A d d r e s s L i n e 1 > C o m p a n y   A d d r e s s   L i n e   1 < / C o m p a n y A d d r e s s L i n e 1 > + 
+                 < C o m p a n y A d d r e s s L i n e 2 > C o m p a n y   A d d r e s s   L i n e   2 < / C o m p a n y A d d r e s s L i n e 2 > + 
+                 < C o m p a n y A d d r e s s L i n e 3 > C o m p a n y   A d d r e s s   L i n e   3 < / C o m p a n y A d d r e s s L i n e 3 > + 
+                 < C o m p a n y A d d r e s s L i n e 4 > C o m p a n y   A d d r e s s   L i n e   4 < / C o m p a n y A d d r e s s L i n e 4 > + 
+                 < C o m p a n y A d d r e s s L i n e 5 > C o m p a n y   A d d r e s s   L i n e   5 < / C o m p a n y A d d r e s s L i n e 5 > + 
+                 < C o m p a n y A d d r e s s L i n e 6 > C o m p a n y   A d d r e s s   L i n e   6 < / C o m p a n y A d d r e s s L i n e 6 > + 
+                 < C o m p a n y A d d r e s s L i n e 7 > C o m p a n y   A d d r e s s   L i n e   7 < / C o m p a n y A d d r e s s L i n e 7 > + 
+                 < C o m p a n y A d d r e s s L i n e 8 > C o m p a n y   A d d r e s s   L i n e   8 < / C o m p a n y A d d r e s s L i n e 8 > + 
+             < / C o m p a n y A d d r e s s L i n e s > + 
+             < C o m p a n y P h o n e > C o m p a n y   P h o n e < / C o m p a n y P h o n e > + 
+             < C o m p a n y P h o n e C a p t i o n > C o m p a n y   P h o n e   C a p t i o n < / C o m p a n y P h o n e C a p t i o n > + 
+             < C o m p a n y F a x N o > C o m p a n y   F a x   N o . < / C o m p a n y F a x N o > + 
+             < C o m p a n y F a x N o C a p t i o n > C o m p a n y   F a x   N o .   C a p t i o n < / C o m p a n y F a x N o C a p t i o n > + 
+             < C o m p a n y E m a i l > C o m p a n y   E m a i l < / C o m p a n y E m a i l > + 
+             < C o m p a n y E m a i l C a p t i o n > C o m p a n y   E m a i l   C a p t i o n < / C o m p a n y E m a i l C a p t i o n > + 
+             < C o m p a n y H o m e P a g e > C o m p a n y   H o m e   P a g e < / C o m p a n y H o m e P a g e > + 
+             < C o m p a n y H o m e P a g e C a p t i o n > C o m p a n y   H o m e   P a g e   C a p t i o n < / C o m p a n y H o m e P a g e C a p t i o n > + 
+             < C o m p a n y L o g o > C o m p a n y   L o g o < / C o m p a n y L o g o > + 
+             < C o m p a n y V A T R e g i s t r a t i o n N o > C o m p a n y   V A T   R e g i s t r a t i o n   N o . < / C o m p a n y V A T R e g i s t r a t i o n N o > + 
+             < C o m p a n y V A T R e g i s t r a t i o n N o C a p t i o n > C o m p a n y   V A T   R e g i s t r a t i o n   N o .   C a p t i o n < / C o m p a n y V A T R e g i s t r a t i o n N o C a p t i o n > + 
+             < C o m p a n y R e g i s t r a t i o n N o > C o m p a n y   R e g i s t r a t i o n   N o . < / C o m p a n y R e g i s t r a t i o n N o > + 
+             < C o m p a n y R e g i s t r a t i o n N o C a p t i o n > C o m p a n y   R e g i s t r a t i o n   N o .   C a p t i o n < / C o m p a n y R e g i s t r a t i o n N o C a p t i o n > + 
+             < C o m p a n y B a n k N a m e > C o m p a n y   B a n k   N a m e < / C o m p a n y B a n k N a m e > + 
+             < C o m p a n y B a n k N a m e C a p t i o n > C o m p a n y   B a n k   N a m e   C a p t i o n < / C o m p a n y B a n k N a m e C a p t i o n > + 
+             < C o m p a n y B a n k A c c o u n t N o > C o m p a n y   B a n k   A c c o u n t   N o . < / C o m p a n y B a n k A c c o u n t N o > + 
+             < C o m p a n y B a n k A c c o u n t N o C a p t i o n > C o m p a n y   B a n k   A c c o u n t   N o .   C a p t i o n < / C o m p a n y B a n k A c c o u n t N o C a p t i o n > + 
+             < C o m p a n y B a n k B r a n c h N o > C o m p a n y   B a n k   B r a n c h   N o . < / C o m p a n y B a n k B r a n c h N o > + 
+             < C o m p a n y B a n k B r a n c h N o C a p t i o n > C o m p a n y   B a n k   B r a n c h   N o .   C a p t i o n < / C o m p a n y B a n k B r a n c h N o C a p t i o n > + 
+             < C o m p a n y I B A N > C o m p a n y   I B A N < / C o m p a n y I B A N > + 
+             < C o m p a n y I B A N C a p t i o n > C o m p a n y   I B A N   C a p t i o n < / C o m p a n y I B A N C a p t i o n > + 
+             < C o m p a n y B a n k S W I F T > C o m p a n y   B a n k   S W I F T < / C o m p a n y B a n k S W I F T > + 
+             < C o m p a n y B a n k S W I F T C a p t i o n > C o m p a n y   B a n k   S W I F T   C a p t i o n < / C o m p a n y B a n k S W I F T C a p t i o n > + 
+             < C o m p a n y G i r o N o > C o m p a n y   G i r o   N o . < / C o m p a n y G i r o N o > + 
+             < C o m p a n y G i r o N o C a p t i o n > C o m p a n y   G i r o   N o .   C a p t i o n < / C o m p a n y G i r o N o C a p t i o n > + 
+         < / C o m p a n y M e t a d a t a > + 
+     < / B C R e p o r t I n f o r m a t i o n > + 
+     < T o o l t i p s / > + 
+ < / N a v W o r d R e p o r t X m l P a r t > 
+</file>
+
+<file path=customXml/item6.xml><?xml version="1.0" encoding="utf-8"?>
 <ct:contentTypeSchema xmlns:ct="http://schemas.microsoft.com/office/2006/metadata/contentType" xmlns:ma="http://schemas.microsoft.com/office/2006/metadata/properties/metaAttributes" ct:_="" ma:_="" ma:contentTypeName="Document" ma:contentTypeID="0x0101001DCAE6B6EBFA5442B0B9E84E60AFF245" ma:contentTypeVersion="18" ma:contentTypeDescription="Create a new document." ma:contentTypeScope="" ma:versionID="69eec3b24558e1297a79cd42e69b0397">
   <xsd:schema xmlns:xsd="http://www.w3.org/2001/XMLSchema" xmlns:xs="http://www.w3.org/2001/XMLSchema" xmlns:p="http://schemas.microsoft.com/office/2006/metadata/properties" xmlns:ns1="http://schemas.microsoft.com/sharepoint/v3" xmlns:ns2="178f68d8-b893-4efd-8406-fab0f21873e4" xmlns:ns3="b83e059f-de16-406c-a902-3d56d4e79ec8" targetNamespace="http://schemas.microsoft.com/office/2006/metadata/properties" ma:root="true" ma:fieldsID="0f52a3acd42ec0bd0d267ba89c916a39" ns1:_="" ns2:_="" ns3:_="">
     <xsd:import namespace="http://schemas.microsoft.com/sharepoint/v3"/>
@@ -31852,336 +31681,51 @@
 </ct:contentTypeSchema>
 </file>
 
-<file path=customXml/item2.xml>��< ? x m l   v e r s i o n = " 1 . 0 "   e n c o d i n g = " u t f - 1 6 " ? > < N a v W o r d R e p o r t X m l P a r t   x m l n s = " u r n : m i c r o s o f t - d y n a m i c s - b u s i n e s s c e n t r a l / i n t e r n a l / e x t e n d e d / r e p o r t s / T e n a n t _ R e p o r t _ D e f a u l t s / 2 0 0 0 0 0 0 0 0 1 / " > - 
-     < B C R e p o r t I n f o r m a t i o n > - 
-         < R e p o r t M e t a d a t a > - 
-             < E x t e n s i o n I d > E x t e n s i o n   I D < / E x t e n s i o n I d > - 
-             < E x t e n s i o n N a m e > E x t e n s i o n   N a m e < / E x t e n s i o n N a m e > - 
-             < E x t e n s i o n P u b l i s h e r > E x t e n s i o n   P u b l i s h e r < / E x t e n s i o n P u b l i s h e r > - 
-             < E x t e n s i o n V e r s i o n > E x t e n s i o n   V e r s i o n < / E x t e n s i o n V e r s i o n > - 
-             < R e p o r t I d > R e p o r t   I D < / R e p o r t I d > - 
-             < R e p o r t N a m e > R e p o r t   N a m e < / R e p o r t N a m e > - 
-             < R e p o r t C a p t i o n > R e p o r t   C a p t i o n < / R e p o r t C a p t i o n > - 
-             < A b o u t T h i s R e p o r t T i t l e > A b o u t   T h i s   R e p o r t   T i t l e < / A b o u t T h i s R e p o r t T i t l e > - 
-             < A b o u t T h i s R e p o r t T e x t > A b o u t   T h i s   R e p o r t   T e x t < / A b o u t T h i s R e p o r t T e x t > - 
-             < R e p o r t H e l p L i n k > R e p o r t   H e l p   L i n k < / R e p o r t H e l p L i n k > - 
-         < / R e p o r t M e t a d a t a > - 
-         < R e p o r t R e q u e s t > - 
-             < T e n a n t E n t r a I d > T e n a n t   E n t r a   I d < / T e n a n t E n t r a I d > - 
-             < E n v i r o n m e n t N a m e > E n v i r o n m e n t   N a m e < / E n v i r o n m e n t N a m e > - 
-             < E n v i r o n m e n t T y p e > E n v i r o n m e n t   T y p e < / E n v i r o n m e n t T y p e > - 
-             < C o m p a n y N a m e > C o m p a n y   N a m e < / C o m p a n y N a m e > - 
-             < C o m p a n y D i s p l a y N a m e > C o m p a n y   D i s p l a y   N a m e < / C o m p a n y D i s p l a y N a m e > - 
-             < C o m p a n y I d > C o m p a n y   I D < / C o m p a n y I d > - 
-             < U s e r N a m e > U s e r   N a m e < / U s e r N a m e > - 
-             < D a t e A n d T i m e > D a t e   a n d   T i m e < / D a t e A n d T i m e > - 
-             < L a n g u a g e > L a n g u a g e < / L a n g u a g e > - 
-             < F o r m a t R e g i o n > F o r m a t   R e g i o n < / F o r m a t R e g i o n > - 
-             < D a t e T i m e V a l u e s > - 
-                 < Y e a r > Y e a r < / Y e a r > - 
-                 < M o n t h N u m b e r > M o n t h   N u m b e r < / M o n t h N u m b e r > - 
-                 < D a y N u m b e r > D a y   N u m b e r < / D a y N u m b e r > - 
-                 < H o u r > H o u r < / H o u r > - 
-                 < M i n u t e > M i n u t e < / M i n u t e > - 
-             < / D a t e T i m e V a l u e s > - 
-         < / R e p o r t R e q u e s t > - 
-         < C o m p a n y M e t a d a t a > - 
-             < C o m p a n y N a m e > C o m p a n y   N a m e < / C o m p a n y N a m e > - 
-             < C o m p a n y D i s p l a y N a m e > C o m p a n y   D i s p l a y   N a m e < / C o m p a n y D i s p l a y N a m e > - 
-             < C o m p a n y A d d r e s s L i n e s > - 
-                 < C o m p a n y A d d r e s s L i n e 1 > C o m p a n y   A d d r e s s   L i n e   1 < / C o m p a n y A d d r e s s L i n e 1 > - 
-                 < C o m p a n y A d d r e s s L i n e 2 > C o m p a n y   A d d r e s s   L i n e   2 < / C o m p a n y A d d r e s s L i n e 2 > - 
-                 < C o m p a n y A d d r e s s L i n e 3 > C o m p a n y   A d d r e s s   L i n e   3 < / C o m p a n y A d d r e s s L i n e 3 > - 
-                 < C o m p a n y A d d r e s s L i n e 4 > C o m p a n y   A d d r e s s   L i n e   4 < / C o m p a n y A d d r e s s L i n e 4 > - 
-                 < C o m p a n y A d d r e s s L i n e 5 > C o m p a n y   A d d r e s s   L i n e   5 < / C o m p a n y A d d r e s s L i n e 5 > - 
-                 < C o m p a n y A d d r e s s L i n e 6 > C o m p a n y   A d d r e s s   L i n e   6 < / C o m p a n y A d d r e s s L i n e 6 > - 
-                 < C o m p a n y A d d r e s s L i n e 7 > C o m p a n y   A d d r e s s   L i n e   7 < / C o m p a n y A d d r e s s L i n e 7 > - 
-                 < C o m p a n y A d d r e s s L i n e 8 > C o m p a n y   A d d r e s s   L i n e   8 < / C o m p a n y A d d r e s s L i n e 8 > - 
-             < / C o m p a n y A d d r e s s L i n e s > - 
-             < C o m p a n y P h o n e > C o m p a n y   P h o n e < / C o m p a n y P h o n e > - 
-             < C o m p a n y P h o n e C a p t i o n > C o m p a n y   P h o n e   C a p t i o n < / C o m p a n y P h o n e C a p t i o n > - 
-             < C o m p a n y F a x N o > C o m p a n y   F a x   N o . < / C o m p a n y F a x N o > - 
-             < C o m p a n y F a x N o C a p t i o n > C o m p a n y   F a x   N o .   C a p t i o n < / C o m p a n y F a x N o C a p t i o n > - 
-             < C o m p a n y E m a i l > C o m p a n y   E m a i l < / C o m p a n y E m a i l > - 
-             < C o m p a n y E m a i l C a p t i o n > C o m p a n y   E m a i l   C a p t i o n < / C o m p a n y E m a i l C a p t i o n > - 
-             < C o m p a n y H o m e P a g e > C o m p a n y   H o m e   P a g e < / C o m p a n y H o m e P a g e > - 
-             < C o m p a n y H o m e P a g e C a p t i o n > C o m p a n y   H o m e   P a g e   C a p t i o n < / C o m p a n y H o m e P a g e C a p t i o n > - 
-             < C o m p a n y L o g o > C o m p a n y   L o g o < / C o m p a n y L o g o > - 
-             < C o m p a n y V A T R e g i s t r a t i o n N o > C o m p a n y   V A T   R e g i s t r a t i o n   N o . < / C o m p a n y V A T R e g i s t r a t i o n N o > - 
-             < C o m p a n y V A T R e g i s t r a t i o n N o C a p t i o n > C o m p a n y   V A T   R e g i s t r a t i o n   N o .   C a p t i o n < / C o m p a n y V A T R e g i s t r a t i o n N o C a p t i o n > - 
-             < C o m p a n y R e g i s t r a t i o n N o > C o m p a n y   R e g i s t r a t i o n   N o . < / C o m p a n y R e g i s t r a t i o n N o > - 
-             < C o m p a n y R e g i s t r a t i o n N o C a p t i o n > C o m p a n y   R e g i s t r a t i o n   N o .   C a p t i o n < / C o m p a n y R e g i s t r a t i o n N o C a p t i o n > - 
-             < C o m p a n y B a n k N a m e > C o m p a n y   B a n k   N a m e < / C o m p a n y B a n k N a m e > - 
-             < C o m p a n y B a n k N a m e C a p t i o n > C o m p a n y   B a n k   N a m e   C a p t i o n < / C o m p a n y B a n k N a m e C a p t i o n > - 
-             < C o m p a n y B a n k A c c o u n t N o > C o m p a n y   B a n k   A c c o u n t   N o . < / C o m p a n y B a n k A c c o u n t N o > - 
-             < C o m p a n y B a n k A c c o u n t N o C a p t i o n > C o m p a n y   B a n k   A c c o u n t   N o .   C a p t i o n < / C o m p a n y B a n k A c c o u n t N o C a p t i o n > - 
-             < C o m p a n y B a n k B r a n c h N o > C o m p a n y   B a n k   B r a n c h   N o . < / C o m p a n y B a n k B r a n c h N o > - 
-             < C o m p a n y B a n k B r a n c h N o C a p t i o n > C o m p a n y   B a n k   B r a n c h   N o .   C a p t i o n < / C o m p a n y B a n k B r a n c h N o C a p t i o n > - 
-             < C o m p a n y I B A N > C o m p a n y   I B A N < / C o m p a n y I B A N > - 
-             < C o m p a n y I B A N C a p t i o n > C o m p a n y   I B A N   C a p t i o n < / C o m p a n y I B A N C a p t i o n > - 
-             < C o m p a n y B a n k S W I F T > C o m p a n y   B a n k   S W I F T < / C o m p a n y B a n k S W I F T > - 
-             < C o m p a n y B a n k S W I F T C a p t i o n > C o m p a n y   B a n k   S W I F T   C a p t i o n < / C o m p a n y B a n k S W I F T C a p t i o n > - 
-             < C o m p a n y G i r o N o > C o m p a n y   G i r o   N o . < / C o m p a n y G i r o N o > - 
-             < C o m p a n y G i r o N o C a p t i o n > C o m p a n y   G i r o   N o .   C a p t i o n < / C o m p a n y G i r o N o C a p t i o n > - 
-         < / C o m p a n y M e t a d a t a > - 
-     < / B C R e p o r t I n f o r m a t i o n > - 
-     < T o o l t i p s / > - 
- < / N a v W o r d R e p o r t X m l P a r t > 
+<file path=customXml/itemProps1.xml><?xml version="1.0" encoding="utf-8"?>
+<ds:datastoreItem xmlns:ds="http://schemas.openxmlformats.org/officeDocument/2006/customXml" ds:itemID="{90D051D0-A09C-4803-9951-7AF38C9A2CC3}">
+  <ds:schemaRefs>
+    <ds:schemaRef ds:uri="http://schemas.microsoft.com/sharepoint/v3/contenttype/forms"/>
+  </ds:schemaRefs>
+</ds:datastoreItem>
 </file>
 
-<file path=customXml/item3.xml><?xml version="1.0" encoding="utf-8"?>
-<p:properties xmlns:p="http://schemas.microsoft.com/office/2006/metadata/properties" xmlns:xsi="http://www.w3.org/2001/XMLSchema-instance" xmlns:pc="http://schemas.microsoft.com/office/infopath/2007/PartnerControls">
-  <documentManagement>
-    <Package xmlns="178f68d8-b893-4efd-8406-fab0f21873e4" xsi:nil="true"/>
-    <lcf76f155ced4ddcb4097134ff3c332f xmlns="178f68d8-b893-4efd-8406-fab0f21873e4">
-      <Terms xmlns="http://schemas.microsoft.com/office/infopath/2007/PartnerControls"/>
-    </lcf76f155ced4ddcb4097134ff3c332f>
-    <_ip_UnifiedCompliancePolicyUIAction xmlns="http://schemas.microsoft.com/sharepoint/v3" xsi:nil="true"/>
-    <TaxCatchAll xmlns="b83e059f-de16-406c-a902-3d56d4e79ec8" xsi:nil="true"/>
-    <Audience xmlns="178f68d8-b893-4efd-8406-fab0f21873e4" xsi:nil="true"/>
-    <_ip_UnifiedCompliancePolicyProperties xmlns="http://schemas.microsoft.com/sharepoint/v3" xsi:nil="true"/>
-    <DocumentType xmlns="178f68d8-b893-4efd-8406-fab0f21873e4" xsi:nil="true"/>
-  </documentManagement>
-</p:properties>
+<file path=customXml/itemProps2.xml><?xml version="1.0" encoding="utf-8"?>
+<ds:datastoreItem xmlns:ds="http://schemas.openxmlformats.org/officeDocument/2006/customXml" ds:itemID="{89DB96BF-8133-438A-AAD3-A3C21079AEB1}">
+  <ds:schemaRefs>
+    <ds:schemaRef ds:uri="http://schemas.openxmlformats.org/officeDocument/2006/bibliography"/>
+  </ds:schemaRefs>
+</ds:datastoreItem>
 </file>
 
-<file path=customXml/item4.xml>��< ? x m l   v e r s i o n = " 1 . 0 "   e n c o d i n g = " u t f - 1 6 " ? > < N a v W o r d R e p o r t X m l P a r t   x m l n s = " u r n : m i c r o s o f t - d y n a m i c s - n a v / r e p o r t s / T e n a n t _ R e p o r t _ D e f a u l t s / 2 0 0 0 0 0 0 0 0 1 / " > - 
-     < B C R e p o r t I n f o r m a t i o n > - 
-         < R e p o r t M e t a d a t a > - 
-             < E x t e n s i o n I d > E x t e n s i o n   I D < / E x t e n s i o n I d > - 
-             < E x t e n s i o n N a m e > E x t e n s i o n   N a m e < / E x t e n s i o n N a m e > - 
-             < E x t e n s i o n P u b l i s h e r > E x t e n s i o n   P u b l i s h e r < / E x t e n s i o n P u b l i s h e r > - 
-             < E x t e n s i o n V e r s i o n > E x t e n s i o n   V e r s i o n < / E x t e n s i o n V e r s i o n > - 
-             < R e p o r t I d > R e p o r t   I D < / R e p o r t I d > - 
-             < R e p o r t N a m e > R e p o r t   N a m e < / R e p o r t N a m e > - 
-             < R e p o r t C a p t i o n > R e p o r t   C a p t i o n < / R e p o r t C a p t i o n > - 
-             < A b o u t T h i s R e p o r t T i t l e > A b o u t   T h i s   R e p o r t   T i t l e < / A b o u t T h i s R e p o r t T i t l e > - 
-             < A b o u t T h i s R e p o r t T e x t > A b o u t   T h i s   R e p o r t   T e x t < / A b o u t T h i s R e p o r t T e x t > - 
-             < R e p o r t H e l p L i n k > R e p o r t   H e l p   L i n k < / R e p o r t H e l p L i n k > - 
-         < / R e p o r t M e t a d a t a > - 
-         < R e p o r t R e q u e s t > - 
-             < T e n a n t E n t r a I d > T e n a n t   E n t r a   I d < / T e n a n t E n t r a I d > - 
-             < E n v i r o n m e n t N a m e > E n v i r o n m e n t   N a m e < / E n v i r o n m e n t N a m e > - 
-             < E n v i r o n m e n t T y p e > E n v i r o n m e n t   T y p e < / E n v i r o n m e n t T y p e > - 
-             < C o m p a n y N a m e > C o m p a n y   N a m e < / C o m p a n y N a m e > - 
-             < C o m p a n y D i s p l a y N a m e > C o m p a n y   D i s p l a y   N a m e < / C o m p a n y D i s p l a y N a m e > - 
-             < C o m p a n y I d > C o m p a n y   I D < / C o m p a n y I d > - 
-             < U s e r N a m e > U s e r   N a m e < / U s e r N a m e > - 
-             < D a t e A n d T i m e > D a t e   a n d   T i m e < / D a t e A n d T i m e > - 
-             < L a n g u a g e > L a n g u a g e < / L a n g u a g e > - 
-             < F o r m a t R e g i o n > F o r m a t   R e g i o n < / F o r m a t R e g i o n > - 
-             < D a t e T i m e V a l u e s > - 
-                 < Y e a r > Y e a r < / Y e a r > - 
-                 < M o n t h N u m b e r > M o n t h   N u m b e r < / M o n t h N u m b e r > - 
-                 < D a y N u m b e r > D a y   N u m b e r < / D a y N u m b e r > - 
-                 < H o u r > H o u r < / H o u r > - 
-                 < M i n u t e > M i n u t e < / M i n u t e > - 
-             < / D a t e T i m e V a l u e s > - 
-         < / R e p o r t R e q u e s t > - 
-         < C o m p a n y M e t a d a t a > - 
-             < C o m p a n y N a m e > C o m p a n y   N a m e < / C o m p a n y N a m e > - 
-             < C o m p a n y D i s p l a y N a m e > C o m p a n y   D i s p l a y   N a m e < / C o m p a n y D i s p l a y N a m e > - 
-             < C o m p a n y A d d r e s s L i n e s > - 
-                 < C o m p a n y A d d r e s s L i n e 1 > C o m p a n y   A d d r e s s   L i n e   1 < / C o m p a n y A d d r e s s L i n e 1 > - 
-                 < C o m p a n y A d d r e s s L i n e 2 > C o m p a n y   A d d r e s s   L i n e   2 < / C o m p a n y A d d r e s s L i n e 2 > - 
-                 < C o m p a n y A d d r e s s L i n e 3 > C o m p a n y   A d d r e s s   L i n e   3 < / C o m p a n y A d d r e s s L i n e 3 > - 
-                 < C o m p a n y A d d r e s s L i n e 4 > C o m p a n y   A d d r e s s   L i n e   4 < / C o m p a n y A d d r e s s L i n e 4 > - 
-                 < C o m p a n y A d d r e s s L i n e 5 > C o m p a n y   A d d r e s s   L i n e   5 < / C o m p a n y A d d r e s s L i n e 5 > - 
-                 < C o m p a n y A d d r e s s L i n e 6 > C o m p a n y   A d d r e s s   L i n e   6 < / C o m p a n y A d d r e s s L i n e 6 > - 
-                 < C o m p a n y A d d r e s s L i n e 7 > C o m p a n y   A d d r e s s   L i n e   7 < / C o m p a n y A d d r e s s L i n e 7 > - 
-                 < C o m p a n y A d d r e s s L i n e 8 > C o m p a n y   A d d r e s s   L i n e   8 < / C o m p a n y A d d r e s s L i n e 8 > - 
-             < / C o m p a n y A d d r e s s L i n e s > - 
-             < C o m p a n y P h o n e > C o m p a n y   P h o n e < / C o m p a n y P h o n e > - 
-             < C o m p a n y P h o n e C a p t i o n > C o m p a n y   P h o n e   C a p t i o n < / C o m p a n y P h o n e C a p t i o n > - 
-             < C o m p a n y F a x N o > C o m p a n y   F a x   N o . < / C o m p a n y F a x N o > - 
-             < C o m p a n y F a x N o C a p t i o n > C o m p a n y   F a x   N o .   C a p t i o n < / C o m p a n y F a x N o C a p t i o n > - 
-             < C o m p a n y E m a i l > C o m p a n y   E m a i l < / C o m p a n y E m a i l > - 
-             < C o m p a n y E m a i l C a p t i o n > C o m p a n y   E m a i l   C a p t i o n < / C o m p a n y E m a i l C a p t i o n > - 
-             < C o m p a n y H o m e P a g e > C o m p a n y   H o m e   P a g e < / C o m p a n y H o m e P a g e > - 
-             < C o m p a n y H o m e P a g e C a p t i o n > C o m p a n y   H o m e   P a g e   C a p t i o n < / C o m p a n y H o m e P a g e C a p t i o n > - 
-             < C o m p a n y L o g o > C o m p a n y   L o g o < / C o m p a n y L o g o > - 
-             < C o m p a n y V A T R e g i s t r a t i o n N o > C o m p a n y   V A T   R e g i s t r a t i o n   N o . < / C o m p a n y V A T R e g i s t r a t i o n N o > - 
-             < C o m p a n y V A T R e g i s t r a t i o n N o C a p t i o n > C o m p a n y   V A T   R e g i s t r a t i o n   N o .   C a p t i o n < / C o m p a n y V A T R e g i s t r a t i o n N o C a p t i o n > - 
-             < C o m p a n y R e g i s t r a t i o n N o > C o m p a n y   R e g i s t r a t i o n   N o . < / C o m p a n y R e g i s t r a t i o n N o > - 
-             < C o m p a n y R e g i s t r a t i o n N o C a p t i o n > C o m p a n y   R e g i s t r a t i o n   N o .   C a p t i o n < / C o m p a n y R e g i s t r a t i o n N o C a p t i o n > - 
-             < C o m p a n y B a n k N a m e > C o m p a n y   B a n k   N a m e < / C o m p a n y B a n k N a m e > - 
-             < C o m p a n y B a n k N a m e C a p t i o n > C o m p a n y   B a n k   N a m e   C a p t i o n < / C o m p a n y B a n k N a m e C a p t i o n > - 
-             < C o m p a n y B a n k A c c o u n t N o > C o m p a n y   B a n k   A c c o u n t   N o . < / C o m p a n y B a n k A c c o u n t N o > - 
-             < C o m p a n y B a n k A c c o u n t N o C a p t i o n > C o m p a n y   B a n k   A c c o u n t   N o .   C a p t i o n < / C o m p a n y B a n k A c c o u n t N o C a p t i o n > - 
-             < C o m p a n y B a n k B r a n c h N o > C o m p a n y   B a n k   B r a n c h   N o . < / C o m p a n y B a n k B r a n c h N o > - 
-             < C o m p a n y B a n k B r a n c h N o C a p t i o n > C o m p a n y   B a n k   B r a n c h   N o .   C a p t i o n < / C o m p a n y B a n k B r a n c h N o C a p t i o n > - 
-             < C o m p a n y I B A N > C o m p a n y   I B A N < / C o m p a n y I B A N > - 
-             < C o m p a n y I B A N C a p t i o n > C o m p a n y   I B A N   C a p t i o n < / C o m p a n y I B A N C a p t i o n > - 
-             < C o m p a n y B a n k S W I F T > C o m p a n y   B a n k   S W I F T < / C o m p a n y B a n k S W I F T > - 
-             < C o m p a n y B a n k S W I F T C a p t i o n > C o m p a n y   B a n k   S W I F T   C a p t i o n < / C o m p a n y B a n k S W I F T C a p t i o n > - 
-             < C o m p a n y G i r o N o > C o m p a n y   G i r o   N o . < / C o m p a n y G i r o N o > - 
-             < C o m p a n y G i r o N o C a p t i o n > C o m p a n y   G i r o   N o .   C a p t i o n < / C o m p a n y G i r o N o C a p t i o n > - 
-         < / C o m p a n y M e t a d a t a > - 
-     < / B C R e p o r t I n f o r m a t i o n > - 
- < / N a v W o r d R e p o r t X m l P a r t > 
+<file path=customXml/itemProps3.xml><?xml version="1.0" encoding="utf-8"?>
+<ds:datastoreItem xmlns:ds="http://schemas.openxmlformats.org/officeDocument/2006/customXml" ds:itemID="{D423453B-89DF-4117-8636-90D3A7FC2FDF}">
+  <ds:schemaRefs>
+    <ds:schemaRef ds:uri="urn:microsoft-dynamics-nav/reports/Tenant_Report_Defaults/2000000001/"/>
+  </ds:schemaRefs>
+</ds:datastoreItem>
 </file>
 
-<file path=customXml/item5.xml><?xml version="1.0" encoding="utf-8"?>
-<b:Sources xmlns:b="http://schemas.openxmlformats.org/officeDocument/2006/bibliography" xmlns="http://schemas.openxmlformats.org/officeDocument/2006/bibliography" SelectedStyle="\APASixthEditionOfficeOnline.xsl" StyleName="APA" Version="6"/>
+<file path=customXml/itemProps4.xml><?xml version="1.0" encoding="utf-8"?>
+<ds:datastoreItem xmlns:ds="http://schemas.openxmlformats.org/officeDocument/2006/customXml" ds:itemID="{44439C40-F432-4CC9-A3DD-34A6EF67EA3B}">
+  <ds:schemaRefs>
+    <ds:schemaRef ds:uri="http://schemas.microsoft.com/office/2006/metadata/properties"/>
+    <ds:schemaRef ds:uri="http://schemas.microsoft.com/office/infopath/2007/PartnerControls"/>
+    <ds:schemaRef ds:uri="178f68d8-b893-4efd-8406-fab0f21873e4"/>
+    <ds:schemaRef ds:uri="http://schemas.microsoft.com/sharepoint/v3"/>
+    <ds:schemaRef ds:uri="b83e059f-de16-406c-a902-3d56d4e79ec8"/>
+  </ds:schemaRefs>
+</ds:datastoreItem>
 </file>
 
-<file path=customXml/item6.xml><?xml version="1.0" encoding="utf-8"?>
-<?mso-contentType ?>
-<FormTemplates xmlns="http://schemas.microsoft.com/sharepoint/v3/contenttype/forms">
-  <Display>DocumentLibraryForm</Display>
-  <Edit>DocumentLibraryForm</Edit>
-  <New>DocumentLibraryForm</New>
-</FormTemplates>
+<file path=customXml/itemProps5.xml><?xml version="1.0" encoding="utf-8"?>
+<ds:datastoreItem xmlns:ds="http://schemas.openxmlformats.org/officeDocument/2006/customXml" ds:itemID="{A385FADD-F304-4929-B4C4-E752F070760A}">
+  <ds:schemaRefs>
+    <ds:schemaRef ds:uri="urn:microsoft-dynamics-businesscentral/internal/extended/reports/Tenant_Report_Defaults/2000000001/"/>
+  </ds:schemaRefs>
+</ds:datastoreItem>
 </file>
 
-<file path=customXml/itemProps1.xml><?xml version="1.0" encoding="utf-8"?>
+<file path=customXml/itemProps6.xml><?xml version="1.0" encoding="utf-8"?>
 <ds:datastoreItem xmlns:ds="http://schemas.openxmlformats.org/officeDocument/2006/customXml" ds:itemID="{D7509789-1BCF-4EC9-9C16-A8F708E3EEEA}">
   <ds:schemaRefs>
     <ds:schemaRef ds:uri="http://schemas.microsoft.com/office/2006/metadata/contentType"/>
@@ -32201,50 +31745,6 @@
 </ds:datastoreItem>
 </file>
 
-<file path=customXml/itemProps2.xml><?xml version="1.0" encoding="utf-8"?>
-<ds:datastoreItem xmlns:ds="http://schemas.openxmlformats.org/officeDocument/2006/customXml" ds:itemID="{A385FADD-F304-4929-B4C4-E752F070760A}">
-  <ds:schemaRefs>
-    <ds:schemaRef ds:uri="urn:microsoft-dynamics-businesscentral/internal/extended/reports/Tenant_Report_Defaults/2000000001/"/>
-  </ds:schemaRefs>
-</ds:datastoreItem>
-</file>
-
-<file path=customXml/itemProps3.xml><?xml version="1.0" encoding="utf-8"?>
-<ds:datastoreItem xmlns:ds="http://schemas.openxmlformats.org/officeDocument/2006/customXml" ds:itemID="{44439C40-F432-4CC9-A3DD-34A6EF67EA3B}">
-  <ds:schemaRefs>
-    <ds:schemaRef ds:uri="http://schemas.microsoft.com/office/2006/metadata/properties"/>
-    <ds:schemaRef ds:uri="http://schemas.microsoft.com/office/infopath/2007/PartnerControls"/>
-    <ds:schemaRef ds:uri="178f68d8-b893-4efd-8406-fab0f21873e4"/>
-    <ds:schemaRef ds:uri="http://schemas.microsoft.com/sharepoint/v3"/>
-    <ds:schemaRef ds:uri="b83e059f-de16-406c-a902-3d56d4e79ec8"/>
-  </ds:schemaRefs>
-</ds:datastoreItem>
-</file>
-
-<file path=customXml/itemProps4.xml><?xml version="1.0" encoding="utf-8"?>
-<ds:datastoreItem xmlns:ds="http://schemas.openxmlformats.org/officeDocument/2006/customXml" ds:itemID="{D423453B-89DF-4117-8636-90D3A7FC2FDF}">
-  <ds:schemaRefs>
-    <ds:schemaRef ds:uri="urn:microsoft-dynamics-nav/reports/Tenant_Report_Defaults/2000000001/"/>
-  </ds:schemaRefs>
-</ds:datastoreItem>
-</file>
-
-<file path=customXml/itemProps5.xml><?xml version="1.0" encoding="utf-8"?>
-<ds:datastoreItem xmlns:ds="http://schemas.openxmlformats.org/officeDocument/2006/customXml" ds:itemID="{89DB96BF-8133-438A-AAD3-A3C21079AEB1}">
-  <ds:schemaRefs>
-    <ds:schemaRef ds:uri="http://schemas.openxmlformats.org/officeDocument/2006/bibliography"/>
-  </ds:schemaRefs>
-</ds:datastoreItem>
-</file>
-
-<file path=customXml/itemProps6.xml><?xml version="1.0" encoding="utf-8"?>
-<ds:datastoreItem xmlns:ds="http://schemas.openxmlformats.org/officeDocument/2006/customXml" ds:itemID="{90D051D0-A09C-4803-9951-7AF38C9A2CC3}">
-  <ds:schemaRefs>
-    <ds:schemaRef ds:uri="http://schemas.microsoft.com/sharepoint/v3/contenttype/forms"/>
-  </ds:schemaRefs>
-</ds:datastoreItem>
-</file>
-
 <file path=docMetadata/LabelInfo.xml><?xml version="1.0" encoding="utf-8"?>
 <clbl:labelList xmlns:clbl="http://schemas.microsoft.com/office/2020/mipLabelMetadata">
   <clbl:label id="{f42aa342-8706-4288-bd11-ebb85995028c}" enabled="1" method="Standard" siteId="{72f988bf-86f1-41af-91ab-2d7cd011db47}" contentBits="0" removed="0"/>

--- a/src/Layers/W1/BaseApp/Foundation/Reporting/ReportParts/HeaderFooterDesign/ExternalMinimalisticDetailed.docx
+++ b/src/Layers/W1/BaseApp/Foundation/Reporting/ReportParts/HeaderFooterDesign/ExternalMinimalisticDetailed.docx
@@ -152,6 +152,7 @@
               </w:placeholder>
               <w15:color w:val="808080"/>
               <w:text/>
+              <w:dataBinding w:prefixMappings="xmlns:ns0='urn:microsoft-dynamics-nav/reports/Tenant_Report_Defaults/2000000001/'" w:xpath="/ns0:NavWordReportXmlPart[1]/ns0:BCReportInformation[1]/ns0:ReportRequest[1]/ns0:CompanyName[1]" w:storeItemID="{D423453B-89DF-4117-8636-90D3A7FC2FDF}"/>
             </w:sdtPr>
             <w:sdtContent>
               <w:r>
@@ -260,6 +261,7 @@
             </w:placeholder>
             <w15:color w:val="808080"/>
             <w:text/>
+            <w:dataBinding w:prefixMappings="xmlns:ns0='urn:microsoft-dynamics-nav/reports/Tenant_Report_Defaults/2000000001/'" w:xpath="/ns0:NavWordReportXmlPart[1]/ns0:BCReportInformation[1]/ns0:ReportRequest[1]/ns0:CompanyName[1]" w:storeItemID="{D423453B-89DF-4117-8636-90D3A7FC2FDF}"/>
           </w:sdtPr>
           <w:sdtContent>
             <w:p>
@@ -324,6 +326,7 @@
               </w:placeholder>
               <w15:color w:val="808080"/>
               <w:text/>
+              <w:dataBinding w:prefixMappings="xmlns:ns0='urn:microsoft-dynamics-nav/reports/Tenant_Report_Defaults/2000000001/'" w:xpath="/ns0:NavWordReportXmlPart[1]/ns0:BCReportInformation[1]/ns0:CompanyMetadata[1]/ns0:CompanyHomePage[1]" w:storeItemID="{D423453B-89DF-4117-8636-90D3A7FC2FDF}"/>
             </w:sdtPr>
             <w:sdtContent>
               <w:r>
@@ -352,6 +355,7 @@
               </w:placeholder>
               <w15:color w:val="808080"/>
               <w:text/>
+              <w:dataBinding w:prefixMappings="xmlns:ns0='urn:microsoft-dynamics-nav/reports/Tenant_Report_Defaults/2000000001/'" w:xpath="/ns0:NavWordReportXmlPart[1]/ns0:BCReportInformation[1]/ns0:CompanyMetadata[1]/ns0:CompanyPhone[1]" w:storeItemID="{D423453B-89DF-4117-8636-90D3A7FC2FDF}"/>
             </w:sdtPr>
             <w:sdtContent>
               <w:r>
@@ -380,6 +384,7 @@
               </w:placeholder>
               <w15:color w:val="808080"/>
               <w:text/>
+              <w:dataBinding w:prefixMappings="xmlns:ns0='urn:microsoft-dynamics-nav/reports/Tenant_Report_Defaults/2000000001/'" w:xpath="/ns0:NavWordReportXmlPart[1]/ns0:BCReportInformation[1]/ns0:CompanyMetadata[1]/ns0:CompanyPhone[1]" w:storeItemID="{D423453B-89DF-4117-8636-90D3A7FC2FDF}"/>
             </w:sdtPr>
             <w:sdtContent>
               <w:r>
@@ -439,6 +444,7 @@
               </w:placeholder>
               <w15:color w:val="808080"/>
               <w:text/>
+              <w:dataBinding w:prefixMappings="xmlns:ns0='urn:microsoft-dynamics-nav/reports/Tenant_Report_Defaults/2000000001/'" w:xpath="/ns0:NavWordReportXmlPart[1]/ns0:BCReportInformation[1]/ns0:CompanyMetadata[1]/ns0:CompanyEmail[1]" w:storeItemID="{D423453B-89DF-4117-8636-90D3A7FC2FDF}"/>
             </w:sdtPr>
             <w:sdtContent>
               <w:r>
@@ -478,6 +484,7 @@
               </w:placeholder>
               <w15:color w:val="808080"/>
               <w:text/>
+              <w:dataBinding w:prefixMappings="xmlns:ns0='urn:microsoft-dynamics-nav/reports/Tenant_Report_Defaults/2000000001/'" w:xpath="/ns0:NavWordReportXmlPart[1]/ns0:BCReportInformation[1]/ns0:CompanyMetadata[1]/ns0:CompanyFaxNo[1]" w:storeItemID="{D423453B-89DF-4117-8636-90D3A7FC2FDF}"/>
             </w:sdtPr>
             <w:sdtContent>
               <w:r>
@@ -538,6 +545,7 @@
               </w:placeholder>
               <w15:color w:val="808080"/>
               <w:text/>
+              <w:dataBinding w:prefixMappings="xmlns:ns0='urn:microsoft-dynamics-nav/reports/Tenant_Report_Defaults/2000000001/'" w:xpath="/ns0:NavWordReportXmlPart[1]/ns0:BCReportInformation[1]/ns0:CompanyMetadata[1]/ns0:CompanyBankName[1]" w:storeItemID="{D423453B-89DF-4117-8636-90D3A7FC2FDF}"/>
             </w:sdtPr>
             <w:sdtContent>
               <w:r>
@@ -573,6 +581,7 @@
               </w:placeholder>
               <w15:color w:val="808080"/>
               <w:text/>
+              <w:dataBinding w:prefixMappings="xmlns:ns0='urn:microsoft-dynamics-nav/reports/Tenant_Report_Defaults/2000000001/'" w:xpath="/ns0:NavWordReportXmlPart[1]/ns0:BCReportInformation[1]/ns0:CompanyMetadata[1]/ns0:CompanyBankBranchNo[1]" w:storeItemID="{D423453B-89DF-4117-8636-90D3A7FC2FDF}"/>
             </w:sdtPr>
             <w:sdtContent>
               <w:r>
@@ -608,6 +617,7 @@
               </w:placeholder>
               <w15:color w:val="808080"/>
               <w:text/>
+              <w:dataBinding w:prefixMappings="xmlns:ns0='urn:microsoft-dynamics-nav/reports/Tenant_Report_Defaults/2000000001/'" w:xpath="/ns0:NavWordReportXmlPart[1]/ns0:BCReportInformation[1]/ns0:CompanyMetadata[1]/ns0:CompanyBankAccountNo[1]" w:storeItemID="{D423453B-89DF-4117-8636-90D3A7FC2FDF}"/>
             </w:sdtPr>
             <w:sdtContent>
               <w:r>
@@ -648,6 +658,7 @@
               </w:placeholder>
               <w15:color w:val="808080"/>
               <w:text/>
+              <w:dataBinding w:prefixMappings="xmlns:ns0='urn:microsoft-dynamics-nav/reports/Tenant_Report_Defaults/2000000001/'" w:xpath="/ns0:NavWordReportXmlPart[1]/ns0:BCReportInformation[1]/ns0:CompanyMetadata[1]/ns0:CompanyRegistrationNoCaption[1]" w:storeItemID="{D423453B-89DF-4117-8636-90D3A7FC2FDF}"/>
             </w:sdtPr>
             <w:sdtContent>
               <w:r>
@@ -708,6 +719,7 @@
               </w:placeholder>
               <w15:color w:val="808080"/>
               <w:text/>
+              <w:dataBinding w:prefixMappings="xmlns:ns0='urn:microsoft-dynamics-nav/reports/Tenant_Report_Defaults/2000000001/'" w:xpath="/ns0:NavWordReportXmlPart[1]/ns0:BCReportInformation[1]/ns0:CompanyMetadata[1]/ns0:CompanyGiroNoCaption[1]" w:storeItemID="{D423453B-89DF-4117-8636-90D3A7FC2FDF}"/>
             </w:sdtPr>
             <w:sdtContent>
               <w:r>
@@ -743,6 +755,7 @@
               </w:placeholder>
               <w15:color w:val="808080"/>
               <w:text/>
+              <w:dataBinding w:prefixMappings="xmlns:ns0='urn:microsoft-dynamics-nav/reports/Tenant_Report_Defaults/2000000001/'" w:xpath="/ns0:NavWordReportXmlPart[1]/ns0:BCReportInformation[1]/ns0:CompanyMetadata[1]/ns0:CompanyGiroNo[1]" w:storeItemID="{D423453B-89DF-4117-8636-90D3A7FC2FDF}"/>
             </w:sdtPr>
             <w:sdtContent>
               <w:r>
@@ -778,6 +791,7 @@
               </w:placeholder>
               <w15:color w:val="808080"/>
               <w:text/>
+              <w:dataBinding w:prefixMappings="xmlns:ns0='urn:microsoft-dynamics-nav/reports/Tenant_Report_Defaults/2000000001/'" w:xpath="/ns0:NavWordReportXmlPart[1]/ns0:BCReportInformation[1]/ns0:CompanyMetadata[1]/ns0:CompanyIBANCaption[1]" w:storeItemID="{D423453B-89DF-4117-8636-90D3A7FC2FDF}"/>
             </w:sdtPr>
             <w:sdtContent>
               <w:r>
@@ -813,6 +827,7 @@
               </w:placeholder>
               <w15:color w:val="808080"/>
               <w:text/>
+              <w:dataBinding w:prefixMappings="xmlns:ns0='urn:microsoft-dynamics-nav/reports/Tenant_Report_Defaults/2000000001/'" w:xpath="/ns0:NavWordReportXmlPart[1]/ns0:BCReportInformation[1]/ns0:CompanyMetadata[1]/ns0:CompanyIBAN[1]" w:storeItemID="{D423453B-89DF-4117-8636-90D3A7FC2FDF}"/>
             </w:sdtPr>
             <w:sdtContent>
               <w:r>
@@ -932,6 +947,7 @@
               </w:placeholder>
               <w15:color w:val="808080"/>
               <w:text/>
+              <w:dataBinding w:prefixMappings="xmlns:ns0='urn:microsoft-dynamics-nav/reports/Tenant_Report_Defaults/2000000001/'" w:xpath="/ns0:NavWordReportXmlPart[1]/ns0:BCReportInformation[1]/ns0:ReportMetadata[1]/ns0:ReportCaption[1]" w:storeItemID="{D423453B-89DF-4117-8636-90D3A7FC2FDF}"/>
             </w:sdtPr>
             <w:sdtContent>
               <w:r>
@@ -958,7 +974,7 @@
 </file>
 
 <file path=word/header3.xml><?xml version="1.0" encoding="utf-8"?>
-<w:hdr xmlns:wpc="http://schemas.microsoft.com/office/word/2010/wordprocessingCanvas" xmlns:cx="http://schemas.microsoft.com/office/drawing/2014/chartex" xmlns:cx1="http://schemas.microsoft.com/office/drawing/2015/9/8/chartex" xmlns:cx2="http://schemas.microsoft.com/office/drawing/2015/10/21/chartex" xmlns:cx3="http://schemas.microsoft.com/office/drawing/2016/5/9/chartex" xmlns:cx4="http://schemas.microsoft.com/office/drawing/2016/5/10/chartex" xmlns:cx5="http://schemas.microsoft.com/office/drawing/2016/5/11/chartex" xmlns:cx6="http://schemas.microsoft.com/office/drawing/2016/5/12/chartex" xmlns:cx7="http://schemas.microsoft.com/office/drawing/2016/5/13/chartex" xmlns:cx8="http://schemas.microsoft.com/office/drawing/2016/5/14/chartex" xmlns:mc="http://schemas.openxmlformats.org/markup-compatibility/2006" xmlns:aink="http://schemas.microsoft.com/office/drawing/2016/ink" xmlns:am3d="http://schemas.microsoft.com/office/drawing/2017/model3d" xmlns:o="urn:schemas-microsoft-com:office:office" xmlns:oel="http://schemas.microsoft.com/office/2019/extlst" xmlns:r="http://schemas.openxmlformats.org/officeDocument/2006/relationships" xmlns:m="http://schemas.openxmlformats.org/officeDocument/2006/math" xmlns:v="urn:schemas-microsoft-com:vml" xmlns:wp14="http://schemas.microsoft.com/office/word/2010/wordprocessingDrawing" xmlns:wp="http://schemas.openxmlformats.org/drawingml/2006/wordprocessingDrawing" xmlns:w10="urn:schemas-microsoft-com:office:word" xmlns:w="http://schemas.openxmlformats.org/wordprocessingml/2006/main" xmlns:w14="http://schemas.microsoft.com/office/word/2010/wordml" xmlns:w15="http://schemas.microsoft.com/office/word/2012/wordml" xmlns:w16cex="http://schemas.microsoft.com/office/word/2018/wordml/cex" xmlns:w16cid="http://schemas.microsoft.com/office/word/2016/wordml/cid" xmlns:w16="http://schemas.microsoft.com/office/word/2018/wordml" xmlns:w16du="http://schemas.microsoft.com/office/word/2023/wordml/word16du" xmlns:w16sdtdh="http://schemas.microsoft.com/office/word/2020/wordml/sdtdatahash" xmlns:w16sdtfl="http://schemas.microsoft.com/office/word/2024/wordml/sdtformatlock" xmlns:w16se="http://schemas.microsoft.com/office/word/2015/wordml/symex" xmlns:wpg="http://schemas.microsoft.com/office/word/2010/wordprocessingGroup" xmlns:wpi="http://schemas.microsoft.com/office/word/2010/wordprocessingInk" xmlns:wne="http://schemas.microsoft.com/office/word/2006/wordml" xmlns:wps="http://schemas.microsoft.com/office/word/2010/wordprocessingShape" mc:Ignorable="w14 w15 w16se w16cid w16 w16cex w16sdtdh w16sdtfl w16du wp14">
+<w:hdr xmlns:a="http://schemas.openxmlformats.org/drawingml/2006/main" xmlns:pic="http://schemas.openxmlformats.org/drawingml/2006/picture" xmlns:a14="http://schemas.microsoft.com/office/drawing/2010/main" xmlns:wpc="http://schemas.microsoft.com/office/word/2010/wordprocessingCanvas" xmlns:cx="http://schemas.microsoft.com/office/drawing/2014/chartex" xmlns:cx1="http://schemas.microsoft.com/office/drawing/2015/9/8/chartex" xmlns:cx2="http://schemas.microsoft.com/office/drawing/2015/10/21/chartex" xmlns:cx3="http://schemas.microsoft.com/office/drawing/2016/5/9/chartex" xmlns:cx4="http://schemas.microsoft.com/office/drawing/2016/5/10/chartex" xmlns:cx5="http://schemas.microsoft.com/office/drawing/2016/5/11/chartex" xmlns:cx6="http://schemas.microsoft.com/office/drawing/2016/5/12/chartex" xmlns:cx7="http://schemas.microsoft.com/office/drawing/2016/5/13/chartex" xmlns:cx8="http://schemas.microsoft.com/office/drawing/2016/5/14/chartex" xmlns:mc="http://schemas.openxmlformats.org/markup-compatibility/2006" xmlns:aink="http://schemas.microsoft.com/office/drawing/2016/ink" xmlns:am3d="http://schemas.microsoft.com/office/drawing/2017/model3d" xmlns:o="urn:schemas-microsoft-com:office:office" xmlns:oel="http://schemas.microsoft.com/office/2019/extlst" xmlns:r="http://schemas.openxmlformats.org/officeDocument/2006/relationships" xmlns:m="http://schemas.openxmlformats.org/officeDocument/2006/math" xmlns:v="urn:schemas-microsoft-com:vml" xmlns:wp14="http://schemas.microsoft.com/office/word/2010/wordprocessingDrawing" xmlns:wp="http://schemas.openxmlformats.org/drawingml/2006/wordprocessingDrawing" xmlns:w10="urn:schemas-microsoft-com:office:word" xmlns:w="http://schemas.openxmlformats.org/wordprocessingml/2006/main" xmlns:w14="http://schemas.microsoft.com/office/word/2010/wordml" xmlns:w15="http://schemas.microsoft.com/office/word/2012/wordml" xmlns:w16cex="http://schemas.microsoft.com/office/word/2018/wordml/cex" xmlns:w16cid="http://schemas.microsoft.com/office/word/2016/wordml/cid" xmlns:w16="http://schemas.microsoft.com/office/word/2018/wordml" xmlns:w16du="http://schemas.microsoft.com/office/word/2023/wordml/word16du" xmlns:w16sdtdh="http://schemas.microsoft.com/office/word/2020/wordml/sdtdatahash" xmlns:w16sdtfl="http://schemas.microsoft.com/office/word/2024/wordml/sdtformatlock" xmlns:w16se="http://schemas.microsoft.com/office/word/2015/wordml/symex" xmlns:wpg="http://schemas.microsoft.com/office/word/2010/wordprocessingGroup" xmlns:wpi="http://schemas.microsoft.com/office/word/2010/wordprocessingInk" xmlns:wne="http://schemas.microsoft.com/office/word/2006/wordml" xmlns:wps="http://schemas.microsoft.com/office/word/2010/wordprocessingShape" mc:Ignorable="w14 w15 w16se w16cid w16 w16cex w16sdtdh w16sdtfl w16du wp14">
   <w:tbl>
     <w:tblPr>
       <w:tblStyle w:val="BCBlockTable"/>
@@ -984,6 +1000,7 @@
           <w:tag w:val="#BC:InsertDataItem,BCReportInformation/CompanyMetadata/CompanyLogo"/>
           <w:id w:val="-1878226836"/>
           <w:picture/>
+          <w:dataBinding w:prefixMappings="xmlns:ns0='urn:microsoft-dynamics-nav/reports/Tenant_Report_Defaults/2000000001/'" w:xpath="/ns0:NavWordReportXmlPart[1]/ns0:BCReportInformation[1]/ns0:CompanyMetadata[1]/ns0:CompanyLogo[1]" w:storeItemID="{D423453B-89DF-4117-8636-90D3A7FC2FDF}"/>
         </w:sdtPr>
         <w:sdtContent>
           <w:tc>
@@ -1076,6 +1093,7 @@
               </w:placeholder>
               <w15:color w:val="808080"/>
               <w:text/>
+              <w:dataBinding w:prefixMappings="xmlns:ns0='urn:microsoft-dynamics-nav/reports/Tenant_Report_Defaults/2000000001/'" w:xpath="/ns0:NavWordReportXmlPart[1]/ns0:BCReportInformation[1]/ns0:ReportMetadata[1]/ns0:ReportCaption[1]" w:storeItemID="{D423453B-89DF-4117-8636-90D3A7FC2FDF}"/>
             </w:sdtPr>
             <w:sdtContent>
               <w:r>

--- a/src/Layers/W1/BaseApp/Foundation/Reporting/ReportParts/HeaderFooterDesign/ExternalMinimalisticDetailed.docx
+++ b/src/Layers/W1/BaseApp/Foundation/Reporting/ReportParts/HeaderFooterDesign/ExternalMinimalisticDetailed.docx
@@ -4,7 +4,7 @@
   <w:body>
     <w:p>
       <w:pPr>
-        <w:pStyle w:val="BCLabel"/>
+        <w:pStyle w:val="NoSpacing"/>
       </w:pPr>
       <w:r>
         <w:br w:type="page"/>
@@ -150,16 +150,16 @@
               <w:placeholder>
                 <w:docPart w:val="F2BB6162DDD2416C933DF1063306ACE4"/>
               </w:placeholder>
+              <w:dataBinding w:prefixMappings="xmlns:ns0='urn:microsoft-dynamics-nav/reports/Tenant_Report_Defaults/2000000001/'" w:xpath="/ns0:NavWordReportXmlPart[1]/ns0:BCReportInformation[1]/ns0:ReportRequest[1]/ns0:CompanyName[1]" w:storeItemID="{D423453B-89DF-4117-8636-90D3A7FC2FDF}"/>
               <w15:color w:val="808080"/>
               <w:text/>
-              <w:dataBinding w:prefixMappings="xmlns:ns0='urn:microsoft-dynamics-nav/reports/Tenant_Report_Defaults/2000000001/'" w:xpath="/ns0:NavWordReportXmlPart[1]/ns0:BCReportInformation[1]/ns0:ReportRequest[1]/ns0:CompanyName[1]" w:storeItemID="{D423453B-89DF-4117-8636-90D3A7FC2FDF}"/>
             </w:sdtPr>
             <w:sdtContent>
               <w:r>
                 <w:rPr>
                   <w:rFonts w:asciiTheme="majorHAnsi" w:hAnsiTheme="majorHAnsi" w:cstheme="majorHAnsi"/>
                 </w:rPr>
-                <w:t>Cronus</w:t>
+                <w:t>Company Name</w:t>
               </w:r>
             </w:sdtContent>
           </w:sdt>
@@ -169,7 +169,7 @@
   </w:tbl>
   <w:p>
     <w:pPr>
-      <w:pStyle w:val="BCNumber"/>
+      <w:pStyle w:val="NoSpacing"/>
     </w:pPr>
   </w:p>
 </w:ftr>
@@ -259,9 +259,9 @@
             <w:placeholder>
               <w:docPart w:val="617FC10A81AD4DA7AD869A179C9DF16A"/>
             </w:placeholder>
+            <w:dataBinding w:prefixMappings="xmlns:ns0='urn:microsoft-dynamics-nav/reports/Tenant_Report_Defaults/2000000001/'" w:xpath="/ns0:NavWordReportXmlPart[1]/ns0:BCReportInformation[1]/ns0:ReportRequest[1]/ns0:CompanyName[1]" w:storeItemID="{D423453B-89DF-4117-8636-90D3A7FC2FDF}"/>
             <w15:color w:val="808080"/>
             <w:text/>
-            <w:dataBinding w:prefixMappings="xmlns:ns0='urn:microsoft-dynamics-nav/reports/Tenant_Report_Defaults/2000000001/'" w:xpath="/ns0:NavWordReportXmlPart[1]/ns0:BCReportInformation[1]/ns0:ReportRequest[1]/ns0:CompanyName[1]" w:storeItemID="{D423453B-89DF-4117-8636-90D3A7FC2FDF}"/>
           </w:sdtPr>
           <w:sdtContent>
             <w:p>
@@ -274,7 +274,7 @@
                 </w:rPr>
               </w:pPr>
               <w:r>
-                <w:t>Cronus</w:t>
+                <w:t>Company Name</w:t>
               </w:r>
             </w:p>
           </w:sdtContent>
@@ -292,7 +292,7 @@
         </w:tcPr>
         <w:p>
           <w:pPr>
-            <w:pStyle w:val="BCNumber"/>
+            <w:pStyle w:val="NoSpacing"/>
             <w:rPr>
               <w:sz w:val="17"/>
               <w:szCs w:val="17"/>
@@ -324,9 +324,9 @@
               <w:placeholder>
                 <w:docPart w:val="6CC07BD8ED1642808A57C9A5F0BAEE55"/>
               </w:placeholder>
+              <w:dataBinding w:prefixMappings="xmlns:ns0='urn:microsoft-dynamics-nav/reports/Tenant_Report_Defaults/2000000001/'" w:xpath="/ns0:NavWordReportXmlPart[1]/ns0:BCReportInformation[1]/ns0:CompanyMetadata[1]/ns0:CompanyHomePage[1]" w:storeItemID="{D423453B-89DF-4117-8636-90D3A7FC2FDF}"/>
               <w15:color w:val="808080"/>
               <w:text/>
-              <w:dataBinding w:prefixMappings="xmlns:ns0='urn:microsoft-dynamics-nav/reports/Tenant_Report_Defaults/2000000001/'" w:xpath="/ns0:NavWordReportXmlPart[1]/ns0:BCReportInformation[1]/ns0:CompanyMetadata[1]/ns0:CompanyHomePage[1]" w:storeItemID="{D423453B-89DF-4117-8636-90D3A7FC2FDF}"/>
             </w:sdtPr>
             <w:sdtContent>
               <w:r>
@@ -334,7 +334,7 @@
                   <w:sz w:val="18"/>
                   <w:szCs w:val="18"/>
                 </w:rPr>
-                <w:t>www.cronus.com</w:t>
+                <w:t>Company Home Page</w:t>
               </w:r>
             </w:sdtContent>
           </w:sdt>
@@ -353,13 +353,13 @@
               <w:placeholder>
                 <w:docPart w:val="9C58644347944634A2DB046D26ACF502"/>
               </w:placeholder>
+              <w:dataBinding w:prefixMappings="xmlns:ns0='urn:microsoft-dynamics-nav/reports/Tenant_Report_Defaults/2000000001/'" w:xpath="/ns0:NavWordReportXmlPart[1]/ns0:BCReportInformation[1]/ns0:CompanyMetadata[1]/ns0:CompanyPhone[1]" w:storeItemID="{D423453B-89DF-4117-8636-90D3A7FC2FDF}"/>
               <w15:color w:val="808080"/>
               <w:text/>
-              <w:dataBinding w:prefixMappings="xmlns:ns0='urn:microsoft-dynamics-nav/reports/Tenant_Report_Defaults/2000000001/'" w:xpath="/ns0:NavWordReportXmlPart[1]/ns0:BCReportInformation[1]/ns0:CompanyMetadata[1]/ns0:CompanyPhone[1]" w:storeItemID="{D423453B-89DF-4117-8636-90D3A7FC2FDF}"/>
             </w:sdtPr>
             <w:sdtContent>
               <w:r>
-                <w:t>Phone No.</w:t>
+                <w:t>Company Phone</w:t>
               </w:r>
             </w:sdtContent>
           </w:sdt>
@@ -382,9 +382,9 @@
               <w:placeholder>
                 <w:docPart w:val="D38DF4960D844FD899CF9CC15D033D65"/>
               </w:placeholder>
+              <w:dataBinding w:prefixMappings="xmlns:ns0='urn:microsoft-dynamics-nav/reports/Tenant_Report_Defaults/2000000001/'" w:xpath="/ns0:NavWordReportXmlPart[1]/ns0:BCReportInformation[1]/ns0:CompanyMetadata[1]/ns0:CompanyPhone[1]" w:storeItemID="{D423453B-89DF-4117-8636-90D3A7FC2FDF}"/>
               <w15:color w:val="808080"/>
               <w:text/>
-              <w:dataBinding w:prefixMappings="xmlns:ns0='urn:microsoft-dynamics-nav/reports/Tenant_Report_Defaults/2000000001/'" w:xpath="/ns0:NavWordReportXmlPart[1]/ns0:BCReportInformation[1]/ns0:CompanyMetadata[1]/ns0:CompanyPhone[1]" w:storeItemID="{D423453B-89DF-4117-8636-90D3A7FC2FDF}"/>
             </w:sdtPr>
             <w:sdtContent>
               <w:r>
@@ -392,7 +392,7 @@
                   <w:sz w:val="18"/>
                   <w:szCs w:val="18"/>
                 </w:rPr>
-                <w:t>+45 12 34 56 78</w:t>
+                <w:t>Company Phone</w:t>
               </w:r>
             </w:sdtContent>
           </w:sdt>
@@ -410,7 +410,7 @@
         </w:tcPr>
         <w:p>
           <w:pPr>
-            <w:pStyle w:val="BCNumber"/>
+            <w:pStyle w:val="NoSpacing"/>
             <w:rPr>
               <w:sz w:val="17"/>
               <w:szCs w:val="17"/>
@@ -442,9 +442,9 @@
               <w:placeholder>
                 <w:docPart w:val="CCE19FD35FAC4436ABF466BA85DBAB91"/>
               </w:placeholder>
+              <w:dataBinding w:prefixMappings="xmlns:ns0='urn:microsoft-dynamics-nav/reports/Tenant_Report_Defaults/2000000001/'" w:xpath="/ns0:NavWordReportXmlPart[1]/ns0:BCReportInformation[1]/ns0:CompanyMetadata[1]/ns0:CompanyEmail[1]" w:storeItemID="{D423453B-89DF-4117-8636-90D3A7FC2FDF}"/>
               <w15:color w:val="808080"/>
               <w:text/>
-              <w:dataBinding w:prefixMappings="xmlns:ns0='urn:microsoft-dynamics-nav/reports/Tenant_Report_Defaults/2000000001/'" w:xpath="/ns0:NavWordReportXmlPart[1]/ns0:BCReportInformation[1]/ns0:CompanyMetadata[1]/ns0:CompanyEmail[1]" w:storeItemID="{D423453B-89DF-4117-8636-90D3A7FC2FDF}"/>
             </w:sdtPr>
             <w:sdtContent>
               <w:r>
@@ -452,7 +452,7 @@
                   <w:sz w:val="18"/>
                   <w:szCs w:val="18"/>
                 </w:rPr>
-                <w:t>John.doe@cronus.com</w:t>
+                <w:t>Company Email</w:t>
               </w:r>
             </w:sdtContent>
           </w:sdt>
@@ -482,9 +482,9 @@
               <w:placeholder>
                 <w:docPart w:val="3CD15F93AA584FEFA9941237121606EA"/>
               </w:placeholder>
+              <w:dataBinding w:prefixMappings="xmlns:ns0='urn:microsoft-dynamics-nav/reports/Tenant_Report_Defaults/2000000001/'" w:xpath="/ns0:NavWordReportXmlPart[1]/ns0:BCReportInformation[1]/ns0:CompanyMetadata[1]/ns0:CompanyFaxNo[1]" w:storeItemID="{D423453B-89DF-4117-8636-90D3A7FC2FDF}"/>
               <w15:color w:val="808080"/>
               <w:text/>
-              <w:dataBinding w:prefixMappings="xmlns:ns0='urn:microsoft-dynamics-nav/reports/Tenant_Report_Defaults/2000000001/'" w:xpath="/ns0:NavWordReportXmlPart[1]/ns0:BCReportInformation[1]/ns0:CompanyMetadata[1]/ns0:CompanyFaxNo[1]" w:storeItemID="{D423453B-89DF-4117-8636-90D3A7FC2FDF}"/>
             </w:sdtPr>
             <w:sdtContent>
               <w:r>
@@ -492,7 +492,7 @@
                   <w:sz w:val="18"/>
                   <w:szCs w:val="18"/>
                 </w:rPr>
-                <w:t>333-333-333</w:t>
+                <w:t>Company Fax No.</w:t>
               </w:r>
             </w:sdtContent>
           </w:sdt>
@@ -510,7 +510,7 @@
         </w:tcPr>
         <w:p>
           <w:pPr>
-            <w:pStyle w:val="BCNumber"/>
+            <w:pStyle w:val="NoSpacing"/>
             <w:rPr>
               <w:sz w:val="17"/>
               <w:szCs w:val="17"/>
@@ -543,9 +543,9 @@
               <w:placeholder>
                 <w:docPart w:val="16C52A95514746DA931A8E7C01FED147"/>
               </w:placeholder>
+              <w:dataBinding w:prefixMappings="xmlns:ns0='urn:microsoft-dynamics-nav/reports/Tenant_Report_Defaults/2000000001/'" w:xpath="/ns0:NavWordReportXmlPart[1]/ns0:BCReportInformation[1]/ns0:CompanyMetadata[1]/ns0:CompanyBankName[1]" w:storeItemID="{D423453B-89DF-4117-8636-90D3A7FC2FDF}"/>
               <w15:color w:val="808080"/>
               <w:text/>
-              <w:dataBinding w:prefixMappings="xmlns:ns0='urn:microsoft-dynamics-nav/reports/Tenant_Report_Defaults/2000000001/'" w:xpath="/ns0:NavWordReportXmlPart[1]/ns0:BCReportInformation[1]/ns0:CompanyMetadata[1]/ns0:CompanyBankName[1]" w:storeItemID="{D423453B-89DF-4117-8636-90D3A7FC2FDF}"/>
             </w:sdtPr>
             <w:sdtContent>
               <w:r>
@@ -554,7 +554,7 @@
                   <w:sz w:val="18"/>
                   <w:szCs w:val="18"/>
                 </w:rPr>
-                <w:t>Worldwide Bank</w:t>
+                <w:t>Company Bank Name</w:t>
               </w:r>
             </w:sdtContent>
           </w:sdt>
@@ -579,9 +579,9 @@
               <w:placeholder>
                 <w:docPart w:val="DFF5BA23918D4F9394AA4A6527C1A22D"/>
               </w:placeholder>
+              <w:dataBinding w:prefixMappings="xmlns:ns0='urn:microsoft-dynamics-nav/reports/Tenant_Report_Defaults/2000000001/'" w:xpath="/ns0:NavWordReportXmlPart[1]/ns0:BCReportInformation[1]/ns0:CompanyMetadata[1]/ns0:CompanyBankBranchNo[1]" w:storeItemID="{D423453B-89DF-4117-8636-90D3A7FC2FDF}"/>
               <w15:color w:val="808080"/>
               <w:text/>
-              <w:dataBinding w:prefixMappings="xmlns:ns0='urn:microsoft-dynamics-nav/reports/Tenant_Report_Defaults/2000000001/'" w:xpath="/ns0:NavWordReportXmlPart[1]/ns0:BCReportInformation[1]/ns0:CompanyMetadata[1]/ns0:CompanyBankBranchNo[1]" w:storeItemID="{D423453B-89DF-4117-8636-90D3A7FC2FDF}"/>
             </w:sdtPr>
             <w:sdtContent>
               <w:r>
@@ -590,7 +590,7 @@
                   <w:sz w:val="18"/>
                   <w:szCs w:val="18"/>
                 </w:rPr>
-                <w:t>BG99999</w:t>
+                <w:t>Company Bank Branch No.</w:t>
               </w:r>
             </w:sdtContent>
           </w:sdt>
@@ -615,9 +615,9 @@
               <w:placeholder>
                 <w:docPart w:val="45897F1A38C9449F94D5539D672569FE"/>
               </w:placeholder>
+              <w:dataBinding w:prefixMappings="xmlns:ns0='urn:microsoft-dynamics-nav/reports/Tenant_Report_Defaults/2000000001/'" w:xpath="/ns0:NavWordReportXmlPart[1]/ns0:BCReportInformation[1]/ns0:CompanyMetadata[1]/ns0:CompanyBankAccountNo[1]" w:storeItemID="{D423453B-89DF-4117-8636-90D3A7FC2FDF}"/>
               <w15:color w:val="808080"/>
               <w:text/>
-              <w:dataBinding w:prefixMappings="xmlns:ns0='urn:microsoft-dynamics-nav/reports/Tenant_Report_Defaults/2000000001/'" w:xpath="/ns0:NavWordReportXmlPart[1]/ns0:BCReportInformation[1]/ns0:CompanyMetadata[1]/ns0:CompanyBankAccountNo[1]" w:storeItemID="{D423453B-89DF-4117-8636-90D3A7FC2FDF}"/>
             </w:sdtPr>
             <w:sdtContent>
               <w:r>
@@ -626,7 +626,7 @@
                   <w:sz w:val="18"/>
                   <w:szCs w:val="18"/>
                 </w:rPr>
-                <w:t>99-99-888</w:t>
+                <w:t>Company Bank Account No.</w:t>
               </w:r>
             </w:sdtContent>
           </w:sdt>
@@ -656,9 +656,9 @@
               <w:placeholder>
                 <w:docPart w:val="10B01E87EC534B2D86581C9F31CFDE14"/>
               </w:placeholder>
+              <w:dataBinding w:prefixMappings="xmlns:ns0='urn:microsoft-dynamics-nav/reports/Tenant_Report_Defaults/2000000001/'" w:xpath="/ns0:NavWordReportXmlPart[1]/ns0:BCReportInformation[1]/ns0:CompanyMetadata[1]/ns0:CompanyRegistrationNoCaption[1]" w:storeItemID="{D423453B-89DF-4117-8636-90D3A7FC2FDF}"/>
               <w15:color w:val="808080"/>
               <w:text/>
-              <w:dataBinding w:prefixMappings="xmlns:ns0='urn:microsoft-dynamics-nav/reports/Tenant_Report_Defaults/2000000001/'" w:xpath="/ns0:NavWordReportXmlPart[1]/ns0:BCReportInformation[1]/ns0:CompanyMetadata[1]/ns0:CompanyRegistrationNoCaption[1]" w:storeItemID="{D423453B-89DF-4117-8636-90D3A7FC2FDF}"/>
             </w:sdtPr>
             <w:sdtContent>
               <w:r>
@@ -666,7 +666,7 @@
                   <w:sz w:val="18"/>
                   <w:szCs w:val="18"/>
                 </w:rPr>
-                <w:t>VAT Registration No.: 777777777</w:t>
+                <w:t>Company Registration No. Caption</w:t>
               </w:r>
             </w:sdtContent>
           </w:sdt>
@@ -684,7 +684,7 @@
         </w:tcPr>
         <w:p>
           <w:pPr>
-            <w:pStyle w:val="BCNumber"/>
+            <w:pStyle w:val="NoSpacing"/>
             <w:rPr>
               <w:sz w:val="17"/>
               <w:szCs w:val="17"/>
@@ -717,9 +717,9 @@
               <w:placeholder>
                 <w:docPart w:val="E7D03672F5874C4C9E447D1488BB3A96"/>
               </w:placeholder>
+              <w:dataBinding w:prefixMappings="xmlns:ns0='urn:microsoft-dynamics-nav/reports/Tenant_Report_Defaults/2000000001/'" w:xpath="/ns0:NavWordReportXmlPart[1]/ns0:BCReportInformation[1]/ns0:CompanyMetadata[1]/ns0:CompanyGiroNoCaption[1]" w:storeItemID="{D423453B-89DF-4117-8636-90D3A7FC2FDF}"/>
               <w15:color w:val="808080"/>
               <w:text/>
-              <w:dataBinding w:prefixMappings="xmlns:ns0='urn:microsoft-dynamics-nav/reports/Tenant_Report_Defaults/2000000001/'" w:xpath="/ns0:NavWordReportXmlPart[1]/ns0:BCReportInformation[1]/ns0:CompanyMetadata[1]/ns0:CompanyGiroNoCaption[1]" w:storeItemID="{D423453B-89DF-4117-8636-90D3A7FC2FDF}"/>
             </w:sdtPr>
             <w:sdtContent>
               <w:r>
@@ -728,7 +728,7 @@
                   <w:sz w:val="18"/>
                   <w:szCs w:val="18"/>
                 </w:rPr>
-                <w:t>Giro No.</w:t>
+                <w:t>Company Giro No. Caption</w:t>
               </w:r>
             </w:sdtContent>
           </w:sdt>
@@ -753,9 +753,9 @@
               <w:placeholder>
                 <w:docPart w:val="7EA15F1DCC1147F9A944D1D342DCD2E5"/>
               </w:placeholder>
+              <w:dataBinding w:prefixMappings="xmlns:ns0='urn:microsoft-dynamics-nav/reports/Tenant_Report_Defaults/2000000001/'" w:xpath="/ns0:NavWordReportXmlPart[1]/ns0:BCReportInformation[1]/ns0:CompanyMetadata[1]/ns0:CompanyGiroNo[1]" w:storeItemID="{D423453B-89DF-4117-8636-90D3A7FC2FDF}"/>
               <w15:color w:val="808080"/>
               <w:text/>
-              <w:dataBinding w:prefixMappings="xmlns:ns0='urn:microsoft-dynamics-nav/reports/Tenant_Report_Defaults/2000000001/'" w:xpath="/ns0:NavWordReportXmlPart[1]/ns0:BCReportInformation[1]/ns0:CompanyMetadata[1]/ns0:CompanyGiroNo[1]" w:storeItemID="{D423453B-89DF-4117-8636-90D3A7FC2FDF}"/>
             </w:sdtPr>
             <w:sdtContent>
               <w:r>
@@ -764,7 +764,7 @@
                   <w:sz w:val="18"/>
                   <w:szCs w:val="18"/>
                 </w:rPr>
-                <w:t>888-9999</w:t>
+                <w:t>Company Giro No.</w:t>
               </w:r>
             </w:sdtContent>
           </w:sdt>
@@ -789,9 +789,9 @@
               <w:placeholder>
                 <w:docPart w:val="DF3D395AA4684FC79643FEF9F375E87E"/>
               </w:placeholder>
+              <w:dataBinding w:prefixMappings="xmlns:ns0='urn:microsoft-dynamics-nav/reports/Tenant_Report_Defaults/2000000001/'" w:xpath="/ns0:NavWordReportXmlPart[1]/ns0:BCReportInformation[1]/ns0:CompanyMetadata[1]/ns0:CompanyIBANCaption[1]" w:storeItemID="{D423453B-89DF-4117-8636-90D3A7FC2FDF}"/>
               <w15:color w:val="808080"/>
               <w:text/>
-              <w:dataBinding w:prefixMappings="xmlns:ns0='urn:microsoft-dynamics-nav/reports/Tenant_Report_Defaults/2000000001/'" w:xpath="/ns0:NavWordReportXmlPart[1]/ns0:BCReportInformation[1]/ns0:CompanyMetadata[1]/ns0:CompanyIBANCaption[1]" w:storeItemID="{D423453B-89DF-4117-8636-90D3A7FC2FDF}"/>
             </w:sdtPr>
             <w:sdtContent>
               <w:r>
@@ -800,7 +800,7 @@
                   <w:sz w:val="18"/>
                   <w:szCs w:val="18"/>
                 </w:rPr>
-                <w:t>IBAN</w:t>
+                <w:t>Company IBAN Caption</w:t>
               </w:r>
             </w:sdtContent>
           </w:sdt>
@@ -825,9 +825,9 @@
               <w:placeholder>
                 <w:docPart w:val="94586B08E65248C08555EB0AA9AC2600"/>
               </w:placeholder>
+              <w:dataBinding w:prefixMappings="xmlns:ns0='urn:microsoft-dynamics-nav/reports/Tenant_Report_Defaults/2000000001/'" w:xpath="/ns0:NavWordReportXmlPart[1]/ns0:BCReportInformation[1]/ns0:CompanyMetadata[1]/ns0:CompanyIBAN[1]" w:storeItemID="{D423453B-89DF-4117-8636-90D3A7FC2FDF}"/>
               <w15:color w:val="808080"/>
               <w:text/>
-              <w:dataBinding w:prefixMappings="xmlns:ns0='urn:microsoft-dynamics-nav/reports/Tenant_Report_Defaults/2000000001/'" w:xpath="/ns0:NavWordReportXmlPart[1]/ns0:BCReportInformation[1]/ns0:CompanyMetadata[1]/ns0:CompanyIBAN[1]" w:storeItemID="{D423453B-89DF-4117-8636-90D3A7FC2FDF}"/>
             </w:sdtPr>
             <w:sdtContent>
               <w:r>
@@ -836,7 +836,7 @@
                   <w:sz w:val="18"/>
                   <w:szCs w:val="18"/>
                 </w:rPr>
-                <w:t>GB 12 CPBK 08929965044991</w:t>
+                <w:t>Company IBAN</w:t>
               </w:r>
             </w:sdtContent>
           </w:sdt>
@@ -945,9 +945,9 @@
               <w:placeholder>
                 <w:docPart w:val="DefaultPlaceholder_-1854013440"/>
               </w:placeholder>
+              <w:dataBinding w:prefixMappings="xmlns:ns0='urn:microsoft-dynamics-nav/reports/Tenant_Report_Defaults/2000000001/'" w:xpath="/ns0:NavWordReportXmlPart[1]/ns0:BCReportInformation[1]/ns0:ReportMetadata[1]/ns0:ReportCaption[1]" w:storeItemID="{D423453B-89DF-4117-8636-90D3A7FC2FDF}"/>
               <w15:color w:val="808080"/>
               <w:text/>
-              <w:dataBinding w:prefixMappings="xmlns:ns0='urn:microsoft-dynamics-nav/reports/Tenant_Report_Defaults/2000000001/'" w:xpath="/ns0:NavWordReportXmlPart[1]/ns0:BCReportInformation[1]/ns0:ReportMetadata[1]/ns0:ReportCaption[1]" w:storeItemID="{D423453B-89DF-4117-8636-90D3A7FC2FDF}"/>
             </w:sdtPr>
             <w:sdtContent>
               <w:r>
@@ -974,7 +974,7 @@
 </file>
 
 <file path=word/header3.xml><?xml version="1.0" encoding="utf-8"?>
-<w:hdr xmlns:a="http://schemas.openxmlformats.org/drawingml/2006/main" xmlns:pic="http://schemas.openxmlformats.org/drawingml/2006/picture" xmlns:a14="http://schemas.microsoft.com/office/drawing/2010/main" xmlns:wpc="http://schemas.microsoft.com/office/word/2010/wordprocessingCanvas" xmlns:cx="http://schemas.microsoft.com/office/drawing/2014/chartex" xmlns:cx1="http://schemas.microsoft.com/office/drawing/2015/9/8/chartex" xmlns:cx2="http://schemas.microsoft.com/office/drawing/2015/10/21/chartex" xmlns:cx3="http://schemas.microsoft.com/office/drawing/2016/5/9/chartex" xmlns:cx4="http://schemas.microsoft.com/office/drawing/2016/5/10/chartex" xmlns:cx5="http://schemas.microsoft.com/office/drawing/2016/5/11/chartex" xmlns:cx6="http://schemas.microsoft.com/office/drawing/2016/5/12/chartex" xmlns:cx7="http://schemas.microsoft.com/office/drawing/2016/5/13/chartex" xmlns:cx8="http://schemas.microsoft.com/office/drawing/2016/5/14/chartex" xmlns:mc="http://schemas.openxmlformats.org/markup-compatibility/2006" xmlns:aink="http://schemas.microsoft.com/office/drawing/2016/ink" xmlns:am3d="http://schemas.microsoft.com/office/drawing/2017/model3d" xmlns:o="urn:schemas-microsoft-com:office:office" xmlns:oel="http://schemas.microsoft.com/office/2019/extlst" xmlns:r="http://schemas.openxmlformats.org/officeDocument/2006/relationships" xmlns:m="http://schemas.openxmlformats.org/officeDocument/2006/math" xmlns:v="urn:schemas-microsoft-com:vml" xmlns:wp14="http://schemas.microsoft.com/office/word/2010/wordprocessingDrawing" xmlns:wp="http://schemas.openxmlformats.org/drawingml/2006/wordprocessingDrawing" xmlns:w10="urn:schemas-microsoft-com:office:word" xmlns:w="http://schemas.openxmlformats.org/wordprocessingml/2006/main" xmlns:w14="http://schemas.microsoft.com/office/word/2010/wordml" xmlns:w15="http://schemas.microsoft.com/office/word/2012/wordml" xmlns:w16cex="http://schemas.microsoft.com/office/word/2018/wordml/cex" xmlns:w16cid="http://schemas.microsoft.com/office/word/2016/wordml/cid" xmlns:w16="http://schemas.microsoft.com/office/word/2018/wordml" xmlns:w16du="http://schemas.microsoft.com/office/word/2023/wordml/word16du" xmlns:w16sdtdh="http://schemas.microsoft.com/office/word/2020/wordml/sdtdatahash" xmlns:w16sdtfl="http://schemas.microsoft.com/office/word/2024/wordml/sdtformatlock" xmlns:w16se="http://schemas.microsoft.com/office/word/2015/wordml/symex" xmlns:wpg="http://schemas.microsoft.com/office/word/2010/wordprocessingGroup" xmlns:wpi="http://schemas.microsoft.com/office/word/2010/wordprocessingInk" xmlns:wne="http://schemas.microsoft.com/office/word/2006/wordml" xmlns:wps="http://schemas.microsoft.com/office/word/2010/wordprocessingShape" mc:Ignorable="w14 w15 w16se w16cid w16 w16cex w16sdtdh w16sdtfl w16du wp14">
+<w:hdr xmlns:wpc="http://schemas.microsoft.com/office/word/2010/wordprocessingCanvas" xmlns:cx="http://schemas.microsoft.com/office/drawing/2014/chartex" xmlns:cx1="http://schemas.microsoft.com/office/drawing/2015/9/8/chartex" xmlns:cx2="http://schemas.microsoft.com/office/drawing/2015/10/21/chartex" xmlns:cx3="http://schemas.microsoft.com/office/drawing/2016/5/9/chartex" xmlns:cx4="http://schemas.microsoft.com/office/drawing/2016/5/10/chartex" xmlns:cx5="http://schemas.microsoft.com/office/drawing/2016/5/11/chartex" xmlns:cx6="http://schemas.microsoft.com/office/drawing/2016/5/12/chartex" xmlns:cx7="http://schemas.microsoft.com/office/drawing/2016/5/13/chartex" xmlns:cx8="http://schemas.microsoft.com/office/drawing/2016/5/14/chartex" xmlns:mc="http://schemas.openxmlformats.org/markup-compatibility/2006" xmlns:aink="http://schemas.microsoft.com/office/drawing/2016/ink" xmlns:am3d="http://schemas.microsoft.com/office/drawing/2017/model3d" xmlns:o="urn:schemas-microsoft-com:office:office" xmlns:oel="http://schemas.microsoft.com/office/2019/extlst" xmlns:r="http://schemas.openxmlformats.org/officeDocument/2006/relationships" xmlns:m="http://schemas.openxmlformats.org/officeDocument/2006/math" xmlns:v="urn:schemas-microsoft-com:vml" xmlns:wp14="http://schemas.microsoft.com/office/word/2010/wordprocessingDrawing" xmlns:wp="http://schemas.openxmlformats.org/drawingml/2006/wordprocessingDrawing" xmlns:w10="urn:schemas-microsoft-com:office:word" xmlns:w="http://schemas.openxmlformats.org/wordprocessingml/2006/main" xmlns:w14="http://schemas.microsoft.com/office/word/2010/wordml" xmlns:w15="http://schemas.microsoft.com/office/word/2012/wordml" xmlns:w16cex="http://schemas.microsoft.com/office/word/2018/wordml/cex" xmlns:w16cid="http://schemas.microsoft.com/office/word/2016/wordml/cid" xmlns:w16="http://schemas.microsoft.com/office/word/2018/wordml" xmlns:w16du="http://schemas.microsoft.com/office/word/2023/wordml/word16du" xmlns:w16sdtdh="http://schemas.microsoft.com/office/word/2020/wordml/sdtdatahash" xmlns:w16sdtfl="http://schemas.microsoft.com/office/word/2024/wordml/sdtformatlock" xmlns:w16se="http://schemas.microsoft.com/office/word/2015/wordml/symex" xmlns:wpg="http://schemas.microsoft.com/office/word/2010/wordprocessingGroup" xmlns:wpi="http://schemas.microsoft.com/office/word/2010/wordprocessingInk" xmlns:wne="http://schemas.microsoft.com/office/word/2006/wordml" xmlns:wps="http://schemas.microsoft.com/office/word/2010/wordprocessingShape" mc:Ignorable="w14 w15 w16se w16cid w16 w16cex w16sdtdh w16sdtfl w16du wp14">
   <w:tbl>
     <w:tblPr>
       <w:tblStyle w:val="BCBlockTable"/>
@@ -999,8 +999,8 @@
           <w:alias w:val="CompanyLogo"/>
           <w:tag w:val="#BC:InsertDataItem,BCReportInformation/CompanyMetadata/CompanyLogo"/>
           <w:id w:val="-1878226836"/>
+          <w:dataBinding w:prefixMappings="xmlns:ns0='urn:microsoft-dynamics-nav/reports/Tenant_Report_Defaults/2000000001/'" w:xpath="/ns0:NavWordReportXmlPart[1]/ns0:BCReportInformation[1]/ns0:CompanyMetadata[1]/ns0:CompanyLogo[1]" w:storeItemID="{D423453B-89DF-4117-8636-90D3A7FC2FDF}"/>
           <w:picture/>
-          <w:dataBinding w:prefixMappings="xmlns:ns0='urn:microsoft-dynamics-nav/reports/Tenant_Report_Defaults/2000000001/'" w:xpath="/ns0:NavWordReportXmlPart[1]/ns0:BCReportInformation[1]/ns0:CompanyMetadata[1]/ns0:CompanyLogo[1]" w:storeItemID="{D423453B-89DF-4117-8636-90D3A7FC2FDF}"/>
         </w:sdtPr>
         <w:sdtContent>
           <w:tc>
@@ -1024,9 +1024,9 @@
                 </w:rPr>
                 <w:drawing>
                   <wp:inline distT="0" distB="0" distL="0" distR="0" wp14:anchorId="51BEFBFB" wp14:editId="26D5AC05">
-                    <wp:extent cx="2185416" cy="530352"/>
-                    <wp:effectExtent l="0" t="0" r="5715" b="3175"/>
-                    <wp:docPr id="2" name="Billede 1" descr="The image is a plain white background with no additional elements or details.&#10;&#10;AI-generated content may be incorrect."/>
+                    <wp:extent cx="530352" cy="530352"/>
+                    <wp:effectExtent l="0" t="0" r="3175" b="3175"/>
+                    <wp:docPr id="2" name="Billede 1"/>
                     <wp:cNvGraphicFramePr>
                       <a:graphicFrameLocks xmlns:a="http://schemas.openxmlformats.org/drawingml/2006/main"/>
                     </wp:cNvGraphicFramePr>
@@ -1034,20 +1034,13 @@
                       <a:graphicData uri="http://schemas.openxmlformats.org/drawingml/2006/picture">
                         <pic:pic xmlns:pic="http://schemas.openxmlformats.org/drawingml/2006/picture">
                           <pic:nvPicPr>
-                            <pic:cNvPr id="2" name="Billede 1" descr="The image is a plain white background with no additional elements or details.&#10;&#10;AI-generated content may be incorrect."/>
+                            <pic:cNvPr id="2" name="Billede 1"/>
                             <pic:cNvPicPr>
                               <a:picLocks noChangeAspect="1" noChangeArrowheads="1"/>
                             </pic:cNvPicPr>
                           </pic:nvPicPr>
                           <pic:blipFill>
-                            <a:blip r:embed="rId1">
-                              <a:extLst>
-                                <a:ext uri="{28A0092B-C50C-407E-A947-70E740481C1C}">
-                                  <a14:useLocalDpi xmlns:a14="http://schemas.microsoft.com/office/drawing/2010/main" val="0"/>
-                                </a:ext>
-                              </a:extLst>
-                            </a:blip>
-                            <a:srcRect/>
+                            <a:blip r:embed="rId1"/>
                             <a:stretch>
                               <a:fillRect/>
                             </a:stretch>
@@ -1055,7 +1048,7 @@
                           <pic:spPr bwMode="auto">
                             <a:xfrm>
                               <a:off x="0" y="0"/>
-                              <a:ext cx="2185416" cy="530352"/>
+                              <a:ext cx="530352" cy="530352"/>
                             </a:xfrm>
                             <a:prstGeom prst="rect">
                               <a:avLst/>
@@ -1091,9 +1084,9 @@
               <w:placeholder>
                 <w:docPart w:val="DefaultPlaceholder_-1854013440"/>
               </w:placeholder>
+              <w:dataBinding w:prefixMappings="xmlns:ns0='urn:microsoft-dynamics-nav/reports/Tenant_Report_Defaults/2000000001/'" w:xpath="/ns0:NavWordReportXmlPart[1]/ns0:BCReportInformation[1]/ns0:ReportMetadata[1]/ns0:ReportCaption[1]" w:storeItemID="{D423453B-89DF-4117-8636-90D3A7FC2FDF}"/>
               <w15:color w:val="808080"/>
               <w:text/>
-              <w:dataBinding w:prefixMappings="xmlns:ns0='urn:microsoft-dynamics-nav/reports/Tenant_Report_Defaults/2000000001/'" w:xpath="/ns0:NavWordReportXmlPart[1]/ns0:BCReportInformation[1]/ns0:ReportMetadata[1]/ns0:ReportCaption[1]" w:storeItemID="{D423453B-89DF-4117-8636-90D3A7FC2FDF}"/>
             </w:sdtPr>
             <w:sdtContent>
               <w:r>
@@ -2338,7 +2331,6 @@
     <w:uiPriority w:val="1"/>
     <w:semiHidden/>
     <w:unhideWhenUsed/>
-    <w:rsid w:val="008B3FA5"/>
   </w:style>
   <w:style w:type="table" w:default="1" w:styleId="TableNormal">
     <w:name w:val="Normal Table"/>
@@ -2360,7 +2352,6 @@
     <w:uiPriority w:val="99"/>
     <w:semiHidden/>
     <w:unhideWhenUsed/>
-    <w:rsid w:val="008B3FA5"/>
   </w:style>
   <w:style w:type="table" w:styleId="TableGrid">
     <w:name w:val="Table Grid"/>
@@ -3045,39 +3036,6 @@
       <w:color w:val="605E5C"/>
       <w:sz w:val="16"/>
       <w:shd w:val="clear" w:color="auto" w:fill="E1DFDD"/>
-    </w:rPr>
-  </w:style>
-  <w:style w:type="paragraph" w:customStyle="1" w:styleId="BCLabel">
-    <w:name w:val="BC Label"/>
-    <w:basedOn w:val="NoSpacing"/>
-    <w:next w:val="Normal"/>
-    <w:uiPriority w:val="2"/>
-    <w:rsid w:val="00931468"/>
-    <w:pPr>
-      <w:keepNext/>
-    </w:pPr>
-    <w:rPr>
-      <w:rFonts w:asciiTheme="majorHAnsi" w:eastAsiaTheme="majorEastAsia" w:hAnsiTheme="majorHAnsi" w:cstheme="majorBidi"/>
-    </w:rPr>
-  </w:style>
-  <w:style w:type="paragraph" w:customStyle="1" w:styleId="BCLabelNumber">
-    <w:name w:val="BC Label Number"/>
-    <w:basedOn w:val="BCLabel"/>
-    <w:next w:val="Normal"/>
-    <w:uiPriority w:val="2"/>
-    <w:rsid w:val="00931468"/>
-    <w:rPr>
-      <w14:numSpacing w14:val="tabular"/>
-    </w:rPr>
-  </w:style>
-  <w:style w:type="paragraph" w:customStyle="1" w:styleId="BCNumber">
-    <w:name w:val="BC Number"/>
-    <w:basedOn w:val="NoSpacing"/>
-    <w:next w:val="Normal"/>
-    <w:uiPriority w:val="2"/>
-    <w:rsid w:val="00931468"/>
-    <w:rPr>
-      <w14:numSpacing w14:val="tabular"/>
     </w:rPr>
   </w:style>
   <w:style w:type="table" w:customStyle="1" w:styleId="BCBlockTable">
@@ -29177,7 +29135,6 @@
   <w:style w:type="paragraph" w:customStyle="1" w:styleId="Barcode">
     <w:name w:val="Barcode"/>
     <w:basedOn w:val="Heading1"/>
-    <w:link w:val="BarcodeChar"/>
     <w:qFormat/>
     <w:rsid w:val="00931468"/>
     <w:pPr>
@@ -29192,57 +29149,14 @@
       <w:szCs w:val="16"/>
     </w:rPr>
   </w:style>
-  <w:style w:type="character" w:customStyle="1" w:styleId="BarcodeChar">
-    <w:name w:val="Barcode Char"/>
-    <w:basedOn w:val="Heading1Char"/>
-    <w:link w:val="Barcode"/>
-    <w:rsid w:val="00931468"/>
-    <w:rPr>
-      <w:rFonts w:ascii="IDAutomationHC39M" w:eastAsiaTheme="majorEastAsia" w:hAnsi="IDAutomationHC39M" w:cstheme="majorBidi"/>
-      <w:color w:val="242424" w:themeColor="text1"/>
-      <w:kern w:val="2"/>
-      <w:sz w:val="16"/>
-      <w:szCs w:val="16"/>
-      <w14:ligatures w14:val="standardContextual"/>
-    </w:rPr>
-  </w:style>
   <w:style w:type="paragraph" w:customStyle="1" w:styleId="QRCode">
     <w:name w:val="QR Code"/>
     <w:basedOn w:val="Barcode"/>
-    <w:link w:val="QRCodeChar"/>
     <w:qFormat/>
     <w:rsid w:val="00931468"/>
     <w:rPr>
       <w:rFonts w:ascii="IDAutomation2D" w:hAnsi="IDAutomation2D"/>
     </w:rPr>
-  </w:style>
-  <w:style w:type="character" w:customStyle="1" w:styleId="QRCodeChar">
-    <w:name w:val="QR Code Char"/>
-    <w:basedOn w:val="BarcodeChar"/>
-    <w:link w:val="QRCode"/>
-    <w:rsid w:val="00931468"/>
-    <w:rPr>
-      <w:rFonts w:ascii="IDAutomation2D" w:eastAsiaTheme="majorEastAsia" w:hAnsi="IDAutomation2D" w:cstheme="majorBidi"/>
-      <w:color w:val="242424" w:themeColor="text1"/>
-      <w:kern w:val="2"/>
-      <w:sz w:val="16"/>
-      <w:szCs w:val="16"/>
-      <w14:ligatures w14:val="standardContextual"/>
-    </w:rPr>
-  </w:style>
-  <w:style w:type="paragraph" w:customStyle="1" w:styleId="BCNoteBullet">
-    <w:name w:val="BC Note Bullet"/>
-    <w:basedOn w:val="Quote"/>
-    <w:next w:val="Normal"/>
-    <w:uiPriority w:val="2"/>
-    <w:rsid w:val="00931468"/>
-    <w:pPr>
-      <w:tabs>
-        <w:tab w:val="num" w:pos="360"/>
-      </w:tabs>
-      <w:spacing w:before="0" w:after="0" w:line="240" w:lineRule="auto"/>
-      <w:ind w:left="227" w:hanging="227"/>
-    </w:pPr>
   </w:style>
   <w:style w:type="table" w:customStyle="1" w:styleId="BCDataTable">
     <w:name w:val="BC Data Table"/>
@@ -30153,6 +30067,7 @@
     <w:rsid w:val="00916429"/>
     <w:rsid w:val="00920D69"/>
     <w:rsid w:val="0092393B"/>
+    <w:rsid w:val="00930FB4"/>
     <w:rsid w:val="00934C8E"/>
     <w:rsid w:val="009464B2"/>
     <w:rsid w:val="009717E3"/>
@@ -30184,6 +30099,7 @@
     <w:rsid w:val="00CC7327"/>
     <w:rsid w:val="00CD6CA3"/>
     <w:rsid w:val="00CE4C52"/>
+    <w:rsid w:val="00D2246A"/>
     <w:rsid w:val="00D44AD1"/>
     <w:rsid w:val="00D52343"/>
     <w:rsid w:val="00DE4C7F"/>
@@ -31105,6 +31021,10 @@
 </file>
 
 <file path=customXml/item1.xml><?xml version="1.0" encoding="utf-8"?>
+<b:Sources xmlns:b="http://schemas.openxmlformats.org/officeDocument/2006/bibliography" xmlns="http://schemas.openxmlformats.org/officeDocument/2006/bibliography" SelectedStyle="\APASixthEditionOfficeOnline.xsl" StyleName="APA" Version="6"/>
+</file>
+
+<file path=customXml/item2.xml><?xml version="1.0" encoding="utf-8"?>
 <?mso-contentType ?>
 <FormTemplates xmlns="http://schemas.microsoft.com/sharepoint/v3/contenttype/forms">
   <Display>DocumentLibraryForm</Display>
@@ -31113,327 +31033,7 @@
 </FormTemplates>
 </file>
 
-<file path=customXml/item2.xml><?xml version="1.0" encoding="utf-8"?>
-<b:Sources xmlns:b="http://schemas.openxmlformats.org/officeDocument/2006/bibliography" xmlns="http://schemas.openxmlformats.org/officeDocument/2006/bibliography" SelectedStyle="\APASixthEditionOfficeOnline.xsl" StyleName="APA" Version="6"/>
-</file>
-
-<file path=customXml/item3.xml>��< ? x m l   v e r s i o n = " 1 . 0 "   e n c o d i n g = " u t f - 1 6 " ? > < N a v W o r d R e p o r t X m l P a r t   x m l n s = " u r n : m i c r o s o f t - d y n a m i c s - n a v / r e p o r t s / T e n a n t _ R e p o r t _ D e f a u l t s / 2 0 0 0 0 0 0 0 0 1 / " > - 
-     < B C R e p o r t I n f o r m a t i o n > - 
-         < R e p o r t M e t a d a t a > - 
-             < E x t e n s i o n I d > E x t e n s i o n   I D < / E x t e n s i o n I d > - 
-             < E x t e n s i o n N a m e > E x t e n s i o n   N a m e < / E x t e n s i o n N a m e > - 
-             < E x t e n s i o n P u b l i s h e r > E x t e n s i o n   P u b l i s h e r < / E x t e n s i o n P u b l i s h e r > - 
-             < E x t e n s i o n V e r s i o n > E x t e n s i o n   V e r s i o n < / E x t e n s i o n V e r s i o n > - 
-             < R e p o r t I d > R e p o r t   I D < / R e p o r t I d > - 
-             < R e p o r t N a m e > R e p o r t   N a m e < / R e p o r t N a m e > - 
-             < R e p o r t C a p t i o n > R e p o r t   C a p t i o n < / R e p o r t C a p t i o n > - 
-             < A b o u t T h i s R e p o r t T i t l e > A b o u t   T h i s   R e p o r t   T i t l e < / A b o u t T h i s R e p o r t T i t l e > - 
-             < A b o u t T h i s R e p o r t T e x t > A b o u t   T h i s   R e p o r t   T e x t < / A b o u t T h i s R e p o r t T e x t > - 
-             < R e p o r t H e l p L i n k > R e p o r t   H e l p   L i n k < / R e p o r t H e l p L i n k > - 
-         < / R e p o r t M e t a d a t a > - 
-         < R e p o r t R e q u e s t > - 
-             < T e n a n t E n t r a I d > T e n a n t   E n t r a   I d < / T e n a n t E n t r a I d > - 
-             < E n v i r o n m e n t N a m e > E n v i r o n m e n t   N a m e < / E n v i r o n m e n t N a m e > - 
-             < E n v i r o n m e n t T y p e > E n v i r o n m e n t   T y p e < / E n v i r o n m e n t T y p e > - 
-             < C o m p a n y N a m e > C o m p a n y   N a m e < / C o m p a n y N a m e > - 
-             < C o m p a n y D i s p l a y N a m e > C o m p a n y   D i s p l a y   N a m e < / C o m p a n y D i s p l a y N a m e > - 
-             < C o m p a n y I d > C o m p a n y   I D < / C o m p a n y I d > - 
-             < U s e r N a m e > U s e r   N a m e < / U s e r N a m e > - 
-             < D a t e A n d T i m e > D a t e   a n d   T i m e < / D a t e A n d T i m e > - 
-             < L a n g u a g e > L a n g u a g e < / L a n g u a g e > - 
-             < F o r m a t R e g i o n > F o r m a t   R e g i o n < / F o r m a t R e g i o n > - 
-             < D a t e T i m e V a l u e s > - 
-                 < Y e a r > Y e a r < / Y e a r > - 
-                 < M o n t h N u m b e r > M o n t h   N u m b e r < / M o n t h N u m b e r > - 
-                 < D a y N u m b e r > D a y   N u m b e r < / D a y N u m b e r > - 
-                 < H o u r > H o u r < / H o u r > - 
-                 < M i n u t e > M i n u t e < / M i n u t e > - 
-             < / D a t e T i m e V a l u e s > - 
-         < / R e p o r t R e q u e s t > - 
-         < C o m p a n y M e t a d a t a > - 
-             < C o m p a n y N a m e > C o m p a n y   N a m e < / C o m p a n y N a m e > - 
-             < C o m p a n y D i s p l a y N a m e > C o m p a n y   D i s p l a y   N a m e < / C o m p a n y D i s p l a y N a m e > - 
-             < C o m p a n y A d d r e s s L i n e s > - 
-                 < C o m p a n y A d d r e s s L i n e 1 > C o m p a n y   A d d r e s s   L i n e   1 < / C o m p a n y A d d r e s s L i n e 1 > - 
-                 < C o m p a n y A d d r e s s L i n e 2 > C o m p a n y   A d d r e s s   L i n e   2 < / C o m p a n y A d d r e s s L i n e 2 > - 
-                 < C o m p a n y A d d r e s s L i n e 3 > C o m p a n y   A d d r e s s   L i n e   3 < / C o m p a n y A d d r e s s L i n e 3 > - 
-                 < C o m p a n y A d d r e s s L i n e 4 > C o m p a n y   A d d r e s s   L i n e   4 < / C o m p a n y A d d r e s s L i n e 4 > - 
-                 < C o m p a n y A d d r e s s L i n e 5 > C o m p a n y   A d d r e s s   L i n e   5 < / C o m p a n y A d d r e s s L i n e 5 > - 
-                 < C o m p a n y A d d r e s s L i n e 6 > C o m p a n y   A d d r e s s   L i n e   6 < / C o m p a n y A d d r e s s L i n e 6 > - 
-                 < C o m p a n y A d d r e s s L i n e 7 > C o m p a n y   A d d r e s s   L i n e   7 < / C o m p a n y A d d r e s s L i n e 7 > - 
-                 < C o m p a n y A d d r e s s L i n e 8 > C o m p a n y   A d d r e s s   L i n e   8 < / C o m p a n y A d d r e s s L i n e 8 > - 
-             < / C o m p a n y A d d r e s s L i n e s > - 
-             < C o m p a n y P h o n e > C o m p a n y   P h o n e < / C o m p a n y P h o n e > - 
-             < C o m p a n y P h o n e C a p t i o n > C o m p a n y   P h o n e   C a p t i o n < / C o m p a n y P h o n e C a p t i o n > - 
-             < C o m p a n y F a x N o > C o m p a n y   F a x   N o . < / C o m p a n y F a x N o > - 
-             < C o m p a n y F a x N o C a p t i o n > C o m p a n y   F a x   N o .   C a p t i o n < / C o m p a n y F a x N o C a p t i o n > - 
-             < C o m p a n y E m a i l > C o m p a n y   E m a i l < / C o m p a n y E m a i l > - 
-             < C o m p a n y E m a i l C a p t i o n > C o m p a n y   E m a i l   C a p t i o n < / C o m p a n y E m a i l C a p t i o n > - 
-             < C o m p a n y H o m e P a g e > C o m p a n y   H o m e   P a g e < / C o m p a n y H o m e P a g e > - 
-             < C o m p a n y H o m e P a g e C a p t i o n > C o m p a n y   H o m e   P a g e   C a p t i o n < / C o m p a n y H o m e P a g e C a p t i o n > - 
-             < C o m p a n y L o g o > C o m p a n y   L o g o < / C o m p a n y L o g o > - 
-             < C o m p a n y V A T R e g i s t r a t i o n N o > C o m p a n y   V A T   R e g i s t r a t i o n   N o . < / C o m p a n y V A T R e g i s t r a t i o n N o > - 
-             < C o m p a n y V A T R e g i s t r a t i o n N o C a p t i o n > C o m p a n y   V A T   R e g i s t r a t i o n   N o .   C a p t i o n < / C o m p a n y V A T R e g i s t r a t i o n N o C a p t i o n > - 
-             < C o m p a n y R e g i s t r a t i o n N o > C o m p a n y   R e g i s t r a t i o n   N o . < / C o m p a n y R e g i s t r a t i o n N o > - 
-             < C o m p a n y R e g i s t r a t i o n N o C a p t i o n > C o m p a n y   R e g i s t r a t i o n   N o .   C a p t i o n < / C o m p a n y R e g i s t r a t i o n N o C a p t i o n > - 
-             < C o m p a n y B a n k N a m e > C o m p a n y   B a n k   N a m e < / C o m p a n y B a n k N a m e > - 
-             < C o m p a n y B a n k N a m e C a p t i o n > C o m p a n y   B a n k   N a m e   C a p t i o n < / C o m p a n y B a n k N a m e C a p t i o n > - 
-             < C o m p a n y B a n k A c c o u n t N o > C o m p a n y   B a n k   A c c o u n t   N o . < / C o m p a n y B a n k A c c o u n t N o > - 
-             < C o m p a n y B a n k A c c o u n t N o C a p t i o n > C o m p a n y   B a n k   A c c o u n t   N o .   C a p t i o n < / C o m p a n y B a n k A c c o u n t N o C a p t i o n > - 
-             < C o m p a n y B a n k B r a n c h N o > C o m p a n y   B a n k   B r a n c h   N o . < / C o m p a n y B a n k B r a n c h N o > - 
-             < C o m p a n y B a n k B r a n c h N o C a p t i o n > C o m p a n y   B a n k   B r a n c h   N o .   C a p t i o n < / C o m p a n y B a n k B r a n c h N o C a p t i o n > - 
-             < C o m p a n y I B A N > C o m p a n y   I B A N < / C o m p a n y I B A N > - 
-             < C o m p a n y I B A N C a p t i o n > C o m p a n y   I B A N   C a p t i o n < / C o m p a n y I B A N C a p t i o n > - 
-             < C o m p a n y B a n k S W I F T > C o m p a n y   B a n k   S W I F T < / C o m p a n y B a n k S W I F T > - 
-             < C o m p a n y B a n k S W I F T C a p t i o n > C o m p a n y   B a n k   S W I F T   C a p t i o n < / C o m p a n y B a n k S W I F T C a p t i o n > - 
-             < C o m p a n y G i r o N o > C o m p a n y   G i r o   N o . < / C o m p a n y G i r o N o > - 
-             < C o m p a n y G i r o N o C a p t i o n > C o m p a n y   G i r o   N o .   C a p t i o n < / C o m p a n y G i r o N o C a p t i o n > - 
-         < / C o m p a n y M e t a d a t a > - 
-     < / B C R e p o r t I n f o r m a t i o n > - 
- < / N a v W o r d R e p o r t X m l P a r t > 
-</file>
-
-<file path=customXml/item4.xml><?xml version="1.0" encoding="utf-8"?>
-<p:properties xmlns:p="http://schemas.microsoft.com/office/2006/metadata/properties" xmlns:xsi="http://www.w3.org/2001/XMLSchema-instance" xmlns:pc="http://schemas.microsoft.com/office/infopath/2007/PartnerControls">
-  <documentManagement>
-    <Package xmlns="178f68d8-b893-4efd-8406-fab0f21873e4" xsi:nil="true"/>
-    <lcf76f155ced4ddcb4097134ff3c332f xmlns="178f68d8-b893-4efd-8406-fab0f21873e4">
-      <Terms xmlns="http://schemas.microsoft.com/office/infopath/2007/PartnerControls"/>
-    </lcf76f155ced4ddcb4097134ff3c332f>
-    <_ip_UnifiedCompliancePolicyUIAction xmlns="http://schemas.microsoft.com/sharepoint/v3" xsi:nil="true"/>
-    <TaxCatchAll xmlns="b83e059f-de16-406c-a902-3d56d4e79ec8" xsi:nil="true"/>
-    <Audience xmlns="178f68d8-b893-4efd-8406-fab0f21873e4" xsi:nil="true"/>
-    <_ip_UnifiedCompliancePolicyProperties xmlns="http://schemas.microsoft.com/sharepoint/v3" xsi:nil="true"/>
-    <DocumentType xmlns="178f68d8-b893-4efd-8406-fab0f21873e4" xsi:nil="true"/>
-  </documentManagement>
-</p:properties>
-</file>
-
-<file path=customXml/item5.xml>��< ? x m l   v e r s i o n = " 1 . 0 "   e n c o d i n g = " u t f - 1 6 " ? > < N a v W o r d R e p o r t X m l P a r t   x m l n s = " u r n : m i c r o s o f t - d y n a m i c s - b u s i n e s s c e n t r a l / i n t e r n a l / e x t e n d e d / r e p o r t s / T e n a n t _ R e p o r t _ D e f a u l t s / 2 0 0 0 0 0 0 0 0 1 / " > - 
-     < B C R e p o r t I n f o r m a t i o n > - 
-         < R e p o r t M e t a d a t a > - 
-             < E x t e n s i o n I d > E x t e n s i o n   I D < / E x t e n s i o n I d > - 
-             < E x t e n s i o n N a m e > E x t e n s i o n   N a m e < / E x t e n s i o n N a m e > - 
-             < E x t e n s i o n P u b l i s h e r > E x t e n s i o n   P u b l i s h e r < / E x t e n s i o n P u b l i s h e r > - 
-             < E x t e n s i o n V e r s i o n > E x t e n s i o n   V e r s i o n < / E x t e n s i o n V e r s i o n > - 
-             < R e p o r t I d > R e p o r t   I D < / R e p o r t I d > - 
-             < R e p o r t N a m e > R e p o r t   N a m e < / R e p o r t N a m e > - 
-             < R e p o r t C a p t i o n > R e p o r t   C a p t i o n < / R e p o r t C a p t i o n > - 
-             < A b o u t T h i s R e p o r t T i t l e > A b o u t   T h i s   R e p o r t   T i t l e < / A b o u t T h i s R e p o r t T i t l e > - 
-             < A b o u t T h i s R e p o r t T e x t > A b o u t   T h i s   R e p o r t   T e x t < / A b o u t T h i s R e p o r t T e x t > - 
-             < R e p o r t H e l p L i n k > R e p o r t   H e l p   L i n k < / R e p o r t H e l p L i n k > - 
-         < / R e p o r t M e t a d a t a > - 
-         < R e p o r t R e q u e s t > - 
-             < T e n a n t E n t r a I d > T e n a n t   E n t r a   I d < / T e n a n t E n t r a I d > - 
-             < E n v i r o n m e n t N a m e > E n v i r o n m e n t   N a m e < / E n v i r o n m e n t N a m e > - 
-             < E n v i r o n m e n t T y p e > E n v i r o n m e n t   T y p e < / E n v i r o n m e n t T y p e > - 
-             < C o m p a n y N a m e > C o m p a n y   N a m e < / C o m p a n y N a m e > - 
-             < C o m p a n y D i s p l a y N a m e > C o m p a n y   D i s p l a y   N a m e < / C o m p a n y D i s p l a y N a m e > - 
-             < C o m p a n y I d > C o m p a n y   I D < / C o m p a n y I d > - 
-             < U s e r N a m e > U s e r   N a m e < / U s e r N a m e > - 
-             < D a t e A n d T i m e > D a t e   a n d   T i m e < / D a t e A n d T i m e > - 
-             < L a n g u a g e > L a n g u a g e < / L a n g u a g e > - 
-             < F o r m a t R e g i o n > F o r m a t   R e g i o n < / F o r m a t R e g i o n > - 
-             < D a t e T i m e V a l u e s > - 
-                 < Y e a r > Y e a r < / Y e a r > - 
-                 < M o n t h N u m b e r > M o n t h   N u m b e r < / M o n t h N u m b e r > - 
-                 < D a y N u m b e r > D a y   N u m b e r < / D a y N u m b e r > - 
-                 < H o u r > H o u r < / H o u r > - 
-                 < M i n u t e > M i n u t e < / M i n u t e > - 
-             < / D a t e T i m e V a l u e s > - 
-         < / R e p o r t R e q u e s t > - 
-         < C o m p a n y M e t a d a t a > - 
-             < C o m p a n y N a m e > C o m p a n y   N a m e < / C o m p a n y N a m e > - 
-             < C o m p a n y D i s p l a y N a m e > C o m p a n y   D i s p l a y   N a m e < / C o m p a n y D i s p l a y N a m e > - 
-             < C o m p a n y A d d r e s s L i n e s > - 
-                 < C o m p a n y A d d r e s s L i n e 1 > C o m p a n y   A d d r e s s   L i n e   1 < / C o m p a n y A d d r e s s L i n e 1 > - 
-                 < C o m p a n y A d d r e s s L i n e 2 > C o m p a n y   A d d r e s s   L i n e   2 < / C o m p a n y A d d r e s s L i n e 2 > - 
-                 < C o m p a n y A d d r e s s L i n e 3 > C o m p a n y   A d d r e s s   L i n e   3 < / C o m p a n y A d d r e s s L i n e 3 > - 
-                 < C o m p a n y A d d r e s s L i n e 4 > C o m p a n y   A d d r e s s   L i n e   4 < / C o m p a n y A d d r e s s L i n e 4 > - 
-                 < C o m p a n y A d d r e s s L i n e 5 > C o m p a n y   A d d r e s s   L i n e   5 < / C o m p a n y A d d r e s s L i n e 5 > - 
-                 < C o m p a n y A d d r e s s L i n e 6 > C o m p a n y   A d d r e s s   L i n e   6 < / C o m p a n y A d d r e s s L i n e 6 > - 
-                 < C o m p a n y A d d r e s s L i n e 7 > C o m p a n y   A d d r e s s   L i n e   7 < / C o m p a n y A d d r e s s L i n e 7 > - 
-                 < C o m p a n y A d d r e s s L i n e 8 > C o m p a n y   A d d r e s s   L i n e   8 < / C o m p a n y A d d r e s s L i n e 8 > - 
-             < / C o m p a n y A d d r e s s L i n e s > - 
-             < C o m p a n y P h o n e > C o m p a n y   P h o n e < / C o m p a n y P h o n e > - 
-             < C o m p a n y P h o n e C a p t i o n > C o m p a n y   P h o n e   C a p t i o n < / C o m p a n y P h o n e C a p t i o n > - 
-             < C o m p a n y F a x N o > C o m p a n y   F a x   N o . < / C o m p a n y F a x N o > - 
-             < C o m p a n y F a x N o C a p t i o n > C o m p a n y   F a x   N o .   C a p t i o n < / C o m p a n y F a x N o C a p t i o n > - 
-             < C o m p a n y E m a i l > C o m p a n y   E m a i l < / C o m p a n y E m a i l > - 
-             < C o m p a n y E m a i l C a p t i o n > C o m p a n y   E m a i l   C a p t i o n < / C o m p a n y E m a i l C a p t i o n > - 
-             < C o m p a n y H o m e P a g e > C o m p a n y   H o m e   P a g e < / C o m p a n y H o m e P a g e > - 
-             < C o m p a n y H o m e P a g e C a p t i o n > C o m p a n y   H o m e   P a g e   C a p t i o n < / C o m p a n y H o m e P a g e C a p t i o n > - 
-             < C o m p a n y L o g o > C o m p a n y   L o g o < / C o m p a n y L o g o > - 
-             < C o m p a n y V A T R e g i s t r a t i o n N o > C o m p a n y   V A T   R e g i s t r a t i o n   N o . < / C o m p a n y V A T R e g i s t r a t i o n N o > - 
-             < C o m p a n y V A T R e g i s t r a t i o n N o C a p t i o n > C o m p a n y   V A T   R e g i s t r a t i o n   N o .   C a p t i o n < / C o m p a n y V A T R e g i s t r a t i o n N o C a p t i o n > - 
-             < C o m p a n y R e g i s t r a t i o n N o > C o m p a n y   R e g i s t r a t i o n   N o . < / C o m p a n y R e g i s t r a t i o n N o > - 
-             < C o m p a n y R e g i s t r a t i o n N o C a p t i o n > C o m p a n y   R e g i s t r a t i o n   N o .   C a p t i o n < / C o m p a n y R e g i s t r a t i o n N o C a p t i o n > - 
-             < C o m p a n y B a n k N a m e > C o m p a n y   B a n k   N a m e < / C o m p a n y B a n k N a m e > - 
-             < C o m p a n y B a n k N a m e C a p t i o n > C o m p a n y   B a n k   N a m e   C a p t i o n < / C o m p a n y B a n k N a m e C a p t i o n > - 
-             < C o m p a n y B a n k A c c o u n t N o > C o m p a n y   B a n k   A c c o u n t   N o . < / C o m p a n y B a n k A c c o u n t N o > - 
-             < C o m p a n y B a n k A c c o u n t N o C a p t i o n > C o m p a n y   B a n k   A c c o u n t   N o .   C a p t i o n < / C o m p a n y B a n k A c c o u n t N o C a p t i o n > - 
-             < C o m p a n y B a n k B r a n c h N o > C o m p a n y   B a n k   B r a n c h   N o . < / C o m p a n y B a n k B r a n c h N o > - 
-             < C o m p a n y B a n k B r a n c h N o C a p t i o n > C o m p a n y   B a n k   B r a n c h   N o .   C a p t i o n < / C o m p a n y B a n k B r a n c h N o C a p t i o n > - 
-             < C o m p a n y I B A N > C o m p a n y   I B A N < / C o m p a n y I B A N > - 
-             < C o m p a n y I B A N C a p t i o n > C o m p a n y   I B A N   C a p t i o n < / C o m p a n y I B A N C a p t i o n > - 
-             < C o m p a n y B a n k S W I F T > C o m p a n y   B a n k   S W I F T < / C o m p a n y B a n k S W I F T > - 
-             < C o m p a n y B a n k S W I F T C a p t i o n > C o m p a n y   B a n k   S W I F T   C a p t i o n < / C o m p a n y B a n k S W I F T C a p t i o n > - 
-             < C o m p a n y G i r o N o > C o m p a n y   G i r o   N o . < / C o m p a n y G i r o N o > - 
-             < C o m p a n y G i r o N o C a p t i o n > C o m p a n y   G i r o   N o .   C a p t i o n < / C o m p a n y G i r o N o C a p t i o n > - 
-         < / C o m p a n y M e t a d a t a > - 
-     < / B C R e p o r t I n f o r m a t i o n > - 
-     < T o o l t i p s / > - 
- < / N a v W o r d R e p o r t X m l P a r t > 
-</file>
-
-<file path=customXml/item6.xml><?xml version="1.0" encoding="utf-8"?>
+<file path=customXml/item3.xml><?xml version="1.0" encoding="utf-8"?>
 <ct:contentTypeSchema xmlns:ct="http://schemas.microsoft.com/office/2006/metadata/contentType" xmlns:ma="http://schemas.microsoft.com/office/2006/metadata/properties/metaAttributes" ct:_="" ma:_="" ma:contentTypeName="Document" ma:contentTypeID="0x0101001DCAE6B6EBFA5442B0B9E84E60AFF245" ma:contentTypeVersion="18" ma:contentTypeDescription="Create a new document." ma:contentTypeScope="" ma:versionID="69eec3b24558e1297a79cd42e69b0397">
   <xsd:schema xmlns:xsd="http://www.w3.org/2001/XMLSchema" xmlns:xs="http://www.w3.org/2001/XMLSchema" xmlns:p="http://schemas.microsoft.com/office/2006/metadata/properties" xmlns:ns1="http://schemas.microsoft.com/sharepoint/v3" xmlns:ns2="178f68d8-b893-4efd-8406-fab0f21873e4" xmlns:ns3="b83e059f-de16-406c-a902-3d56d4e79ec8" targetNamespace="http://schemas.microsoft.com/office/2006/metadata/properties" ma:root="true" ma:fieldsID="0f52a3acd42ec0bd0d267ba89c916a39" ns1:_="" ns2:_="" ns3:_="">
     <xsd:import namespace="http://schemas.microsoft.com/sharepoint/v3"/>
@@ -31699,7 +31299,331 @@
 </ct:contentTypeSchema>
 </file>
 
+<file path=customXml/item4.xml>��< ? x m l   v e r s i o n = " 1 . 0 "   e n c o d i n g = " u t f - 1 6 " ? > < N a v W o r d R e p o r t X m l P a r t   x m l n s = " u r n : m i c r o s o f t - d y n a m i c s - b u s i n e s s c e n t r a l / i n t e r n a l / e x t e n d e d / r e p o r t s / T e n a n t _ R e p o r t _ D e f a u l t s / 2 0 0 0 0 0 0 0 0 1 / " > + 
+     < B C R e p o r t I n f o r m a t i o n > + 
+         < R e p o r t M e t a d a t a > + 
+             < E x t e n s i o n I d > E x t e n s i o n   I D < / E x t e n s i o n I d > + 
+             < E x t e n s i o n N a m e > E x t e n s i o n   N a m e < / E x t e n s i o n N a m e > + 
+             < E x t e n s i o n P u b l i s h e r > E x t e n s i o n   P u b l i s h e r < / E x t e n s i o n P u b l i s h e r > + 
+             < E x t e n s i o n V e r s i o n > E x t e n s i o n   V e r s i o n < / E x t e n s i o n V e r s i o n > + 
+             < R e p o r t I d > R e p o r t   I D < / R e p o r t I d > + 
+             < R e p o r t N a m e > R e p o r t   N a m e < / R e p o r t N a m e > + 
+             < R e p o r t C a p t i o n > R e p o r t   C a p t i o n < / R e p o r t C a p t i o n > + 
+             < A b o u t T h i s R e p o r t T i t l e > A b o u t   T h i s   R e p o r t   T i t l e < / A b o u t T h i s R e p o r t T i t l e > + 
+             < A b o u t T h i s R e p o r t T e x t > A b o u t   T h i s   R e p o r t   T e x t < / A b o u t T h i s R e p o r t T e x t > + 
+             < R e p o r t H e l p L i n k > R e p o r t   H e l p   L i n k < / R e p o r t H e l p L i n k > + 
+         < / R e p o r t M e t a d a t a > + 
+         < R e p o r t R e q u e s t > + 
+             < T e n a n t E n t r a I d > T e n a n t   E n t r a   I d < / T e n a n t E n t r a I d > + 
+             < E n v i r o n m e n t N a m e > E n v i r o n m e n t   N a m e < / E n v i r o n m e n t N a m e > + 
+             < E n v i r o n m e n t T y p e > E n v i r o n m e n t   T y p e < / E n v i r o n m e n t T y p e > + 
+             < C o m p a n y N a m e > C o m p a n y   N a m e < / C o m p a n y N a m e > + 
+             < C o m p a n y D i s p l a y N a m e > C o m p a n y   D i s p l a y   N a m e < / C o m p a n y D i s p l a y N a m e > + 
+             < C o m p a n y I d > C o m p a n y   I D < / C o m p a n y I d > + 
+             < U s e r N a m e > U s e r   N a m e < / U s e r N a m e > + 
+             < D a t e A n d T i m e > D a t e   a n d   T i m e < / D a t e A n d T i m e > + 
+             < L a n g u a g e > L a n g u a g e < / L a n g u a g e > + 
+             < F o r m a t R e g i o n > F o r m a t   R e g i o n < / F o r m a t R e g i o n > + 
+             < D a t e T i m e V a l u e s > + 
+                 < Y e a r > Y e a r < / Y e a r > + 
+                 < M o n t h N u m b e r > M o n t h   N u m b e r < / M o n t h N u m b e r > + 
+                 < D a y N u m b e r > D a y   N u m b e r < / D a y N u m b e r > + 
+                 < H o u r > H o u r < / H o u r > + 
+                 < M i n u t e > M i n u t e < / M i n u t e > + 
+             < / D a t e T i m e V a l u e s > + 
+         < / R e p o r t R e q u e s t > + 
+         < C o m p a n y M e t a d a t a > + 
+             < C o m p a n y N a m e > C o m p a n y   N a m e < / C o m p a n y N a m e > + 
+             < C o m p a n y D i s p l a y N a m e > C o m p a n y   D i s p l a y   N a m e < / C o m p a n y D i s p l a y N a m e > + 
+             < C o m p a n y A d d r e s s L i n e s > + 
+                 < C o m p a n y A d d r e s s L i n e 1 > C o m p a n y   A d d r e s s   L i n e   1 < / C o m p a n y A d d r e s s L i n e 1 > + 
+                 < C o m p a n y A d d r e s s L i n e 2 > C o m p a n y   A d d r e s s   L i n e   2 < / C o m p a n y A d d r e s s L i n e 2 > + 
+                 < C o m p a n y A d d r e s s L i n e 3 > C o m p a n y   A d d r e s s   L i n e   3 < / C o m p a n y A d d r e s s L i n e 3 > + 
+                 < C o m p a n y A d d r e s s L i n e 4 > C o m p a n y   A d d r e s s   L i n e   4 < / C o m p a n y A d d r e s s L i n e 4 > + 
+                 < C o m p a n y A d d r e s s L i n e 5 > C o m p a n y   A d d r e s s   L i n e   5 < / C o m p a n y A d d r e s s L i n e 5 > + 
+                 < C o m p a n y A d d r e s s L i n e 6 > C o m p a n y   A d d r e s s   L i n e   6 < / C o m p a n y A d d r e s s L i n e 6 > + 
+                 < C o m p a n y A d d r e s s L i n e 7 > C o m p a n y   A d d r e s s   L i n e   7 < / C o m p a n y A d d r e s s L i n e 7 > + 
+                 < C o m p a n y A d d r e s s L i n e 8 > C o m p a n y   A d d r e s s   L i n e   8 < / C o m p a n y A d d r e s s L i n e 8 > + 
+             < / C o m p a n y A d d r e s s L i n e s > + 
+             < C o m p a n y P h o n e > C o m p a n y   P h o n e < / C o m p a n y P h o n e > + 
+             < C o m p a n y P h o n e C a p t i o n > C o m p a n y   P h o n e   C a p t i o n < / C o m p a n y P h o n e C a p t i o n > + 
+             < C o m p a n y F a x N o > C o m p a n y   F a x   N o . < / C o m p a n y F a x N o > + 
+             < C o m p a n y F a x N o C a p t i o n > C o m p a n y   F a x   N o .   C a p t i o n < / C o m p a n y F a x N o C a p t i o n > + 
+             < C o m p a n y E m a i l > C o m p a n y   E m a i l < / C o m p a n y E m a i l > + 
+             < C o m p a n y E m a i l C a p t i o n > C o m p a n y   E m a i l   C a p t i o n < / C o m p a n y E m a i l C a p t i o n > + 
+             < C o m p a n y H o m e P a g e > C o m p a n y   H o m e   P a g e < / C o m p a n y H o m e P a g e > + 
+             < C o m p a n y H o m e P a g e C a p t i o n > C o m p a n y   H o m e   P a g e   C a p t i o n < / C o m p a n y H o m e P a g e C a p t i o n > + 
+             < C o m p a n y L o g o > C o m p a n y   L o g o < / C o m p a n y L o g o > + 
+             < C o m p a n y V A T R e g i s t r a t i o n N o > C o m p a n y   V A T   R e g i s t r a t i o n   N o . < / C o m p a n y V A T R e g i s t r a t i o n N o > + 
+             < C o m p a n y V A T R e g i s t r a t i o n N o C a p t i o n > C o m p a n y   V A T   R e g i s t r a t i o n   N o .   C a p t i o n < / C o m p a n y V A T R e g i s t r a t i o n N o C a p t i o n > + 
+             < C o m p a n y R e g i s t r a t i o n N o > C o m p a n y   R e g i s t r a t i o n   N o . < / C o m p a n y R e g i s t r a t i o n N o > + 
+             < C o m p a n y R e g i s t r a t i o n N o C a p t i o n > C o m p a n y   R e g i s t r a t i o n   N o .   C a p t i o n < / C o m p a n y R e g i s t r a t i o n N o C a p t i o n > + 
+             < C o m p a n y B a n k N a m e > C o m p a n y   B a n k   N a m e < / C o m p a n y B a n k N a m e > + 
+             < C o m p a n y B a n k N a m e C a p t i o n > C o m p a n y   B a n k   N a m e   C a p t i o n < / C o m p a n y B a n k N a m e C a p t i o n > + 
+             < C o m p a n y B a n k A c c o u n t N o > C o m p a n y   B a n k   A c c o u n t   N o . < / C o m p a n y B a n k A c c o u n t N o > + 
+             < C o m p a n y B a n k A c c o u n t N o C a p t i o n > C o m p a n y   B a n k   A c c o u n t   N o .   C a p t i o n < / C o m p a n y B a n k A c c o u n t N o C a p t i o n > + 
+             < C o m p a n y B a n k B r a n c h N o > C o m p a n y   B a n k   B r a n c h   N o . < / C o m p a n y B a n k B r a n c h N o > + 
+             < C o m p a n y B a n k B r a n c h N o C a p t i o n > C o m p a n y   B a n k   B r a n c h   N o .   C a p t i o n < / C o m p a n y B a n k B r a n c h N o C a p t i o n > + 
+             < C o m p a n y I B A N > C o m p a n y   I B A N < / C o m p a n y I B A N > + 
+             < C o m p a n y I B A N C a p t i o n > C o m p a n y   I B A N   C a p t i o n < / C o m p a n y I B A N C a p t i o n > + 
+             < C o m p a n y B a n k S W I F T > C o m p a n y   B a n k   S W I F T < / C o m p a n y B a n k S W I F T > + 
+             < C o m p a n y B a n k S W I F T C a p t i o n > C o m p a n y   B a n k   S W I F T   C a p t i o n < / C o m p a n y B a n k S W I F T C a p t i o n > + 
+             < C o m p a n y G i r o N o > C o m p a n y   G i r o   N o . < / C o m p a n y G i r o N o > + 
+             < C o m p a n y G i r o N o C a p t i o n > C o m p a n y   G i r o   N o .   C a p t i o n < / C o m p a n y G i r o N o C a p t i o n > + 
+         < / C o m p a n y M e t a d a t a > + 
+     < / B C R e p o r t I n f o r m a t i o n > + 
+     < T o o l t i p s / > + 
+ < / N a v W o r d R e p o r t X m l P a r t > 
+</file>
+
+<file path=customXml/item5.xml><?xml version="1.0" encoding="utf-8"?>
+<p:properties xmlns:p="http://schemas.microsoft.com/office/2006/metadata/properties" xmlns:xsi="http://www.w3.org/2001/XMLSchema-instance" xmlns:pc="http://schemas.microsoft.com/office/infopath/2007/PartnerControls">
+  <documentManagement>
+    <Package xmlns="178f68d8-b893-4efd-8406-fab0f21873e4" xsi:nil="true"/>
+    <lcf76f155ced4ddcb4097134ff3c332f xmlns="178f68d8-b893-4efd-8406-fab0f21873e4">
+      <Terms xmlns="http://schemas.microsoft.com/office/infopath/2007/PartnerControls"/>
+    </lcf76f155ced4ddcb4097134ff3c332f>
+    <_ip_UnifiedCompliancePolicyUIAction xmlns="http://schemas.microsoft.com/sharepoint/v3" xsi:nil="true"/>
+    <TaxCatchAll xmlns="b83e059f-de16-406c-a902-3d56d4e79ec8" xsi:nil="true"/>
+    <Audience xmlns="178f68d8-b893-4efd-8406-fab0f21873e4" xsi:nil="true"/>
+    <_ip_UnifiedCompliancePolicyProperties xmlns="http://schemas.microsoft.com/sharepoint/v3" xsi:nil="true"/>
+    <DocumentType xmlns="178f68d8-b893-4efd-8406-fab0f21873e4" xsi:nil="true"/>
+  </documentManagement>
+</p:properties>
+</file>
+
+<file path=customXml/item6.xml>��< ? x m l   v e r s i o n = " 1 . 0 "   e n c o d i n g = " u t f - 1 6 " ? > < N a v W o r d R e p o r t X m l P a r t   x m l n s = " u r n : m i c r o s o f t - d y n a m i c s - n a v / r e p o r t s / T e n a n t _ R e p o r t _ D e f a u l t s / 2 0 0 0 0 0 0 0 0 1 / " > + 
+     < B C R e p o r t I n f o r m a t i o n > + 
+         < R e p o r t M e t a d a t a > + 
+             < E x t e n s i o n I d > E x t e n s i o n   I D < / E x t e n s i o n I d > + 
+             < E x t e n s i o n N a m e > E x t e n s i o n   N a m e < / E x t e n s i o n N a m e > + 
+             < E x t e n s i o n P u b l i s h e r > E x t e n s i o n   P u b l i s h e r < / E x t e n s i o n P u b l i s h e r > + 
+             < E x t e n s i o n V e r s i o n > E x t e n s i o n   V e r s i o n < / E x t e n s i o n V e r s i o n > + 
+             < R e p o r t I d > R e p o r t   I D < / R e p o r t I d > + 
+             < R e p o r t N a m e > R e p o r t   N a m e < / R e p o r t N a m e > + 
+             < R e p o r t C a p t i o n > R e p o r t   C a p t i o n < / R e p o r t C a p t i o n > + 
+             < A b o u t T h i s R e p o r t T i t l e > A b o u t   T h i s   R e p o r t   T i t l e < / A b o u t T h i s R e p o r t T i t l e > + 
+             < A b o u t T h i s R e p o r t T e x t > A b o u t   T h i s   R e p o r t   T e x t < / A b o u t T h i s R e p o r t T e x t > + 
+             < R e p o r t H e l p L i n k > R e p o r t   H e l p   L i n k < / R e p o r t H e l p L i n k > + 
+         < / R e p o r t M e t a d a t a > + 
+         < R e p o r t R e q u e s t > + 
+             < T e n a n t E n t r a I d > T e n a n t   E n t r a   I d < / T e n a n t E n t r a I d > + 
+             < E n v i r o n m e n t N a m e > E n v i r o n m e n t   N a m e < / E n v i r o n m e n t N a m e > + 
+             < E n v i r o n m e n t T y p e > E n v i r o n m e n t   T y p e < / E n v i r o n m e n t T y p e > + 
+             < C o m p a n y N a m e > C o m p a n y   N a m e < / C o m p a n y N a m e > + 
+             < C o m p a n y D i s p l a y N a m e > C o m p a n y   D i s p l a y   N a m e < / C o m p a n y D i s p l a y N a m e > + 
+             < C o m p a n y I d > C o m p a n y   I D < / C o m p a n y I d > + 
+             < U s e r N a m e > U s e r   N a m e < / U s e r N a m e > + 
+             < D a t e A n d T i m e > D a t e   a n d   T i m e < / D a t e A n d T i m e > + 
+             < L a n g u a g e > L a n g u a g e < / L a n g u a g e > + 
+             < F o r m a t R e g i o n > F o r m a t   R e g i o n < / F o r m a t R e g i o n > + 
+             < D a t e T i m e V a l u e s > + 
+                 < Y e a r > Y e a r < / Y e a r > + 
+                 < M o n t h N u m b e r > M o n t h   N u m b e r < / M o n t h N u m b e r > + 
+                 < D a y N u m b e r > D a y   N u m b e r < / D a y N u m b e r > + 
+                 < H o u r > H o u r < / H o u r > + 
+                 < M i n u t e > M i n u t e < / M i n u t e > + 
+             < / D a t e T i m e V a l u e s > + 
+         < / R e p o r t R e q u e s t > + 
+         < C o m p a n y M e t a d a t a > + 
+             < C o m p a n y N a m e > C o m p a n y   N a m e < / C o m p a n y N a m e > + 
+             < C o m p a n y D i s p l a y N a m e > C o m p a n y   D i s p l a y   N a m e < / C o m p a n y D i s p l a y N a m e > + 
+             < C o m p a n y A d d r e s s L i n e s > + 
+                 < C o m p a n y A d d r e s s L i n e 1 > C o m p a n y   A d d r e s s   L i n e   1 < / C o m p a n y A d d r e s s L i n e 1 > + 
+                 < C o m p a n y A d d r e s s L i n e 2 > C o m p a n y   A d d r e s s   L i n e   2 < / C o m p a n y A d d r e s s L i n e 2 > + 
+                 < C o m p a n y A d d r e s s L i n e 3 > C o m p a n y   A d d r e s s   L i n e   3 < / C o m p a n y A d d r e s s L i n e 3 > + 
+                 < C o m p a n y A d d r e s s L i n e 4 > C o m p a n y   A d d r e s s   L i n e   4 < / C o m p a n y A d d r e s s L i n e 4 > + 
+                 < C o m p a n y A d d r e s s L i n e 5 > C o m p a n y   A d d r e s s   L i n e   5 < / C o m p a n y A d d r e s s L i n e 5 > + 
+                 < C o m p a n y A d d r e s s L i n e 6 > C o m p a n y   A d d r e s s   L i n e   6 < / C o m p a n y A d d r e s s L i n e 6 > + 
+                 < C o m p a n y A d d r e s s L i n e 7 > C o m p a n y   A d d r e s s   L i n e   7 < / C o m p a n y A d d r e s s L i n e 7 > + 
+                 < C o m p a n y A d d r e s s L i n e 8 > C o m p a n y   A d d r e s s   L i n e   8 < / C o m p a n y A d d r e s s L i n e 8 > + 
+             < / C o m p a n y A d d r e s s L i n e s > + 
+             < C o m p a n y P h o n e > C o m p a n y   P h o n e < / C o m p a n y P h o n e > + 
+             < C o m p a n y P h o n e C a p t i o n > C o m p a n y   P h o n e   C a p t i o n < / C o m p a n y P h o n e C a p t i o n > + 
+             < C o m p a n y F a x N o > C o m p a n y   F a x   N o . < / C o m p a n y F a x N o > + 
+             < C o m p a n y F a x N o C a p t i o n > C o m p a n y   F a x   N o .   C a p t i o n < / C o m p a n y F a x N o C a p t i o n > + 
+             < C o m p a n y E m a i l > C o m p a n y   E m a i l < / C o m p a n y E m a i l > + 
+             < C o m p a n y E m a i l C a p t i o n > C o m p a n y   E m a i l   C a p t i o n < / C o m p a n y E m a i l C a p t i o n > + 
+             < C o m p a n y H o m e P a g e > C o m p a n y   H o m e   P a g e < / C o m p a n y H o m e P a g e > + 
+             < C o m p a n y H o m e P a g e C a p t i o n > C o m p a n y   H o m e   P a g e   C a p t i o n < / C o m p a n y H o m e P a g e C a p t i o n > + 
+             < C o m p a n y L o g o > C o m p a n y   L o g o < / C o m p a n y L o g o > + 
+             < C o m p a n y V A T R e g i s t r a t i o n N o > C o m p a n y   V A T   R e g i s t r a t i o n   N o . < / C o m p a n y V A T R e g i s t r a t i o n N o > + 
+             < C o m p a n y V A T R e g i s t r a t i o n N o C a p t i o n > C o m p a n y   V A T   R e g i s t r a t i o n   N o .   C a p t i o n < / C o m p a n y V A T R e g i s t r a t i o n N o C a p t i o n > + 
+             < C o m p a n y R e g i s t r a t i o n N o > C o m p a n y   R e g i s t r a t i o n   N o . < / C o m p a n y R e g i s t r a t i o n N o > + 
+             < C o m p a n y R e g i s t r a t i o n N o C a p t i o n > C o m p a n y   R e g i s t r a t i o n   N o .   C a p t i o n < / C o m p a n y R e g i s t r a t i o n N o C a p t i o n > + 
+             < C o m p a n y B a n k N a m e > C o m p a n y   B a n k   N a m e < / C o m p a n y B a n k N a m e > + 
+             < C o m p a n y B a n k N a m e C a p t i o n > C o m p a n y   B a n k   N a m e   C a p t i o n < / C o m p a n y B a n k N a m e C a p t i o n > + 
+             < C o m p a n y B a n k A c c o u n t N o > C o m p a n y   B a n k   A c c o u n t   N o . < / C o m p a n y B a n k A c c o u n t N o > + 
+             < C o m p a n y B a n k A c c o u n t N o C a p t i o n > C o m p a n y   B a n k   A c c o u n t   N o .   C a p t i o n < / C o m p a n y B a n k A c c o u n t N o C a p t i o n > + 
+             < C o m p a n y B a n k B r a n c h N o > C o m p a n y   B a n k   B r a n c h   N o . < / C o m p a n y B a n k B r a n c h N o > + 
+             < C o m p a n y B a n k B r a n c h N o C a p t i o n > C o m p a n y   B a n k   B r a n c h   N o .   C a p t i o n < / C o m p a n y B a n k B r a n c h N o C a p t i o n > + 
+             < C o m p a n y I B A N > C o m p a n y   I B A N < / C o m p a n y I B A N > + 
+             < C o m p a n y I B A N C a p t i o n > C o m p a n y   I B A N   C a p t i o n < / C o m p a n y I B A N C a p t i o n > + 
+             < C o m p a n y B a n k S W I F T > C o m p a n y   B a n k   S W I F T < / C o m p a n y B a n k S W I F T > + 
+             < C o m p a n y B a n k S W I F T C a p t i o n > C o m p a n y   B a n k   S W I F T   C a p t i o n < / C o m p a n y B a n k S W I F T C a p t i o n > + 
+             < C o m p a n y G i r o N o > C o m p a n y   G i r o   N o . < / C o m p a n y G i r o N o > + 
+             < C o m p a n y G i r o N o C a p t i o n > C o m p a n y   G i r o   N o .   C a p t i o n < / C o m p a n y G i r o N o C a p t i o n > + 
+         < / C o m p a n y M e t a d a t a > + 
+     < / B C R e p o r t I n f o r m a t i o n > + 
+ < / N a v W o r d R e p o r t X m l P a r t > 
+</file>
+
 <file path=customXml/itemProps1.xml><?xml version="1.0" encoding="utf-8"?>
+<ds:datastoreItem xmlns:ds="http://schemas.openxmlformats.org/officeDocument/2006/customXml" ds:itemID="{89DB96BF-8133-438A-AAD3-A3C21079AEB1}">
+  <ds:schemaRefs>
+    <ds:schemaRef ds:uri="http://schemas.openxmlformats.org/officeDocument/2006/bibliography"/>
+  </ds:schemaRefs>
+</ds:datastoreItem>
+</file>
+
+<file path=customXml/itemProps2.xml><?xml version="1.0" encoding="utf-8"?>
 <ds:datastoreItem xmlns:ds="http://schemas.openxmlformats.org/officeDocument/2006/customXml" ds:itemID="{90D051D0-A09C-4803-9951-7AF38C9A2CC3}">
   <ds:schemaRefs>
     <ds:schemaRef ds:uri="http://schemas.microsoft.com/sharepoint/v3/contenttype/forms"/>
@@ -31707,43 +31631,7 @@
 </ds:datastoreItem>
 </file>
 
-<file path=customXml/itemProps2.xml><?xml version="1.0" encoding="utf-8"?>
-<ds:datastoreItem xmlns:ds="http://schemas.openxmlformats.org/officeDocument/2006/customXml" ds:itemID="{89DB96BF-8133-438A-AAD3-A3C21079AEB1}">
-  <ds:schemaRefs>
-    <ds:schemaRef ds:uri="http://schemas.openxmlformats.org/officeDocument/2006/bibliography"/>
-  </ds:schemaRefs>
-</ds:datastoreItem>
-</file>
-
 <file path=customXml/itemProps3.xml><?xml version="1.0" encoding="utf-8"?>
-<ds:datastoreItem xmlns:ds="http://schemas.openxmlformats.org/officeDocument/2006/customXml" ds:itemID="{D423453B-89DF-4117-8636-90D3A7FC2FDF}">
-  <ds:schemaRefs>
-    <ds:schemaRef ds:uri="urn:microsoft-dynamics-nav/reports/Tenant_Report_Defaults/2000000001/"/>
-  </ds:schemaRefs>
-</ds:datastoreItem>
-</file>
-
-<file path=customXml/itemProps4.xml><?xml version="1.0" encoding="utf-8"?>
-<ds:datastoreItem xmlns:ds="http://schemas.openxmlformats.org/officeDocument/2006/customXml" ds:itemID="{44439C40-F432-4CC9-A3DD-34A6EF67EA3B}">
-  <ds:schemaRefs>
-    <ds:schemaRef ds:uri="http://schemas.microsoft.com/office/2006/metadata/properties"/>
-    <ds:schemaRef ds:uri="http://schemas.microsoft.com/office/infopath/2007/PartnerControls"/>
-    <ds:schemaRef ds:uri="178f68d8-b893-4efd-8406-fab0f21873e4"/>
-    <ds:schemaRef ds:uri="http://schemas.microsoft.com/sharepoint/v3"/>
-    <ds:schemaRef ds:uri="b83e059f-de16-406c-a902-3d56d4e79ec8"/>
-  </ds:schemaRefs>
-</ds:datastoreItem>
-</file>
-
-<file path=customXml/itemProps5.xml><?xml version="1.0" encoding="utf-8"?>
-<ds:datastoreItem xmlns:ds="http://schemas.openxmlformats.org/officeDocument/2006/customXml" ds:itemID="{A385FADD-F304-4929-B4C4-E752F070760A}">
-  <ds:schemaRefs>
-    <ds:schemaRef ds:uri="urn:microsoft-dynamics-businesscentral/internal/extended/reports/Tenant_Report_Defaults/2000000001/"/>
-  </ds:schemaRefs>
-</ds:datastoreItem>
-</file>
-
-<file path=customXml/itemProps6.xml><?xml version="1.0" encoding="utf-8"?>
 <ds:datastoreItem xmlns:ds="http://schemas.openxmlformats.org/officeDocument/2006/customXml" ds:itemID="{D7509789-1BCF-4EC9-9C16-A8F708E3EEEA}">
   <ds:schemaRefs>
     <ds:schemaRef ds:uri="http://schemas.microsoft.com/office/2006/metadata/contentType"/>
@@ -31763,6 +31651,34 @@
 </ds:datastoreItem>
 </file>
 
+<file path=customXml/itemProps4.xml><?xml version="1.0" encoding="utf-8"?>
+<ds:datastoreItem xmlns:ds="http://schemas.openxmlformats.org/officeDocument/2006/customXml" ds:itemID="{A385FADD-F304-4929-B4C4-E752F070760A}">
+  <ds:schemaRefs>
+    <ds:schemaRef ds:uri="urn:microsoft-dynamics-businesscentral/internal/extended/reports/Tenant_Report_Defaults/2000000001/"/>
+  </ds:schemaRefs>
+</ds:datastoreItem>
+</file>
+
+<file path=customXml/itemProps5.xml><?xml version="1.0" encoding="utf-8"?>
+<ds:datastoreItem xmlns:ds="http://schemas.openxmlformats.org/officeDocument/2006/customXml" ds:itemID="{44439C40-F432-4CC9-A3DD-34A6EF67EA3B}">
+  <ds:schemaRefs>
+    <ds:schemaRef ds:uri="http://schemas.microsoft.com/office/2006/metadata/properties"/>
+    <ds:schemaRef ds:uri="http://schemas.microsoft.com/office/infopath/2007/PartnerControls"/>
+    <ds:schemaRef ds:uri="178f68d8-b893-4efd-8406-fab0f21873e4"/>
+    <ds:schemaRef ds:uri="http://schemas.microsoft.com/sharepoint/v3"/>
+    <ds:schemaRef ds:uri="b83e059f-de16-406c-a902-3d56d4e79ec8"/>
+  </ds:schemaRefs>
+</ds:datastoreItem>
+</file>
+
+<file path=customXml/itemProps6.xml><?xml version="1.0" encoding="utf-8"?>
+<ds:datastoreItem xmlns:ds="http://schemas.openxmlformats.org/officeDocument/2006/customXml" ds:itemID="{D423453B-89DF-4117-8636-90D3A7FC2FDF}">
+  <ds:schemaRefs>
+    <ds:schemaRef ds:uri="urn:microsoft-dynamics-nav/reports/Tenant_Report_Defaults/2000000001/"/>
+  </ds:schemaRefs>
+</ds:datastoreItem>
+</file>
+
 <file path=docMetadata/LabelInfo.xml><?xml version="1.0" encoding="utf-8"?>
 <clbl:labelList xmlns:clbl="http://schemas.microsoft.com/office/2020/mipLabelMetadata">
   <clbl:label id="{f42aa342-8706-4288-bd11-ebb85995028c}" enabled="1" method="Standard" siteId="{72f988bf-86f1-41af-91ab-2d7cd011db47}" contentBits="0" removed="0"/>

--- a/src/Layers/W1/BaseApp/Foundation/Reporting/ReportParts/HeaderFooterDesign/ExternalMinimalisticDetailed.docx
+++ b/src/Layers/W1/BaseApp/Foundation/Reporting/ReportParts/HeaderFooterDesign/ExternalMinimalisticDetailed.docx
@@ -307,17 +307,9 @@
         <w:p>
           <w:pPr>
             <w:pStyle w:val="NoSpacing"/>
-            <w:rPr>
-              <w:sz w:val="18"/>
-              <w:szCs w:val="18"/>
-            </w:rPr>
           </w:pPr>
           <w:sdt>
             <w:sdtPr>
-              <w:rPr>
-                <w:sz w:val="18"/>
-                <w:szCs w:val="18"/>
-              </w:rPr>
               <w:alias w:val="CompanyHomePage"/>
               <w:tag w:val="#BC:InsertDataItem,BCReportInformation/CompanyMetadata/CompanyHomePage"/>
               <w:id w:val="-1794982623"/>
@@ -330,28 +322,41 @@
             </w:sdtPr>
             <w:sdtContent>
               <w:r>
-                <w:rPr>
-                  <w:sz w:val="18"/>
-                  <w:szCs w:val="18"/>
-                </w:rPr>
                 <w:t>Company Home Page</w:t>
               </w:r>
             </w:sdtContent>
           </w:sdt>
           <w:r>
-            <w:rPr>
-              <w:sz w:val="18"/>
-              <w:szCs w:val="18"/>
-            </w:rPr>
             <w:t xml:space="preserve"> / </w:t>
+          </w:r>
+          <w:sdt>
+            <w:sdtPr>
+              <w:alias w:val="CompanyPhoneCaption"/>
+              <w:tag w:val="#BC:InsertDataItem,BCReportInformation/CompanyMetadata/CompanyPhoneCaption"/>
+              <w:id w:val="428943126"/>
+              <w:placeholder>
+                <w:docPart w:val="DefaultPlaceholder_-1854013440"/>
+              </w:placeholder>
+              <w:dataBinding w:prefixMappings="xmlns:ns0='urn:microsoft-dynamics-nav/reports/Tenant_Report_Defaults/2000000001/'" w:xpath="/ns0:NavWordReportXmlPart[1]/ns0:BCReportInformation[1]/ns0:CompanyMetadata[1]/ns0:CompanyPhoneCaption[1]" w:storeItemID="{D423453B-89DF-4117-8636-90D3A7FC2FDF}"/>
+              <w15:color w:val="808080"/>
+              <w:text/>
+            </w:sdtPr>
+            <w:sdtContent>
+              <w:r>
+                <w:t>Company Phone Caption</w:t>
+              </w:r>
+            </w:sdtContent>
+          </w:sdt>
+          <w:r>
+            <w:t xml:space="preserve"> </w:t>
           </w:r>
           <w:sdt>
             <w:sdtPr>
               <w:alias w:val="CompanyPhone"/>
               <w:tag w:val="#BC:InsertDataItem,BCReportInformation/CompanyMetadata/CompanyPhone"/>
-              <w:id w:val="771981396"/>
+              <w:id w:val="1443574314"/>
               <w:placeholder>
-                <w:docPart w:val="9C58644347944634A2DB046D26ACF502"/>
+                <w:docPart w:val="DefaultPlaceholder_-1854013440"/>
               </w:placeholder>
               <w:dataBinding w:prefixMappings="xmlns:ns0='urn:microsoft-dynamics-nav/reports/Tenant_Report_Defaults/2000000001/'" w:xpath="/ns0:NavWordReportXmlPart[1]/ns0:BCReportInformation[1]/ns0:CompanyMetadata[1]/ns0:CompanyPhone[1]" w:storeItemID="{D423453B-89DF-4117-8636-90D3A7FC2FDF}"/>
               <w15:color w:val="808080"/>
@@ -359,39 +364,6 @@
             </w:sdtPr>
             <w:sdtContent>
               <w:r>
-                <w:t>Company Phone</w:t>
-              </w:r>
-            </w:sdtContent>
-          </w:sdt>
-          <w:r>
-            <w:rPr>
-              <w:sz w:val="18"/>
-              <w:szCs w:val="18"/>
-            </w:rPr>
-            <w:t xml:space="preserve"> </w:t>
-          </w:r>
-          <w:sdt>
-            <w:sdtPr>
-              <w:rPr>
-                <w:sz w:val="18"/>
-                <w:szCs w:val="18"/>
-              </w:rPr>
-              <w:alias w:val="CompanyPhone"/>
-              <w:tag w:val="#BC:InsertDataItem,BCReportInformation/CompanyMetadata/CompanyPhone"/>
-              <w:id w:val="-1473826419"/>
-              <w:placeholder>
-                <w:docPart w:val="D38DF4960D844FD899CF9CC15D033D65"/>
-              </w:placeholder>
-              <w:dataBinding w:prefixMappings="xmlns:ns0='urn:microsoft-dynamics-nav/reports/Tenant_Report_Defaults/2000000001/'" w:xpath="/ns0:NavWordReportXmlPart[1]/ns0:BCReportInformation[1]/ns0:CompanyMetadata[1]/ns0:CompanyPhone[1]" w:storeItemID="{D423453B-89DF-4117-8636-90D3A7FC2FDF}"/>
-              <w15:color w:val="808080"/>
-              <w:text/>
-            </w:sdtPr>
-            <w:sdtContent>
-              <w:r>
-                <w:rPr>
-                  <w:sz w:val="18"/>
-                  <w:szCs w:val="18"/>
-                </w:rPr>
                 <w:t>Company Phone</w:t>
               </w:r>
             </w:sdtContent>
@@ -425,17 +397,9 @@
         <w:p>
           <w:pPr>
             <w:pStyle w:val="NoSpacing"/>
-            <w:rPr>
-              <w:sz w:val="18"/>
-              <w:szCs w:val="18"/>
-            </w:rPr>
           </w:pPr>
           <w:sdt>
             <w:sdtPr>
-              <w:rPr>
-                <w:sz w:val="18"/>
-                <w:szCs w:val="18"/>
-              </w:rPr>
               <w:alias w:val="CompanyEmail"/>
               <w:tag w:val="#BC:InsertDataItem,BCReportInformation/CompanyMetadata/CompanyEmail"/>
               <w:id w:val="-666556186"/>
@@ -448,34 +412,37 @@
             </w:sdtPr>
             <w:sdtContent>
               <w:r>
-                <w:rPr>
-                  <w:sz w:val="18"/>
-                  <w:szCs w:val="18"/>
-                </w:rPr>
                 <w:t>Company Email</w:t>
               </w:r>
             </w:sdtContent>
           </w:sdt>
           <w:r>
-            <w:rPr>
-              <w:sz w:val="18"/>
-              <w:szCs w:val="18"/>
-            </w:rPr>
-            <w:t xml:space="preserve"> </w:t>
-          </w:r>
-          <w:r>
-            <w:rPr>
-              <w:sz w:val="18"/>
-              <w:szCs w:val="18"/>
-            </w:rPr>
-            <w:t xml:space="preserve">/ </w:t>
+            <w:t xml:space="preserve"> / </w:t>
           </w:r>
           <w:sdt>
             <w:sdtPr>
-              <w:rPr>
-                <w:sz w:val="18"/>
-                <w:szCs w:val="18"/>
-              </w:rPr>
+              <w:alias w:val="CompanyFaxNoCaption"/>
+              <w:tag w:val="#BC:InsertDataItem,BCReportInformation/CompanyMetadata/CompanyFaxNoCaption"/>
+              <w:id w:val="-1859107005"/>
+              <w:placeholder>
+                <w:docPart w:val="DefaultPlaceholder_-1854013440"/>
+              </w:placeholder>
+              <w15:color w:val="808080"/>
+              <w:text/>
+            </w:sdtPr>
+            <w:sdtContent>
+              <w:proofErr w:type="spellStart"/>
+              <w:r>
+                <w:t>CompanyFaxNoCaption</w:t>
+              </w:r>
+              <w:proofErr w:type="spellEnd"/>
+            </w:sdtContent>
+          </w:sdt>
+          <w:r>
+            <w:t xml:space="preserve">  </w:t>
+          </w:r>
+          <w:sdt>
+            <w:sdtPr>
               <w:alias w:val="CompanyFaxNo"/>
               <w:tag w:val="#BC:InsertDataItem,BCReportInformation/CompanyMetadata/CompanyFaxNo"/>
               <w:id w:val="-1082524452"/>
@@ -488,10 +455,6 @@
             </w:sdtPr>
             <w:sdtContent>
               <w:r>
-                <w:rPr>
-                  <w:sz w:val="18"/>
-                  <w:szCs w:val="18"/>
-                </w:rPr>
                 <w:t>Company Fax No.</w:t>
               </w:r>
             </w:sdtContent>
@@ -525,17 +488,11 @@
         <w:p>
           <w:pPr>
             <w:pStyle w:val="NoSpacing"/>
-            <w:rPr>
-              <w:sz w:val="18"/>
-              <w:szCs w:val="18"/>
-            </w:rPr>
           </w:pPr>
           <w:sdt>
             <w:sdtPr>
               <w:rPr>
                 <w:rFonts w:cstheme="minorHAnsi"/>
-                <w:sz w:val="18"/>
-                <w:szCs w:val="18"/>
               </w:rPr>
               <w:alias w:val="CompanyBankName"/>
               <w:tag w:val="#BC:InsertDataItem,BCReportInformation/CompanyMetadata/CompanyBankName"/>
@@ -551,8 +508,6 @@
               <w:r>
                 <w:rPr>
                   <w:rFonts w:cstheme="minorHAnsi"/>
-                  <w:sz w:val="18"/>
-                  <w:szCs w:val="18"/>
                 </w:rPr>
                 <w:t>Company Bank Name</w:t>
               </w:r>
@@ -561,8 +516,6 @@
           <w:r>
             <w:rPr>
               <w:rFonts w:cstheme="minorHAnsi"/>
-              <w:sz w:val="18"/>
-              <w:szCs w:val="18"/>
             </w:rPr>
             <w:t xml:space="preserve"> </w:t>
           </w:r>
@@ -570,8 +523,6 @@
             <w:sdtPr>
               <w:rPr>
                 <w:rFonts w:cstheme="minorHAnsi"/>
-                <w:sz w:val="18"/>
-                <w:szCs w:val="18"/>
               </w:rPr>
               <w:alias w:val="CompanyBankBranchNo"/>
               <w:tag w:val="#BC:InsertDataItem,BCReportInformation/CompanyMetadata/CompanyBankBranchNo"/>
@@ -587,8 +538,6 @@
               <w:r>
                 <w:rPr>
                   <w:rFonts w:cstheme="minorHAnsi"/>
-                  <w:sz w:val="18"/>
-                  <w:szCs w:val="18"/>
                 </w:rPr>
                 <w:t>Company Bank Branch No.</w:t>
               </w:r>
@@ -597,8 +546,6 @@
           <w:r>
             <w:rPr>
               <w:rFonts w:cstheme="minorHAnsi"/>
-              <w:sz w:val="18"/>
-              <w:szCs w:val="18"/>
             </w:rPr>
             <w:t xml:space="preserve"> </w:t>
           </w:r>
@@ -606,8 +553,6 @@
             <w:sdtPr>
               <w:rPr>
                 <w:rFonts w:cstheme="minorHAnsi"/>
-                <w:sz w:val="18"/>
-                <w:szCs w:val="18"/>
               </w:rPr>
               <w:alias w:val="CompanyBankAccountNo"/>
               <w:tag w:val="#BC:InsertDataItem,BCReportInformation/CompanyMetadata/CompanyBankAccountNo"/>
@@ -623,33 +568,16 @@
               <w:r>
                 <w:rPr>
                   <w:rFonts w:cstheme="minorHAnsi"/>
-                  <w:sz w:val="18"/>
-                  <w:szCs w:val="18"/>
                 </w:rPr>
                 <w:t>Company Bank Account No.</w:t>
               </w:r>
             </w:sdtContent>
           </w:sdt>
           <w:r>
-            <w:rPr>
-              <w:sz w:val="18"/>
-              <w:szCs w:val="18"/>
-            </w:rPr>
-            <w:t xml:space="preserve"> </w:t>
-          </w:r>
-          <w:r>
-            <w:rPr>
-              <w:sz w:val="18"/>
-              <w:szCs w:val="18"/>
-            </w:rPr>
-            <w:t xml:space="preserve">/ </w:t>
+            <w:t xml:space="preserve"> / </w:t>
           </w:r>
           <w:sdt>
             <w:sdtPr>
-              <w:rPr>
-                <w:sz w:val="18"/>
-                <w:szCs w:val="18"/>
-              </w:rPr>
               <w:alias w:val="CompanyRegistrationNoCaption"/>
               <w:tag w:val="#BC:InsertDataItem,BCReportInformation/CompanyMetadata/CompanyRegistrationNoCaption"/>
               <w:id w:val="-807630847"/>
@@ -662,10 +590,6 @@
             </w:sdtPr>
             <w:sdtContent>
               <w:r>
-                <w:rPr>
-                  <w:sz w:val="18"/>
-                  <w:szCs w:val="18"/>
-                </w:rPr>
                 <w:t>Company Registration No. Caption</w:t>
               </w:r>
             </w:sdtContent>
@@ -699,17 +623,11 @@
         <w:p>
           <w:pPr>
             <w:pStyle w:val="NoSpacing"/>
-            <w:rPr>
-              <w:sz w:val="18"/>
-              <w:szCs w:val="18"/>
-            </w:rPr>
           </w:pPr>
           <w:sdt>
             <w:sdtPr>
               <w:rPr>
                 <w:rFonts w:cstheme="minorHAnsi"/>
-                <w:sz w:val="18"/>
-                <w:szCs w:val="18"/>
               </w:rPr>
               <w:alias w:val="CompanyGiroNoCaption"/>
               <w:tag w:val="#BC:InsertDataItem,BCReportInformation/CompanyMetadata/CompanyGiroNoCaption"/>
@@ -725,8 +643,6 @@
               <w:r>
                 <w:rPr>
                   <w:rFonts w:cstheme="minorHAnsi"/>
-                  <w:sz w:val="18"/>
-                  <w:szCs w:val="18"/>
                 </w:rPr>
                 <w:t>Company Giro No. Caption</w:t>
               </w:r>
@@ -735,8 +651,6 @@
           <w:r>
             <w:rPr>
               <w:rFonts w:cstheme="minorHAnsi"/>
-              <w:sz w:val="18"/>
-              <w:szCs w:val="18"/>
             </w:rPr>
             <w:t xml:space="preserve">: </w:t>
           </w:r>
@@ -744,8 +658,6 @@
             <w:sdtPr>
               <w:rPr>
                 <w:rFonts w:cstheme="minorHAnsi"/>
-                <w:sz w:val="18"/>
-                <w:szCs w:val="18"/>
               </w:rPr>
               <w:alias w:val="CompanyGiroNo"/>
               <w:tag w:val="#BC:InsertDataItem,BCReportInformation/CompanyMetadata/CompanyGiroNo"/>
@@ -761,8 +673,6 @@
               <w:r>
                 <w:rPr>
                   <w:rFonts w:cstheme="minorHAnsi"/>
-                  <w:sz w:val="18"/>
-                  <w:szCs w:val="18"/>
                 </w:rPr>
                 <w:t>Company Giro No.</w:t>
               </w:r>
@@ -771,8 +681,6 @@
           <w:r>
             <w:rPr>
               <w:rFonts w:cstheme="minorHAnsi"/>
-              <w:sz w:val="18"/>
-              <w:szCs w:val="18"/>
             </w:rPr>
             <w:t xml:space="preserve"> / </w:t>
           </w:r>
@@ -780,8 +688,6 @@
             <w:sdtPr>
               <w:rPr>
                 <w:rFonts w:cstheme="minorHAnsi"/>
-                <w:sz w:val="18"/>
-                <w:szCs w:val="18"/>
               </w:rPr>
               <w:alias w:val="CompanyIBANCaption"/>
               <w:tag w:val="#BC:InsertDataItem,BCReportInformation/CompanyMetadata/CompanyIBANCaption"/>
@@ -797,8 +703,6 @@
               <w:r>
                 <w:rPr>
                   <w:rFonts w:cstheme="minorHAnsi"/>
-                  <w:sz w:val="18"/>
-                  <w:szCs w:val="18"/>
                 </w:rPr>
                 <w:t>Company IBAN Caption</w:t>
               </w:r>
@@ -807,8 +711,6 @@
           <w:r>
             <w:rPr>
               <w:rFonts w:cstheme="minorHAnsi"/>
-              <w:sz w:val="18"/>
-              <w:szCs w:val="18"/>
             </w:rPr>
             <w:t xml:space="preserve">: </w:t>
           </w:r>
@@ -816,8 +718,6 @@
             <w:sdtPr>
               <w:rPr>
                 <w:rFonts w:cstheme="minorHAnsi"/>
-                <w:sz w:val="18"/>
-                <w:szCs w:val="18"/>
               </w:rPr>
               <w:alias w:val="CompanyIBAN"/>
               <w:tag w:val="#BC:InsertDataItem,BCReportInformation/CompanyMetadata/CompanyIBAN"/>
@@ -833,8 +733,6 @@
               <w:r>
                 <w:rPr>
                   <w:rFonts w:cstheme="minorHAnsi"/>
-                  <w:sz w:val="18"/>
-                  <w:szCs w:val="18"/>
                 </w:rPr>
                 <w:t>Company IBAN</w:t>
               </w:r>
@@ -994,7 +892,6 @@
         <w:sdtPr>
           <w:rPr>
             <w:noProof/>
-            <w:color w:val="242424" w:themeColor="text2"/>
           </w:rPr>
           <w:alias w:val="CompanyLogo"/>
           <w:tag w:val="#BC:InsertDataItem,BCReportInformation/CompanyMetadata/CompanyLogo"/>
@@ -1020,21 +917,20 @@
               <w:r>
                 <w:rPr>
                   <w:noProof/>
-                  <w:color w:val="242424" w:themeColor="text2"/>
                 </w:rPr>
                 <w:drawing>
-                  <wp:inline distT="0" distB="0" distL="0" distR="0" wp14:anchorId="51BEFBFB" wp14:editId="26D5AC05">
-                    <wp:extent cx="530352" cy="530352"/>
-                    <wp:effectExtent l="0" t="0" r="3175" b="3175"/>
-                    <wp:docPr id="2" name="Billede 1"/>
+                  <wp:inline distT="0" distB="0" distL="0" distR="0" wp14:anchorId="56586051" wp14:editId="290769FE">
+                    <wp:extent cx="1080000" cy="1080000"/>
+                    <wp:effectExtent l="0" t="0" r="6350" b="6350"/>
+                    <wp:docPr id="901932688" name="Billede 1"/>
                     <wp:cNvGraphicFramePr>
-                      <a:graphicFrameLocks xmlns:a="http://schemas.openxmlformats.org/drawingml/2006/main"/>
+                      <a:graphicFrameLocks xmlns:a="http://schemas.openxmlformats.org/drawingml/2006/main" noChangeAspect="1"/>
                     </wp:cNvGraphicFramePr>
                     <a:graphic xmlns:a="http://schemas.openxmlformats.org/drawingml/2006/main">
                       <a:graphicData uri="http://schemas.openxmlformats.org/drawingml/2006/picture">
                         <pic:pic xmlns:pic="http://schemas.openxmlformats.org/drawingml/2006/picture">
                           <pic:nvPicPr>
-                            <pic:cNvPr id="2" name="Billede 1"/>
+                            <pic:cNvPr id="901932688" name="Billede 1"/>
                             <pic:cNvPicPr>
                               <a:picLocks noChangeAspect="1" noChangeArrowheads="1"/>
                             </pic:cNvPicPr>
@@ -1048,7 +944,7 @@
                           <pic:spPr bwMode="auto">
                             <a:xfrm>
                               <a:off x="0" y="0"/>
-                              <a:ext cx="530352" cy="530352"/>
+                              <a:ext cx="1080000" cy="1080000"/>
                             </a:xfrm>
                             <a:prstGeom prst="rect">
                               <a:avLst/>
@@ -29344,49 +29240,6 @@
       </w:tcPr>
     </w:tblStylePr>
   </w:style>
-  <w:style w:type="table" w:customStyle="1" w:styleId="BCDataTableInternal">
-    <w:name w:val="BC Data Table Internal"/>
-    <w:basedOn w:val="TableNormal"/>
-    <w:uiPriority w:val="99"/>
-    <w:rsid w:val="00931468"/>
-    <w:pPr>
-      <w:spacing w:after="0" w:line="240" w:lineRule="auto"/>
-    </w:pPr>
-    <w:rPr>
-      <w:rFonts w:eastAsiaTheme="minorHAnsi"/>
-      <w:kern w:val="2"/>
-      <w:sz w:val="16"/>
-      <w:szCs w:val="16"/>
-      <w14:ligatures w14:val="standardContextual"/>
-    </w:rPr>
-    <w:tblPr>
-      <w:tblStyleRowBandSize w:val="1"/>
-    </w:tblPr>
-    <w:tblStylePr w:type="firstRow">
-      <w:rPr>
-        <w:rFonts w:asciiTheme="majorHAnsi" w:hAnsiTheme="majorHAnsi"/>
-        <w:b/>
-      </w:rPr>
-      <w:tblPr/>
-      <w:tcPr>
-        <w:tcBorders>
-          <w:bottom w:val="single" w:sz="4" w:space="0" w:color="auto"/>
-        </w:tcBorders>
-      </w:tcPr>
-    </w:tblStylePr>
-    <w:tblStylePr w:type="lastRow">
-      <w:rPr>
-        <w:rFonts w:asciiTheme="majorHAnsi" w:hAnsiTheme="majorHAnsi"/>
-        <w:b/>
-      </w:rPr>
-    </w:tblStylePr>
-    <w:tblStylePr w:type="band1Horz">
-      <w:tblPr/>
-      <w:tcPr>
-        <w:shd w:val="clear" w:color="auto" w:fill="F5F7F8" w:themeFill="background2"/>
-      </w:tcPr>
-    </w:tblStylePr>
-  </w:style>
 </w:styles>
 </file>
 
@@ -29496,35 +29349,6 @@
         <w:p>
           <w:pPr>
             <w:pStyle w:val="6CC07BD8ED1642808A57C9A5F0BAEE55"/>
-          </w:pPr>
-          <w:r>
-            <w:rPr>
-              <w:rStyle w:val="PlaceholderText"/>
-            </w:rPr>
-            <w:t>Click or tap here to enter text.</w:t>
-          </w:r>
-        </w:p>
-      </w:docPartBody>
-    </w:docPart>
-    <w:docPart>
-      <w:docPartPr>
-        <w:name w:val="D38DF4960D844FD899CF9CC15D033D65"/>
-        <w:category>
-          <w:name w:val="General"/>
-          <w:gallery w:val="placeholder"/>
-        </w:category>
-        <w:types>
-          <w:type w:val="bbPlcHdr"/>
-        </w:types>
-        <w:behaviors>
-          <w:behavior w:val="content"/>
-        </w:behaviors>
-        <w:guid w:val="{FE2707C5-7A36-4FC6-89E0-2AF10AA055A5}"/>
-      </w:docPartPr>
-      <w:docPartBody>
-        <w:p>
-          <w:pPr>
-            <w:pStyle w:val="D38DF4960D844FD899CF9CC15D033D65"/>
           </w:pPr>
           <w:r>
             <w:rPr>
@@ -29699,35 +29523,6 @@
         <w:p>
           <w:pPr>
             <w:pStyle w:val="10B01E87EC534B2D86581C9F31CFDE14"/>
-          </w:pPr>
-          <w:r>
-            <w:rPr>
-              <w:rStyle w:val="PlaceholderText"/>
-            </w:rPr>
-            <w:t>Click or tap here to enter text.</w:t>
-          </w:r>
-        </w:p>
-      </w:docPartBody>
-    </w:docPart>
-    <w:docPart>
-      <w:docPartPr>
-        <w:name w:val="9C58644347944634A2DB046D26ACF502"/>
-        <w:category>
-          <w:name w:val="General"/>
-          <w:gallery w:val="placeholder"/>
-        </w:category>
-        <w:types>
-          <w:type w:val="bbPlcHdr"/>
-        </w:types>
-        <w:behaviors>
-          <w:behavior w:val="content"/>
-        </w:behaviors>
-        <w:guid w:val="{E2C9FC52-6FE2-488D-B348-6068D3EAFF9C}"/>
-      </w:docPartPr>
-      <w:docPartBody>
-        <w:p>
-          <w:pPr>
-            <w:pStyle w:val="9C58644347944634A2DB046D26ACF502"/>
           </w:pPr>
           <w:r>
             <w:rPr>
@@ -30011,12 +29806,14 @@
     <w:rsid w:val="001F6C15"/>
     <w:rsid w:val="00217346"/>
     <w:rsid w:val="00241525"/>
+    <w:rsid w:val="0024763A"/>
     <w:rsid w:val="00266F21"/>
     <w:rsid w:val="0027442B"/>
     <w:rsid w:val="00285F1D"/>
     <w:rsid w:val="002A6E8F"/>
     <w:rsid w:val="002B3B07"/>
     <w:rsid w:val="002B6532"/>
+    <w:rsid w:val="002D44EA"/>
     <w:rsid w:val="002F6AA1"/>
     <w:rsid w:val="00313CC3"/>
     <w:rsid w:val="00320D75"/>
@@ -30035,6 +29832,7 @@
     <w:rsid w:val="00410539"/>
     <w:rsid w:val="0042793B"/>
     <w:rsid w:val="00441283"/>
+    <w:rsid w:val="00441FC8"/>
     <w:rsid w:val="00444CAD"/>
     <w:rsid w:val="004966EF"/>
     <w:rsid w:val="005073E4"/>
@@ -30052,6 +29850,7 @@
     <w:rsid w:val="00781235"/>
     <w:rsid w:val="00784F9C"/>
     <w:rsid w:val="007D6C7F"/>
+    <w:rsid w:val="007E621C"/>
     <w:rsid w:val="007F1293"/>
     <w:rsid w:val="0080614B"/>
     <w:rsid w:val="0081718A"/>
@@ -30059,6 +29858,7 @@
     <w:rsid w:val="00825186"/>
     <w:rsid w:val="00827C01"/>
     <w:rsid w:val="0087642A"/>
+    <w:rsid w:val="0089120B"/>
     <w:rsid w:val="0089757A"/>
     <w:rsid w:val="008A720C"/>
     <w:rsid w:val="008C225B"/>
@@ -30070,6 +29870,7 @@
     <w:rsid w:val="00930FB4"/>
     <w:rsid w:val="00934C8E"/>
     <w:rsid w:val="009464B2"/>
+    <w:rsid w:val="00970947"/>
     <w:rsid w:val="009717E3"/>
     <w:rsid w:val="009A5EC5"/>
     <w:rsid w:val="009C4954"/>
@@ -30080,6 +29881,7 @@
     <w:rsid w:val="00A46F73"/>
     <w:rsid w:val="00A650E0"/>
     <w:rsid w:val="00A70D70"/>
+    <w:rsid w:val="00A7537E"/>
     <w:rsid w:val="00A91309"/>
     <w:rsid w:val="00AB61BC"/>
     <w:rsid w:val="00AC48B9"/>
@@ -30611,8 +30413,8 @@
       <w14:ligatures w14:val="standardContextual"/>
     </w:rPr>
   </w:style>
-  <w:style w:type="paragraph" w:customStyle="1" w:styleId="D38DF4960D844FD899CF9CC15D033D65">
-    <w:name w:val="D38DF4960D844FD899CF9CC15D033D65"/>
+  <w:style w:type="paragraph" w:customStyle="1" w:styleId="3CD15F93AA584FEFA9941237121606EA">
+    <w:name w:val="3CD15F93AA584FEFA9941237121606EA"/>
     <w:rsid w:val="00393905"/>
     <w:pPr>
       <w:spacing w:line="278" w:lineRule="auto"/>
@@ -30624,8 +30426,8 @@
       <w14:ligatures w14:val="standardContextual"/>
     </w:rPr>
   </w:style>
-  <w:style w:type="paragraph" w:customStyle="1" w:styleId="3CD15F93AA584FEFA9941237121606EA">
-    <w:name w:val="3CD15F93AA584FEFA9941237121606EA"/>
+  <w:style w:type="paragraph" w:customStyle="1" w:styleId="E7D03672F5874C4C9E447D1488BB3A96">
+    <w:name w:val="E7D03672F5874C4C9E447D1488BB3A96"/>
     <w:rsid w:val="00393905"/>
     <w:pPr>
       <w:spacing w:line="278" w:lineRule="auto"/>
@@ -30637,8 +30439,8 @@
       <w14:ligatures w14:val="standardContextual"/>
     </w:rPr>
   </w:style>
-  <w:style w:type="paragraph" w:customStyle="1" w:styleId="E7D03672F5874C4C9E447D1488BB3A96">
-    <w:name w:val="E7D03672F5874C4C9E447D1488BB3A96"/>
+  <w:style w:type="paragraph" w:customStyle="1" w:styleId="7EA15F1DCC1147F9A944D1D342DCD2E5">
+    <w:name w:val="7EA15F1DCC1147F9A944D1D342DCD2E5"/>
     <w:rsid w:val="00393905"/>
     <w:pPr>
       <w:spacing w:line="278" w:lineRule="auto"/>
@@ -30650,8 +30452,8 @@
       <w14:ligatures w14:val="standardContextual"/>
     </w:rPr>
   </w:style>
-  <w:style w:type="paragraph" w:customStyle="1" w:styleId="7EA15F1DCC1147F9A944D1D342DCD2E5">
-    <w:name w:val="7EA15F1DCC1147F9A944D1D342DCD2E5"/>
+  <w:style w:type="paragraph" w:customStyle="1" w:styleId="DF3D395AA4684FC79643FEF9F375E87E">
+    <w:name w:val="DF3D395AA4684FC79643FEF9F375E87E"/>
     <w:rsid w:val="00393905"/>
     <w:pPr>
       <w:spacing w:line="278" w:lineRule="auto"/>
@@ -30663,8 +30465,8 @@
       <w14:ligatures w14:val="standardContextual"/>
     </w:rPr>
   </w:style>
-  <w:style w:type="paragraph" w:customStyle="1" w:styleId="DF3D395AA4684FC79643FEF9F375E87E">
-    <w:name w:val="DF3D395AA4684FC79643FEF9F375E87E"/>
+  <w:style w:type="paragraph" w:customStyle="1" w:styleId="94586B08E65248C08555EB0AA9AC2600">
+    <w:name w:val="94586B08E65248C08555EB0AA9AC2600"/>
     <w:rsid w:val="00393905"/>
     <w:pPr>
       <w:spacing w:line="278" w:lineRule="auto"/>
@@ -30676,34 +30478,8 @@
       <w14:ligatures w14:val="standardContextual"/>
     </w:rPr>
   </w:style>
-  <w:style w:type="paragraph" w:customStyle="1" w:styleId="94586B08E65248C08555EB0AA9AC2600">
-    <w:name w:val="94586B08E65248C08555EB0AA9AC2600"/>
-    <w:rsid w:val="00393905"/>
-    <w:pPr>
-      <w:spacing w:line="278" w:lineRule="auto"/>
-    </w:pPr>
-    <w:rPr>
-      <w:kern w:val="2"/>
-      <w:sz w:val="24"/>
-      <w:szCs w:val="24"/>
-      <w14:ligatures w14:val="standardContextual"/>
-    </w:rPr>
-  </w:style>
   <w:style w:type="paragraph" w:customStyle="1" w:styleId="10B01E87EC534B2D86581C9F31CFDE14">
     <w:name w:val="10B01E87EC534B2D86581C9F31CFDE14"/>
-    <w:rsid w:val="00393905"/>
-    <w:pPr>
-      <w:spacing w:line="278" w:lineRule="auto"/>
-    </w:pPr>
-    <w:rPr>
-      <w:kern w:val="2"/>
-      <w:sz w:val="24"/>
-      <w:szCs w:val="24"/>
-      <w14:ligatures w14:val="standardContextual"/>
-    </w:rPr>
-  </w:style>
-  <w:style w:type="paragraph" w:customStyle="1" w:styleId="9C58644347944634A2DB046D26ACF502">
-    <w:name w:val="9C58644347944634A2DB046D26ACF502"/>
     <w:rsid w:val="00393905"/>
     <w:pPr>
       <w:spacing w:line="278" w:lineRule="auto"/>
@@ -31003,6 +30779,9 @@
   <wetp:taskpane dockstate="right" visibility="0" width="350" row="7">
     <wetp:webextensionref xmlns:r="http://schemas.openxmlformats.org/officeDocument/2006/relationships" r:id="rId1"/>
   </wetp:taskpane>
+  <wetp:taskpane dockstate="right" visibility="0" width="350" row="3">
+    <wetp:webextensionref xmlns:r="http://schemas.openxmlformats.org/officeDocument/2006/relationships" r:id="rId2"/>
+  </wetp:taskpane>
 </wetp:taskpanes>
 </file>
 
@@ -31020,20 +30799,170 @@
 </we:webextension>
 </file>
 
-<file path=customXml/item1.xml><?xml version="1.0" encoding="utf-8"?>
-<b:Sources xmlns:b="http://schemas.openxmlformats.org/officeDocument/2006/bibliography" xmlns="http://schemas.openxmlformats.org/officeDocument/2006/bibliography" SelectedStyle="\APASixthEditionOfficeOnline.xsl" StyleName="APA" Version="6"/>
+<file path=word/webextensions/webextension2.xml><?xml version="1.0" encoding="utf-8"?>
+<we:webextension xmlns:we="http://schemas.microsoft.com/office/webextensions/webextension/2010/11" id="{82FFCDFE-9E46-4B8B-A532-A41A3FD0C6B4}">
+  <we:reference id="WA200009156" version="2.0.4.0" store="Omex" storeType="OMEX"/>
+  <we:alternateReferences>
+    <we:reference id="WA200009156" version="2.0.4.0" store="WA200009156" storeType="OMEX"/>
+  </we:alternateReferences>
+  <we:properties/>
+  <we:bindings/>
+  <we:snapshot xmlns:r="http://schemas.openxmlformats.org/officeDocument/2006/relationships"/>
+</we:webextension>
+</file>
+
+<file path=customXml/item1.xml>��< ? x m l   v e r s i o n = " 1 . 0 "   e n c o d i n g = " u t f - 1 6 " ? > < N a v W o r d R e p o r t X m l P a r t   x m l n s = " u r n : m i c r o s o f t - d y n a m i c s - b u s i n e s s c e n t r a l / i n t e r n a l / e x t e n d e d / r e p o r t s / T e n a n t _ R e p o r t _ D e f a u l t s / 2 0 0 0 0 0 0 0 0 1 / " > + 
+     < B C R e p o r t I n f o r m a t i o n > + 
+         < R e p o r t M e t a d a t a > + 
+             < E x t e n s i o n I d > E x t e n s i o n   I D < / E x t e n s i o n I d > + 
+             < E x t e n s i o n N a m e > E x t e n s i o n   N a m e < / E x t e n s i o n N a m e > + 
+             < E x t e n s i o n P u b l i s h e r > E x t e n s i o n   P u b l i s h e r < / E x t e n s i o n P u b l i s h e r > + 
+             < E x t e n s i o n V e r s i o n > E x t e n s i o n   V e r s i o n < / E x t e n s i o n V e r s i o n > + 
+             < R e p o r t I d > R e p o r t   I D < / R e p o r t I d > + 
+             < R e p o r t N a m e > R e p o r t   N a m e < / R e p o r t N a m e > + 
+             < R e p o r t C a p t i o n > R e p o r t   C a p t i o n < / R e p o r t C a p t i o n > + 
+             < A b o u t T h i s R e p o r t T i t l e > A b o u t   T h i s   R e p o r t   T i t l e < / A b o u t T h i s R e p o r t T i t l e > + 
+             < A b o u t T h i s R e p o r t T e x t > A b o u t   T h i s   R e p o r t   T e x t < / A b o u t T h i s R e p o r t T e x t > + 
+             < R e p o r t H e l p L i n k > R e p o r t   H e l p   L i n k < / R e p o r t H e l p L i n k > + 
+         < / R e p o r t M e t a d a t a > + 
+         < R e p o r t R e q u e s t > + 
+             < T e n a n t E n t r a I d > T e n a n t   E n t r a   I d < / T e n a n t E n t r a I d > + 
+             < E n v i r o n m e n t N a m e > E n v i r o n m e n t   N a m e < / E n v i r o n m e n t N a m e > + 
+             < E n v i r o n m e n t T y p e > E n v i r o n m e n t   T y p e < / E n v i r o n m e n t T y p e > + 
+             < C o m p a n y N a m e > C o m p a n y   N a m e < / C o m p a n y N a m e > + 
+             < C o m p a n y D i s p l a y N a m e > C o m p a n y   D i s p l a y   N a m e < / C o m p a n y D i s p l a y N a m e > + 
+             < C o m p a n y I d > C o m p a n y   I D < / C o m p a n y I d > + 
+             < U s e r N a m e > U s e r   N a m e < / U s e r N a m e > + 
+             < D a t e A n d T i m e > D a t e   a n d   T i m e < / D a t e A n d T i m e > + 
+             < L a n g u a g e > L a n g u a g e < / L a n g u a g e > + 
+             < F o r m a t R e g i o n > F o r m a t   R e g i o n < / F o r m a t R e g i o n > + 
+             < D a t e T i m e V a l u e s > + 
+                 < Y e a r > Y e a r < / Y e a r > + 
+                 < M o n t h N u m b e r > M o n t h   N u m b e r < / M o n t h N u m b e r > + 
+                 < D a y N u m b e r > D a y   N u m b e r < / D a y N u m b e r > + 
+                 < H o u r > H o u r < / H o u r > + 
+                 < M i n u t e > M i n u t e < / M i n u t e > + 
+             < / D a t e T i m e V a l u e s > + 
+         < / R e p o r t R e q u e s t > + 
+         < C o m p a n y M e t a d a t a > + 
+             < C o m p a n y N a m e > C o m p a n y   N a m e < / C o m p a n y N a m e > + 
+             < C o m p a n y D i s p l a y N a m e > C o m p a n y   D i s p l a y   N a m e < / C o m p a n y D i s p l a y N a m e > + 
+             < C o m p a n y A d d r e s s L i n e s > + 
+                 < C o m p a n y A d d r e s s L i n e 1 > C o m p a n y   A d d r e s s   L i n e   1 < / C o m p a n y A d d r e s s L i n e 1 > + 
+                 < C o m p a n y A d d r e s s L i n e 2 > C o m p a n y   A d d r e s s   L i n e   2 < / C o m p a n y A d d r e s s L i n e 2 > + 
+                 < C o m p a n y A d d r e s s L i n e 3 > C o m p a n y   A d d r e s s   L i n e   3 < / C o m p a n y A d d r e s s L i n e 3 > + 
+                 < C o m p a n y A d d r e s s L i n e 4 > C o m p a n y   A d d r e s s   L i n e   4 < / C o m p a n y A d d r e s s L i n e 4 > + 
+                 < C o m p a n y A d d r e s s L i n e 5 > C o m p a n y   A d d r e s s   L i n e   5 < / C o m p a n y A d d r e s s L i n e 5 > + 
+                 < C o m p a n y A d d r e s s L i n e 6 > C o m p a n y   A d d r e s s   L i n e   6 < / C o m p a n y A d d r e s s L i n e 6 > + 
+                 < C o m p a n y A d d r e s s L i n e 7 > C o m p a n y   A d d r e s s   L i n e   7 < / C o m p a n y A d d r e s s L i n e 7 > + 
+                 < C o m p a n y A d d r e s s L i n e 8 > C o m p a n y   A d d r e s s   L i n e   8 < / C o m p a n y A d d r e s s L i n e 8 > + 
+             < / C o m p a n y A d d r e s s L i n e s > + 
+             < C o m p a n y P h o n e > C o m p a n y   P h o n e < / C o m p a n y P h o n e > + 
+             < C o m p a n y P h o n e C a p t i o n > C o m p a n y   P h o n e   C a p t i o n < / C o m p a n y P h o n e C a p t i o n > + 
+             < C o m p a n y F a x N o > C o m p a n y   F a x   N o . < / C o m p a n y F a x N o > + 
+             < C o m p a n y F a x N o C a p t i o n > C o m p a n y   F a x   N o .   C a p t i o n < / C o m p a n y F a x N o C a p t i o n > + 
+             < C o m p a n y E m a i l > C o m p a n y   E m a i l < / C o m p a n y E m a i l > + 
+             < C o m p a n y E m a i l C a p t i o n > C o m p a n y   E m a i l   C a p t i o n < / C o m p a n y E m a i l C a p t i o n > + 
+             < C o m p a n y H o m e P a g e > C o m p a n y   H o m e   P a g e < / C o m p a n y H o m e P a g e > + 
+             < C o m p a n y H o m e P a g e C a p t i o n > C o m p a n y   H o m e   P a g e   C a p t i o n < / C o m p a n y H o m e P a g e C a p t i o n > + 
+             < C o m p a n y L o g o > C o m p a n y   L o g o < / C o m p a n y L o g o > + 
+             < C o m p a n y V A T R e g i s t r a t i o n N o > C o m p a n y   V A T   R e g i s t r a t i o n   N o . < / C o m p a n y V A T R e g i s t r a t i o n N o > + 
+             < C o m p a n y V A T R e g i s t r a t i o n N o C a p t i o n > C o m p a n y   V A T   R e g i s t r a t i o n   N o .   C a p t i o n < / C o m p a n y V A T R e g i s t r a t i o n N o C a p t i o n > + 
+             < C o m p a n y R e g i s t r a t i o n N o > C o m p a n y   R e g i s t r a t i o n   N o . < / C o m p a n y R e g i s t r a t i o n N o > + 
+             < C o m p a n y R e g i s t r a t i o n N o C a p t i o n > C o m p a n y   R e g i s t r a t i o n   N o .   C a p t i o n < / C o m p a n y R e g i s t r a t i o n N o C a p t i o n > + 
+             < C o m p a n y B a n k N a m e > C o m p a n y   B a n k   N a m e < / C o m p a n y B a n k N a m e > + 
+             < C o m p a n y B a n k N a m e C a p t i o n > C o m p a n y   B a n k   N a m e   C a p t i o n < / C o m p a n y B a n k N a m e C a p t i o n > + 
+             < C o m p a n y B a n k A c c o u n t N o > C o m p a n y   B a n k   A c c o u n t   N o . < / C o m p a n y B a n k A c c o u n t N o > + 
+             < C o m p a n y B a n k A c c o u n t N o C a p t i o n > C o m p a n y   B a n k   A c c o u n t   N o .   C a p t i o n < / C o m p a n y B a n k A c c o u n t N o C a p t i o n > + 
+             < C o m p a n y B a n k B r a n c h N o > C o m p a n y   B a n k   B r a n c h   N o . < / C o m p a n y B a n k B r a n c h N o > + 
+             < C o m p a n y B a n k B r a n c h N o C a p t i o n > C o m p a n y   B a n k   B r a n c h   N o .   C a p t i o n < / C o m p a n y B a n k B r a n c h N o C a p t i o n > + 
+             < C o m p a n y I B A N > C o m p a n y   I B A N < / C o m p a n y I B A N > + 
+             < C o m p a n y I B A N C a p t i o n > C o m p a n y   I B A N   C a p t i o n < / C o m p a n y I B A N C a p t i o n > + 
+             < C o m p a n y B a n k S W I F T > C o m p a n y   B a n k   S W I F T < / C o m p a n y B a n k S W I F T > + 
+             < C o m p a n y B a n k S W I F T C a p t i o n > C o m p a n y   B a n k   S W I F T   C a p t i o n < / C o m p a n y B a n k S W I F T C a p t i o n > + 
+             < C o m p a n y G i r o N o > C o m p a n y   G i r o   N o . < / C o m p a n y G i r o N o > + 
+             < C o m p a n y G i r o N o C a p t i o n > C o m p a n y   G i r o   N o .   C a p t i o n < / C o m p a n y G i r o N o C a p t i o n > + 
+         < / C o m p a n y M e t a d a t a > + 
+     < / B C R e p o r t I n f o r m a t i o n > + 
+     < T o o l t i p s / > + 
+ < / N a v W o r d R e p o r t X m l P a r t > 
 </file>
 
 <file path=customXml/item2.xml><?xml version="1.0" encoding="utf-8"?>
-<?mso-contentType ?>
-<FormTemplates xmlns="http://schemas.microsoft.com/sharepoint/v3/contenttype/forms">
-  <Display>DocumentLibraryForm</Display>
-  <Edit>DocumentLibraryForm</Edit>
-  <New>DocumentLibraryForm</New>
-</FormTemplates>
-</file>
-
-<file path=customXml/item3.xml><?xml version="1.0" encoding="utf-8"?>
 <ct:contentTypeSchema xmlns:ct="http://schemas.microsoft.com/office/2006/metadata/contentType" xmlns:ma="http://schemas.microsoft.com/office/2006/metadata/properties/metaAttributes" ct:_="" ma:_="" ma:contentTypeName="Document" ma:contentTypeID="0x0101001DCAE6B6EBFA5442B0B9E84E60AFF245" ma:contentTypeVersion="18" ma:contentTypeDescription="Create a new document." ma:contentTypeScope="" ma:versionID="69eec3b24558e1297a79cd42e69b0397">
   <xsd:schema xmlns:xsd="http://www.w3.org/2001/XMLSchema" xmlns:xs="http://www.w3.org/2001/XMLSchema" xmlns:p="http://schemas.microsoft.com/office/2006/metadata/properties" xmlns:ns1="http://schemas.microsoft.com/sharepoint/v3" xmlns:ns2="178f68d8-b893-4efd-8406-fab0f21873e4" xmlns:ns3="b83e059f-de16-406c-a902-3d56d4e79ec8" targetNamespace="http://schemas.microsoft.com/office/2006/metadata/properties" ma:root="true" ma:fieldsID="0f52a3acd42ec0bd0d267ba89c916a39" ns1:_="" ns2:_="" ns3:_="">
     <xsd:import namespace="http://schemas.microsoft.com/sharepoint/v3"/>
@@ -31299,174 +31228,20 @@
 </ct:contentTypeSchema>
 </file>
 
-<file path=customXml/item4.xml>��< ? x m l   v e r s i o n = " 1 . 0 "   e n c o d i n g = " u t f - 1 6 " ? > < N a v W o r d R e p o r t X m l P a r t   x m l n s = " u r n : m i c r o s o f t - d y n a m i c s - b u s i n e s s c e n t r a l / i n t e r n a l / e x t e n d e d / r e p o r t s / T e n a n t _ R e p o r t _ D e f a u l t s / 2 0 0 0 0 0 0 0 0 1 / " > - 
-     < B C R e p o r t I n f o r m a t i o n > - 
-         < R e p o r t M e t a d a t a > - 
-             < E x t e n s i o n I d > E x t e n s i o n   I D < / E x t e n s i o n I d > - 
-             < E x t e n s i o n N a m e > E x t e n s i o n   N a m e < / E x t e n s i o n N a m e > - 
-             < E x t e n s i o n P u b l i s h e r > E x t e n s i o n   P u b l i s h e r < / E x t e n s i o n P u b l i s h e r > - 
-             < E x t e n s i o n V e r s i o n > E x t e n s i o n   V e r s i o n < / E x t e n s i o n V e r s i o n > - 
-             < R e p o r t I d > R e p o r t   I D < / R e p o r t I d > - 
-             < R e p o r t N a m e > R e p o r t   N a m e < / R e p o r t N a m e > - 
-             < R e p o r t C a p t i o n > R e p o r t   C a p t i o n < / R e p o r t C a p t i o n > - 
-             < A b o u t T h i s R e p o r t T i t l e > A b o u t   T h i s   R e p o r t   T i t l e < / A b o u t T h i s R e p o r t T i t l e > - 
-             < A b o u t T h i s R e p o r t T e x t > A b o u t   T h i s   R e p o r t   T e x t < / A b o u t T h i s R e p o r t T e x t > - 
-             < R e p o r t H e l p L i n k > R e p o r t   H e l p   L i n k < / R e p o r t H e l p L i n k > - 
-         < / R e p o r t M e t a d a t a > - 
-         < R e p o r t R e q u e s t > - 
-             < T e n a n t E n t r a I d > T e n a n t   E n t r a   I d < / T e n a n t E n t r a I d > - 
-             < E n v i r o n m e n t N a m e > E n v i r o n m e n t   N a m e < / E n v i r o n m e n t N a m e > - 
-             < E n v i r o n m e n t T y p e > E n v i r o n m e n t   T y p e < / E n v i r o n m e n t T y p e > - 
-             < C o m p a n y N a m e > C o m p a n y   N a m e < / C o m p a n y N a m e > - 
-             < C o m p a n y D i s p l a y N a m e > C o m p a n y   D i s p l a y   N a m e < / C o m p a n y D i s p l a y N a m e > - 
-             < C o m p a n y I d > C o m p a n y   I D < / C o m p a n y I d > - 
-             < U s e r N a m e > U s e r   N a m e < / U s e r N a m e > - 
-             < D a t e A n d T i m e > D a t e   a n d   T i m e < / D a t e A n d T i m e > - 
-             < L a n g u a g e > L a n g u a g e < / L a n g u a g e > - 
-             < F o r m a t R e g i o n > F o r m a t   R e g i o n < / F o r m a t R e g i o n > - 
-             < D a t e T i m e V a l u e s > - 
-                 < Y e a r > Y e a r < / Y e a r > - 
-                 < M o n t h N u m b e r > M o n t h   N u m b e r < / M o n t h N u m b e r > - 
-                 < D a y N u m b e r > D a y   N u m b e r < / D a y N u m b e r > - 
-                 < H o u r > H o u r < / H o u r > - 
-                 < M i n u t e > M i n u t e < / M i n u t e > - 
-             < / D a t e T i m e V a l u e s > - 
-         < / R e p o r t R e q u e s t > - 
-         < C o m p a n y M e t a d a t a > - 
-             < C o m p a n y N a m e > C o m p a n y   N a m e < / C o m p a n y N a m e > - 
-             < C o m p a n y D i s p l a y N a m e > C o m p a n y   D i s p l a y   N a m e < / C o m p a n y D i s p l a y N a m e > - 
-             < C o m p a n y A d d r e s s L i n e s > - 
-                 < C o m p a n y A d d r e s s L i n e 1 > C o m p a n y   A d d r e s s   L i n e   1 < / C o m p a n y A d d r e s s L i n e 1 > - 
-                 < C o m p a n y A d d r e s s L i n e 2 > C o m p a n y   A d d r e s s   L i n e   2 < / C o m p a n y A d d r e s s L i n e 2 > - 
-                 < C o m p a n y A d d r e s s L i n e 3 > C o m p a n y   A d d r e s s   L i n e   3 < / C o m p a n y A d d r e s s L i n e 3 > - 
-                 < C o m p a n y A d d r e s s L i n e 4 > C o m p a n y   A d d r e s s   L i n e   4 < / C o m p a n y A d d r e s s L i n e 4 > - 
-                 < C o m p a n y A d d r e s s L i n e 5 > C o m p a n y   A d d r e s s   L i n e   5 < / C o m p a n y A d d r e s s L i n e 5 > - 
-                 < C o m p a n y A d d r e s s L i n e 6 > C o m p a n y   A d d r e s s   L i n e   6 < / C o m p a n y A d d r e s s L i n e 6 > - 
-                 < C o m p a n y A d d r e s s L i n e 7 > C o m p a n y   A d d r e s s   L i n e   7 < / C o m p a n y A d d r e s s L i n e 7 > - 
-                 < C o m p a n y A d d r e s s L i n e 8 > C o m p a n y   A d d r e s s   L i n e   8 < / C o m p a n y A d d r e s s L i n e 8 > - 
-             < / C o m p a n y A d d r e s s L i n e s > - 
-             < C o m p a n y P h o n e > C o m p a n y   P h o n e < / C o m p a n y P h o n e > - 
-             < C o m p a n y P h o n e C a p t i o n > C o m p a n y   P h o n e   C a p t i o n < / C o m p a n y P h o n e C a p t i o n > - 
-             < C o m p a n y F a x N o > C o m p a n y   F a x   N o . < / C o m p a n y F a x N o > - 
-             < C o m p a n y F a x N o C a p t i o n > C o m p a n y   F a x   N o .   C a p t i o n < / C o m p a n y F a x N o C a p t i o n > - 
-             < C o m p a n y E m a i l > C o m p a n y   E m a i l < / C o m p a n y E m a i l > - 
-             < C o m p a n y E m a i l C a p t i o n > C o m p a n y   E m a i l   C a p t i o n < / C o m p a n y E m a i l C a p t i o n > - 
-             < C o m p a n y H o m e P a g e > C o m p a n y   H o m e   P a g e < / C o m p a n y H o m e P a g e > - 
-             < C o m p a n y H o m e P a g e C a p t i o n > C o m p a n y   H o m e   P a g e   C a p t i o n < / C o m p a n y H o m e P a g e C a p t i o n > - 
-             < C o m p a n y L o g o > C o m p a n y   L o g o < / C o m p a n y L o g o > - 
-             < C o m p a n y V A T R e g i s t r a t i o n N o > C o m p a n y   V A T   R e g i s t r a t i o n   N o . < / C o m p a n y V A T R e g i s t r a t i o n N o > - 
-             < C o m p a n y V A T R e g i s t r a t i o n N o C a p t i o n > C o m p a n y   V A T   R e g i s t r a t i o n   N o .   C a p t i o n < / C o m p a n y V A T R e g i s t r a t i o n N o C a p t i o n > - 
-             < C o m p a n y R e g i s t r a t i o n N o > C o m p a n y   R e g i s t r a t i o n   N o . < / C o m p a n y R e g i s t r a t i o n N o > - 
-             < C o m p a n y R e g i s t r a t i o n N o C a p t i o n > C o m p a n y   R e g i s t r a t i o n   N o .   C a p t i o n < / C o m p a n y R e g i s t r a t i o n N o C a p t i o n > - 
-             < C o m p a n y B a n k N a m e > C o m p a n y   B a n k   N a m e < / C o m p a n y B a n k N a m e > - 
-             < C o m p a n y B a n k N a m e C a p t i o n > C o m p a n y   B a n k   N a m e   C a p t i o n < / C o m p a n y B a n k N a m e C a p t i o n > - 
-             < C o m p a n y B a n k A c c o u n t N o > C o m p a n y   B a n k   A c c o u n t   N o . < / C o m p a n y B a n k A c c o u n t N o > - 
-             < C o m p a n y B a n k A c c o u n t N o C a p t i o n > C o m p a n y   B a n k   A c c o u n t   N o .   C a p t i o n < / C o m p a n y B a n k A c c o u n t N o C a p t i o n > - 
-             < C o m p a n y B a n k B r a n c h N o > C o m p a n y   B a n k   B r a n c h   N o . < / C o m p a n y B a n k B r a n c h N o > - 
-             < C o m p a n y B a n k B r a n c h N o C a p t i o n > C o m p a n y   B a n k   B r a n c h   N o .   C a p t i o n < / C o m p a n y B a n k B r a n c h N o C a p t i o n > - 
-             < C o m p a n y I B A N > C o m p a n y   I B A N < / C o m p a n y I B A N > - 
-             < C o m p a n y I B A N C a p t i o n > C o m p a n y   I B A N   C a p t i o n < / C o m p a n y I B A N C a p t i o n > - 
-             < C o m p a n y B a n k S W I F T > C o m p a n y   B a n k   S W I F T < / C o m p a n y B a n k S W I F T > - 
-             < C o m p a n y B a n k S W I F T C a p t i o n > C o m p a n y   B a n k   S W I F T   C a p t i o n < / C o m p a n y B a n k S W I F T C a p t i o n > - 
-             < C o m p a n y G i r o N o > C o m p a n y   G i r o   N o . < / C o m p a n y G i r o N o > - 
-             < C o m p a n y G i r o N o C a p t i o n > C o m p a n y   G i r o   N o .   C a p t i o n < / C o m p a n y G i r o N o C a p t i o n > - 
-         < / C o m p a n y M e t a d a t a > - 
-     < / B C R e p o r t I n f o r m a t i o n > - 
-     < T o o l t i p s / > - 
- < / N a v W o r d R e p o r t X m l P a r t > 
+<file path=customXml/item3.xml><?xml version="1.0" encoding="utf-8"?>
+<?mso-contentType ?>
+<FormTemplates xmlns="http://schemas.microsoft.com/sharepoint/v3/contenttype/forms">
+  <Display>DocumentLibraryForm</Display>
+  <Edit>DocumentLibraryForm</Edit>
+  <New>DocumentLibraryForm</New>
+</FormTemplates>
 </file>
 
-<file path=customXml/item5.xml><?xml version="1.0" encoding="utf-8"?>
-<p:properties xmlns:p="http://schemas.microsoft.com/office/2006/metadata/properties" xmlns:xsi="http://www.w3.org/2001/XMLSchema-instance" xmlns:pc="http://schemas.microsoft.com/office/infopath/2007/PartnerControls">
-  <documentManagement>
-    <Package xmlns="178f68d8-b893-4efd-8406-fab0f21873e4" xsi:nil="true"/>
-    <lcf76f155ced4ddcb4097134ff3c332f xmlns="178f68d8-b893-4efd-8406-fab0f21873e4">
-      <Terms xmlns="http://schemas.microsoft.com/office/infopath/2007/PartnerControls"/>
-    </lcf76f155ced4ddcb4097134ff3c332f>
-    <_ip_UnifiedCompliancePolicyUIAction xmlns="http://schemas.microsoft.com/sharepoint/v3" xsi:nil="true"/>
-    <TaxCatchAll xmlns="b83e059f-de16-406c-a902-3d56d4e79ec8" xsi:nil="true"/>
-    <Audience xmlns="178f68d8-b893-4efd-8406-fab0f21873e4" xsi:nil="true"/>
-    <_ip_UnifiedCompliancePolicyProperties xmlns="http://schemas.microsoft.com/sharepoint/v3" xsi:nil="true"/>
-    <DocumentType xmlns="178f68d8-b893-4efd-8406-fab0f21873e4" xsi:nil="true"/>
-  </documentManagement>
-</p:properties>
+<file path=customXml/item4.xml><?xml version="1.0" encoding="utf-8"?>
+<b:Sources xmlns:b="http://schemas.openxmlformats.org/officeDocument/2006/bibliography" xmlns="http://schemas.openxmlformats.org/officeDocument/2006/bibliography" SelectedStyle="\APASixthEditionOfficeOnline.xsl" StyleName="APA" Version="6"/>
 </file>
 
-<file path=customXml/item6.xml>��< ? x m l   v e r s i o n = " 1 . 0 "   e n c o d i n g = " u t f - 1 6 " ? > < N a v W o r d R e p o r t X m l P a r t   x m l n s = " u r n : m i c r o s o f t - d y n a m i c s - n a v / r e p o r t s / T e n a n t _ R e p o r t _ D e f a u l t s / 2 0 0 0 0 0 0 0 0 1 / " > +<file path=customXml/item5.xml>��< ? x m l   v e r s i o n = " 1 . 0 "   e n c o d i n g = " u t f - 1 6 " ? > < N a v W o r d R e p o r t X m l P a r t   x m l n s = " u r n : m i c r o s o f t - d y n a m i c s - n a v / r e p o r t s / T e n a n t _ R e p o r t _ D e f a u l t s / 2 0 0 0 0 0 0 0 0 1 / " >   
      < B C R e p o r t I n f o r m a t i o n >   
@@ -31615,23 +31390,31 @@
  < / N a v W o r d R e p o r t X m l P a r t > 
 </file>
 
+<file path=customXml/item6.xml><?xml version="1.0" encoding="utf-8"?>
+<p:properties xmlns:p="http://schemas.microsoft.com/office/2006/metadata/properties" xmlns:xsi="http://www.w3.org/2001/XMLSchema-instance" xmlns:pc="http://schemas.microsoft.com/office/infopath/2007/PartnerControls">
+  <documentManagement>
+    <Package xmlns="178f68d8-b893-4efd-8406-fab0f21873e4" xsi:nil="true"/>
+    <lcf76f155ced4ddcb4097134ff3c332f xmlns="178f68d8-b893-4efd-8406-fab0f21873e4">
+      <Terms xmlns="http://schemas.microsoft.com/office/infopath/2007/PartnerControls"/>
+    </lcf76f155ced4ddcb4097134ff3c332f>
+    <_ip_UnifiedCompliancePolicyUIAction xmlns="http://schemas.microsoft.com/sharepoint/v3" xsi:nil="true"/>
+    <TaxCatchAll xmlns="b83e059f-de16-406c-a902-3d56d4e79ec8" xsi:nil="true"/>
+    <Audience xmlns="178f68d8-b893-4efd-8406-fab0f21873e4" xsi:nil="true"/>
+    <_ip_UnifiedCompliancePolicyProperties xmlns="http://schemas.microsoft.com/sharepoint/v3" xsi:nil="true"/>
+    <DocumentType xmlns="178f68d8-b893-4efd-8406-fab0f21873e4" xsi:nil="true"/>
+  </documentManagement>
+</p:properties>
+</file>
+
 <file path=customXml/itemProps1.xml><?xml version="1.0" encoding="utf-8"?>
-<ds:datastoreItem xmlns:ds="http://schemas.openxmlformats.org/officeDocument/2006/customXml" ds:itemID="{89DB96BF-8133-438A-AAD3-A3C21079AEB1}">
+<ds:datastoreItem xmlns:ds="http://schemas.openxmlformats.org/officeDocument/2006/customXml" ds:itemID="{A385FADD-F304-4929-B4C4-E752F070760A}">
   <ds:schemaRefs>
-    <ds:schemaRef ds:uri="http://schemas.openxmlformats.org/officeDocument/2006/bibliography"/>
+    <ds:schemaRef ds:uri="urn:microsoft-dynamics-businesscentral/internal/extended/reports/Tenant_Report_Defaults/2000000001/"/>
   </ds:schemaRefs>
 </ds:datastoreItem>
 </file>
 
 <file path=customXml/itemProps2.xml><?xml version="1.0" encoding="utf-8"?>
-<ds:datastoreItem xmlns:ds="http://schemas.openxmlformats.org/officeDocument/2006/customXml" ds:itemID="{90D051D0-A09C-4803-9951-7AF38C9A2CC3}">
-  <ds:schemaRefs>
-    <ds:schemaRef ds:uri="http://schemas.microsoft.com/sharepoint/v3/contenttype/forms"/>
-  </ds:schemaRefs>
-</ds:datastoreItem>
-</file>
-
-<file path=customXml/itemProps3.xml><?xml version="1.0" encoding="utf-8"?>
 <ds:datastoreItem xmlns:ds="http://schemas.openxmlformats.org/officeDocument/2006/customXml" ds:itemID="{D7509789-1BCF-4EC9-9C16-A8F708E3EEEA}">
   <ds:schemaRefs>
     <ds:schemaRef ds:uri="http://schemas.microsoft.com/office/2006/metadata/contentType"/>
@@ -31651,15 +31434,31 @@
 </ds:datastoreItem>
 </file>
 
+<file path=customXml/itemProps3.xml><?xml version="1.0" encoding="utf-8"?>
+<ds:datastoreItem xmlns:ds="http://schemas.openxmlformats.org/officeDocument/2006/customXml" ds:itemID="{90D051D0-A09C-4803-9951-7AF38C9A2CC3}">
+  <ds:schemaRefs>
+    <ds:schemaRef ds:uri="http://schemas.microsoft.com/sharepoint/v3/contenttype/forms"/>
+  </ds:schemaRefs>
+</ds:datastoreItem>
+</file>
+
 <file path=customXml/itemProps4.xml><?xml version="1.0" encoding="utf-8"?>
-<ds:datastoreItem xmlns:ds="http://schemas.openxmlformats.org/officeDocument/2006/customXml" ds:itemID="{A385FADD-F304-4929-B4C4-E752F070760A}">
+<ds:datastoreItem xmlns:ds="http://schemas.openxmlformats.org/officeDocument/2006/customXml" ds:itemID="{89DB96BF-8133-438A-AAD3-A3C21079AEB1}">
   <ds:schemaRefs>
-    <ds:schemaRef ds:uri="urn:microsoft-dynamics-businesscentral/internal/extended/reports/Tenant_Report_Defaults/2000000001/"/>
+    <ds:schemaRef ds:uri="http://schemas.openxmlformats.org/officeDocument/2006/bibliography"/>
   </ds:schemaRefs>
 </ds:datastoreItem>
 </file>
 
 <file path=customXml/itemProps5.xml><?xml version="1.0" encoding="utf-8"?>
+<ds:datastoreItem xmlns:ds="http://schemas.openxmlformats.org/officeDocument/2006/customXml" ds:itemID="{D423453B-89DF-4117-8636-90D3A7FC2FDF}">
+  <ds:schemaRefs>
+    <ds:schemaRef ds:uri="urn:microsoft-dynamics-nav/reports/Tenant_Report_Defaults/2000000001/"/>
+  </ds:schemaRefs>
+</ds:datastoreItem>
+</file>
+
+<file path=customXml/itemProps6.xml><?xml version="1.0" encoding="utf-8"?>
 <ds:datastoreItem xmlns:ds="http://schemas.openxmlformats.org/officeDocument/2006/customXml" ds:itemID="{44439C40-F432-4CC9-A3DD-34A6EF67EA3B}">
   <ds:schemaRefs>
     <ds:schemaRef ds:uri="http://schemas.microsoft.com/office/2006/metadata/properties"/>
@@ -31671,14 +31470,6 @@
 </ds:datastoreItem>
 </file>
 
-<file path=customXml/itemProps6.xml><?xml version="1.0" encoding="utf-8"?>
-<ds:datastoreItem xmlns:ds="http://schemas.openxmlformats.org/officeDocument/2006/customXml" ds:itemID="{D423453B-89DF-4117-8636-90D3A7FC2FDF}">
-  <ds:schemaRefs>
-    <ds:schemaRef ds:uri="urn:microsoft-dynamics-nav/reports/Tenant_Report_Defaults/2000000001/"/>
-  </ds:schemaRefs>
-</ds:datastoreItem>
-</file>
-
 <file path=docMetadata/LabelInfo.xml><?xml version="1.0" encoding="utf-8"?>
 <clbl:labelList xmlns:clbl="http://schemas.microsoft.com/office/2020/mipLabelMetadata">
   <clbl:label id="{f42aa342-8706-4288-bd11-ebb85995028c}" enabled="1" method="Standard" siteId="{72f988bf-86f1-41af-91ab-2d7cd011db47}" contentBits="0" removed="0"/>

--- a/src/Layers/W1/BaseApp/Foundation/Reporting/ReportParts/HeaderFooterDesign/ExternalMinimalisticDetailed.docx
+++ b/src/Layers/W1/BaseApp/Foundation/Reporting/ReportParts/HeaderFooterDesign/ExternalMinimalisticDetailed.docx
@@ -4,13 +4,22 @@
   <w:body>
     <w:p>
       <w:pPr>
-        <w:pStyle w:val="NoSpacing"/>
+        <w:spacing w:after="120" w:line="264" w:lineRule="auto"/>
+        <w:rPr>
+          <w:color w:val="242424" w:themeColor="text1"/>
+          <w:sz w:val="16"/>
+          <w:szCs w:val="16"/>
+        </w:rPr>
       </w:pPr>
       <w:r>
         <w:br w:type="page"/>
       </w:r>
     </w:p>
-    <w:p/>
+    <w:p>
+      <w:pPr>
+        <w:pStyle w:val="NoSpacing"/>
+      </w:pPr>
+    </w:p>
     <w:sectPr>
       <w:headerReference w:type="even" r:id="rId13"/>
       <w:headerReference w:type="default" r:id="rId14"/>
@@ -104,7 +113,7 @@
             <w:fldChar w:fldCharType="end"/>
           </w:r>
           <w:r>
-            <w:t xml:space="preserve"> / </w:t>
+            <w:t>/</w:t>
           </w:r>
           <w:r>
             <w:fldChar w:fldCharType="begin"/>
@@ -225,7 +234,7 @@
             <w:fldChar w:fldCharType="end"/>
           </w:r>
           <w:r>
-            <w:t xml:space="preserve"> / </w:t>
+            <w:t>/</w:t>
           </w:r>
           <w:r>
             <w:fldChar w:fldCharType="begin"/>
@@ -427,19 +436,18 @@
               <w:placeholder>
                 <w:docPart w:val="DefaultPlaceholder_-1854013440"/>
               </w:placeholder>
+              <w:dataBinding w:prefixMappings="xmlns:ns0='urn:microsoft-dynamics-nav/reports/Tenant_Report_Defaults/2000000001/'" w:xpath="/ns0:NavWordReportXmlPart[1]/ns0:BCReportInformation[1]/ns0:CompanyMetadata[1]/ns0:CompanyFaxNoCaption[1]" w:storeItemID="{D423453B-89DF-4117-8636-90D3A7FC2FDF}"/>
               <w15:color w:val="808080"/>
               <w:text/>
             </w:sdtPr>
             <w:sdtContent>
-              <w:proofErr w:type="spellStart"/>
               <w:r>
-                <w:t>CompanyFaxNoCaption</w:t>
+                <w:t>Company Fax No. Caption</w:t>
               </w:r>
-              <w:proofErr w:type="spellEnd"/>
             </w:sdtContent>
           </w:sdt>
           <w:r>
-            <w:t xml:space="preserve">  </w:t>
+            <w:t xml:space="preserve"> </w:t>
           </w:r>
           <w:sdt>
             <w:sdtPr>
@@ -652,7 +660,7 @@
             <w:rPr>
               <w:rFonts w:cstheme="minorHAnsi"/>
             </w:rPr>
-            <w:t xml:space="preserve">: </w:t>
+            <w:t xml:space="preserve"> </w:t>
           </w:r>
           <w:sdt>
             <w:sdtPr>
@@ -712,7 +720,7 @@
             <w:rPr>
               <w:rFonts w:cstheme="minorHAnsi"/>
             </w:rPr>
-            <w:t xml:space="preserve">: </w:t>
+            <w:t xml:space="preserve"> </w:t>
           </w:r>
           <w:sdt>
             <w:sdtPr>
@@ -29888,6 +29896,7 @@
     <w:rsid w:val="00AE5EE7"/>
     <w:rsid w:val="00B06A1E"/>
     <w:rsid w:val="00B20C9F"/>
+    <w:rsid w:val="00B22B98"/>
     <w:rsid w:val="00B4682F"/>
     <w:rsid w:val="00B95809"/>
     <w:rsid w:val="00BD662E"/>
@@ -29895,6 +29904,7 @@
     <w:rsid w:val="00BF27CE"/>
     <w:rsid w:val="00C03606"/>
     <w:rsid w:val="00C244B7"/>
+    <w:rsid w:val="00C466EA"/>
     <w:rsid w:val="00C9621E"/>
     <w:rsid w:val="00CB7A61"/>
     <w:rsid w:val="00CB7A74"/>
@@ -29904,6 +29914,7 @@
     <w:rsid w:val="00D2246A"/>
     <w:rsid w:val="00D44AD1"/>
     <w:rsid w:val="00D52343"/>
+    <w:rsid w:val="00DC3E4C"/>
     <w:rsid w:val="00DE4C7F"/>
     <w:rsid w:val="00E277EF"/>
     <w:rsid w:val="00E4301C"/>
@@ -29912,6 +29923,7 @@
     <w:rsid w:val="00F635C5"/>
     <w:rsid w:val="00F64A28"/>
     <w:rsid w:val="00F7229E"/>
+    <w:rsid w:val="00F737BF"/>
     <w:rsid w:val="00F97378"/>
     <w:rsid w:val="00FB6C91"/>
     <w:rsid w:val="00FD1359"/>
@@ -30811,7 +30823,176 @@
 </we:webextension>
 </file>
 
-<file path=customXml/item1.xml>��< ? x m l   v e r s i o n = " 1 . 0 "   e n c o d i n g = " u t f - 1 6 " ? > < N a v W o r d R e p o r t X m l P a r t   x m l n s = " u r n : m i c r o s o f t - d y n a m i c s - b u s i n e s s c e n t r a l / i n t e r n a l / e x t e n d e d / r e p o r t s / T e n a n t _ R e p o r t _ D e f a u l t s / 2 0 0 0 0 0 0 0 0 1 / " > +<file path=customXml/item1.xml><?xml version="1.0" encoding="utf-8"?>
+<b:Sources xmlns:b="http://schemas.openxmlformats.org/officeDocument/2006/bibliography" xmlns="http://schemas.openxmlformats.org/officeDocument/2006/bibliography" SelectedStyle="\APASixthEditionOfficeOnline.xsl" StyleName="APA" Version="6"/>
+</file>
+
+<file path=customXml/item2.xml>��< ? x m l   v e r s i o n = " 1 . 0 "   e n c o d i n g = " u t f - 1 6 " ? > < N a v W o r d R e p o r t X m l P a r t   x m l n s = " u r n : m i c r o s o f t - d y n a m i c s - n a v / r e p o r t s / T e n a n t _ R e p o r t _ D e f a u l t s / 2 0 0 0 0 0 0 0 0 1 / " > + 
+     < B C R e p o r t I n f o r m a t i o n > + 
+         < R e p o r t M e t a d a t a > + 
+             < E x t e n s i o n I d > E x t e n s i o n   I D < / E x t e n s i o n I d > + 
+             < E x t e n s i o n N a m e > E x t e n s i o n   N a m e < / E x t e n s i o n N a m e > + 
+             < E x t e n s i o n P u b l i s h e r > E x t e n s i o n   P u b l i s h e r < / E x t e n s i o n P u b l i s h e r > + 
+             < E x t e n s i o n V e r s i o n > E x t e n s i o n   V e r s i o n < / E x t e n s i o n V e r s i o n > + 
+             < R e p o r t I d > R e p o r t   I D < / R e p o r t I d > + 
+             < R e p o r t N a m e > R e p o r t   N a m e < / R e p o r t N a m e > + 
+             < R e p o r t C a p t i o n > R e p o r t   C a p t i o n < / R e p o r t C a p t i o n > + 
+             < A b o u t T h i s R e p o r t T i t l e > A b o u t   T h i s   R e p o r t   T i t l e < / A b o u t T h i s R e p o r t T i t l e > + 
+             < A b o u t T h i s R e p o r t T e x t > A b o u t   T h i s   R e p o r t   T e x t < / A b o u t T h i s R e p o r t T e x t > + 
+             < R e p o r t H e l p L i n k > R e p o r t   H e l p   L i n k < / R e p o r t H e l p L i n k > + 
+         < / R e p o r t M e t a d a t a > + 
+         < R e p o r t R e q u e s t > + 
+             < T e n a n t E n t r a I d > T e n a n t   E n t r a   I d < / T e n a n t E n t r a I d > + 
+             < E n v i r o n m e n t N a m e > E n v i r o n m e n t   N a m e < / E n v i r o n m e n t N a m e > + 
+             < E n v i r o n m e n t T y p e > E n v i r o n m e n t   T y p e < / E n v i r o n m e n t T y p e > + 
+             < C o m p a n y N a m e > C o m p a n y   N a m e < / C o m p a n y N a m e > + 
+             < C o m p a n y D i s p l a y N a m e > C o m p a n y   D i s p l a y   N a m e < / C o m p a n y D i s p l a y N a m e > + 
+             < C o m p a n y I d > C o m p a n y   I D < / C o m p a n y I d > + 
+             < U s e r N a m e > U s e r   N a m e < / U s e r N a m e > + 
+             < D a t e A n d T i m e > D a t e   a n d   T i m e < / D a t e A n d T i m e > + 
+             < L a n g u a g e > L a n g u a g e < / L a n g u a g e > + 
+             < F o r m a t R e g i o n > F o r m a t   R e g i o n < / F o r m a t R e g i o n > + 
+             < D a t e T i m e V a l u e s > + 
+                 < Y e a r > Y e a r < / Y e a r > + 
+                 < M o n t h N u m b e r > M o n t h   N u m b e r < / M o n t h N u m b e r > + 
+                 < D a y N u m b e r > D a y   N u m b e r < / D a y N u m b e r > + 
+                 < H o u r > H o u r < / H o u r > + 
+                 < M i n u t e > M i n u t e < / M i n u t e > + 
+             < / D a t e T i m e V a l u e s > + 
+         < / R e p o r t R e q u e s t > + 
+         < C o m p a n y M e t a d a t a > + 
+             < C o m p a n y N a m e > C o m p a n y   N a m e < / C o m p a n y N a m e > + 
+             < C o m p a n y D i s p l a y N a m e > C o m p a n y   D i s p l a y   N a m e < / C o m p a n y D i s p l a y N a m e > + 
+             < C o m p a n y A d d r e s s L i n e s > + 
+                 < C o m p a n y A d d r e s s L i n e 1 > C o m p a n y   A d d r e s s   L i n e   1 < / C o m p a n y A d d r e s s L i n e 1 > + 
+                 < C o m p a n y A d d r e s s L i n e 2 > C o m p a n y   A d d r e s s   L i n e   2 < / C o m p a n y A d d r e s s L i n e 2 > + 
+                 < C o m p a n y A d d r e s s L i n e 3 > C o m p a n y   A d d r e s s   L i n e   3 < / C o m p a n y A d d r e s s L i n e 3 > + 
+                 < C o m p a n y A d d r e s s L i n e 4 > C o m p a n y   A d d r e s s   L i n e   4 < / C o m p a n y A d d r e s s L i n e 4 > + 
+                 < C o m p a n y A d d r e s s L i n e 5 > C o m p a n y   A d d r e s s   L i n e   5 < / C o m p a n y A d d r e s s L i n e 5 > + 
+                 < C o m p a n y A d d r e s s L i n e 6 > C o m p a n y   A d d r e s s   L i n e   6 < / C o m p a n y A d d r e s s L i n e 6 > + 
+                 < C o m p a n y A d d r e s s L i n e 7 > C o m p a n y   A d d r e s s   L i n e   7 < / C o m p a n y A d d r e s s L i n e 7 > + 
+                 < C o m p a n y A d d r e s s L i n e 8 > C o m p a n y   A d d r e s s   L i n e   8 < / C o m p a n y A d d r e s s L i n e 8 > + 
+             < / C o m p a n y A d d r e s s L i n e s > + 
+             < C o m p a n y P h o n e > C o m p a n y   P h o n e < / C o m p a n y P h o n e > + 
+             < C o m p a n y P h o n e C a p t i o n > C o m p a n y   P h o n e   C a p t i o n < / C o m p a n y P h o n e C a p t i o n > + 
+             < C o m p a n y F a x N o > C o m p a n y   F a x   N o . < / C o m p a n y F a x N o > + 
+             < C o m p a n y F a x N o C a p t i o n > C o m p a n y   F a x   N o .   C a p t i o n < / C o m p a n y F a x N o C a p t i o n > + 
+             < C o m p a n y E m a i l > C o m p a n y   E m a i l < / C o m p a n y E m a i l > + 
+             < C o m p a n y E m a i l C a p t i o n > C o m p a n y   E m a i l   C a p t i o n < / C o m p a n y E m a i l C a p t i o n > + 
+             < C o m p a n y H o m e P a g e > C o m p a n y   H o m e   P a g e < / C o m p a n y H o m e P a g e > + 
+             < C o m p a n y H o m e P a g e C a p t i o n > C o m p a n y   H o m e   P a g e   C a p t i o n < / C o m p a n y H o m e P a g e C a p t i o n > + 
+             < C o m p a n y L o g o > C o m p a n y   L o g o < / C o m p a n y L o g o > + 
+             < C o m p a n y V A T R e g i s t r a t i o n N o > C o m p a n y   V A T   R e g i s t r a t i o n   N o . < / C o m p a n y V A T R e g i s t r a t i o n N o > + 
+             < C o m p a n y V A T R e g i s t r a t i o n N o C a p t i o n > C o m p a n y   V A T   R e g i s t r a t i o n   N o .   C a p t i o n < / C o m p a n y V A T R e g i s t r a t i o n N o C a p t i o n > + 
+             < C o m p a n y R e g i s t r a t i o n N o > C o m p a n y   R e g i s t r a t i o n   N o . < / C o m p a n y R e g i s t r a t i o n N o > + 
+             < C o m p a n y R e g i s t r a t i o n N o C a p t i o n > C o m p a n y   R e g i s t r a t i o n   N o .   C a p t i o n < / C o m p a n y R e g i s t r a t i o n N o C a p t i o n > + 
+             < C o m p a n y B a n k N a m e > C o m p a n y   B a n k   N a m e < / C o m p a n y B a n k N a m e > + 
+             < C o m p a n y B a n k N a m e C a p t i o n > C o m p a n y   B a n k   N a m e   C a p t i o n < / C o m p a n y B a n k N a m e C a p t i o n > + 
+             < C o m p a n y B a n k A c c o u n t N o > C o m p a n y   B a n k   A c c o u n t   N o . < / C o m p a n y B a n k A c c o u n t N o > + 
+             < C o m p a n y B a n k A c c o u n t N o C a p t i o n > C o m p a n y   B a n k   A c c o u n t   N o .   C a p t i o n < / C o m p a n y B a n k A c c o u n t N o C a p t i o n > + 
+             < C o m p a n y B a n k B r a n c h N o > C o m p a n y   B a n k   B r a n c h   N o . < / C o m p a n y B a n k B r a n c h N o > + 
+             < C o m p a n y B a n k B r a n c h N o C a p t i o n > C o m p a n y   B a n k   B r a n c h   N o .   C a p t i o n < / C o m p a n y B a n k B r a n c h N o C a p t i o n > + 
+             < C o m p a n y I B A N > C o m p a n y   I B A N < / C o m p a n y I B A N > + 
+             < C o m p a n y I B A N C a p t i o n > C o m p a n y   I B A N   C a p t i o n < / C o m p a n y I B A N C a p t i o n > + 
+             < C o m p a n y B a n k S W I F T > C o m p a n y   B a n k   S W I F T < / C o m p a n y B a n k S W I F T > + 
+             < C o m p a n y B a n k S W I F T C a p t i o n > C o m p a n y   B a n k   S W I F T   C a p t i o n < / C o m p a n y B a n k S W I F T C a p t i o n > + 
+             < C o m p a n y G i r o N o > C o m p a n y   G i r o   N o . < / C o m p a n y G i r o N o > + 
+             < C o m p a n y G i r o N o C a p t i o n > C o m p a n y   G i r o   N o .   C a p t i o n < / C o m p a n y G i r o N o C a p t i o n > + 
+         < / C o m p a n y M e t a d a t a > + 
+     < / B C R e p o r t I n f o r m a t i o n > + 
+ < / N a v W o r d R e p o r t X m l P a r t > 
+</file>
+
+<file path=customXml/item3.xml><?xml version="1.0" encoding="utf-8"?>
+<p:properties xmlns:p="http://schemas.microsoft.com/office/2006/metadata/properties" xmlns:xsi="http://www.w3.org/2001/XMLSchema-instance" xmlns:pc="http://schemas.microsoft.com/office/infopath/2007/PartnerControls">
+  <documentManagement>
+    <Package xmlns="178f68d8-b893-4efd-8406-fab0f21873e4" xsi:nil="true"/>
+    <lcf76f155ced4ddcb4097134ff3c332f xmlns="178f68d8-b893-4efd-8406-fab0f21873e4">
+      <Terms xmlns="http://schemas.microsoft.com/office/infopath/2007/PartnerControls"/>
+    </lcf76f155ced4ddcb4097134ff3c332f>
+    <_ip_UnifiedCompliancePolicyUIAction xmlns="http://schemas.microsoft.com/sharepoint/v3" xsi:nil="true"/>
+    <TaxCatchAll xmlns="b83e059f-de16-406c-a902-3d56d4e79ec8" xsi:nil="true"/>
+    <Audience xmlns="178f68d8-b893-4efd-8406-fab0f21873e4" xsi:nil="true"/>
+    <_ip_UnifiedCompliancePolicyProperties xmlns="http://schemas.microsoft.com/sharepoint/v3" xsi:nil="true"/>
+    <DocumentType xmlns="178f68d8-b893-4efd-8406-fab0f21873e4" xsi:nil="true"/>
+  </documentManagement>
+</p:properties>
+</file>
+
+<file path=customXml/item4.xml>��< ? x m l   v e r s i o n = " 1 . 0 "   e n c o d i n g = " u t f - 1 6 " ? > < N a v W o r d R e p o r t X m l P a r t   x m l n s = " u r n : m i c r o s o f t - d y n a m i c s - b u s i n e s s c e n t r a l / i n t e r n a l / e x t e n d e d / r e p o r t s / T e n a n t _ R e p o r t _ D e f a u l t s / 2 0 0 0 0 0 0 0 0 1 / " >   
      < B C R e p o r t I n f o r m a t i o n >   
@@ -30962,7 +31143,7 @@
  < / N a v W o r d R e p o r t X m l P a r t > 
 </file>
 
-<file path=customXml/item2.xml><?xml version="1.0" encoding="utf-8"?>
+<file path=customXml/item5.xml><?xml version="1.0" encoding="utf-8"?>
 <ct:contentTypeSchema xmlns:ct="http://schemas.microsoft.com/office/2006/metadata/contentType" xmlns:ma="http://schemas.microsoft.com/office/2006/metadata/properties/metaAttributes" ct:_="" ma:_="" ma:contentTypeName="Document" ma:contentTypeID="0x0101001DCAE6B6EBFA5442B0B9E84E60AFF245" ma:contentTypeVersion="18" ma:contentTypeDescription="Create a new document." ma:contentTypeScope="" ma:versionID="69eec3b24558e1297a79cd42e69b0397">
   <xsd:schema xmlns:xsd="http://www.w3.org/2001/XMLSchema" xmlns:xs="http://www.w3.org/2001/XMLSchema" xmlns:p="http://schemas.microsoft.com/office/2006/metadata/properties" xmlns:ns1="http://schemas.microsoft.com/sharepoint/v3" xmlns:ns2="178f68d8-b893-4efd-8406-fab0f21873e4" xmlns:ns3="b83e059f-de16-406c-a902-3d56d4e79ec8" targetNamespace="http://schemas.microsoft.com/office/2006/metadata/properties" ma:root="true" ma:fieldsID="0f52a3acd42ec0bd0d267ba89c916a39" ns1:_="" ns2:_="" ns3:_="">
     <xsd:import namespace="http://schemas.microsoft.com/sharepoint/v3"/>
@@ -31228,7 +31409,7 @@
 </ct:contentTypeSchema>
 </file>
 
-<file path=customXml/item3.xml><?xml version="1.0" encoding="utf-8"?>
+<file path=customXml/item6.xml><?xml version="1.0" encoding="utf-8"?>
 <?mso-contentType ?>
 <FormTemplates xmlns="http://schemas.microsoft.com/sharepoint/v3/contenttype/forms">
   <Display>DocumentLibraryForm</Display>
@@ -31237,176 +31418,35 @@
 </FormTemplates>
 </file>
 
-<file path=customXml/item4.xml><?xml version="1.0" encoding="utf-8"?>
-<b:Sources xmlns:b="http://schemas.openxmlformats.org/officeDocument/2006/bibliography" xmlns="http://schemas.openxmlformats.org/officeDocument/2006/bibliography" SelectedStyle="\APASixthEditionOfficeOnline.xsl" StyleName="APA" Version="6"/>
+<file path=customXml/itemProps1.xml><?xml version="1.0" encoding="utf-8"?>
+<ds:datastoreItem xmlns:ds="http://schemas.openxmlformats.org/officeDocument/2006/customXml" ds:itemID="{89DB96BF-8133-438A-AAD3-A3C21079AEB1}">
+  <ds:schemaRefs>
+    <ds:schemaRef ds:uri="http://schemas.openxmlformats.org/officeDocument/2006/bibliography"/>
+  </ds:schemaRefs>
+</ds:datastoreItem>
 </file>
 
-<file path=customXml/item5.xml>��< ? x m l   v e r s i o n = " 1 . 0 "   e n c o d i n g = " u t f - 1 6 " ? > < N a v W o r d R e p o r t X m l P a r t   x m l n s = " u r n : m i c r o s o f t - d y n a m i c s - n a v / r e p o r t s / T e n a n t _ R e p o r t _ D e f a u l t s / 2 0 0 0 0 0 0 0 0 1 / " > - 
-     < B C R e p o r t I n f o r m a t i o n > - 
-         < R e p o r t M e t a d a t a > - 
-             < E x t e n s i o n I d > E x t e n s i o n   I D < / E x t e n s i o n I d > - 
-             < E x t e n s i o n N a m e > E x t e n s i o n   N a m e < / E x t e n s i o n N a m e > - 
-             < E x t e n s i o n P u b l i s h e r > E x t e n s i o n   P u b l i s h e r < / E x t e n s i o n P u b l i s h e r > - 
-             < E x t e n s i o n V e r s i o n > E x t e n s i o n   V e r s i o n < / E x t e n s i o n V e r s i o n > - 
-             < R e p o r t I d > R e p o r t   I D < / R e p o r t I d > - 
-             < R e p o r t N a m e > R e p o r t   N a m e < / R e p o r t N a m e > - 
-             < R e p o r t C a p t i o n > R e p o r t   C a p t i o n < / R e p o r t C a p t i o n > - 
-             < A b o u t T h i s R e p o r t T i t l e > A b o u t   T h i s   R e p o r t   T i t l e < / A b o u t T h i s R e p o r t T i t l e > - 
-             < A b o u t T h i s R e p o r t T e x t > A b o u t   T h i s   R e p o r t   T e x t < / A b o u t T h i s R e p o r t T e x t > - 
-             < R e p o r t H e l p L i n k > R e p o r t   H e l p   L i n k < / R e p o r t H e l p L i n k > - 
-         < / R e p o r t M e t a d a t a > - 
-         < R e p o r t R e q u e s t > - 
-             < T e n a n t E n t r a I d > T e n a n t   E n t r a   I d < / T e n a n t E n t r a I d > - 
-             < E n v i r o n m e n t N a m e > E n v i r o n m e n t   N a m e < / E n v i r o n m e n t N a m e > - 
-             < E n v i r o n m e n t T y p e > E n v i r o n m e n t   T y p e < / E n v i r o n m e n t T y p e > - 
-             < C o m p a n y N a m e > C o m p a n y   N a m e < / C o m p a n y N a m e > - 
-             < C o m p a n y D i s p l a y N a m e > C o m p a n y   D i s p l a y   N a m e < / C o m p a n y D i s p l a y N a m e > - 
-             < C o m p a n y I d > C o m p a n y   I D < / C o m p a n y I d > - 
-             < U s e r N a m e > U s e r   N a m e < / U s e r N a m e > - 
-             < D a t e A n d T i m e > D a t e   a n d   T i m e < / D a t e A n d T i m e > - 
-             < L a n g u a g e > L a n g u a g e < / L a n g u a g e > - 
-             < F o r m a t R e g i o n > F o r m a t   R e g i o n < / F o r m a t R e g i o n > - 
-             < D a t e T i m e V a l u e s > - 
-                 < Y e a r > Y e a r < / Y e a r > - 
-                 < M o n t h N u m b e r > M o n t h   N u m b e r < / M o n t h N u m b e r > - 
-                 < D a y N u m b e r > D a y   N u m b e r < / D a y N u m b e r > - 
-                 < H o u r > H o u r < / H o u r > - 
-                 < M i n u t e > M i n u t e < / M i n u t e > - 
-             < / D a t e T i m e V a l u e s > - 
-         < / R e p o r t R e q u e s t > - 
-         < C o m p a n y M e t a d a t a > - 
-             < C o m p a n y N a m e > C o m p a n y   N a m e < / C o m p a n y N a m e > - 
-             < C o m p a n y D i s p l a y N a m e > C o m p a n y   D i s p l a y   N a m e < / C o m p a n y D i s p l a y N a m e > - 
-             < C o m p a n y A d d r e s s L i n e s > - 
-                 < C o m p a n y A d d r e s s L i n e 1 > C o m p a n y   A d d r e s s   L i n e   1 < / C o m p a n y A d d r e s s L i n e 1 > - 
-                 < C o m p a n y A d d r e s s L i n e 2 > C o m p a n y   A d d r e s s   L i n e   2 < / C o m p a n y A d d r e s s L i n e 2 > - 
-                 < C o m p a n y A d d r e s s L i n e 3 > C o m p a n y   A d d r e s s   L i n e   3 < / C o m p a n y A d d r e s s L i n e 3 > - 
-                 < C o m p a n y A d d r e s s L i n e 4 > C o m p a n y   A d d r e s s   L i n e   4 < / C o m p a n y A d d r e s s L i n e 4 > - 
-                 < C o m p a n y A d d r e s s L i n e 5 > C o m p a n y   A d d r e s s   L i n e   5 < / C o m p a n y A d d r e s s L i n e 5 > - 
-                 < C o m p a n y A d d r e s s L i n e 6 > C o m p a n y   A d d r e s s   L i n e   6 < / C o m p a n y A d d r e s s L i n e 6 > - 
-                 < C o m p a n y A d d r e s s L i n e 7 > C o m p a n y   A d d r e s s   L i n e   7 < / C o m p a n y A d d r e s s L i n e 7 > - 
-                 < C o m p a n y A d d r e s s L i n e 8 > C o m p a n y   A d d r e s s   L i n e   8 < / C o m p a n y A d d r e s s L i n e 8 > - 
-             < / C o m p a n y A d d r e s s L i n e s > - 
-             < C o m p a n y P h o n e > C o m p a n y   P h o n e < / C o m p a n y P h o n e > - 
-             < C o m p a n y P h o n e C a p t i o n > C o m p a n y   P h o n e   C a p t i o n < / C o m p a n y P h o n e C a p t i o n > - 
-             < C o m p a n y F a x N o > C o m p a n y   F a x   N o . < / C o m p a n y F a x N o > - 
-             < C o m p a n y F a x N o C a p t i o n > C o m p a n y   F a x   N o .   C a p t i o n < / C o m p a n y F a x N o C a p t i o n > - 
-             < C o m p a n y E m a i l > C o m p a n y   E m a i l < / C o m p a n y E m a i l > - 
-             < C o m p a n y E m a i l C a p t i o n > C o m p a n y   E m a i l   C a p t i o n < / C o m p a n y E m a i l C a p t i o n > - 
-             < C o m p a n y H o m e P a g e > C o m p a n y   H o m e   P a g e < / C o m p a n y H o m e P a g e > - 
-             < C o m p a n y H o m e P a g e C a p t i o n > C o m p a n y   H o m e   P a g e   C a p t i o n < / C o m p a n y H o m e P a g e C a p t i o n > - 
-             < C o m p a n y L o g o > C o m p a n y   L o g o < / C o m p a n y L o g o > - 
-             < C o m p a n y V A T R e g i s t r a t i o n N o > C o m p a n y   V A T   R e g i s t r a t i o n   N o . < / C o m p a n y V A T R e g i s t r a t i o n N o > - 
-             < C o m p a n y V A T R e g i s t r a t i o n N o C a p t i o n > C o m p a n y   V A T   R e g i s t r a t i o n   N o .   C a p t i o n < / C o m p a n y V A T R e g i s t r a t i o n N o C a p t i o n > - 
-             < C o m p a n y R e g i s t r a t i o n N o > C o m p a n y   R e g i s t r a t i o n   N o . < / C o m p a n y R e g i s t r a t i o n N o > - 
-             < C o m p a n y R e g i s t r a t i o n N o C a p t i o n > C o m p a n y   R e g i s t r a t i o n   N o .   C a p t i o n < / C o m p a n y R e g i s t r a t i o n N o C a p t i o n > - 
-             < C o m p a n y B a n k N a m e > C o m p a n y   B a n k   N a m e < / C o m p a n y B a n k N a m e > - 
-             < C o m p a n y B a n k N a m e C a p t i o n > C o m p a n y   B a n k   N a m e   C a p t i o n < / C o m p a n y B a n k N a m e C a p t i o n > - 
-             < C o m p a n y B a n k A c c o u n t N o > C o m p a n y   B a n k   A c c o u n t   N o . < / C o m p a n y B a n k A c c o u n t N o > - 
-             < C o m p a n y B a n k A c c o u n t N o C a p t i o n > C o m p a n y   B a n k   A c c o u n t   N o .   C a p t i o n < / C o m p a n y B a n k A c c o u n t N o C a p t i o n > - 
-             < C o m p a n y B a n k B r a n c h N o > C o m p a n y   B a n k   B r a n c h   N o . < / C o m p a n y B a n k B r a n c h N o > - 
-             < C o m p a n y B a n k B r a n c h N o C a p t i o n > C o m p a n y   B a n k   B r a n c h   N o .   C a p t i o n < / C o m p a n y B a n k B r a n c h N o C a p t i o n > - 
-             < C o m p a n y I B A N > C o m p a n y   I B A N < / C o m p a n y I B A N > - 
-             < C o m p a n y I B A N C a p t i o n > C o m p a n y   I B A N   C a p t i o n < / C o m p a n y I B A N C a p t i o n > - 
-             < C o m p a n y B a n k S W I F T > C o m p a n y   B a n k   S W I F T < / C o m p a n y B a n k S W I F T > - 
-             < C o m p a n y B a n k S W I F T C a p t i o n > C o m p a n y   B a n k   S W I F T   C a p t i o n < / C o m p a n y B a n k S W I F T C a p t i o n > - 
-             < C o m p a n y G i r o N o > C o m p a n y   G i r o   N o . < / C o m p a n y G i r o N o > - 
-             < C o m p a n y G i r o N o C a p t i o n > C o m p a n y   G i r o   N o .   C a p t i o n < / C o m p a n y G i r o N o C a p t i o n > - 
-         < / C o m p a n y M e t a d a t a > - 
-     < / B C R e p o r t I n f o r m a t i o n > - 
- < / N a v W o r d R e p o r t X m l P a r t > 
+<file path=customXml/itemProps2.xml><?xml version="1.0" encoding="utf-8"?>
+<ds:datastoreItem xmlns:ds="http://schemas.openxmlformats.org/officeDocument/2006/customXml" ds:itemID="{D423453B-89DF-4117-8636-90D3A7FC2FDF}">
+  <ds:schemaRefs>
+    <ds:schemaRef ds:uri="urn:microsoft-dynamics-nav/reports/Tenant_Report_Defaults/2000000001/"/>
+  </ds:schemaRefs>
+</ds:datastoreItem>
 </file>
 
-<file path=customXml/item6.xml><?xml version="1.0" encoding="utf-8"?>
-<p:properties xmlns:p="http://schemas.microsoft.com/office/2006/metadata/properties" xmlns:xsi="http://www.w3.org/2001/XMLSchema-instance" xmlns:pc="http://schemas.microsoft.com/office/infopath/2007/PartnerControls">
-  <documentManagement>
-    <Package xmlns="178f68d8-b893-4efd-8406-fab0f21873e4" xsi:nil="true"/>
-    <lcf76f155ced4ddcb4097134ff3c332f xmlns="178f68d8-b893-4efd-8406-fab0f21873e4">
-      <Terms xmlns="http://schemas.microsoft.com/office/infopath/2007/PartnerControls"/>
-    </lcf76f155ced4ddcb4097134ff3c332f>
-    <_ip_UnifiedCompliancePolicyUIAction xmlns="http://schemas.microsoft.com/sharepoint/v3" xsi:nil="true"/>
-    <TaxCatchAll xmlns="b83e059f-de16-406c-a902-3d56d4e79ec8" xsi:nil="true"/>
-    <Audience xmlns="178f68d8-b893-4efd-8406-fab0f21873e4" xsi:nil="true"/>
-    <_ip_UnifiedCompliancePolicyProperties xmlns="http://schemas.microsoft.com/sharepoint/v3" xsi:nil="true"/>
-    <DocumentType xmlns="178f68d8-b893-4efd-8406-fab0f21873e4" xsi:nil="true"/>
-  </documentManagement>
-</p:properties>
+<file path=customXml/itemProps3.xml><?xml version="1.0" encoding="utf-8"?>
+<ds:datastoreItem xmlns:ds="http://schemas.openxmlformats.org/officeDocument/2006/customXml" ds:itemID="{44439C40-F432-4CC9-A3DD-34A6EF67EA3B}">
+  <ds:schemaRefs>
+    <ds:schemaRef ds:uri="http://schemas.microsoft.com/office/2006/metadata/properties"/>
+    <ds:schemaRef ds:uri="http://schemas.microsoft.com/office/infopath/2007/PartnerControls"/>
+    <ds:schemaRef ds:uri="178f68d8-b893-4efd-8406-fab0f21873e4"/>
+    <ds:schemaRef ds:uri="http://schemas.microsoft.com/sharepoint/v3"/>
+    <ds:schemaRef ds:uri="b83e059f-de16-406c-a902-3d56d4e79ec8"/>
+  </ds:schemaRefs>
+</ds:datastoreItem>
 </file>
 
-<file path=customXml/itemProps1.xml><?xml version="1.0" encoding="utf-8"?>
+<file path=customXml/itemProps4.xml><?xml version="1.0" encoding="utf-8"?>
 <ds:datastoreItem xmlns:ds="http://schemas.openxmlformats.org/officeDocument/2006/customXml" ds:itemID="{A385FADD-F304-4929-B4C4-E752F070760A}">
   <ds:schemaRefs>
     <ds:schemaRef ds:uri="urn:microsoft-dynamics-businesscentral/internal/extended/reports/Tenant_Report_Defaults/2000000001/"/>
@@ -31414,7 +31454,7 @@
 </ds:datastoreItem>
 </file>
 
-<file path=customXml/itemProps2.xml><?xml version="1.0" encoding="utf-8"?>
+<file path=customXml/itemProps5.xml><?xml version="1.0" encoding="utf-8"?>
 <ds:datastoreItem xmlns:ds="http://schemas.openxmlformats.org/officeDocument/2006/customXml" ds:itemID="{D7509789-1BCF-4EC9-9C16-A8F708E3EEEA}">
   <ds:schemaRefs>
     <ds:schemaRef ds:uri="http://schemas.microsoft.com/office/2006/metadata/contentType"/>
@@ -31434,38 +31474,10 @@
 </ds:datastoreItem>
 </file>
 
-<file path=customXml/itemProps3.xml><?xml version="1.0" encoding="utf-8"?>
+<file path=customXml/itemProps6.xml><?xml version="1.0" encoding="utf-8"?>
 <ds:datastoreItem xmlns:ds="http://schemas.openxmlformats.org/officeDocument/2006/customXml" ds:itemID="{90D051D0-A09C-4803-9951-7AF38C9A2CC3}">
   <ds:schemaRefs>
     <ds:schemaRef ds:uri="http://schemas.microsoft.com/sharepoint/v3/contenttype/forms"/>
-  </ds:schemaRefs>
-</ds:datastoreItem>
-</file>
-
-<file path=customXml/itemProps4.xml><?xml version="1.0" encoding="utf-8"?>
-<ds:datastoreItem xmlns:ds="http://schemas.openxmlformats.org/officeDocument/2006/customXml" ds:itemID="{89DB96BF-8133-438A-AAD3-A3C21079AEB1}">
-  <ds:schemaRefs>
-    <ds:schemaRef ds:uri="http://schemas.openxmlformats.org/officeDocument/2006/bibliography"/>
-  </ds:schemaRefs>
-</ds:datastoreItem>
-</file>
-
-<file path=customXml/itemProps5.xml><?xml version="1.0" encoding="utf-8"?>
-<ds:datastoreItem xmlns:ds="http://schemas.openxmlformats.org/officeDocument/2006/customXml" ds:itemID="{D423453B-89DF-4117-8636-90D3A7FC2FDF}">
-  <ds:schemaRefs>
-    <ds:schemaRef ds:uri="urn:microsoft-dynamics-nav/reports/Tenant_Report_Defaults/2000000001/"/>
-  </ds:schemaRefs>
-</ds:datastoreItem>
-</file>
-
-<file path=customXml/itemProps6.xml><?xml version="1.0" encoding="utf-8"?>
-<ds:datastoreItem xmlns:ds="http://schemas.openxmlformats.org/officeDocument/2006/customXml" ds:itemID="{44439C40-F432-4CC9-A3DD-34A6EF67EA3B}">
-  <ds:schemaRefs>
-    <ds:schemaRef ds:uri="http://schemas.microsoft.com/office/2006/metadata/properties"/>
-    <ds:schemaRef ds:uri="http://schemas.microsoft.com/office/infopath/2007/PartnerControls"/>
-    <ds:schemaRef ds:uri="178f68d8-b893-4efd-8406-fab0f21873e4"/>
-    <ds:schemaRef ds:uri="http://schemas.microsoft.com/sharepoint/v3"/>
-    <ds:schemaRef ds:uri="b83e059f-de16-406c-a902-3d56d4e79ec8"/>
   </ds:schemaRefs>
 </ds:datastoreItem>
 </file>

--- a/src/Layers/W1/BaseApp/Foundation/Reporting/ReportParts/HeaderFooterDesign/ExternalMinimalisticDetailed.docx
+++ b/src/Layers/W1/BaseApp/Foundation/Reporting/ReportParts/HeaderFooterDesign/ExternalMinimalisticDetailed.docx
@@ -21,14 +21,12 @@
       </w:pPr>
     </w:p>
     <w:sectPr>
-      <w:headerReference w:type="even" r:id="rId13"/>
-      <w:headerReference w:type="default" r:id="rId14"/>
-      <w:footerReference w:type="even" r:id="rId15"/>
-      <w:footerReference w:type="default" r:id="rId16"/>
-      <w:headerReference w:type="first" r:id="rId17"/>
-      <w:footerReference w:type="first" r:id="rId18"/>
+      <w:headerReference w:type="default" r:id="rId13"/>
+      <w:footerReference w:type="default" r:id="rId14"/>
+      <w:headerReference w:type="first" r:id="rId15"/>
+      <w:footerReference w:type="first" r:id="rId16"/>
       <w:pgSz w:w="11907" w:h="16839" w:code="9"/>
-      <w:pgMar w:top="576" w:right="706" w:bottom="576" w:left="706" w:header="576" w:footer="366" w:gutter="0"/>
+      <w:pgMar w:top="576" w:right="706" w:bottom="576" w:left="706" w:header="288" w:footer="288" w:gutter="0"/>
       <w:cols w:space="708"/>
       <w:titlePg/>
       <w:docGrid w:linePitch="360"/>
@@ -63,16 +61,6 @@
 </file>
 
 <file path=word/footer1.xml><?xml version="1.0" encoding="utf-8"?>
-<w:ftr xmlns:wpc="http://schemas.microsoft.com/office/word/2010/wordprocessingCanvas" xmlns:cx="http://schemas.microsoft.com/office/drawing/2014/chartex" xmlns:cx1="http://schemas.microsoft.com/office/drawing/2015/9/8/chartex" xmlns:cx2="http://schemas.microsoft.com/office/drawing/2015/10/21/chartex" xmlns:cx3="http://schemas.microsoft.com/office/drawing/2016/5/9/chartex" xmlns:cx4="http://schemas.microsoft.com/office/drawing/2016/5/10/chartex" xmlns:cx5="http://schemas.microsoft.com/office/drawing/2016/5/11/chartex" xmlns:cx6="http://schemas.microsoft.com/office/drawing/2016/5/12/chartex" xmlns:cx7="http://schemas.microsoft.com/office/drawing/2016/5/13/chartex" xmlns:cx8="http://schemas.microsoft.com/office/drawing/2016/5/14/chartex" xmlns:mc="http://schemas.openxmlformats.org/markup-compatibility/2006" xmlns:aink="http://schemas.microsoft.com/office/drawing/2016/ink" xmlns:am3d="http://schemas.microsoft.com/office/drawing/2017/model3d" xmlns:o="urn:schemas-microsoft-com:office:office" xmlns:oel="http://schemas.microsoft.com/office/2019/extlst" xmlns:r="http://schemas.openxmlformats.org/officeDocument/2006/relationships" xmlns:m="http://schemas.openxmlformats.org/officeDocument/2006/math" xmlns:v="urn:schemas-microsoft-com:vml" xmlns:wp14="http://schemas.microsoft.com/office/word/2010/wordprocessingDrawing" xmlns:wp="http://schemas.openxmlformats.org/drawingml/2006/wordprocessingDrawing" xmlns:w10="urn:schemas-microsoft-com:office:word" xmlns:w="http://schemas.openxmlformats.org/wordprocessingml/2006/main" xmlns:w14="http://schemas.microsoft.com/office/word/2010/wordml" xmlns:w15="http://schemas.microsoft.com/office/word/2012/wordml" xmlns:w16cex="http://schemas.microsoft.com/office/word/2018/wordml/cex" xmlns:w16cid="http://schemas.microsoft.com/office/word/2016/wordml/cid" xmlns:w16="http://schemas.microsoft.com/office/word/2018/wordml" xmlns:w16du="http://schemas.microsoft.com/office/word/2023/wordml/word16du" xmlns:w16sdtdh="http://schemas.microsoft.com/office/word/2020/wordml/sdtdatahash" xmlns:w16sdtfl="http://schemas.microsoft.com/office/word/2024/wordml/sdtformatlock" xmlns:w16se="http://schemas.microsoft.com/office/word/2015/wordml/symex" xmlns:wpg="http://schemas.microsoft.com/office/word/2010/wordprocessingGroup" xmlns:wpi="http://schemas.microsoft.com/office/word/2010/wordprocessingInk" xmlns:wne="http://schemas.microsoft.com/office/word/2006/wordml" xmlns:wps="http://schemas.microsoft.com/office/word/2010/wordprocessingShape" mc:Ignorable="w14 w15 w16se w16cid w16 w16cex w16sdtdh w16sdtfl w16du wp14">
-  <w:p>
-    <w:pPr>
-      <w:pStyle w:val="Footer"/>
-    </w:pPr>
-  </w:p>
-</w:ftr>
-</file>
-
-<file path=word/footer2.xml><?xml version="1.0" encoding="utf-8"?>
 <w:ftr xmlns:wpc="http://schemas.microsoft.com/office/word/2010/wordprocessingCanvas" xmlns:cx="http://schemas.microsoft.com/office/drawing/2014/chartex" xmlns:cx1="http://schemas.microsoft.com/office/drawing/2015/9/8/chartex" xmlns:cx2="http://schemas.microsoft.com/office/drawing/2015/10/21/chartex" xmlns:cx3="http://schemas.microsoft.com/office/drawing/2016/5/9/chartex" xmlns:cx4="http://schemas.microsoft.com/office/drawing/2016/5/10/chartex" xmlns:cx5="http://schemas.microsoft.com/office/drawing/2016/5/11/chartex" xmlns:cx6="http://schemas.microsoft.com/office/drawing/2016/5/12/chartex" xmlns:cx7="http://schemas.microsoft.com/office/drawing/2016/5/13/chartex" xmlns:cx8="http://schemas.microsoft.com/office/drawing/2016/5/14/chartex" xmlns:mc="http://schemas.openxmlformats.org/markup-compatibility/2006" xmlns:aink="http://schemas.microsoft.com/office/drawing/2016/ink" xmlns:am3d="http://schemas.microsoft.com/office/drawing/2017/model3d" xmlns:o="urn:schemas-microsoft-com:office:office" xmlns:oel="http://schemas.microsoft.com/office/2019/extlst" xmlns:r="http://schemas.openxmlformats.org/officeDocument/2006/relationships" xmlns:m="http://schemas.openxmlformats.org/officeDocument/2006/math" xmlns:v="urn:schemas-microsoft-com:vml" xmlns:wp14="http://schemas.microsoft.com/office/word/2010/wordprocessingDrawing" xmlns:wp="http://schemas.openxmlformats.org/drawingml/2006/wordprocessingDrawing" xmlns:w10="urn:schemas-microsoft-com:office:word" xmlns:w="http://schemas.openxmlformats.org/wordprocessingml/2006/main" xmlns:w14="http://schemas.microsoft.com/office/word/2010/wordml" xmlns:w15="http://schemas.microsoft.com/office/word/2012/wordml" xmlns:w16cex="http://schemas.microsoft.com/office/word/2018/wordml/cex" xmlns:w16cid="http://schemas.microsoft.com/office/word/2016/wordml/cid" xmlns:w16="http://schemas.microsoft.com/office/word/2018/wordml" xmlns:w16du="http://schemas.microsoft.com/office/word/2023/wordml/word16du" xmlns:w16sdtdh="http://schemas.microsoft.com/office/word/2020/wordml/sdtdatahash" xmlns:w16sdtfl="http://schemas.microsoft.com/office/word/2024/wordml/sdtformatlock" xmlns:w16se="http://schemas.microsoft.com/office/word/2015/wordml/symex" xmlns:wpg="http://schemas.microsoft.com/office/word/2010/wordprocessingGroup" xmlns:wpi="http://schemas.microsoft.com/office/word/2010/wordprocessingInk" xmlns:wne="http://schemas.microsoft.com/office/word/2006/wordml" xmlns:wps="http://schemas.microsoft.com/office/word/2010/wordprocessingShape" mc:Ignorable="w14 w15 w16se w16cid w16 w16cex w16sdtdh w16sdtfl w16du wp14">
   <w:tbl>
     <w:tblPr>
@@ -159,7 +147,7 @@
               <w:placeholder>
                 <w:docPart w:val="F2BB6162DDD2416C933DF1063306ACE4"/>
               </w:placeholder>
-              <w:dataBinding w:prefixMappings="xmlns:ns0='urn:microsoft-dynamics-nav/reports/Tenant_Report_Defaults/2000000001/'" w:xpath="/ns0:NavWordReportXmlPart[1]/ns0:BCReportInformation[1]/ns0:ReportRequest[1]/ns0:CompanyName[1]" w:storeItemID="{D423453B-89DF-4117-8636-90D3A7FC2FDF}"/>
+              <w:dataBinding w:prefixMappings="xmlns:ns0='urn:microsoft-dynamics-nav/reports/Tenant_Report_Defaults/2000000001/' " w:xpath="/ns0:NavWordReportXmlPart[1]/ns0:BCReportInformation[1]/ns0:ReportRequest[1]/ns0:CompanyName[1]" w:storeItemID="{D423453B-89DF-4117-8636-90D3A7FC2FDF}"/>
               <w15:color w:val="808080"/>
               <w:text/>
             </w:sdtPr>
@@ -184,7 +172,7 @@
 </w:ftr>
 </file>
 
-<file path=word/footer3.xml><?xml version="1.0" encoding="utf-8"?>
+<file path=word/footer2.xml><?xml version="1.0" encoding="utf-8"?>
 <w:ftr xmlns:wpc="http://schemas.microsoft.com/office/word/2010/wordprocessingCanvas" xmlns:cx="http://schemas.microsoft.com/office/drawing/2014/chartex" xmlns:cx1="http://schemas.microsoft.com/office/drawing/2015/9/8/chartex" xmlns:cx2="http://schemas.microsoft.com/office/drawing/2015/10/21/chartex" xmlns:cx3="http://schemas.microsoft.com/office/drawing/2016/5/9/chartex" xmlns:cx4="http://schemas.microsoft.com/office/drawing/2016/5/10/chartex" xmlns:cx5="http://schemas.microsoft.com/office/drawing/2016/5/11/chartex" xmlns:cx6="http://schemas.microsoft.com/office/drawing/2016/5/12/chartex" xmlns:cx7="http://schemas.microsoft.com/office/drawing/2016/5/13/chartex" xmlns:cx8="http://schemas.microsoft.com/office/drawing/2016/5/14/chartex" xmlns:mc="http://schemas.openxmlformats.org/markup-compatibility/2006" xmlns:aink="http://schemas.microsoft.com/office/drawing/2016/ink" xmlns:am3d="http://schemas.microsoft.com/office/drawing/2017/model3d" xmlns:o="urn:schemas-microsoft-com:office:office" xmlns:oel="http://schemas.microsoft.com/office/2019/extlst" xmlns:r="http://schemas.openxmlformats.org/officeDocument/2006/relationships" xmlns:m="http://schemas.openxmlformats.org/officeDocument/2006/math" xmlns:v="urn:schemas-microsoft-com:vml" xmlns:wp14="http://schemas.microsoft.com/office/word/2010/wordprocessingDrawing" xmlns:wp="http://schemas.openxmlformats.org/drawingml/2006/wordprocessingDrawing" xmlns:w10="urn:schemas-microsoft-com:office:word" xmlns:w="http://schemas.openxmlformats.org/wordprocessingml/2006/main" xmlns:w14="http://schemas.microsoft.com/office/word/2010/wordml" xmlns:w15="http://schemas.microsoft.com/office/word/2012/wordml" xmlns:w16cex="http://schemas.microsoft.com/office/word/2018/wordml/cex" xmlns:w16cid="http://schemas.microsoft.com/office/word/2016/wordml/cid" xmlns:w16="http://schemas.microsoft.com/office/word/2018/wordml" xmlns:w16du="http://schemas.microsoft.com/office/word/2023/wordml/word16du" xmlns:w16sdtdh="http://schemas.microsoft.com/office/word/2020/wordml/sdtdatahash" xmlns:w16sdtfl="http://schemas.microsoft.com/office/word/2024/wordml/sdtformatlock" xmlns:w16se="http://schemas.microsoft.com/office/word/2015/wordml/symex" xmlns:wpg="http://schemas.microsoft.com/office/word/2010/wordprocessingGroup" xmlns:wpi="http://schemas.microsoft.com/office/word/2010/wordprocessingInk" xmlns:wne="http://schemas.microsoft.com/office/word/2006/wordml" xmlns:wps="http://schemas.microsoft.com/office/word/2010/wordprocessingShape" mc:Ignorable="w14 w15 w16se w16cid w16 w16cex w16sdtdh w16sdtfl w16du wp14">
   <w:tbl>
     <w:tblPr>
@@ -211,47 +199,77 @@
           <w:pPr>
             <w:pStyle w:val="NoSpacing"/>
             <w:rPr>
+              <w:rFonts w:asciiTheme="minorHAnsi" w:hAnsiTheme="minorHAnsi" w:cstheme="minorHAnsi"/>
               <w:sz w:val="22"/>
               <w:szCs w:val="22"/>
             </w:rPr>
           </w:pPr>
           <w:r>
+            <w:rPr>
+              <w:rFonts w:asciiTheme="minorHAnsi" w:hAnsiTheme="minorHAnsi" w:cstheme="minorHAnsi"/>
+            </w:rPr>
             <w:fldChar w:fldCharType="begin"/>
           </w:r>
           <w:r>
+            <w:rPr>
+              <w:rFonts w:asciiTheme="minorHAnsi" w:hAnsiTheme="minorHAnsi" w:cstheme="minorHAnsi"/>
+            </w:rPr>
             <w:instrText xml:space="preserve"> Page</w:instrText>
           </w:r>
           <w:r>
+            <w:rPr>
+              <w:rFonts w:asciiTheme="minorHAnsi" w:hAnsiTheme="minorHAnsi" w:cstheme="minorHAnsi"/>
+            </w:rPr>
             <w:fldChar w:fldCharType="separate"/>
           </w:r>
           <w:r>
             <w:rPr>
+              <w:rFonts w:asciiTheme="minorHAnsi" w:hAnsiTheme="minorHAnsi" w:cstheme="minorHAnsi"/>
               <w:noProof/>
             </w:rPr>
             <w:t>1</w:t>
           </w:r>
           <w:r>
+            <w:rPr>
+              <w:rFonts w:asciiTheme="minorHAnsi" w:hAnsiTheme="minorHAnsi" w:cstheme="minorHAnsi"/>
+            </w:rPr>
             <w:fldChar w:fldCharType="end"/>
           </w:r>
           <w:r>
+            <w:rPr>
+              <w:rFonts w:asciiTheme="minorHAnsi" w:hAnsiTheme="minorHAnsi" w:cstheme="minorHAnsi"/>
+            </w:rPr>
             <w:t>/</w:t>
           </w:r>
           <w:r>
+            <w:rPr>
+              <w:rFonts w:asciiTheme="minorHAnsi" w:hAnsiTheme="minorHAnsi" w:cstheme="minorHAnsi"/>
+            </w:rPr>
             <w:fldChar w:fldCharType="begin"/>
           </w:r>
           <w:r>
+            <w:rPr>
+              <w:rFonts w:asciiTheme="minorHAnsi" w:hAnsiTheme="minorHAnsi" w:cstheme="minorHAnsi"/>
+            </w:rPr>
             <w:instrText>NUMPAGES</w:instrText>
           </w:r>
           <w:r>
+            <w:rPr>
+              <w:rFonts w:asciiTheme="minorHAnsi" w:hAnsiTheme="minorHAnsi" w:cstheme="minorHAnsi"/>
+            </w:rPr>
             <w:fldChar w:fldCharType="separate"/>
           </w:r>
           <w:r>
             <w:rPr>
+              <w:rFonts w:asciiTheme="minorHAnsi" w:hAnsiTheme="minorHAnsi" w:cstheme="minorHAnsi"/>
               <w:noProof/>
             </w:rPr>
             <w:t>3</w:t>
           </w:r>
           <w:r>
+            <w:rPr>
+              <w:rFonts w:asciiTheme="minorHAnsi" w:hAnsiTheme="minorHAnsi" w:cstheme="minorHAnsi"/>
+            </w:rPr>
             <w:fldChar w:fldCharType="end"/>
           </w:r>
         </w:p>
@@ -268,7 +286,7 @@
             <w:placeholder>
               <w:docPart w:val="617FC10A81AD4DA7AD869A179C9DF16A"/>
             </w:placeholder>
-            <w:dataBinding w:prefixMappings="xmlns:ns0='urn:microsoft-dynamics-nav/reports/Tenant_Report_Defaults/2000000001/'" w:xpath="/ns0:NavWordReportXmlPart[1]/ns0:BCReportInformation[1]/ns0:ReportRequest[1]/ns0:CompanyName[1]" w:storeItemID="{D423453B-89DF-4117-8636-90D3A7FC2FDF}"/>
+            <w:dataBinding w:prefixMappings="xmlns:ns0='urn:microsoft-dynamics-nav/reports/Tenant_Report_Defaults/2000000001/' " w:xpath="/ns0:NavWordReportXmlPart[1]/ns0:BCReportInformation[1]/ns0:ReportRequest[1]/ns0:CompanyName[1]" w:storeItemID="{D423453B-89DF-4117-8636-90D3A7FC2FDF}"/>
             <w15:color w:val="808080"/>
             <w:text/>
           </w:sdtPr>
@@ -325,7 +343,7 @@
               <w:placeholder>
                 <w:docPart w:val="6CC07BD8ED1642808A57C9A5F0BAEE55"/>
               </w:placeholder>
-              <w:dataBinding w:prefixMappings="xmlns:ns0='urn:microsoft-dynamics-nav/reports/Tenant_Report_Defaults/2000000001/'" w:xpath="/ns0:NavWordReportXmlPart[1]/ns0:BCReportInformation[1]/ns0:CompanyMetadata[1]/ns0:CompanyHomePage[1]" w:storeItemID="{D423453B-89DF-4117-8636-90D3A7FC2FDF}"/>
+              <w:dataBinding w:prefixMappings="xmlns:ns0='urn:microsoft-dynamics-nav/reports/Tenant_Report_Defaults/2000000001/' " w:xpath="/ns0:NavWordReportXmlPart[1]/ns0:BCReportInformation[1]/ns0:CompanyMetadata[1]/ns0:CompanyHomePage[1]" w:storeItemID="{D423453B-89DF-4117-8636-90D3A7FC2FDF}"/>
               <w15:color w:val="808080"/>
               <w:text/>
             </w:sdtPr>
@@ -346,7 +364,7 @@
               <w:placeholder>
                 <w:docPart w:val="DefaultPlaceholder_-1854013440"/>
               </w:placeholder>
-              <w:dataBinding w:prefixMappings="xmlns:ns0='urn:microsoft-dynamics-nav/reports/Tenant_Report_Defaults/2000000001/'" w:xpath="/ns0:NavWordReportXmlPart[1]/ns0:BCReportInformation[1]/ns0:CompanyMetadata[1]/ns0:CompanyPhoneCaption[1]" w:storeItemID="{D423453B-89DF-4117-8636-90D3A7FC2FDF}"/>
+              <w:dataBinding w:prefixMappings="xmlns:ns0='urn:microsoft-dynamics-nav/reports/Tenant_Report_Defaults/2000000001/' " w:xpath="/ns0:NavWordReportXmlPart[1]/ns0:BCReportInformation[1]/ns0:CompanyMetadata[1]/ns0:CompanyPhoneCaption[1]" w:storeItemID="{D423453B-89DF-4117-8636-90D3A7FC2FDF}"/>
               <w15:color w:val="808080"/>
               <w:text/>
             </w:sdtPr>
@@ -367,7 +385,7 @@
               <w:placeholder>
                 <w:docPart w:val="DefaultPlaceholder_-1854013440"/>
               </w:placeholder>
-              <w:dataBinding w:prefixMappings="xmlns:ns0='urn:microsoft-dynamics-nav/reports/Tenant_Report_Defaults/2000000001/'" w:xpath="/ns0:NavWordReportXmlPart[1]/ns0:BCReportInformation[1]/ns0:CompanyMetadata[1]/ns0:CompanyPhone[1]" w:storeItemID="{D423453B-89DF-4117-8636-90D3A7FC2FDF}"/>
+              <w:dataBinding w:prefixMappings="xmlns:ns0='urn:microsoft-dynamics-nav/reports/Tenant_Report_Defaults/2000000001/' " w:xpath="/ns0:NavWordReportXmlPart[1]/ns0:BCReportInformation[1]/ns0:CompanyMetadata[1]/ns0:CompanyPhone[1]" w:storeItemID="{D423453B-89DF-4117-8636-90D3A7FC2FDF}"/>
               <w15:color w:val="808080"/>
               <w:text/>
             </w:sdtPr>
@@ -415,7 +433,7 @@
               <w:placeholder>
                 <w:docPart w:val="CCE19FD35FAC4436ABF466BA85DBAB91"/>
               </w:placeholder>
-              <w:dataBinding w:prefixMappings="xmlns:ns0='urn:microsoft-dynamics-nav/reports/Tenant_Report_Defaults/2000000001/'" w:xpath="/ns0:NavWordReportXmlPart[1]/ns0:BCReportInformation[1]/ns0:CompanyMetadata[1]/ns0:CompanyEmail[1]" w:storeItemID="{D423453B-89DF-4117-8636-90D3A7FC2FDF}"/>
+              <w:dataBinding w:prefixMappings="xmlns:ns0='urn:microsoft-dynamics-nav/reports/Tenant_Report_Defaults/2000000001/' " w:xpath="/ns0:NavWordReportXmlPart[1]/ns0:BCReportInformation[1]/ns0:CompanyMetadata[1]/ns0:CompanyEmail[1]" w:storeItemID="{D423453B-89DF-4117-8636-90D3A7FC2FDF}"/>
               <w15:color w:val="808080"/>
               <w:text/>
             </w:sdtPr>
@@ -436,7 +454,7 @@
               <w:placeholder>
                 <w:docPart w:val="DefaultPlaceholder_-1854013440"/>
               </w:placeholder>
-              <w:dataBinding w:prefixMappings="xmlns:ns0='urn:microsoft-dynamics-nav/reports/Tenant_Report_Defaults/2000000001/'" w:xpath="/ns0:NavWordReportXmlPart[1]/ns0:BCReportInformation[1]/ns0:CompanyMetadata[1]/ns0:CompanyFaxNoCaption[1]" w:storeItemID="{D423453B-89DF-4117-8636-90D3A7FC2FDF}"/>
+              <w:dataBinding w:prefixMappings="xmlns:ns0='urn:microsoft-dynamics-nav/reports/Tenant_Report_Defaults/2000000001/' " w:xpath="/ns0:NavWordReportXmlPart[1]/ns0:BCReportInformation[1]/ns0:CompanyMetadata[1]/ns0:CompanyFaxNoCaption[1]" w:storeItemID="{D423453B-89DF-4117-8636-90D3A7FC2FDF}"/>
               <w15:color w:val="808080"/>
               <w:text/>
             </w:sdtPr>
@@ -457,7 +475,7 @@
               <w:placeholder>
                 <w:docPart w:val="3CD15F93AA584FEFA9941237121606EA"/>
               </w:placeholder>
-              <w:dataBinding w:prefixMappings="xmlns:ns0='urn:microsoft-dynamics-nav/reports/Tenant_Report_Defaults/2000000001/'" w:xpath="/ns0:NavWordReportXmlPart[1]/ns0:BCReportInformation[1]/ns0:CompanyMetadata[1]/ns0:CompanyFaxNo[1]" w:storeItemID="{D423453B-89DF-4117-8636-90D3A7FC2FDF}"/>
+              <w:dataBinding w:prefixMappings="xmlns:ns0='urn:microsoft-dynamics-nav/reports/Tenant_Report_Defaults/2000000001/' " w:xpath="/ns0:NavWordReportXmlPart[1]/ns0:BCReportInformation[1]/ns0:CompanyMetadata[1]/ns0:CompanyFaxNo[1]" w:storeItemID="{D423453B-89DF-4117-8636-90D3A7FC2FDF}"/>
               <w15:color w:val="808080"/>
               <w:text/>
             </w:sdtPr>
@@ -508,7 +526,7 @@
               <w:placeholder>
                 <w:docPart w:val="16C52A95514746DA931A8E7C01FED147"/>
               </w:placeholder>
-              <w:dataBinding w:prefixMappings="xmlns:ns0='urn:microsoft-dynamics-nav/reports/Tenant_Report_Defaults/2000000001/'" w:xpath="/ns0:NavWordReportXmlPart[1]/ns0:BCReportInformation[1]/ns0:CompanyMetadata[1]/ns0:CompanyBankName[1]" w:storeItemID="{D423453B-89DF-4117-8636-90D3A7FC2FDF}"/>
+              <w:dataBinding w:prefixMappings="xmlns:ns0='urn:microsoft-dynamics-nav/reports/Tenant_Report_Defaults/2000000001/' " w:xpath="/ns0:NavWordReportXmlPart[1]/ns0:BCReportInformation[1]/ns0:CompanyMetadata[1]/ns0:CompanyBankName[1]" w:storeItemID="{D423453B-89DF-4117-8636-90D3A7FC2FDF}"/>
               <w15:color w:val="808080"/>
               <w:text/>
             </w:sdtPr>
@@ -538,7 +556,7 @@
               <w:placeholder>
                 <w:docPart w:val="DFF5BA23918D4F9394AA4A6527C1A22D"/>
               </w:placeholder>
-              <w:dataBinding w:prefixMappings="xmlns:ns0='urn:microsoft-dynamics-nav/reports/Tenant_Report_Defaults/2000000001/'" w:xpath="/ns0:NavWordReportXmlPart[1]/ns0:BCReportInformation[1]/ns0:CompanyMetadata[1]/ns0:CompanyBankBranchNo[1]" w:storeItemID="{D423453B-89DF-4117-8636-90D3A7FC2FDF}"/>
+              <w:dataBinding w:prefixMappings="xmlns:ns0='urn:microsoft-dynamics-nav/reports/Tenant_Report_Defaults/2000000001/' " w:xpath="/ns0:NavWordReportXmlPart[1]/ns0:BCReportInformation[1]/ns0:CompanyMetadata[1]/ns0:CompanyBankBranchNo[1]" w:storeItemID="{D423453B-89DF-4117-8636-90D3A7FC2FDF}"/>
               <w15:color w:val="808080"/>
               <w:text/>
             </w:sdtPr>
@@ -568,7 +586,7 @@
               <w:placeholder>
                 <w:docPart w:val="45897F1A38C9449F94D5539D672569FE"/>
               </w:placeholder>
-              <w:dataBinding w:prefixMappings="xmlns:ns0='urn:microsoft-dynamics-nav/reports/Tenant_Report_Defaults/2000000001/'" w:xpath="/ns0:NavWordReportXmlPart[1]/ns0:BCReportInformation[1]/ns0:CompanyMetadata[1]/ns0:CompanyBankAccountNo[1]" w:storeItemID="{D423453B-89DF-4117-8636-90D3A7FC2FDF}"/>
+              <w:dataBinding w:prefixMappings="xmlns:ns0='urn:microsoft-dynamics-nav/reports/Tenant_Report_Defaults/2000000001/' " w:xpath="/ns0:NavWordReportXmlPart[1]/ns0:BCReportInformation[1]/ns0:CompanyMetadata[1]/ns0:CompanyBankAccountNo[1]" w:storeItemID="{D423453B-89DF-4117-8636-90D3A7FC2FDF}"/>
               <w15:color w:val="808080"/>
               <w:text/>
             </w:sdtPr>
@@ -592,7 +610,7 @@
               <w:placeholder>
                 <w:docPart w:val="10B01E87EC534B2D86581C9F31CFDE14"/>
               </w:placeholder>
-              <w:dataBinding w:prefixMappings="xmlns:ns0='urn:microsoft-dynamics-nav/reports/Tenant_Report_Defaults/2000000001/'" w:xpath="/ns0:NavWordReportXmlPart[1]/ns0:BCReportInformation[1]/ns0:CompanyMetadata[1]/ns0:CompanyRegistrationNoCaption[1]" w:storeItemID="{D423453B-89DF-4117-8636-90D3A7FC2FDF}"/>
+              <w:dataBinding w:prefixMappings="xmlns:ns0='urn:microsoft-dynamics-nav/reports/Tenant_Report_Defaults/2000000001/' " w:xpath="/ns0:NavWordReportXmlPart[1]/ns0:BCReportInformation[1]/ns0:CompanyMetadata[1]/ns0:CompanyRegistrationNoCaption[1]" w:storeItemID="{D423453B-89DF-4117-8636-90D3A7FC2FDF}"/>
               <w15:color w:val="808080"/>
               <w:text/>
             </w:sdtPr>
@@ -643,7 +661,7 @@
               <w:placeholder>
                 <w:docPart w:val="E7D03672F5874C4C9E447D1488BB3A96"/>
               </w:placeholder>
-              <w:dataBinding w:prefixMappings="xmlns:ns0='urn:microsoft-dynamics-nav/reports/Tenant_Report_Defaults/2000000001/'" w:xpath="/ns0:NavWordReportXmlPart[1]/ns0:BCReportInformation[1]/ns0:CompanyMetadata[1]/ns0:CompanyGiroNoCaption[1]" w:storeItemID="{D423453B-89DF-4117-8636-90D3A7FC2FDF}"/>
+              <w:dataBinding w:prefixMappings="xmlns:ns0='urn:microsoft-dynamics-nav/reports/Tenant_Report_Defaults/2000000001/' " w:xpath="/ns0:NavWordReportXmlPart[1]/ns0:BCReportInformation[1]/ns0:CompanyMetadata[1]/ns0:CompanyGiroNoCaption[1]" w:storeItemID="{D423453B-89DF-4117-8636-90D3A7FC2FDF}"/>
               <w15:color w:val="808080"/>
               <w:text/>
             </w:sdtPr>
@@ -673,7 +691,7 @@
               <w:placeholder>
                 <w:docPart w:val="7EA15F1DCC1147F9A944D1D342DCD2E5"/>
               </w:placeholder>
-              <w:dataBinding w:prefixMappings="xmlns:ns0='urn:microsoft-dynamics-nav/reports/Tenant_Report_Defaults/2000000001/'" w:xpath="/ns0:NavWordReportXmlPart[1]/ns0:BCReportInformation[1]/ns0:CompanyMetadata[1]/ns0:CompanyGiroNo[1]" w:storeItemID="{D423453B-89DF-4117-8636-90D3A7FC2FDF}"/>
+              <w:dataBinding w:prefixMappings="xmlns:ns0='urn:microsoft-dynamics-nav/reports/Tenant_Report_Defaults/2000000001/' " w:xpath="/ns0:NavWordReportXmlPart[1]/ns0:BCReportInformation[1]/ns0:CompanyMetadata[1]/ns0:CompanyGiroNo[1]" w:storeItemID="{D423453B-89DF-4117-8636-90D3A7FC2FDF}"/>
               <w15:color w:val="808080"/>
               <w:text/>
             </w:sdtPr>
@@ -703,7 +721,7 @@
               <w:placeholder>
                 <w:docPart w:val="DF3D395AA4684FC79643FEF9F375E87E"/>
               </w:placeholder>
-              <w:dataBinding w:prefixMappings="xmlns:ns0='urn:microsoft-dynamics-nav/reports/Tenant_Report_Defaults/2000000001/'" w:xpath="/ns0:NavWordReportXmlPart[1]/ns0:BCReportInformation[1]/ns0:CompanyMetadata[1]/ns0:CompanyIBANCaption[1]" w:storeItemID="{D423453B-89DF-4117-8636-90D3A7FC2FDF}"/>
+              <w:dataBinding w:prefixMappings="xmlns:ns0='urn:microsoft-dynamics-nav/reports/Tenant_Report_Defaults/2000000001/' " w:xpath="/ns0:NavWordReportXmlPart[1]/ns0:BCReportInformation[1]/ns0:CompanyMetadata[1]/ns0:CompanyIBANCaption[1]" w:storeItemID="{D423453B-89DF-4117-8636-90D3A7FC2FDF}"/>
               <w15:color w:val="808080"/>
               <w:text/>
             </w:sdtPr>
@@ -733,7 +751,7 @@
               <w:placeholder>
                 <w:docPart w:val="94586B08E65248C08555EB0AA9AC2600"/>
               </w:placeholder>
-              <w:dataBinding w:prefixMappings="xmlns:ns0='urn:microsoft-dynamics-nav/reports/Tenant_Report_Defaults/2000000001/'" w:xpath="/ns0:NavWordReportXmlPart[1]/ns0:BCReportInformation[1]/ns0:CompanyMetadata[1]/ns0:CompanyIBAN[1]" w:storeItemID="{D423453B-89DF-4117-8636-90D3A7FC2FDF}"/>
+              <w:dataBinding w:prefixMappings="xmlns:ns0='urn:microsoft-dynamics-nav/reports/Tenant_Report_Defaults/2000000001/' " w:xpath="/ns0:NavWordReportXmlPart[1]/ns0:BCReportInformation[1]/ns0:CompanyMetadata[1]/ns0:CompanyIBAN[1]" w:storeItemID="{D423453B-89DF-4117-8636-90D3A7FC2FDF}"/>
               <w15:color w:val="808080"/>
               <w:text/>
             </w:sdtPr>
@@ -787,16 +805,6 @@
 </file>
 
 <file path=word/header1.xml><?xml version="1.0" encoding="utf-8"?>
-<w:hdr xmlns:wpc="http://schemas.microsoft.com/office/word/2010/wordprocessingCanvas" xmlns:cx="http://schemas.microsoft.com/office/drawing/2014/chartex" xmlns:cx1="http://schemas.microsoft.com/office/drawing/2015/9/8/chartex" xmlns:cx2="http://schemas.microsoft.com/office/drawing/2015/10/21/chartex" xmlns:cx3="http://schemas.microsoft.com/office/drawing/2016/5/9/chartex" xmlns:cx4="http://schemas.microsoft.com/office/drawing/2016/5/10/chartex" xmlns:cx5="http://schemas.microsoft.com/office/drawing/2016/5/11/chartex" xmlns:cx6="http://schemas.microsoft.com/office/drawing/2016/5/12/chartex" xmlns:cx7="http://schemas.microsoft.com/office/drawing/2016/5/13/chartex" xmlns:cx8="http://schemas.microsoft.com/office/drawing/2016/5/14/chartex" xmlns:mc="http://schemas.openxmlformats.org/markup-compatibility/2006" xmlns:aink="http://schemas.microsoft.com/office/drawing/2016/ink" xmlns:am3d="http://schemas.microsoft.com/office/drawing/2017/model3d" xmlns:o="urn:schemas-microsoft-com:office:office" xmlns:oel="http://schemas.microsoft.com/office/2019/extlst" xmlns:r="http://schemas.openxmlformats.org/officeDocument/2006/relationships" xmlns:m="http://schemas.openxmlformats.org/officeDocument/2006/math" xmlns:v="urn:schemas-microsoft-com:vml" xmlns:wp14="http://schemas.microsoft.com/office/word/2010/wordprocessingDrawing" xmlns:wp="http://schemas.openxmlformats.org/drawingml/2006/wordprocessingDrawing" xmlns:w10="urn:schemas-microsoft-com:office:word" xmlns:w="http://schemas.openxmlformats.org/wordprocessingml/2006/main" xmlns:w14="http://schemas.microsoft.com/office/word/2010/wordml" xmlns:w15="http://schemas.microsoft.com/office/word/2012/wordml" xmlns:w16cex="http://schemas.microsoft.com/office/word/2018/wordml/cex" xmlns:w16cid="http://schemas.microsoft.com/office/word/2016/wordml/cid" xmlns:w16="http://schemas.microsoft.com/office/word/2018/wordml" xmlns:w16du="http://schemas.microsoft.com/office/word/2023/wordml/word16du" xmlns:w16sdtdh="http://schemas.microsoft.com/office/word/2020/wordml/sdtdatahash" xmlns:w16sdtfl="http://schemas.microsoft.com/office/word/2024/wordml/sdtformatlock" xmlns:w16se="http://schemas.microsoft.com/office/word/2015/wordml/symex" xmlns:wpg="http://schemas.microsoft.com/office/word/2010/wordprocessingGroup" xmlns:wpi="http://schemas.microsoft.com/office/word/2010/wordprocessingInk" xmlns:wne="http://schemas.microsoft.com/office/word/2006/wordml" xmlns:wps="http://schemas.microsoft.com/office/word/2010/wordprocessingShape" mc:Ignorable="w14 w15 w16se w16cid w16 w16cex w16sdtdh w16sdtfl w16du wp14">
-  <w:p>
-    <w:pPr>
-      <w:pStyle w:val="Header"/>
-    </w:pPr>
-  </w:p>
-</w:hdr>
-</file>
-
-<file path=word/header2.xml><?xml version="1.0" encoding="utf-8"?>
 <w:hdr xmlns:wpc="http://schemas.microsoft.com/office/word/2010/wordprocessingCanvas" xmlns:cx="http://schemas.microsoft.com/office/drawing/2014/chartex" xmlns:cx1="http://schemas.microsoft.com/office/drawing/2015/9/8/chartex" xmlns:cx2="http://schemas.microsoft.com/office/drawing/2015/10/21/chartex" xmlns:cx3="http://schemas.microsoft.com/office/drawing/2016/5/9/chartex" xmlns:cx4="http://schemas.microsoft.com/office/drawing/2016/5/10/chartex" xmlns:cx5="http://schemas.microsoft.com/office/drawing/2016/5/11/chartex" xmlns:cx6="http://schemas.microsoft.com/office/drawing/2016/5/12/chartex" xmlns:cx7="http://schemas.microsoft.com/office/drawing/2016/5/13/chartex" xmlns:cx8="http://schemas.microsoft.com/office/drawing/2016/5/14/chartex" xmlns:mc="http://schemas.openxmlformats.org/markup-compatibility/2006" xmlns:aink="http://schemas.microsoft.com/office/drawing/2016/ink" xmlns:am3d="http://schemas.microsoft.com/office/drawing/2017/model3d" xmlns:o="urn:schemas-microsoft-com:office:office" xmlns:oel="http://schemas.microsoft.com/office/2019/extlst" xmlns:r="http://schemas.openxmlformats.org/officeDocument/2006/relationships" xmlns:m="http://schemas.openxmlformats.org/officeDocument/2006/math" xmlns:v="urn:schemas-microsoft-com:vml" xmlns:wp14="http://schemas.microsoft.com/office/word/2010/wordprocessingDrawing" xmlns:wp="http://schemas.openxmlformats.org/drawingml/2006/wordprocessingDrawing" xmlns:w10="urn:schemas-microsoft-com:office:word" xmlns:w="http://schemas.openxmlformats.org/wordprocessingml/2006/main" xmlns:w14="http://schemas.microsoft.com/office/word/2010/wordml" xmlns:w15="http://schemas.microsoft.com/office/word/2012/wordml" xmlns:w16cex="http://schemas.microsoft.com/office/word/2018/wordml/cex" xmlns:w16cid="http://schemas.microsoft.com/office/word/2016/wordml/cid" xmlns:w16="http://schemas.microsoft.com/office/word/2018/wordml" xmlns:w16du="http://schemas.microsoft.com/office/word/2023/wordml/word16du" xmlns:w16sdtdh="http://schemas.microsoft.com/office/word/2020/wordml/sdtdatahash" xmlns:w16sdtfl="http://schemas.microsoft.com/office/word/2024/wordml/sdtformatlock" xmlns:w16se="http://schemas.microsoft.com/office/word/2015/wordml/symex" xmlns:wpg="http://schemas.microsoft.com/office/word/2010/wordprocessingGroup" xmlns:wpi="http://schemas.microsoft.com/office/word/2010/wordprocessingInk" xmlns:wne="http://schemas.microsoft.com/office/word/2006/wordml" xmlns:wps="http://schemas.microsoft.com/office/word/2010/wordprocessingShape" mc:Ignorable="w14 w15 w16se w16cid w16 w16cex w16sdtdh w16sdtfl w16du wp14">
   <w:tbl>
     <w:tblPr>
@@ -851,7 +859,7 @@
               <w:placeholder>
                 <w:docPart w:val="DefaultPlaceholder_-1854013440"/>
               </w:placeholder>
-              <w:dataBinding w:prefixMappings="xmlns:ns0='urn:microsoft-dynamics-nav/reports/Tenant_Report_Defaults/2000000001/'" w:xpath="/ns0:NavWordReportXmlPart[1]/ns0:BCReportInformation[1]/ns0:ReportMetadata[1]/ns0:ReportCaption[1]" w:storeItemID="{D423453B-89DF-4117-8636-90D3A7FC2FDF}"/>
+              <w:dataBinding w:prefixMappings="xmlns:ns0='urn:microsoft-dynamics-nav/reports/Tenant_Report_Defaults/2000000001/' " w:xpath="/ns0:NavWordReportXmlPart[1]/ns0:BCReportInformation[1]/ns0:ReportMetadata[1]/ns0:ReportCaption[1]" w:storeItemID="{D423453B-89DF-4117-8636-90D3A7FC2FDF}"/>
               <w15:color w:val="808080"/>
               <w:text/>
             </w:sdtPr>
@@ -879,7 +887,7 @@
 </w:hdr>
 </file>
 
-<file path=word/header3.xml><?xml version="1.0" encoding="utf-8"?>
+<file path=word/header2.xml><?xml version="1.0" encoding="utf-8"?>
 <w:hdr xmlns:wpc="http://schemas.microsoft.com/office/word/2010/wordprocessingCanvas" xmlns:cx="http://schemas.microsoft.com/office/drawing/2014/chartex" xmlns:cx1="http://schemas.microsoft.com/office/drawing/2015/9/8/chartex" xmlns:cx2="http://schemas.microsoft.com/office/drawing/2015/10/21/chartex" xmlns:cx3="http://schemas.microsoft.com/office/drawing/2016/5/9/chartex" xmlns:cx4="http://schemas.microsoft.com/office/drawing/2016/5/10/chartex" xmlns:cx5="http://schemas.microsoft.com/office/drawing/2016/5/11/chartex" xmlns:cx6="http://schemas.microsoft.com/office/drawing/2016/5/12/chartex" xmlns:cx7="http://schemas.microsoft.com/office/drawing/2016/5/13/chartex" xmlns:cx8="http://schemas.microsoft.com/office/drawing/2016/5/14/chartex" xmlns:mc="http://schemas.openxmlformats.org/markup-compatibility/2006" xmlns:aink="http://schemas.microsoft.com/office/drawing/2016/ink" xmlns:am3d="http://schemas.microsoft.com/office/drawing/2017/model3d" xmlns:o="urn:schemas-microsoft-com:office:office" xmlns:oel="http://schemas.microsoft.com/office/2019/extlst" xmlns:r="http://schemas.openxmlformats.org/officeDocument/2006/relationships" xmlns:m="http://schemas.openxmlformats.org/officeDocument/2006/math" xmlns:v="urn:schemas-microsoft-com:vml" xmlns:wp14="http://schemas.microsoft.com/office/word/2010/wordprocessingDrawing" xmlns:wp="http://schemas.openxmlformats.org/drawingml/2006/wordprocessingDrawing" xmlns:w10="urn:schemas-microsoft-com:office:word" xmlns:w="http://schemas.openxmlformats.org/wordprocessingml/2006/main" xmlns:w14="http://schemas.microsoft.com/office/word/2010/wordml" xmlns:w15="http://schemas.microsoft.com/office/word/2012/wordml" xmlns:w16cex="http://schemas.microsoft.com/office/word/2018/wordml/cex" xmlns:w16cid="http://schemas.microsoft.com/office/word/2016/wordml/cid" xmlns:w16="http://schemas.microsoft.com/office/word/2018/wordml" xmlns:w16du="http://schemas.microsoft.com/office/word/2023/wordml/word16du" xmlns:w16sdtdh="http://schemas.microsoft.com/office/word/2020/wordml/sdtdatahash" xmlns:w16sdtfl="http://schemas.microsoft.com/office/word/2024/wordml/sdtformatlock" xmlns:w16se="http://schemas.microsoft.com/office/word/2015/wordml/symex" xmlns:wpg="http://schemas.microsoft.com/office/word/2010/wordprocessingGroup" xmlns:wpi="http://schemas.microsoft.com/office/word/2010/wordprocessingInk" xmlns:wne="http://schemas.microsoft.com/office/word/2006/wordml" xmlns:wps="http://schemas.microsoft.com/office/word/2010/wordprocessingShape" mc:Ignorable="w14 w15 w16se w16cid w16 w16cex w16sdtdh w16sdtfl w16du wp14">
   <w:tbl>
     <w:tblPr>
@@ -904,7 +912,7 @@
           <w:alias w:val="CompanyLogo"/>
           <w:tag w:val="#BC:InsertDataItem,BCReportInformation/CompanyMetadata/CompanyLogo"/>
           <w:id w:val="-1878226836"/>
-          <w:dataBinding w:prefixMappings="xmlns:ns0='urn:microsoft-dynamics-nav/reports/Tenant_Report_Defaults/2000000001/'" w:xpath="/ns0:NavWordReportXmlPart[1]/ns0:BCReportInformation[1]/ns0:CompanyMetadata[1]/ns0:CompanyLogo[1]" w:storeItemID="{D423453B-89DF-4117-8636-90D3A7FC2FDF}"/>
+          <w:dataBinding w:prefixMappings="xmlns:ns0='urn:microsoft-dynamics-nav/reports/Tenant_Report_Defaults/2000000001/' " w:xpath="/ns0:NavWordReportXmlPart[1]/ns0:BCReportInformation[1]/ns0:CompanyMetadata[1]/ns0:CompanyLogo[1]" w:storeItemID="{D423453B-89DF-4117-8636-90D3A7FC2FDF}"/>
           <w:picture/>
         </w:sdtPr>
         <w:sdtContent>
@@ -988,7 +996,7 @@
               <w:placeholder>
                 <w:docPart w:val="DefaultPlaceholder_-1854013440"/>
               </w:placeholder>
-              <w:dataBinding w:prefixMappings="xmlns:ns0='urn:microsoft-dynamics-nav/reports/Tenant_Report_Defaults/2000000001/'" w:xpath="/ns0:NavWordReportXmlPart[1]/ns0:BCReportInformation[1]/ns0:ReportMetadata[1]/ns0:ReportCaption[1]" w:storeItemID="{D423453B-89DF-4117-8636-90D3A7FC2FDF}"/>
+              <w:dataBinding w:prefixMappings="xmlns:ns0='urn:microsoft-dynamics-nav/reports/Tenant_Report_Defaults/2000000001/' " w:xpath="/ns0:NavWordReportXmlPart[1]/ns0:BCReportInformation[1]/ns0:ReportMetadata[1]/ns0:ReportCaption[1]" w:storeItemID="{D423453B-89DF-4117-8636-90D3A7FC2FDF}"/>
               <w15:color w:val="808080"/>
               <w:text/>
             </w:sdtPr>
@@ -29749,6 +29757,7 @@
     <w:sig w:usb0="00000003" w:usb1="10000000" w:usb2="00000000" w:usb3="00000000" w:csb0="80000001" w:csb1="00000000"/>
   </w:font>
   <w:font w:name="Aptos">
+    <w:panose1 w:val="020B0004020202020204"/>
     <w:charset w:val="00"/>
     <w:family w:val="swiss"/>
     <w:pitch w:val="variable"/>
@@ -29768,6 +29777,7 @@
     <w:sig w:usb0="E0002EFF" w:usb1="C000785B" w:usb2="00000009" w:usb3="00000000" w:csb0="000001FF" w:csb1="00000000"/>
   </w:font>
   <w:font w:name="Yu Gothic Light">
+    <w:altName w:val="游ゴシック Light"/>
     <w:panose1 w:val="020B0300000000000000"/>
     <w:charset w:val="80"/>
     <w:family w:val="swiss"/>
@@ -29775,6 +29785,7 @@
     <w:sig w:usb0="E00002FF" w:usb1="2AC7FDFF" w:usb2="00000016" w:usb3="00000000" w:csb0="0002009F" w:csb1="00000000"/>
   </w:font>
   <w:font w:name="Aptos Display">
+    <w:panose1 w:val="020B0004020202020204"/>
     <w:charset w:val="00"/>
     <w:family w:val="swiss"/>
     <w:pitch w:val="variable"/>
@@ -29800,6 +29811,7 @@
   </w:compat>
   <w:rsids>
     <w:rsidRoot w:val="005E35BE"/>
+    <w:rsid w:val="000617F1"/>
     <w:rsid w:val="00073078"/>
     <w:rsid w:val="0009355D"/>
     <w:rsid w:val="000A563B"/>
@@ -29852,6 +29864,7 @@
     <w:rsid w:val="00591BD2"/>
     <w:rsid w:val="005E35BE"/>
     <w:rsid w:val="00623570"/>
+    <w:rsid w:val="006E19F4"/>
     <w:rsid w:val="006F7175"/>
     <w:rsid w:val="00744A7A"/>
     <w:rsid w:val="0075792D"/>
@@ -30823,11 +30836,7 @@
 </we:webextension>
 </file>
 
-<file path=customXml/item1.xml><?xml version="1.0" encoding="utf-8"?>
-<b:Sources xmlns:b="http://schemas.openxmlformats.org/officeDocument/2006/bibliography" xmlns="http://schemas.openxmlformats.org/officeDocument/2006/bibliography" SelectedStyle="\APASixthEditionOfficeOnline.xsl" StyleName="APA" Version="6"/>
-</file>
-
-<file path=customXml/item2.xml>��< ? x m l   v e r s i o n = " 1 . 0 "   e n c o d i n g = " u t f - 1 6 " ? > < N a v W o r d R e p o r t X m l P a r t   x m l n s = " u r n : m i c r o s o f t - d y n a m i c s - n a v / r e p o r t s / T e n a n t _ R e p o r t _ D e f a u l t s / 2 0 0 0 0 0 0 0 0 1 / " > +<file path=customXml/item1.xml>��< ? x m l   v e r s i o n = " 1 . 0 "   e n c o d i n g = " u t f - 1 6 " ? > < N a v W o r d R e p o r t X m l P a r t   x m l n s = " u r n : m i c r o s o f t - d y n a m i c s - n a v / r e p o r t s / T e n a n t _ R e p o r t _ D e f a u l t s / 2 0 0 0 0 0 0 0 0 1 / " >   
      < B C R e p o r t I n f o r m a t i o n >   
@@ -30976,174 +30985,20 @@
  < / N a v W o r d R e p o r t X m l P a r t > 
 </file>
 
-<file path=customXml/item3.xml><?xml version="1.0" encoding="utf-8"?>
-<p:properties xmlns:p="http://schemas.microsoft.com/office/2006/metadata/properties" xmlns:xsi="http://www.w3.org/2001/XMLSchema-instance" xmlns:pc="http://schemas.microsoft.com/office/infopath/2007/PartnerControls">
-  <documentManagement>
-    <Package xmlns="178f68d8-b893-4efd-8406-fab0f21873e4" xsi:nil="true"/>
-    <lcf76f155ced4ddcb4097134ff3c332f xmlns="178f68d8-b893-4efd-8406-fab0f21873e4">
-      <Terms xmlns="http://schemas.microsoft.com/office/infopath/2007/PartnerControls"/>
-    </lcf76f155ced4ddcb4097134ff3c332f>
-    <_ip_UnifiedCompliancePolicyUIAction xmlns="http://schemas.microsoft.com/sharepoint/v3" xsi:nil="true"/>
-    <TaxCatchAll xmlns="b83e059f-de16-406c-a902-3d56d4e79ec8" xsi:nil="true"/>
-    <Audience xmlns="178f68d8-b893-4efd-8406-fab0f21873e4" xsi:nil="true"/>
-    <_ip_UnifiedCompliancePolicyProperties xmlns="http://schemas.microsoft.com/sharepoint/v3" xsi:nil="true"/>
-    <DocumentType xmlns="178f68d8-b893-4efd-8406-fab0f21873e4" xsi:nil="true"/>
-  </documentManagement>
-</p:properties>
+<file path=customXml/item2.xml><?xml version="1.0" encoding="utf-8"?>
+<b:Sources xmlns:b="http://schemas.openxmlformats.org/officeDocument/2006/bibliography" xmlns="http://schemas.openxmlformats.org/officeDocument/2006/bibliography" SelectedStyle="\APASixthEditionOfficeOnline.xsl" StyleName="APA" Version="6"/>
 </file>
 
-<file path=customXml/item4.xml>��< ? x m l   v e r s i o n = " 1 . 0 "   e n c o d i n g = " u t f - 1 6 " ? > < N a v W o r d R e p o r t X m l P a r t   x m l n s = " u r n : m i c r o s o f t - d y n a m i c s - b u s i n e s s c e n t r a l / i n t e r n a l / e x t e n d e d / r e p o r t s / T e n a n t _ R e p o r t _ D e f a u l t s / 2 0 0 0 0 0 0 0 0 1 / " > - 
-     < B C R e p o r t I n f o r m a t i o n > - 
-         < R e p o r t M e t a d a t a > - 
-             < E x t e n s i o n I d > E x t e n s i o n   I D < / E x t e n s i o n I d > - 
-             < E x t e n s i o n N a m e > E x t e n s i o n   N a m e < / E x t e n s i o n N a m e > - 
-             < E x t e n s i o n P u b l i s h e r > E x t e n s i o n   P u b l i s h e r < / E x t e n s i o n P u b l i s h e r > - 
-             < E x t e n s i o n V e r s i o n > E x t e n s i o n   V e r s i o n < / E x t e n s i o n V e r s i o n > - 
-             < R e p o r t I d > R e p o r t   I D < / R e p o r t I d > - 
-             < R e p o r t N a m e > R e p o r t   N a m e < / R e p o r t N a m e > - 
-             < R e p o r t C a p t i o n > R e p o r t   C a p t i o n < / R e p o r t C a p t i o n > - 
-             < A b o u t T h i s R e p o r t T i t l e > A b o u t   T h i s   R e p o r t   T i t l e < / A b o u t T h i s R e p o r t T i t l e > - 
-             < A b o u t T h i s R e p o r t T e x t > A b o u t   T h i s   R e p o r t   T e x t < / A b o u t T h i s R e p o r t T e x t > - 
-             < R e p o r t H e l p L i n k > R e p o r t   H e l p   L i n k < / R e p o r t H e l p L i n k > - 
-         < / R e p o r t M e t a d a t a > - 
-         < R e p o r t R e q u e s t > - 
-             < T e n a n t E n t r a I d > T e n a n t   E n t r a   I d < / T e n a n t E n t r a I d > - 
-             < E n v i r o n m e n t N a m e > E n v i r o n m e n t   N a m e < / E n v i r o n m e n t N a m e > - 
-             < E n v i r o n m e n t T y p e > E n v i r o n m e n t   T y p e < / E n v i r o n m e n t T y p e > - 
-             < C o m p a n y N a m e > C o m p a n y   N a m e < / C o m p a n y N a m e > - 
-             < C o m p a n y D i s p l a y N a m e > C o m p a n y   D i s p l a y   N a m e < / C o m p a n y D i s p l a y N a m e > - 
-             < C o m p a n y I d > C o m p a n y   I D < / C o m p a n y I d > - 
-             < U s e r N a m e > U s e r   N a m e < / U s e r N a m e > - 
-             < D a t e A n d T i m e > D a t e   a n d   T i m e < / D a t e A n d T i m e > - 
-             < L a n g u a g e > L a n g u a g e < / L a n g u a g e > - 
-             < F o r m a t R e g i o n > F o r m a t   R e g i o n < / F o r m a t R e g i o n > - 
-             < D a t e T i m e V a l u e s > - 
-                 < Y e a r > Y e a r < / Y e a r > - 
-                 < M o n t h N u m b e r > M o n t h   N u m b e r < / M o n t h N u m b e r > - 
-                 < D a y N u m b e r > D a y   N u m b e r < / D a y N u m b e r > - 
-                 < H o u r > H o u r < / H o u r > - 
-                 < M i n u t e > M i n u t e < / M i n u t e > - 
-             < / D a t e T i m e V a l u e s > - 
-         < / R e p o r t R e q u e s t > - 
-         < C o m p a n y M e t a d a t a > - 
-             < C o m p a n y N a m e > C o m p a n y   N a m e < / C o m p a n y N a m e > - 
-             < C o m p a n y D i s p l a y N a m e > C o m p a n y   D i s p l a y   N a m e < / C o m p a n y D i s p l a y N a m e > - 
-             < C o m p a n y A d d r e s s L i n e s > - 
-                 < C o m p a n y A d d r e s s L i n e 1 > C o m p a n y   A d d r e s s   L i n e   1 < / C o m p a n y A d d r e s s L i n e 1 > - 
-                 < C o m p a n y A d d r e s s L i n e 2 > C o m p a n y   A d d r e s s   L i n e   2 < / C o m p a n y A d d r e s s L i n e 2 > - 
-                 < C o m p a n y A d d r e s s L i n e 3 > C o m p a n y   A d d r e s s   L i n e   3 < / C o m p a n y A d d r e s s L i n e 3 > - 
-                 < C o m p a n y A d d r e s s L i n e 4 > C o m p a n y   A d d r e s s   L i n e   4 < / C o m p a n y A d d r e s s L i n e 4 > - 
-                 < C o m p a n y A d d r e s s L i n e 5 > C o m p a n y   A d d r e s s   L i n e   5 < / C o m p a n y A d d r e s s L i n e 5 > - 
-                 < C o m p a n y A d d r e s s L i n e 6 > C o m p a n y   A d d r e s s   L i n e   6 < / C o m p a n y A d d r e s s L i n e 6 > - 
-                 < C o m p a n y A d d r e s s L i n e 7 > C o m p a n y   A d d r e s s   L i n e   7 < / C o m p a n y A d d r e s s L i n e 7 > - 
-                 < C o m p a n y A d d r e s s L i n e 8 > C o m p a n y   A d d r e s s   L i n e   8 < / C o m p a n y A d d r e s s L i n e 8 > - 
-             < / C o m p a n y A d d r e s s L i n e s > - 
-             < C o m p a n y P h o n e > C o m p a n y   P h o n e < / C o m p a n y P h o n e > - 
-             < C o m p a n y P h o n e C a p t i o n > C o m p a n y   P h o n e   C a p t i o n < / C o m p a n y P h o n e C a p t i o n > - 
-             < C o m p a n y F a x N o > C o m p a n y   F a x   N o . < / C o m p a n y F a x N o > - 
-             < C o m p a n y F a x N o C a p t i o n > C o m p a n y   F a x   N o .   C a p t i o n < / C o m p a n y F a x N o C a p t i o n > - 
-             < C o m p a n y E m a i l > C o m p a n y   E m a i l < / C o m p a n y E m a i l > - 
-             < C o m p a n y E m a i l C a p t i o n > C o m p a n y   E m a i l   C a p t i o n < / C o m p a n y E m a i l C a p t i o n > - 
-             < C o m p a n y H o m e P a g e > C o m p a n y   H o m e   P a g e < / C o m p a n y H o m e P a g e > - 
-             < C o m p a n y H o m e P a g e C a p t i o n > C o m p a n y   H o m e   P a g e   C a p t i o n < / C o m p a n y H o m e P a g e C a p t i o n > - 
-             < C o m p a n y L o g o > C o m p a n y   L o g o < / C o m p a n y L o g o > - 
-             < C o m p a n y V A T R e g i s t r a t i o n N o > C o m p a n y   V A T   R e g i s t r a t i o n   N o . < / C o m p a n y V A T R e g i s t r a t i o n N o > - 
-             < C o m p a n y V A T R e g i s t r a t i o n N o C a p t i o n > C o m p a n y   V A T   R e g i s t r a t i o n   N o .   C a p t i o n < / C o m p a n y V A T R e g i s t r a t i o n N o C a p t i o n > - 
-             < C o m p a n y R e g i s t r a t i o n N o > C o m p a n y   R e g i s t r a t i o n   N o . < / C o m p a n y R e g i s t r a t i o n N o > - 
-             < C o m p a n y R e g i s t r a t i o n N o C a p t i o n > C o m p a n y   R e g i s t r a t i o n   N o .   C a p t i o n < / C o m p a n y R e g i s t r a t i o n N o C a p t i o n > - 
-             < C o m p a n y B a n k N a m e > C o m p a n y   B a n k   N a m e < / C o m p a n y B a n k N a m e > - 
-             < C o m p a n y B a n k N a m e C a p t i o n > C o m p a n y   B a n k   N a m e   C a p t i o n < / C o m p a n y B a n k N a m e C a p t i o n > - 
-             < C o m p a n y B a n k A c c o u n t N o > C o m p a n y   B a n k   A c c o u n t   N o . < / C o m p a n y B a n k A c c o u n t N o > - 
-             < C o m p a n y B a n k A c c o u n t N o C a p t i o n > C o m p a n y   B a n k   A c c o u n t   N o .   C a p t i o n < / C o m p a n y B a n k A c c o u n t N o C a p t i o n > - 
-             < C o m p a n y B a n k B r a n c h N o > C o m p a n y   B a n k   B r a n c h   N o . < / C o m p a n y B a n k B r a n c h N o > - 
-             < C o m p a n y B a n k B r a n c h N o C a p t i o n > C o m p a n y   B a n k   B r a n c h   N o .   C a p t i o n < / C o m p a n y B a n k B r a n c h N o C a p t i o n > - 
-             < C o m p a n y I B A N > C o m p a n y   I B A N < / C o m p a n y I B A N > - 
-             < C o m p a n y I B A N C a p t i o n > C o m p a n y   I B A N   C a p t i o n < / C o m p a n y I B A N C a p t i o n > - 
-             < C o m p a n y B a n k S W I F T > C o m p a n y   B a n k   S W I F T < / C o m p a n y B a n k S W I F T > - 
-             < C o m p a n y B a n k S W I F T C a p t i o n > C o m p a n y   B a n k   S W I F T   C a p t i o n < / C o m p a n y B a n k S W I F T C a p t i o n > - 
-             < C o m p a n y G i r o N o > C o m p a n y   G i r o   N o . < / C o m p a n y G i r o N o > - 
-             < C o m p a n y G i r o N o C a p t i o n > C o m p a n y   G i r o   N o .   C a p t i o n < / C o m p a n y G i r o N o C a p t i o n > - 
-         < / C o m p a n y M e t a d a t a > - 
-     < / B C R e p o r t I n f o r m a t i o n > - 
-     < T o o l t i p s / > - 
- < / N a v W o r d R e p o r t X m l P a r t > 
+<file path=customXml/item3.xml><?xml version="1.0" encoding="utf-8"?>
+<?mso-contentType ?>
+<FormTemplates xmlns="http://schemas.microsoft.com/sharepoint/v3/contenttype/forms">
+  <Display>DocumentLibraryForm</Display>
+  <Edit>DocumentLibraryForm</Edit>
+  <New>DocumentLibraryForm</New>
+</FormTemplates>
 </file>
 
-<file path=customXml/item5.xml><?xml version="1.0" encoding="utf-8"?>
+<file path=customXml/item4.xml><?xml version="1.0" encoding="utf-8"?>
 <ct:contentTypeSchema xmlns:ct="http://schemas.microsoft.com/office/2006/metadata/contentType" xmlns:ma="http://schemas.microsoft.com/office/2006/metadata/properties/metaAttributes" ct:_="" ma:_="" ma:contentTypeName="Document" ma:contentTypeID="0x0101001DCAE6B6EBFA5442B0B9E84E60AFF245" ma:contentTypeVersion="18" ma:contentTypeDescription="Create a new document." ma:contentTypeScope="" ma:versionID="69eec3b24558e1297a79cd42e69b0397">
   <xsd:schema xmlns:xsd="http://www.w3.org/2001/XMLSchema" xmlns:xs="http://www.w3.org/2001/XMLSchema" xmlns:p="http://schemas.microsoft.com/office/2006/metadata/properties" xmlns:ns1="http://schemas.microsoft.com/sharepoint/v3" xmlns:ns2="178f68d8-b893-4efd-8406-fab0f21873e4" xmlns:ns3="b83e059f-de16-406c-a902-3d56d4e79ec8" targetNamespace="http://schemas.microsoft.com/office/2006/metadata/properties" ma:root="true" ma:fieldsID="0f52a3acd42ec0bd0d267ba89c916a39" ns1:_="" ns2:_="" ns3:_="">
     <xsd:import namespace="http://schemas.microsoft.com/sharepoint/v3"/>
@@ -31409,16 +31264,182 @@
 </ct:contentTypeSchema>
 </file>
 
+<file path=customXml/item5.xml>��< ? x m l   v e r s i o n = " 1 . 0 "   e n c o d i n g = " u t f - 1 6 " ? > < N a v W o r d R e p o r t X m l P a r t   x m l n s = " u r n : m i c r o s o f t - d y n a m i c s - b u s i n e s s c e n t r a l / i n t e r n a l / e x t e n d e d / r e p o r t s / T e n a n t _ R e p o r t _ D e f a u l t s / 2 0 0 0 0 0 0 0 0 1 / " > + 
+     < B C R e p o r t I n f o r m a t i o n > + 
+         < R e p o r t M e t a d a t a > + 
+             < E x t e n s i o n I d > E x t e n s i o n   I D < / E x t e n s i o n I d > + 
+             < E x t e n s i o n N a m e > E x t e n s i o n   N a m e < / E x t e n s i o n N a m e > + 
+             < E x t e n s i o n P u b l i s h e r > E x t e n s i o n   P u b l i s h e r < / E x t e n s i o n P u b l i s h e r > + 
+             < E x t e n s i o n V e r s i o n > E x t e n s i o n   V e r s i o n < / E x t e n s i o n V e r s i o n > + 
+             < R e p o r t I d > R e p o r t   I D < / R e p o r t I d > + 
+             < R e p o r t N a m e > R e p o r t   N a m e < / R e p o r t N a m e > + 
+             < R e p o r t C a p t i o n > R e p o r t   C a p t i o n < / R e p o r t C a p t i o n > + 
+             < A b o u t T h i s R e p o r t T i t l e > A b o u t   T h i s   R e p o r t   T i t l e < / A b o u t T h i s R e p o r t T i t l e > + 
+             < A b o u t T h i s R e p o r t T e x t > A b o u t   T h i s   R e p o r t   T e x t < / A b o u t T h i s R e p o r t T e x t > + 
+             < R e p o r t H e l p L i n k > R e p o r t   H e l p   L i n k < / R e p o r t H e l p L i n k > + 
+         < / R e p o r t M e t a d a t a > + 
+         < R e p o r t R e q u e s t > + 
+             < T e n a n t E n t r a I d > T e n a n t   E n t r a   I d < / T e n a n t E n t r a I d > + 
+             < E n v i r o n m e n t N a m e > E n v i r o n m e n t   N a m e < / E n v i r o n m e n t N a m e > + 
+             < E n v i r o n m e n t T y p e > E n v i r o n m e n t   T y p e < / E n v i r o n m e n t T y p e > + 
+             < C o m p a n y N a m e > C o m p a n y   N a m e < / C o m p a n y N a m e > + 
+             < C o m p a n y D i s p l a y N a m e > C o m p a n y   D i s p l a y   N a m e < / C o m p a n y D i s p l a y N a m e > + 
+             < C o m p a n y I d > C o m p a n y   I D < / C o m p a n y I d > + 
+             < U s e r N a m e > U s e r   N a m e < / U s e r N a m e > + 
+             < D a t e A n d T i m e > D a t e   a n d   T i m e < / D a t e A n d T i m e > + 
+             < L a n g u a g e > L a n g u a g e < / L a n g u a g e > + 
+             < F o r m a t R e g i o n > F o r m a t   R e g i o n < / F o r m a t R e g i o n > + 
+             < D a t e T i m e V a l u e s > + 
+                 < Y e a r > Y e a r < / Y e a r > + 
+                 < M o n t h N u m b e r > M o n t h   N u m b e r < / M o n t h N u m b e r > + 
+                 < D a y N u m b e r > D a y   N u m b e r < / D a y N u m b e r > + 
+                 < H o u r > H o u r < / H o u r > + 
+                 < M i n u t e > M i n u t e < / M i n u t e > + 
+             < / D a t e T i m e V a l u e s > + 
+         < / R e p o r t R e q u e s t > + 
+         < C o m p a n y M e t a d a t a > + 
+             < C o m p a n y N a m e > C o m p a n y   N a m e < / C o m p a n y N a m e > + 
+             < C o m p a n y D i s p l a y N a m e > C o m p a n y   D i s p l a y   N a m e < / C o m p a n y D i s p l a y N a m e > + 
+             < C o m p a n y A d d r e s s L i n e s > + 
+                 < C o m p a n y A d d r e s s L i n e 1 > C o m p a n y   A d d r e s s   L i n e   1 < / C o m p a n y A d d r e s s L i n e 1 > + 
+                 < C o m p a n y A d d r e s s L i n e 2 > C o m p a n y   A d d r e s s   L i n e   2 < / C o m p a n y A d d r e s s L i n e 2 > + 
+                 < C o m p a n y A d d r e s s L i n e 3 > C o m p a n y   A d d r e s s   L i n e   3 < / C o m p a n y A d d r e s s L i n e 3 > + 
+                 < C o m p a n y A d d r e s s L i n e 4 > C o m p a n y   A d d r e s s   L i n e   4 < / C o m p a n y A d d r e s s L i n e 4 > + 
+                 < C o m p a n y A d d r e s s L i n e 5 > C o m p a n y   A d d r e s s   L i n e   5 < / C o m p a n y A d d r e s s L i n e 5 > + 
+                 < C o m p a n y A d d r e s s L i n e 6 > C o m p a n y   A d d r e s s   L i n e   6 < / C o m p a n y A d d r e s s L i n e 6 > + 
+                 < C o m p a n y A d d r e s s L i n e 7 > C o m p a n y   A d d r e s s   L i n e   7 < / C o m p a n y A d d r e s s L i n e 7 > + 
+                 < C o m p a n y A d d r e s s L i n e 8 > C o m p a n y   A d d r e s s   L i n e   8 < / C o m p a n y A d d r e s s L i n e 8 > + 
+             < / C o m p a n y A d d r e s s L i n e s > + 
+             < C o m p a n y P h o n e > C o m p a n y   P h o n e < / C o m p a n y P h o n e > + 
+             < C o m p a n y P h o n e C a p t i o n > C o m p a n y   P h o n e   C a p t i o n < / C o m p a n y P h o n e C a p t i o n > + 
+             < C o m p a n y F a x N o > C o m p a n y   F a x   N o . < / C o m p a n y F a x N o > + 
+             < C o m p a n y F a x N o C a p t i o n > C o m p a n y   F a x   N o .   C a p t i o n < / C o m p a n y F a x N o C a p t i o n > + 
+             < C o m p a n y E m a i l > C o m p a n y   E m a i l < / C o m p a n y E m a i l > + 
+             < C o m p a n y E m a i l C a p t i o n > C o m p a n y   E m a i l   C a p t i o n < / C o m p a n y E m a i l C a p t i o n > + 
+             < C o m p a n y H o m e P a g e > C o m p a n y   H o m e   P a g e < / C o m p a n y H o m e P a g e > + 
+             < C o m p a n y H o m e P a g e C a p t i o n > C o m p a n y   H o m e   P a g e   C a p t i o n < / C o m p a n y H o m e P a g e C a p t i o n > + 
+             < C o m p a n y L o g o > C o m p a n y   L o g o < / C o m p a n y L o g o > + 
+             < C o m p a n y V A T R e g i s t r a t i o n N o > C o m p a n y   V A T   R e g i s t r a t i o n   N o . < / C o m p a n y V A T R e g i s t r a t i o n N o > + 
+             < C o m p a n y V A T R e g i s t r a t i o n N o C a p t i o n > C o m p a n y   V A T   R e g i s t r a t i o n   N o .   C a p t i o n < / C o m p a n y V A T R e g i s t r a t i o n N o C a p t i o n > + 
+             < C o m p a n y R e g i s t r a t i o n N o > C o m p a n y   R e g i s t r a t i o n   N o . < / C o m p a n y R e g i s t r a t i o n N o > + 
+             < C o m p a n y R e g i s t r a t i o n N o C a p t i o n > C o m p a n y   R e g i s t r a t i o n   N o .   C a p t i o n < / C o m p a n y R e g i s t r a t i o n N o C a p t i o n > + 
+             < C o m p a n y B a n k N a m e > C o m p a n y   B a n k   N a m e < / C o m p a n y B a n k N a m e > + 
+             < C o m p a n y B a n k N a m e C a p t i o n > C o m p a n y   B a n k   N a m e   C a p t i o n < / C o m p a n y B a n k N a m e C a p t i o n > + 
+             < C o m p a n y B a n k A c c o u n t N o > C o m p a n y   B a n k   A c c o u n t   N o . < / C o m p a n y B a n k A c c o u n t N o > + 
+             < C o m p a n y B a n k A c c o u n t N o C a p t i o n > C o m p a n y   B a n k   A c c o u n t   N o .   C a p t i o n < / C o m p a n y B a n k A c c o u n t N o C a p t i o n > + 
+             < C o m p a n y B a n k B r a n c h N o > C o m p a n y   B a n k   B r a n c h   N o . < / C o m p a n y B a n k B r a n c h N o > + 
+             < C o m p a n y B a n k B r a n c h N o C a p t i o n > C o m p a n y   B a n k   B r a n c h   N o .   C a p t i o n < / C o m p a n y B a n k B r a n c h N o C a p t i o n > + 
+             < C o m p a n y I B A N > C o m p a n y   I B A N < / C o m p a n y I B A N > + 
+             < C o m p a n y I B A N C a p t i o n > C o m p a n y   I B A N   C a p t i o n < / C o m p a n y I B A N C a p t i o n > + 
+             < C o m p a n y B a n k S W I F T > C o m p a n y   B a n k   S W I F T < / C o m p a n y B a n k S W I F T > + 
+             < C o m p a n y B a n k S W I F T C a p t i o n > C o m p a n y   B a n k   S W I F T   C a p t i o n < / C o m p a n y B a n k S W I F T C a p t i o n > + 
+             < C o m p a n y G i r o N o > C o m p a n y   G i r o   N o . < / C o m p a n y G i r o N o > + 
+             < C o m p a n y G i r o N o C a p t i o n > C o m p a n y   G i r o   N o .   C a p t i o n < / C o m p a n y G i r o N o C a p t i o n > + 
+         < / C o m p a n y M e t a d a t a > + 
+     < / B C R e p o r t I n f o r m a t i o n > + 
+     < T o o l t i p s / > + 
+ < / N a v W o r d R e p o r t X m l P a r t > 
+</file>
+
 <file path=customXml/item6.xml><?xml version="1.0" encoding="utf-8"?>
-<?mso-contentType ?>
-<FormTemplates xmlns="http://schemas.microsoft.com/sharepoint/v3/contenttype/forms">
-  <Display>DocumentLibraryForm</Display>
-  <Edit>DocumentLibraryForm</Edit>
-  <New>DocumentLibraryForm</New>
-</FormTemplates>
+<p:properties xmlns:p="http://schemas.microsoft.com/office/2006/metadata/properties" xmlns:xsi="http://www.w3.org/2001/XMLSchema-instance" xmlns:pc="http://schemas.microsoft.com/office/infopath/2007/PartnerControls">
+  <documentManagement>
+    <Package xmlns="178f68d8-b893-4efd-8406-fab0f21873e4" xsi:nil="true"/>
+    <lcf76f155ced4ddcb4097134ff3c332f xmlns="178f68d8-b893-4efd-8406-fab0f21873e4">
+      <Terms xmlns="http://schemas.microsoft.com/office/infopath/2007/PartnerControls"/>
+    </lcf76f155ced4ddcb4097134ff3c332f>
+    <_ip_UnifiedCompliancePolicyUIAction xmlns="http://schemas.microsoft.com/sharepoint/v3" xsi:nil="true"/>
+    <TaxCatchAll xmlns="b83e059f-de16-406c-a902-3d56d4e79ec8" xsi:nil="true"/>
+    <Audience xmlns="178f68d8-b893-4efd-8406-fab0f21873e4" xsi:nil="true"/>
+    <_ip_UnifiedCompliancePolicyProperties xmlns="http://schemas.microsoft.com/sharepoint/v3" xsi:nil="true"/>
+    <DocumentType xmlns="178f68d8-b893-4efd-8406-fab0f21873e4" xsi:nil="true"/>
+  </documentManagement>
+</p:properties>
 </file>
 
 <file path=customXml/itemProps1.xml><?xml version="1.0" encoding="utf-8"?>
+<ds:datastoreItem xmlns:ds="http://schemas.openxmlformats.org/officeDocument/2006/customXml" ds:itemID="{D423453B-89DF-4117-8636-90D3A7FC2FDF}">
+  <ds:schemaRefs>
+    <ds:schemaRef ds:uri="urn:microsoft-dynamics-nav/reports/Tenant_Report_Defaults/2000000001/"/>
+  </ds:schemaRefs>
+</ds:datastoreItem>
+</file>
+
+<file path=customXml/itemProps2.xml><?xml version="1.0" encoding="utf-8"?>
 <ds:datastoreItem xmlns:ds="http://schemas.openxmlformats.org/officeDocument/2006/customXml" ds:itemID="{89DB96BF-8133-438A-AAD3-A3C21079AEB1}">
   <ds:schemaRefs>
     <ds:schemaRef ds:uri="http://schemas.openxmlformats.org/officeDocument/2006/bibliography"/>
@@ -31426,35 +31447,15 @@
 </ds:datastoreItem>
 </file>
 
-<file path=customXml/itemProps2.xml><?xml version="1.0" encoding="utf-8"?>
-<ds:datastoreItem xmlns:ds="http://schemas.openxmlformats.org/officeDocument/2006/customXml" ds:itemID="{D423453B-89DF-4117-8636-90D3A7FC2FDF}">
+<file path=customXml/itemProps3.xml><?xml version="1.0" encoding="utf-8"?>
+<ds:datastoreItem xmlns:ds="http://schemas.openxmlformats.org/officeDocument/2006/customXml" ds:itemID="{90D051D0-A09C-4803-9951-7AF38C9A2CC3}">
   <ds:schemaRefs>
-    <ds:schemaRef ds:uri="urn:microsoft-dynamics-nav/reports/Tenant_Report_Defaults/2000000001/"/>
-  </ds:schemaRefs>
-</ds:datastoreItem>
-</file>
-
-<file path=customXml/itemProps3.xml><?xml version="1.0" encoding="utf-8"?>
-<ds:datastoreItem xmlns:ds="http://schemas.openxmlformats.org/officeDocument/2006/customXml" ds:itemID="{44439C40-F432-4CC9-A3DD-34A6EF67EA3B}">
-  <ds:schemaRefs>
-    <ds:schemaRef ds:uri="http://schemas.microsoft.com/office/2006/metadata/properties"/>
-    <ds:schemaRef ds:uri="http://schemas.microsoft.com/office/infopath/2007/PartnerControls"/>
-    <ds:schemaRef ds:uri="178f68d8-b893-4efd-8406-fab0f21873e4"/>
-    <ds:schemaRef ds:uri="http://schemas.microsoft.com/sharepoint/v3"/>
-    <ds:schemaRef ds:uri="b83e059f-de16-406c-a902-3d56d4e79ec8"/>
+    <ds:schemaRef ds:uri="http://schemas.microsoft.com/sharepoint/v3/contenttype/forms"/>
   </ds:schemaRefs>
 </ds:datastoreItem>
 </file>
 
 <file path=customXml/itemProps4.xml><?xml version="1.0" encoding="utf-8"?>
-<ds:datastoreItem xmlns:ds="http://schemas.openxmlformats.org/officeDocument/2006/customXml" ds:itemID="{A385FADD-F304-4929-B4C4-E752F070760A}">
-  <ds:schemaRefs>
-    <ds:schemaRef ds:uri="urn:microsoft-dynamics-businesscentral/internal/extended/reports/Tenant_Report_Defaults/2000000001/"/>
-  </ds:schemaRefs>
-</ds:datastoreItem>
-</file>
-
-<file path=customXml/itemProps5.xml><?xml version="1.0" encoding="utf-8"?>
 <ds:datastoreItem xmlns:ds="http://schemas.openxmlformats.org/officeDocument/2006/customXml" ds:itemID="{D7509789-1BCF-4EC9-9C16-A8F708E3EEEA}">
   <ds:schemaRefs>
     <ds:schemaRef ds:uri="http://schemas.microsoft.com/office/2006/metadata/contentType"/>
@@ -31474,10 +31475,22 @@
 </ds:datastoreItem>
 </file>
 
+<file path=customXml/itemProps5.xml><?xml version="1.0" encoding="utf-8"?>
+<ds:datastoreItem xmlns:ds="http://schemas.openxmlformats.org/officeDocument/2006/customXml" ds:itemID="{A385FADD-F304-4929-B4C4-E752F070760A}">
+  <ds:schemaRefs>
+    <ds:schemaRef ds:uri="urn:microsoft-dynamics-businesscentral/internal/extended/reports/Tenant_Report_Defaults/2000000001/"/>
+  </ds:schemaRefs>
+</ds:datastoreItem>
+</file>
+
 <file path=customXml/itemProps6.xml><?xml version="1.0" encoding="utf-8"?>
-<ds:datastoreItem xmlns:ds="http://schemas.openxmlformats.org/officeDocument/2006/customXml" ds:itemID="{90D051D0-A09C-4803-9951-7AF38C9A2CC3}">
+<ds:datastoreItem xmlns:ds="http://schemas.openxmlformats.org/officeDocument/2006/customXml" ds:itemID="{44439C40-F432-4CC9-A3DD-34A6EF67EA3B}">
   <ds:schemaRefs>
-    <ds:schemaRef ds:uri="http://schemas.microsoft.com/sharepoint/v3/contenttype/forms"/>
+    <ds:schemaRef ds:uri="http://schemas.microsoft.com/office/2006/metadata/properties"/>
+    <ds:schemaRef ds:uri="http://schemas.microsoft.com/office/infopath/2007/PartnerControls"/>
+    <ds:schemaRef ds:uri="178f68d8-b893-4efd-8406-fab0f21873e4"/>
+    <ds:schemaRef ds:uri="http://schemas.microsoft.com/sharepoint/v3"/>
+    <ds:schemaRef ds:uri="b83e059f-de16-406c-a902-3d56d4e79ec8"/>
   </ds:schemaRefs>
 </ds:datastoreItem>
 </file>
